--- a/Research/Employee_mgmt/BLE_and_RFID.docx
+++ b/Research/Employee_mgmt/BLE_and_RFID.docx
@@ -7,16 +7,16 @@
         <w:shd w:val="clear" w:color="auto" w:fill="FFFFFF"/>
         <w:spacing w:line="360" w:lineRule="atLeast"/>
         <w:rPr>
-          <w:rFonts w:ascii="Google Sans" w:eastAsia="Times New Roman" w:hAnsi="Google Sans" w:cs="Times New Roman"/>
-          <w:color w:val="0A0A0A"/>
-          <w:lang w:val="en-US" w:eastAsia="en-GB"/>
-        </w:rPr>
-      </w:pPr>
-      <w:r>
-        <w:rPr>
-          <w:rFonts w:ascii="Google Sans" w:eastAsia="Times New Roman" w:hAnsi="Google Sans" w:cs="Times New Roman"/>
-          <w:color w:val="0A0A0A"/>
-          <w:lang w:val="en-US" w:eastAsia="en-GB"/>
+          <w:rFonts w:ascii="Google Sans" w:hAnsi="Google Sans"/>
+          <w:color w:val="0A0A0A"/>
+          <w:lang w:val="en-US"/>
+        </w:rPr>
+      </w:pPr>
+      <w:r>
+        <w:rPr>
+          <w:rFonts w:ascii="Google Sans" w:hAnsi="Google Sans"/>
+          <w:color w:val="0A0A0A"/>
+          <w:lang w:val="en-US"/>
         </w:rPr>
         <w:t>Watch -&gt;</w:t>
       </w:r>
@@ -25,9 +25,9 @@
       </w:r>
       <w:r>
         <w:rPr>
-          <w:rFonts w:ascii="Google Sans" w:eastAsia="Times New Roman" w:hAnsi="Google Sans" w:cs="Times New Roman"/>
-          <w:color w:val="0A0A0A"/>
-          <w:lang w:val="en-US" w:eastAsia="en-GB"/>
+          <w:rFonts w:ascii="Google Sans" w:hAnsi="Google Sans"/>
+          <w:color w:val="0A0A0A"/>
+          <w:lang w:val="en-US"/>
         </w:rPr>
         <w:t>https://www.youtube.com/watch?v=JSQhRyTKnW4</w:t>
       </w:r>
@@ -37,9 +37,8 @@
         <w:shd w:val="clear" w:color="auto" w:fill="FFFFFF"/>
         <w:spacing w:line="360" w:lineRule="atLeast"/>
         <w:rPr>
-          <w:rFonts w:ascii="Google Sans" w:eastAsia="Times New Roman" w:hAnsi="Google Sans" w:cs="Times New Roman"/>
-          <w:color w:val="0A0A0A"/>
-          <w:lang w:eastAsia="en-GB"/>
+          <w:rFonts w:ascii="Google Sans" w:hAnsi="Google Sans"/>
+          <w:color w:val="0A0A0A"/>
         </w:rPr>
       </w:pPr>
     </w:p>
@@ -48,52 +47,46 @@
         <w:shd w:val="clear" w:color="auto" w:fill="FFFFFF"/>
         <w:spacing w:line="360" w:lineRule="atLeast"/>
         <w:rPr>
-          <w:rFonts w:ascii="Google Sans" w:eastAsia="Times New Roman" w:hAnsi="Google Sans" w:cs="Times New Roman"/>
-          <w:color w:val="0A0A0A"/>
-          <w:lang w:eastAsia="en-GB"/>
-        </w:rPr>
-      </w:pPr>
-      <w:r>
-        <w:rPr>
-          <w:rFonts w:ascii="Google Sans" w:eastAsia="Times New Roman" w:hAnsi="Google Sans" w:cs="Times New Roman"/>
-          <w:color w:val="0A0A0A"/>
-          <w:lang w:eastAsia="en-GB"/>
+          <w:rFonts w:ascii="Google Sans" w:hAnsi="Google Sans"/>
+          <w:color w:val="0A0A0A"/>
+        </w:rPr>
+      </w:pPr>
+      <w:r>
+        <w:rPr>
+          <w:rFonts w:ascii="Google Sans" w:hAnsi="Google Sans"/>
+          <w:color w:val="0A0A0A"/>
         </w:rPr>
         <w:t>Implementing these two systems side-by-side gives you the best of both worlds: </w:t>
       </w:r>
       <w:r>
         <w:rPr>
-          <w:rFonts w:ascii="Google Sans" w:eastAsia="Times New Roman" w:hAnsi="Google Sans" w:cs="Times New Roman"/>
-          <w:b/>
-          <w:bCs/>
-          <w:color w:val="0A0A0A"/>
-          <w:lang w:eastAsia="en-GB"/>
+          <w:rFonts w:ascii="Google Sans" w:hAnsi="Google Sans"/>
+          <w:b/>
+          <w:bCs/>
+          <w:color w:val="0A0A0A"/>
         </w:rPr>
         <w:t>high-granularity tracking</w:t>
       </w:r>
       <w:r>
         <w:rPr>
-          <w:rFonts w:ascii="Google Sans" w:eastAsia="Times New Roman" w:hAnsi="Google Sans" w:cs="Times New Roman"/>
-          <w:color w:val="0A0A0A"/>
-          <w:lang w:eastAsia="en-GB"/>
+          <w:rFonts w:ascii="Google Sans" w:hAnsi="Google Sans"/>
+          <w:color w:val="0A0A0A"/>
         </w:rPr>
         <w:t> for active personnel and </w:t>
       </w:r>
       <w:r>
         <w:rPr>
-          <w:rFonts w:ascii="Google Sans" w:eastAsia="Times New Roman" w:hAnsi="Google Sans" w:cs="Times New Roman"/>
-          <w:b/>
-          <w:bCs/>
-          <w:color w:val="0A0A0A"/>
-          <w:lang w:eastAsia="en-GB"/>
+          <w:rFonts w:ascii="Google Sans" w:hAnsi="Google Sans"/>
+          <w:b/>
+          <w:bCs/>
+          <w:color w:val="0A0A0A"/>
         </w:rPr>
         <w:t>low-cost security</w:t>
       </w:r>
       <w:r>
         <w:rPr>
-          <w:rFonts w:ascii="Google Sans" w:eastAsia="Times New Roman" w:hAnsi="Google Sans" w:cs="Times New Roman"/>
-          <w:color w:val="0A0A0A"/>
-          <w:lang w:eastAsia="en-GB"/>
+          <w:rFonts w:ascii="Google Sans" w:hAnsi="Google Sans"/>
+          <w:color w:val="0A0A0A"/>
         </w:rPr>
         <w:t> for static or bulky assets.</w:t>
       </w:r>
@@ -103,16 +96,14 @@
         <w:shd w:val="clear" w:color="auto" w:fill="FFFFFF"/>
         <w:spacing w:line="360" w:lineRule="atLeast"/>
         <w:rPr>
-          <w:rFonts w:ascii="Google Sans" w:eastAsia="Times New Roman" w:hAnsi="Google Sans" w:cs="Times New Roman"/>
-          <w:color w:val="0A0A0A"/>
-          <w:lang w:eastAsia="en-GB"/>
-        </w:rPr>
-      </w:pPr>
-      <w:r>
-        <w:rPr>
-          <w:rFonts w:ascii="Google Sans" w:eastAsia="Times New Roman" w:hAnsi="Google Sans" w:cs="Times New Roman"/>
-          <w:color w:val="0A0A0A"/>
-          <w:lang w:eastAsia="en-GB"/>
+          <w:rFonts w:ascii="Google Sans" w:hAnsi="Google Sans"/>
+          <w:color w:val="0A0A0A"/>
+        </w:rPr>
+      </w:pPr>
+      <w:r>
+        <w:rPr>
+          <w:rFonts w:ascii="Google Sans" w:hAnsi="Google Sans"/>
+          <w:color w:val="0A0A0A"/>
         </w:rPr>
         <w:t>Here is the exhaustive implementation blueprint:</w:t>
       </w:r>
@@ -122,24 +113,22 @@
         <w:shd w:val="clear" w:color="auto" w:fill="FFFFFF"/>
         <w:spacing w:line="420" w:lineRule="atLeast"/>
         <w:rPr>
-          <w:rFonts w:ascii="Google Sans" w:eastAsia="Times New Roman" w:hAnsi="Google Sans" w:cs="Times New Roman"/>
+          <w:rFonts w:ascii="Google Sans" w:hAnsi="Google Sans"/>
           <w:b/>
           <w:bCs/>
           <w:color w:val="0A0A0A"/>
           <w:sz w:val="30"/>
           <w:szCs w:val="30"/>
-          <w:lang w:eastAsia="en-GB"/>
-        </w:rPr>
-      </w:pPr>
-      <w:r>
-        <w:rPr>
-          <w:rFonts w:ascii="Google Sans" w:eastAsia="Times New Roman" w:hAnsi="Google Sans" w:cs="Times New Roman"/>
+        </w:rPr>
+      </w:pPr>
+      <w:r>
+        <w:rPr>
+          <w:rFonts w:ascii="Google Sans" w:hAnsi="Google Sans"/>
           <w:b/>
           <w:bCs/>
           <w:color w:val="0A0A0A"/>
           <w:sz w:val="30"/>
           <w:szCs w:val="30"/>
-          <w:lang w:eastAsia="en-GB"/>
         </w:rPr>
         <w:t>1. BLE Implementation: Worker Tracking &amp; Live Mapping</w:t>
       </w:r>
@@ -149,34 +138,30 @@
         <w:shd w:val="clear" w:color="auto" w:fill="FFFFFF"/>
         <w:spacing w:line="360" w:lineRule="atLeast"/>
         <w:rPr>
-          <w:rFonts w:ascii="Google Sans" w:eastAsia="Times New Roman" w:hAnsi="Google Sans" w:cs="Times New Roman"/>
-          <w:color w:val="0A0A0A"/>
-          <w:lang w:eastAsia="en-GB"/>
-        </w:rPr>
-      </w:pPr>
-      <w:r>
-        <w:rPr>
-          <w:rFonts w:ascii="Google Sans" w:eastAsia="Times New Roman" w:hAnsi="Google Sans" w:cs="Times New Roman"/>
-          <w:color w:val="0A0A0A"/>
-          <w:lang w:eastAsia="en-GB"/>
+          <w:rFonts w:ascii="Google Sans" w:hAnsi="Google Sans"/>
+          <w:color w:val="0A0A0A"/>
+        </w:rPr>
+      </w:pPr>
+      <w:r>
+        <w:rPr>
+          <w:rFonts w:ascii="Google Sans" w:hAnsi="Google Sans"/>
+          <w:color w:val="0A0A0A"/>
         </w:rPr>
         <w:t>To map workers onto a digital floor plan or site map, you need an </w:t>
       </w:r>
       <w:r>
         <w:rPr>
-          <w:rFonts w:ascii="Google Sans" w:eastAsia="Times New Roman" w:hAnsi="Google Sans" w:cs="Times New Roman"/>
-          <w:b/>
-          <w:bCs/>
-          <w:color w:val="0A0A0A"/>
-          <w:lang w:eastAsia="en-GB"/>
+          <w:rFonts w:ascii="Google Sans" w:hAnsi="Google Sans"/>
+          <w:b/>
+          <w:bCs/>
+          <w:color w:val="0A0A0A"/>
         </w:rPr>
         <w:t>IPS (Indoor Positioning System)</w:t>
       </w:r>
       <w:r>
         <w:rPr>
-          <w:rFonts w:ascii="Google Sans" w:eastAsia="Times New Roman" w:hAnsi="Google Sans" w:cs="Times New Roman"/>
-          <w:color w:val="0A0A0A"/>
-          <w:lang w:eastAsia="en-GB"/>
+          <w:rFonts w:ascii="Google Sans" w:hAnsi="Google Sans"/>
+          <w:color w:val="0A0A0A"/>
         </w:rPr>
         <w:t> setup.</w:t>
       </w:r>
@@ -190,62 +175,55 @@
         <w:shd w:val="clear" w:color="auto" w:fill="FFFFFF"/>
         <w:spacing w:after="180" w:line="360" w:lineRule="atLeast"/>
         <w:rPr>
-          <w:rFonts w:ascii="Google Sans" w:eastAsia="Times New Roman" w:hAnsi="Google Sans" w:cs="Times New Roman"/>
-          <w:color w:val="0A0A0A"/>
-          <w:lang w:eastAsia="en-GB"/>
-        </w:rPr>
-      </w:pPr>
-      <w:r>
-        <w:rPr>
-          <w:rFonts w:ascii="Google Sans" w:eastAsia="Times New Roman" w:hAnsi="Google Sans" w:cs="Times New Roman"/>
-          <w:b/>
-          <w:bCs/>
-          <w:color w:val="0A0A0A"/>
-          <w:lang w:eastAsia="en-GB"/>
+          <w:rFonts w:ascii="Google Sans" w:hAnsi="Google Sans"/>
+          <w:color w:val="0A0A0A"/>
+        </w:rPr>
+      </w:pPr>
+      <w:r>
+        <w:rPr>
+          <w:rFonts w:ascii="Google Sans" w:hAnsi="Google Sans"/>
+          <w:b/>
+          <w:bCs/>
+          <w:color w:val="0A0A0A"/>
         </w:rPr>
         <w:t>The Hardware (Tags):</w:t>
       </w:r>
       <w:r>
         <w:rPr>
-          <w:rFonts w:ascii="Google Sans" w:eastAsia="Times New Roman" w:hAnsi="Google Sans" w:cs="Times New Roman"/>
-          <w:color w:val="0A0A0A"/>
-          <w:lang w:eastAsia="en-GB"/>
+          <w:rFonts w:ascii="Google Sans" w:hAnsi="Google Sans"/>
+          <w:color w:val="0A0A0A"/>
         </w:rPr>
         <w:t> Workers wear </w:t>
       </w:r>
       <w:r>
         <w:rPr>
-          <w:rFonts w:ascii="Google Sans" w:eastAsia="Times New Roman" w:hAnsi="Google Sans" w:cs="Times New Roman"/>
-          <w:b/>
-          <w:bCs/>
-          <w:color w:val="0A0A0A"/>
-          <w:lang w:eastAsia="en-GB"/>
+          <w:rFonts w:ascii="Google Sans" w:hAnsi="Google Sans"/>
+          <w:b/>
+          <w:bCs/>
+          <w:color w:val="0A0A0A"/>
         </w:rPr>
         <w:t>BLE ID Cards</w:t>
       </w:r>
       <w:r>
         <w:rPr>
-          <w:rFonts w:ascii="Google Sans" w:eastAsia="Times New Roman" w:hAnsi="Google Sans" w:cs="Times New Roman"/>
-          <w:color w:val="0A0A0A"/>
-          <w:lang w:eastAsia="en-GB"/>
+          <w:rFonts w:ascii="Google Sans" w:hAnsi="Google Sans"/>
+          <w:color w:val="0A0A0A"/>
         </w:rPr>
         <w:t> or clip-on beacons. These are set to a </w:t>
       </w:r>
       <w:r>
         <w:rPr>
-          <w:rFonts w:ascii="Google Sans" w:eastAsia="Times New Roman" w:hAnsi="Google Sans" w:cs="Times New Roman"/>
-          <w:b/>
-          <w:bCs/>
-          <w:color w:val="0A0A0A"/>
-          <w:lang w:eastAsia="en-GB"/>
+          <w:rFonts w:ascii="Google Sans" w:hAnsi="Google Sans"/>
+          <w:b/>
+          <w:bCs/>
+          <w:color w:val="0A0A0A"/>
         </w:rPr>
         <w:t>1-3 second broadcast interval</w:t>
       </w:r>
       <w:r>
         <w:rPr>
-          <w:rFonts w:ascii="Google Sans" w:eastAsia="Times New Roman" w:hAnsi="Google Sans" w:cs="Times New Roman"/>
-          <w:color w:val="0A0A0A"/>
-          <w:lang w:eastAsia="en-GB"/>
+          <w:rFonts w:ascii="Google Sans" w:hAnsi="Google Sans"/>
+          <w:color w:val="0A0A0A"/>
         </w:rPr>
         <w:t>. This "ping" rate is the "sweet spot" for tracking walking humans without killing the tag’s battery (which should last 1–2 years).</w:t>
       </w:r>
@@ -259,44 +237,39 @@
         <w:shd w:val="clear" w:color="auto" w:fill="FFFFFF"/>
         <w:spacing w:after="180" w:line="360" w:lineRule="atLeast"/>
         <w:rPr>
-          <w:rFonts w:ascii="Google Sans" w:eastAsia="Times New Roman" w:hAnsi="Google Sans" w:cs="Times New Roman"/>
-          <w:color w:val="0A0A0A"/>
-          <w:lang w:eastAsia="en-GB"/>
-        </w:rPr>
-      </w:pPr>
-      <w:r>
-        <w:rPr>
-          <w:rFonts w:ascii="Google Sans" w:eastAsia="Times New Roman" w:hAnsi="Google Sans" w:cs="Times New Roman"/>
-          <w:b/>
-          <w:bCs/>
-          <w:color w:val="0A0A0A"/>
-          <w:lang w:eastAsia="en-GB"/>
+          <w:rFonts w:ascii="Google Sans" w:hAnsi="Google Sans"/>
+          <w:color w:val="0A0A0A"/>
+        </w:rPr>
+      </w:pPr>
+      <w:r>
+        <w:rPr>
+          <w:rFonts w:ascii="Google Sans" w:hAnsi="Google Sans"/>
+          <w:b/>
+          <w:bCs/>
+          <w:color w:val="0A0A0A"/>
         </w:rPr>
         <w:t>The Infrastructure (Gateways):</w:t>
       </w:r>
       <w:r>
         <w:rPr>
-          <w:rFonts w:ascii="Google Sans" w:eastAsia="Times New Roman" w:hAnsi="Google Sans" w:cs="Times New Roman"/>
-          <w:color w:val="0A0A0A"/>
-          <w:lang w:eastAsia="en-GB"/>
+          <w:rFonts w:ascii="Google Sans" w:hAnsi="Google Sans"/>
+          <w:color w:val="0A0A0A"/>
         </w:rPr>
         <w:t> You install </w:t>
       </w:r>
       <w:r>
         <w:rPr>
-          <w:rFonts w:ascii="Google Sans" w:eastAsia="Times New Roman" w:hAnsi="Google Sans" w:cs="Times New Roman"/>
-          <w:b/>
-          <w:bCs/>
-          <w:color w:val="0A0A0A"/>
-          <w:lang w:eastAsia="en-GB"/>
+          <w:rFonts w:ascii="Google Sans" w:hAnsi="Google Sans"/>
+          <w:b/>
+          <w:bCs/>
+          <w:color w:val="0A0A0A"/>
         </w:rPr>
         <w:t>BLE Gateways</w:t>
       </w:r>
       <w:r>
         <w:rPr>
-          <w:rFonts w:ascii="Google Sans" w:eastAsia="Times New Roman" w:hAnsi="Google Sans" w:cs="Times New Roman"/>
-          <w:color w:val="0A0A0A"/>
-          <w:lang w:eastAsia="en-GB"/>
+          <w:rFonts w:ascii="Google Sans" w:hAnsi="Google Sans"/>
+          <w:color w:val="0A0A0A"/>
         </w:rPr>
         <w:t> (receivers) in a grid across the site. For a construction site, these should be ruggedized (IP67).</w:t>
       </w:r>
@@ -310,44 +283,39 @@
         <w:shd w:val="clear" w:color="auto" w:fill="FFFFFF"/>
         <w:spacing w:after="180" w:line="360" w:lineRule="atLeast"/>
         <w:rPr>
-          <w:rFonts w:ascii="Google Sans" w:eastAsia="Times New Roman" w:hAnsi="Google Sans" w:cs="Times New Roman"/>
-          <w:color w:val="0A0A0A"/>
-          <w:lang w:eastAsia="en-GB"/>
-        </w:rPr>
-      </w:pPr>
-      <w:r>
-        <w:rPr>
-          <w:rFonts w:ascii="Google Sans" w:eastAsia="Times New Roman" w:hAnsi="Google Sans" w:cs="Times New Roman"/>
-          <w:b/>
-          <w:bCs/>
-          <w:color w:val="0A0A0A"/>
-          <w:lang w:eastAsia="en-GB"/>
+          <w:rFonts w:ascii="Google Sans" w:hAnsi="Google Sans"/>
+          <w:color w:val="0A0A0A"/>
+        </w:rPr>
+      </w:pPr>
+      <w:r>
+        <w:rPr>
+          <w:rFonts w:ascii="Google Sans" w:hAnsi="Google Sans"/>
+          <w:b/>
+          <w:bCs/>
+          <w:color w:val="0A0A0A"/>
         </w:rPr>
         <w:t>The "Mapping" Logic (Trilateration):</w:t>
       </w:r>
       <w:r>
         <w:rPr>
-          <w:rFonts w:ascii="Google Sans" w:eastAsia="Times New Roman" w:hAnsi="Google Sans" w:cs="Times New Roman"/>
-          <w:color w:val="0A0A0A"/>
-          <w:lang w:eastAsia="en-GB"/>
+          <w:rFonts w:ascii="Google Sans" w:hAnsi="Google Sans"/>
+          <w:color w:val="0A0A0A"/>
         </w:rPr>
         <w:t> To put a dot on a map, a worker’s tag must be "seen" by at least </w:t>
       </w:r>
       <w:r>
         <w:rPr>
-          <w:rFonts w:ascii="Google Sans" w:eastAsia="Times New Roman" w:hAnsi="Google Sans" w:cs="Times New Roman"/>
-          <w:b/>
-          <w:bCs/>
-          <w:color w:val="0A0A0A"/>
-          <w:lang w:eastAsia="en-GB"/>
+          <w:rFonts w:ascii="Google Sans" w:hAnsi="Google Sans"/>
+          <w:b/>
+          <w:bCs/>
+          <w:color w:val="0A0A0A"/>
         </w:rPr>
         <w:t>three gateways</w:t>
       </w:r>
       <w:r>
         <w:rPr>
-          <w:rFonts w:ascii="Google Sans" w:eastAsia="Times New Roman" w:hAnsi="Google Sans" w:cs="Times New Roman"/>
-          <w:color w:val="0A0A0A"/>
-          <w:lang w:eastAsia="en-GB"/>
+          <w:rFonts w:ascii="Google Sans" w:hAnsi="Google Sans"/>
+          <w:color w:val="0A0A0A"/>
         </w:rPr>
         <w:t> simultaneously. The system calculates the distance from each gateway based on signal strength (RSSI) to determine the exact X,Y coordinate.</w:t>
       </w:r>
@@ -361,26 +329,23 @@
         <w:shd w:val="clear" w:color="auto" w:fill="FFFFFF"/>
         <w:spacing w:after="180" w:line="360" w:lineRule="atLeast"/>
         <w:rPr>
-          <w:rFonts w:ascii="Google Sans" w:eastAsia="Times New Roman" w:hAnsi="Google Sans" w:cs="Times New Roman"/>
-          <w:color w:val="0A0A0A"/>
-          <w:lang w:eastAsia="en-GB"/>
-        </w:rPr>
-      </w:pPr>
-      <w:r>
-        <w:rPr>
-          <w:rFonts w:ascii="Google Sans" w:eastAsia="Times New Roman" w:hAnsi="Google Sans" w:cs="Times New Roman"/>
-          <w:b/>
-          <w:bCs/>
-          <w:color w:val="0A0A0A"/>
-          <w:lang w:eastAsia="en-GB"/>
+          <w:rFonts w:ascii="Google Sans" w:hAnsi="Google Sans"/>
+          <w:color w:val="0A0A0A"/>
+        </w:rPr>
+      </w:pPr>
+      <w:r>
+        <w:rPr>
+          <w:rFonts w:ascii="Google Sans" w:hAnsi="Google Sans"/>
+          <w:b/>
+          <w:bCs/>
+          <w:color w:val="0A0A0A"/>
         </w:rPr>
         <w:t>Geofencing for Workers:</w:t>
       </w:r>
       <w:r>
         <w:rPr>
-          <w:rFonts w:ascii="Google Sans" w:eastAsia="Times New Roman" w:hAnsi="Google Sans" w:cs="Times New Roman"/>
-          <w:color w:val="0A0A0A"/>
-          <w:lang w:eastAsia="en-GB"/>
+          <w:rFonts w:ascii="Google Sans" w:hAnsi="Google Sans"/>
+          <w:color w:val="0A0A0A"/>
         </w:rPr>
         <w:t> You draw "Virtual Fences" on your digital map (e.g., "Zone A: Hard Hat Required" or "Zone B: Restricted"). If a BLE tag's coordinates enter Zone B, the system triggers a real-time alert or logs a "Safety Violation" in the worker's productivity report.</w:t>
       </w:r>
@@ -390,24 +355,22 @@
         <w:shd w:val="clear" w:color="auto" w:fill="FFFFFF"/>
         <w:spacing w:line="420" w:lineRule="atLeast"/>
         <w:rPr>
-          <w:rFonts w:ascii="Google Sans" w:eastAsia="Times New Roman" w:hAnsi="Google Sans" w:cs="Times New Roman"/>
+          <w:rFonts w:ascii="Google Sans" w:hAnsi="Google Sans"/>
           <w:b/>
           <w:bCs/>
           <w:color w:val="0A0A0A"/>
           <w:sz w:val="30"/>
           <w:szCs w:val="30"/>
-          <w:lang w:eastAsia="en-GB"/>
-        </w:rPr>
-      </w:pPr>
-      <w:r>
-        <w:rPr>
-          <w:rFonts w:ascii="Google Sans" w:eastAsia="Times New Roman" w:hAnsi="Google Sans" w:cs="Times New Roman"/>
+        </w:rPr>
+      </w:pPr>
+      <w:r>
+        <w:rPr>
+          <w:rFonts w:ascii="Google Sans" w:hAnsi="Google Sans"/>
           <w:b/>
           <w:bCs/>
           <w:color w:val="0A0A0A"/>
           <w:sz w:val="30"/>
           <w:szCs w:val="30"/>
-          <w:lang w:eastAsia="en-GB"/>
         </w:rPr>
         <w:t>2. Passive RFID Implementation: Asset &amp; Vehicle Exit Control</w:t>
       </w:r>
@@ -417,16 +380,14 @@
         <w:shd w:val="clear" w:color="auto" w:fill="FFFFFF"/>
         <w:spacing w:line="360" w:lineRule="atLeast"/>
         <w:rPr>
-          <w:rFonts w:ascii="Google Sans" w:eastAsia="Times New Roman" w:hAnsi="Google Sans" w:cs="Times New Roman"/>
-          <w:color w:val="0A0A0A"/>
-          <w:lang w:eastAsia="en-GB"/>
-        </w:rPr>
-      </w:pPr>
-      <w:r>
-        <w:rPr>
-          <w:rFonts w:ascii="Google Sans" w:eastAsia="Times New Roman" w:hAnsi="Google Sans" w:cs="Times New Roman"/>
-          <w:color w:val="0A0A0A"/>
-          <w:lang w:eastAsia="en-GB"/>
+          <w:rFonts w:ascii="Google Sans" w:hAnsi="Google Sans"/>
+          <w:color w:val="0A0A0A"/>
+        </w:rPr>
+      </w:pPr>
+      <w:r>
+        <w:rPr>
+          <w:rFonts w:ascii="Google Sans" w:hAnsi="Google Sans"/>
+          <w:color w:val="0A0A0A"/>
         </w:rPr>
         <w:t>Since vehicles and tools are mostly "out of sight" until they move, passive RFID is the most cost-effective choice for theft prevention and gate control.</w:t>
       </w:r>
@@ -440,18 +401,16 @@
         <w:shd w:val="clear" w:color="auto" w:fill="FFFFFF"/>
         <w:spacing w:after="180" w:line="360" w:lineRule="atLeast"/>
         <w:rPr>
-          <w:rFonts w:ascii="Google Sans" w:eastAsia="Times New Roman" w:hAnsi="Google Sans" w:cs="Times New Roman"/>
-          <w:color w:val="0A0A0A"/>
-          <w:lang w:eastAsia="en-GB"/>
-        </w:rPr>
-      </w:pPr>
-      <w:r>
-        <w:rPr>
-          <w:rFonts w:ascii="Google Sans" w:eastAsia="Times New Roman" w:hAnsi="Google Sans" w:cs="Times New Roman"/>
-          <w:b/>
-          <w:bCs/>
-          <w:color w:val="0A0A0A"/>
-          <w:lang w:eastAsia="en-GB"/>
+          <w:rFonts w:ascii="Google Sans" w:hAnsi="Google Sans"/>
+          <w:color w:val="0A0A0A"/>
+        </w:rPr>
+      </w:pPr>
+      <w:r>
+        <w:rPr>
+          <w:rFonts w:ascii="Google Sans" w:hAnsi="Google Sans"/>
+          <w:b/>
+          <w:bCs/>
+          <w:color w:val="0A0A0A"/>
         </w:rPr>
         <w:t>The Hardware (Tags):</w:t>
       </w:r>
@@ -465,44 +424,39 @@
         <w:shd w:val="clear" w:color="auto" w:fill="FFFFFF"/>
         <w:spacing w:after="180" w:line="360" w:lineRule="atLeast"/>
         <w:rPr>
-          <w:rFonts w:ascii="Google Sans" w:eastAsia="Times New Roman" w:hAnsi="Google Sans" w:cs="Times New Roman"/>
-          <w:color w:val="0A0A0A"/>
-          <w:lang w:eastAsia="en-GB"/>
-        </w:rPr>
-      </w:pPr>
-      <w:r>
-        <w:rPr>
-          <w:rFonts w:ascii="Google Sans" w:eastAsia="Times New Roman" w:hAnsi="Google Sans" w:cs="Times New Roman"/>
-          <w:b/>
-          <w:bCs/>
-          <w:color w:val="0A0A0A"/>
-          <w:lang w:eastAsia="en-GB"/>
+          <w:rFonts w:ascii="Google Sans" w:hAnsi="Google Sans"/>
+          <w:color w:val="0A0A0A"/>
+        </w:rPr>
+      </w:pPr>
+      <w:r>
+        <w:rPr>
+          <w:rFonts w:ascii="Google Sans" w:hAnsi="Google Sans"/>
+          <w:b/>
+          <w:bCs/>
+          <w:color w:val="0A0A0A"/>
         </w:rPr>
         <w:t>Vehicles:</w:t>
       </w:r>
       <w:r>
         <w:rPr>
-          <w:rFonts w:ascii="Google Sans" w:eastAsia="Times New Roman" w:hAnsi="Google Sans" w:cs="Times New Roman"/>
-          <w:color w:val="0A0A0A"/>
-          <w:lang w:eastAsia="en-GB"/>
+          <w:rFonts w:ascii="Google Sans" w:hAnsi="Google Sans"/>
+          <w:color w:val="0A0A0A"/>
         </w:rPr>
         <w:t> Use </w:t>
       </w:r>
       <w:r>
         <w:rPr>
-          <w:rFonts w:ascii="Google Sans" w:eastAsia="Times New Roman" w:hAnsi="Google Sans" w:cs="Times New Roman"/>
-          <w:b/>
-          <w:bCs/>
-          <w:color w:val="0A0A0A"/>
-          <w:lang w:eastAsia="en-GB"/>
+          <w:rFonts w:ascii="Google Sans" w:hAnsi="Google Sans"/>
+          <w:b/>
+          <w:bCs/>
+          <w:color w:val="0A0A0A"/>
         </w:rPr>
         <w:t>Windshield Tags</w:t>
       </w:r>
       <w:r>
         <w:rPr>
-          <w:rFonts w:ascii="Google Sans" w:eastAsia="Times New Roman" w:hAnsi="Google Sans" w:cs="Times New Roman"/>
-          <w:color w:val="0A0A0A"/>
-          <w:lang w:eastAsia="en-GB"/>
+          <w:rFonts w:ascii="Google Sans" w:hAnsi="Google Sans"/>
+          <w:color w:val="0A0A0A"/>
         </w:rPr>
         <w:t> (tamper-evident).</w:t>
       </w:r>
@@ -516,44 +470,39 @@
         <w:shd w:val="clear" w:color="auto" w:fill="FFFFFF"/>
         <w:spacing w:after="180" w:line="360" w:lineRule="atLeast"/>
         <w:rPr>
-          <w:rFonts w:ascii="Google Sans" w:eastAsia="Times New Roman" w:hAnsi="Google Sans" w:cs="Times New Roman"/>
-          <w:color w:val="0A0A0A"/>
-          <w:lang w:eastAsia="en-GB"/>
-        </w:rPr>
-      </w:pPr>
-      <w:r>
-        <w:rPr>
-          <w:rFonts w:ascii="Google Sans" w:eastAsia="Times New Roman" w:hAnsi="Google Sans" w:cs="Times New Roman"/>
-          <w:b/>
-          <w:bCs/>
-          <w:color w:val="0A0A0A"/>
-          <w:lang w:eastAsia="en-GB"/>
+          <w:rFonts w:ascii="Google Sans" w:hAnsi="Google Sans"/>
+          <w:color w:val="0A0A0A"/>
+        </w:rPr>
+      </w:pPr>
+      <w:r>
+        <w:rPr>
+          <w:rFonts w:ascii="Google Sans" w:hAnsi="Google Sans"/>
+          <w:b/>
+          <w:bCs/>
+          <w:color w:val="0A0A0A"/>
         </w:rPr>
         <w:t>Assets (Drills, Generators):</w:t>
       </w:r>
       <w:r>
         <w:rPr>
-          <w:rFonts w:ascii="Google Sans" w:eastAsia="Times New Roman" w:hAnsi="Google Sans" w:cs="Times New Roman"/>
-          <w:color w:val="0A0A0A"/>
-          <w:lang w:eastAsia="en-GB"/>
+          <w:rFonts w:ascii="Google Sans" w:hAnsi="Google Sans"/>
+          <w:color w:val="0A0A0A"/>
         </w:rPr>
         <w:t> Use </w:t>
       </w:r>
       <w:r>
         <w:rPr>
-          <w:rFonts w:ascii="Google Sans" w:eastAsia="Times New Roman" w:hAnsi="Google Sans" w:cs="Times New Roman"/>
-          <w:b/>
-          <w:bCs/>
-          <w:color w:val="0A0A0A"/>
-          <w:lang w:eastAsia="en-GB"/>
+          <w:rFonts w:ascii="Google Sans" w:hAnsi="Google Sans"/>
+          <w:b/>
+          <w:bCs/>
+          <w:color w:val="0A0A0A"/>
         </w:rPr>
         <w:t>Metal-Mount Tags</w:t>
       </w:r>
       <w:r>
         <w:rPr>
-          <w:rFonts w:ascii="Google Sans" w:eastAsia="Times New Roman" w:hAnsi="Google Sans" w:cs="Times New Roman"/>
-          <w:color w:val="0A0A0A"/>
-          <w:lang w:eastAsia="en-GB"/>
+          <w:rFonts w:ascii="Google Sans" w:hAnsi="Google Sans"/>
+          <w:color w:val="0A0A0A"/>
         </w:rPr>
         <w:t> (standard stickers don't work on metal surfaces).</w:t>
       </w:r>
@@ -567,44 +516,39 @@
         <w:shd w:val="clear" w:color="auto" w:fill="FFFFFF"/>
         <w:spacing w:after="180" w:line="360" w:lineRule="atLeast"/>
         <w:rPr>
-          <w:rFonts w:ascii="Google Sans" w:eastAsia="Times New Roman" w:hAnsi="Google Sans" w:cs="Times New Roman"/>
-          <w:color w:val="0A0A0A"/>
-          <w:lang w:eastAsia="en-GB"/>
-        </w:rPr>
-      </w:pPr>
-      <w:r>
-        <w:rPr>
-          <w:rFonts w:ascii="Google Sans" w:eastAsia="Times New Roman" w:hAnsi="Google Sans" w:cs="Times New Roman"/>
-          <w:b/>
-          <w:bCs/>
-          <w:color w:val="0A0A0A"/>
-          <w:lang w:eastAsia="en-GB"/>
+          <w:rFonts w:ascii="Google Sans" w:hAnsi="Google Sans"/>
+          <w:color w:val="0A0A0A"/>
+        </w:rPr>
+      </w:pPr>
+      <w:r>
+        <w:rPr>
+          <w:rFonts w:ascii="Google Sans" w:hAnsi="Google Sans"/>
+          <w:b/>
+          <w:bCs/>
+          <w:color w:val="0A0A0A"/>
         </w:rPr>
         <w:t>The "Choke Point" Infrastructure:</w:t>
       </w:r>
       <w:r>
         <w:rPr>
-          <w:rFonts w:ascii="Google Sans" w:eastAsia="Times New Roman" w:hAnsi="Google Sans" w:cs="Times New Roman"/>
-          <w:color w:val="0A0A0A"/>
-          <w:lang w:eastAsia="en-GB"/>
+          <w:rFonts w:ascii="Google Sans" w:hAnsi="Google Sans"/>
+          <w:color w:val="0A0A0A"/>
         </w:rPr>
         <w:t> You install </w:t>
       </w:r>
       <w:r>
         <w:rPr>
-          <w:rFonts w:ascii="Google Sans" w:eastAsia="Times New Roman" w:hAnsi="Google Sans" w:cs="Times New Roman"/>
-          <w:b/>
-          <w:bCs/>
-          <w:color w:val="0A0A0A"/>
-          <w:lang w:eastAsia="en-GB"/>
+          <w:rFonts w:ascii="Google Sans" w:hAnsi="Google Sans"/>
+          <w:b/>
+          <w:bCs/>
+          <w:color w:val="0A0A0A"/>
         </w:rPr>
         <w:t>Fixed RFID Readers</w:t>
       </w:r>
       <w:r>
         <w:rPr>
-          <w:rFonts w:ascii="Google Sans" w:eastAsia="Times New Roman" w:hAnsi="Google Sans" w:cs="Times New Roman"/>
-          <w:color w:val="0A0A0A"/>
-          <w:lang w:eastAsia="en-GB"/>
+          <w:rFonts w:ascii="Google Sans" w:hAnsi="Google Sans"/>
+          <w:color w:val="0A0A0A"/>
         </w:rPr>
         <w:t> with high-gain antennas at every site exit/entry. These create a "curtain" of radio energy.</w:t>
       </w:r>
@@ -618,37 +562,33 @@
         <w:shd w:val="clear" w:color="auto" w:fill="FFFFFF"/>
         <w:spacing w:after="180" w:line="360" w:lineRule="atLeast"/>
         <w:rPr>
-          <w:rFonts w:ascii="Google Sans" w:eastAsia="Times New Roman" w:hAnsi="Google Sans" w:cs="Times New Roman"/>
-          <w:color w:val="0A0A0A"/>
-          <w:lang w:eastAsia="en-GB"/>
-        </w:rPr>
-      </w:pPr>
-      <w:r>
-        <w:rPr>
-          <w:rFonts w:ascii="Google Sans" w:eastAsia="Times New Roman" w:hAnsi="Google Sans" w:cs="Times New Roman"/>
-          <w:b/>
-          <w:bCs/>
-          <w:color w:val="0A0A0A"/>
-          <w:lang w:eastAsia="en-GB"/>
+          <w:rFonts w:ascii="Google Sans" w:hAnsi="Google Sans"/>
+          <w:color w:val="0A0A0A"/>
+        </w:rPr>
+      </w:pPr>
+      <w:r>
+        <w:rPr>
+          <w:rFonts w:ascii="Google Sans" w:hAnsi="Google Sans"/>
+          <w:b/>
+          <w:bCs/>
+          <w:color w:val="0A0A0A"/>
         </w:rPr>
         <w:lastRenderedPageBreak/>
         <w:t>The Logic:</w:t>
       </w:r>
       <w:r>
         <w:rPr>
-          <w:rFonts w:ascii="Google Sans" w:eastAsia="Times New Roman" w:hAnsi="Google Sans" w:cs="Times New Roman"/>
-          <w:color w:val="0A0A0A"/>
-          <w:lang w:eastAsia="en-GB"/>
+          <w:rFonts w:ascii="Google Sans" w:hAnsi="Google Sans"/>
+          <w:color w:val="0A0A0A"/>
         </w:rPr>
         <w:t> Unlike BLE, this isn't about X,Y coordinates. It’s a binary "In/Out" system. When a truck drives through the gate, the reader wakes up the tag and logs: </w:t>
       </w:r>
       <w:r>
         <w:rPr>
-          <w:rFonts w:ascii="Google Sans" w:eastAsia="Times New Roman" w:hAnsi="Google Sans" w:cs="Times New Roman"/>
+          <w:rFonts w:ascii="Google Sans" w:hAnsi="Google Sans"/>
           <w:i/>
           <w:iCs/>
           <w:color w:val="0A0A0A"/>
-          <w:lang w:eastAsia="en-GB"/>
         </w:rPr>
         <w:t>“Generator #402 exited via Gate 1 at 5:01 PM.”</w:t>
       </w:r>
@@ -662,44 +602,39 @@
         <w:shd w:val="clear" w:color="auto" w:fill="FFFFFF"/>
         <w:spacing w:after="180" w:line="360" w:lineRule="atLeast"/>
         <w:rPr>
-          <w:rFonts w:ascii="Google Sans" w:eastAsia="Times New Roman" w:hAnsi="Google Sans" w:cs="Times New Roman"/>
-          <w:color w:val="0A0A0A"/>
-          <w:lang w:eastAsia="en-GB"/>
-        </w:rPr>
-      </w:pPr>
-      <w:r>
-        <w:rPr>
-          <w:rFonts w:ascii="Google Sans" w:eastAsia="Times New Roman" w:hAnsi="Google Sans" w:cs="Times New Roman"/>
-          <w:b/>
-          <w:bCs/>
-          <w:color w:val="0A0A0A"/>
-          <w:lang w:eastAsia="en-GB"/>
+          <w:rFonts w:ascii="Google Sans" w:hAnsi="Google Sans"/>
+          <w:color w:val="0A0A0A"/>
+        </w:rPr>
+      </w:pPr>
+      <w:r>
+        <w:rPr>
+          <w:rFonts w:ascii="Google Sans" w:hAnsi="Google Sans"/>
+          <w:b/>
+          <w:bCs/>
+          <w:color w:val="0A0A0A"/>
         </w:rPr>
         <w:t>Geofencing for Assets:</w:t>
       </w:r>
       <w:r>
         <w:rPr>
-          <w:rFonts w:ascii="Google Sans" w:eastAsia="Times New Roman" w:hAnsi="Google Sans" w:cs="Times New Roman"/>
-          <w:color w:val="0A0A0A"/>
-          <w:lang w:eastAsia="en-GB"/>
+          <w:rFonts w:ascii="Google Sans" w:hAnsi="Google Sans"/>
+          <w:color w:val="0A0A0A"/>
         </w:rPr>
         <w:t> This is a </w:t>
       </w:r>
       <w:r>
         <w:rPr>
-          <w:rFonts w:ascii="Google Sans" w:eastAsia="Times New Roman" w:hAnsi="Google Sans" w:cs="Times New Roman"/>
-          <w:b/>
-          <w:bCs/>
-          <w:color w:val="0A0A0A"/>
-          <w:lang w:eastAsia="en-GB"/>
+          <w:rFonts w:ascii="Google Sans" w:hAnsi="Google Sans"/>
+          <w:b/>
+          <w:bCs/>
+          <w:color w:val="0A0A0A"/>
         </w:rPr>
         <w:t>Physical Geofence</w:t>
       </w:r>
       <w:r>
         <w:rPr>
-          <w:rFonts w:ascii="Google Sans" w:eastAsia="Times New Roman" w:hAnsi="Google Sans" w:cs="Times New Roman"/>
-          <w:color w:val="0A0A0A"/>
-          <w:lang w:eastAsia="en-GB"/>
+          <w:rFonts w:ascii="Google Sans" w:hAnsi="Google Sans"/>
+          <w:color w:val="0A0A0A"/>
         </w:rPr>
         <w:t>. The "fence" is the range of the reader (usually 5–10 meters). If an asset passes that point without an authorized "Work Order" in the system, it triggers a siren or locks the gate.</w:t>
       </w:r>
@@ -709,24 +644,22 @@
         <w:shd w:val="clear" w:color="auto" w:fill="FFFFFF"/>
         <w:spacing w:line="420" w:lineRule="atLeast"/>
         <w:rPr>
-          <w:rFonts w:ascii="Google Sans" w:eastAsia="Times New Roman" w:hAnsi="Google Sans" w:cs="Times New Roman"/>
+          <w:rFonts w:ascii="Google Sans" w:hAnsi="Google Sans"/>
           <w:b/>
           <w:bCs/>
           <w:color w:val="0A0A0A"/>
           <w:sz w:val="30"/>
           <w:szCs w:val="30"/>
-          <w:lang w:eastAsia="en-GB"/>
-        </w:rPr>
-      </w:pPr>
-      <w:r>
-        <w:rPr>
-          <w:rFonts w:ascii="Google Sans" w:eastAsia="Times New Roman" w:hAnsi="Google Sans" w:cs="Times New Roman"/>
+        </w:rPr>
+      </w:pPr>
+      <w:r>
+        <w:rPr>
+          <w:rFonts w:ascii="Google Sans" w:hAnsi="Google Sans"/>
           <w:b/>
           <w:bCs/>
           <w:color w:val="0A0A0A"/>
           <w:sz w:val="30"/>
           <w:szCs w:val="30"/>
-          <w:lang w:eastAsia="en-GB"/>
         </w:rPr>
         <w:t>3. Implementation Steps: The "Master Plan"</w:t>
       </w:r>
@@ -740,26 +673,23 @@
         <w:shd w:val="clear" w:color="auto" w:fill="FFFFFF"/>
         <w:spacing w:after="180" w:line="360" w:lineRule="atLeast"/>
         <w:rPr>
-          <w:rFonts w:ascii="Google Sans" w:eastAsia="Times New Roman" w:hAnsi="Google Sans" w:cs="Times New Roman"/>
-          <w:color w:val="0A0A0A"/>
-          <w:lang w:eastAsia="en-GB"/>
-        </w:rPr>
-      </w:pPr>
-      <w:r>
-        <w:rPr>
-          <w:rFonts w:ascii="Google Sans" w:eastAsia="Times New Roman" w:hAnsi="Google Sans" w:cs="Times New Roman"/>
-          <w:b/>
-          <w:bCs/>
-          <w:color w:val="0A0A0A"/>
-          <w:lang w:eastAsia="en-GB"/>
+          <w:rFonts w:ascii="Google Sans" w:hAnsi="Google Sans"/>
+          <w:color w:val="0A0A0A"/>
+        </w:rPr>
+      </w:pPr>
+      <w:r>
+        <w:rPr>
+          <w:rFonts w:ascii="Google Sans" w:hAnsi="Google Sans"/>
+          <w:b/>
+          <w:bCs/>
+          <w:color w:val="0A0A0A"/>
         </w:rPr>
         <w:t>Site Survey:</w:t>
       </w:r>
       <w:r>
         <w:rPr>
-          <w:rFonts w:ascii="Google Sans" w:eastAsia="Times New Roman" w:hAnsi="Google Sans" w:cs="Times New Roman"/>
-          <w:color w:val="0A0A0A"/>
-          <w:lang w:eastAsia="en-GB"/>
+          <w:rFonts w:ascii="Google Sans" w:hAnsi="Google Sans"/>
+          <w:color w:val="0A0A0A"/>
         </w:rPr>
         <w:t> Identify "dead zones" (concrete elevator shafts, metal shipping containers) that block signals. You will need more BLE gateways in these areas.</w:t>
       </w:r>
@@ -773,62 +703,55 @@
         <w:shd w:val="clear" w:color="auto" w:fill="FFFFFF"/>
         <w:spacing w:after="180" w:line="360" w:lineRule="atLeast"/>
         <w:rPr>
-          <w:rFonts w:ascii="Google Sans" w:eastAsia="Times New Roman" w:hAnsi="Google Sans" w:cs="Times New Roman"/>
-          <w:color w:val="0A0A0A"/>
-          <w:lang w:eastAsia="en-GB"/>
-        </w:rPr>
-      </w:pPr>
-      <w:r>
-        <w:rPr>
-          <w:rFonts w:ascii="Google Sans" w:eastAsia="Times New Roman" w:hAnsi="Google Sans" w:cs="Times New Roman"/>
-          <w:b/>
-          <w:bCs/>
-          <w:color w:val="0A0A0A"/>
-          <w:lang w:eastAsia="en-GB"/>
+          <w:rFonts w:ascii="Google Sans" w:hAnsi="Google Sans"/>
+          <w:color w:val="0A0A0A"/>
+        </w:rPr>
+      </w:pPr>
+      <w:r>
+        <w:rPr>
+          <w:rFonts w:ascii="Google Sans" w:hAnsi="Google Sans"/>
+          <w:b/>
+          <w:bCs/>
+          <w:color w:val="0A0A0A"/>
         </w:rPr>
         <w:t>Network Backbone:</w:t>
       </w:r>
       <w:r>
         <w:rPr>
-          <w:rFonts w:ascii="Google Sans" w:eastAsia="Times New Roman" w:hAnsi="Google Sans" w:cs="Times New Roman"/>
-          <w:color w:val="0A0A0A"/>
-          <w:lang w:eastAsia="en-GB"/>
+          <w:rFonts w:ascii="Google Sans" w:hAnsi="Google Sans"/>
+          <w:color w:val="0A0A0A"/>
         </w:rPr>
         <w:t> Both systems need to send data to your server. On a construction site, this usually requires a </w:t>
       </w:r>
       <w:r>
         <w:rPr>
-          <w:rFonts w:ascii="Google Sans" w:eastAsia="Times New Roman" w:hAnsi="Google Sans" w:cs="Times New Roman"/>
-          <w:b/>
-          <w:bCs/>
-          <w:color w:val="0A0A0A"/>
-          <w:lang w:eastAsia="en-GB"/>
+          <w:rFonts w:ascii="Google Sans" w:hAnsi="Google Sans"/>
+          <w:b/>
+          <w:bCs/>
+          <w:color w:val="0A0A0A"/>
         </w:rPr>
         <w:t>4G/5G Industrial Router</w:t>
       </w:r>
       <w:r>
         <w:rPr>
-          <w:rFonts w:ascii="Google Sans" w:eastAsia="Times New Roman" w:hAnsi="Google Sans" w:cs="Times New Roman"/>
-          <w:color w:val="0A0A0A"/>
-          <w:lang w:eastAsia="en-GB"/>
+          <w:rFonts w:ascii="Google Sans" w:hAnsi="Google Sans"/>
+          <w:color w:val="0A0A0A"/>
         </w:rPr>
         <w:t> or a </w:t>
       </w:r>
       <w:r>
         <w:rPr>
-          <w:rFonts w:ascii="Google Sans" w:eastAsia="Times New Roman" w:hAnsi="Google Sans" w:cs="Times New Roman"/>
-          <w:b/>
-          <w:bCs/>
-          <w:color w:val="0A0A0A"/>
-          <w:lang w:eastAsia="en-GB"/>
+          <w:rFonts w:ascii="Google Sans" w:hAnsi="Google Sans"/>
+          <w:b/>
+          <w:bCs/>
+          <w:color w:val="0A0A0A"/>
         </w:rPr>
         <w:t>Mesh Wi-Fi</w:t>
       </w:r>
       <w:r>
         <w:rPr>
-          <w:rFonts w:ascii="Google Sans" w:eastAsia="Times New Roman" w:hAnsi="Google Sans" w:cs="Times New Roman"/>
-          <w:color w:val="0A0A0A"/>
-          <w:lang w:eastAsia="en-GB"/>
+          <w:rFonts w:ascii="Google Sans" w:hAnsi="Google Sans"/>
+          <w:color w:val="0A0A0A"/>
         </w:rPr>
         <w:t> network to backhaul the data from the gateways to the cloud.</w:t>
       </w:r>
@@ -842,62 +765,55 @@
         <w:shd w:val="clear" w:color="auto" w:fill="FFFFFF"/>
         <w:spacing w:after="180" w:line="360" w:lineRule="atLeast"/>
         <w:rPr>
-          <w:rFonts w:ascii="Google Sans" w:eastAsia="Times New Roman" w:hAnsi="Google Sans" w:cs="Times New Roman"/>
-          <w:color w:val="0A0A0A"/>
-          <w:lang w:eastAsia="en-GB"/>
-        </w:rPr>
-      </w:pPr>
-      <w:r>
-        <w:rPr>
-          <w:rFonts w:ascii="Google Sans" w:eastAsia="Times New Roman" w:hAnsi="Google Sans" w:cs="Times New Roman"/>
-          <w:b/>
-          <w:bCs/>
-          <w:color w:val="0A0A0A"/>
-          <w:lang w:eastAsia="en-GB"/>
+          <w:rFonts w:ascii="Google Sans" w:hAnsi="Google Sans"/>
+          <w:color w:val="0A0A0A"/>
+        </w:rPr>
+      </w:pPr>
+      <w:r>
+        <w:rPr>
+          <w:rFonts w:ascii="Google Sans" w:hAnsi="Google Sans"/>
+          <w:b/>
+          <w:bCs/>
+          <w:color w:val="0A0A0A"/>
         </w:rPr>
         <w:t>Data Integration (The "Single Pane of Glass"):</w:t>
       </w:r>
       <w:r>
         <w:rPr>
-          <w:rFonts w:ascii="Google Sans" w:eastAsia="Times New Roman" w:hAnsi="Google Sans" w:cs="Times New Roman"/>
-          <w:color w:val="0A0A0A"/>
-          <w:lang w:eastAsia="en-GB"/>
+          <w:rFonts w:ascii="Google Sans" w:hAnsi="Google Sans"/>
+          <w:color w:val="0A0A0A"/>
         </w:rPr>
         <w:t> Use a platform (like </w:t>
       </w:r>
       <w:r>
         <w:rPr>
-          <w:rFonts w:ascii="Google Sans" w:eastAsia="Times New Roman" w:hAnsi="Google Sans" w:cs="Times New Roman"/>
-          <w:b/>
-          <w:bCs/>
-          <w:color w:val="0A0A0A"/>
-          <w:lang w:eastAsia="en-GB"/>
+          <w:rFonts w:ascii="Google Sans" w:hAnsi="Google Sans"/>
+          <w:b/>
+          <w:bCs/>
+          <w:color w:val="0A0A0A"/>
         </w:rPr>
         <w:t>Autodesk Construction Cloud</w:t>
       </w:r>
       <w:r>
         <w:rPr>
-          <w:rFonts w:ascii="Google Sans" w:eastAsia="Times New Roman" w:hAnsi="Google Sans" w:cs="Times New Roman"/>
-          <w:color w:val="0A0A0A"/>
-          <w:lang w:eastAsia="en-GB"/>
+          <w:rFonts w:ascii="Google Sans" w:hAnsi="Google Sans"/>
+          <w:color w:val="0A0A0A"/>
         </w:rPr>
         <w:t>, </w:t>
       </w:r>
       <w:r>
         <w:rPr>
-          <w:rFonts w:ascii="Google Sans" w:eastAsia="Times New Roman" w:hAnsi="Google Sans" w:cs="Times New Roman"/>
-          <w:b/>
-          <w:bCs/>
-          <w:color w:val="0A0A0A"/>
-          <w:lang w:eastAsia="en-GB"/>
+          <w:rFonts w:ascii="Google Sans" w:hAnsi="Google Sans"/>
+          <w:b/>
+          <w:bCs/>
+          <w:color w:val="0A0A0A"/>
         </w:rPr>
         <w:t>Procore</w:t>
       </w:r>
       <w:r>
         <w:rPr>
-          <w:rFonts w:ascii="Google Sans" w:eastAsia="Times New Roman" w:hAnsi="Google Sans" w:cs="Times New Roman"/>
-          <w:color w:val="0A0A0A"/>
-          <w:lang w:eastAsia="en-GB"/>
+          <w:rFonts w:ascii="Google Sans" w:hAnsi="Google Sans"/>
+          <w:color w:val="0A0A0A"/>
         </w:rPr>
         <w:t>, or a custom VMS) that can ingest both BLE (location dots) and RFID (exit logs) onto one dashboard.</w:t>
       </w:r>
@@ -911,18 +827,16 @@
         <w:shd w:val="clear" w:color="auto" w:fill="FFFFFF"/>
         <w:spacing w:after="180" w:line="360" w:lineRule="atLeast"/>
         <w:rPr>
-          <w:rFonts w:ascii="Google Sans" w:eastAsia="Times New Roman" w:hAnsi="Google Sans" w:cs="Times New Roman"/>
-          <w:color w:val="0A0A0A"/>
-          <w:lang w:eastAsia="en-GB"/>
-        </w:rPr>
-      </w:pPr>
-      <w:r>
-        <w:rPr>
-          <w:rFonts w:ascii="Google Sans" w:eastAsia="Times New Roman" w:hAnsi="Google Sans" w:cs="Times New Roman"/>
-          <w:b/>
-          <w:bCs/>
-          <w:color w:val="0A0A0A"/>
-          <w:lang w:eastAsia="en-GB"/>
+          <w:rFonts w:ascii="Google Sans" w:hAnsi="Google Sans"/>
+          <w:color w:val="0A0A0A"/>
+        </w:rPr>
+      </w:pPr>
+      <w:r>
+        <w:rPr>
+          <w:rFonts w:ascii="Google Sans" w:hAnsi="Google Sans"/>
+          <w:b/>
+          <w:bCs/>
+          <w:color w:val="0A0A0A"/>
         </w:rPr>
         <w:t>Reporting &amp; Analysis:</w:t>
       </w:r>
@@ -937,26 +851,23 @@
         <w:spacing w:after="180" w:line="360" w:lineRule="atLeast"/>
         <w:ind w:left="1440" w:hanging="360"/>
         <w:rPr>
-          <w:rFonts w:ascii="Google Sans" w:eastAsia="Times New Roman" w:hAnsi="Google Sans" w:cs="Times New Roman"/>
-          <w:color w:val="0A0A0A"/>
-          <w:lang w:eastAsia="en-GB"/>
-        </w:rPr>
-      </w:pPr>
-      <w:r>
-        <w:rPr>
-          <w:rFonts w:ascii="Google Sans" w:eastAsia="Times New Roman" w:hAnsi="Google Sans" w:cs="Times New Roman"/>
-          <w:b/>
-          <w:bCs/>
-          <w:color w:val="0A0A0A"/>
-          <w:lang w:eastAsia="en-GB"/>
+          <w:rFonts w:ascii="Google Sans" w:hAnsi="Google Sans"/>
+          <w:color w:val="0A0A0A"/>
+        </w:rPr>
+      </w:pPr>
+      <w:r>
+        <w:rPr>
+          <w:rFonts w:ascii="Google Sans" w:hAnsi="Google Sans"/>
+          <w:b/>
+          <w:bCs/>
+          <w:color w:val="0A0A0A"/>
         </w:rPr>
         <w:t>Productivity:</w:t>
       </w:r>
       <w:r>
         <w:rPr>
-          <w:rFonts w:ascii="Google Sans" w:eastAsia="Times New Roman" w:hAnsi="Google Sans" w:cs="Times New Roman"/>
-          <w:color w:val="0A0A0A"/>
-          <w:lang w:eastAsia="en-GB"/>
+          <w:rFonts w:ascii="Google Sans" w:hAnsi="Google Sans"/>
+          <w:color w:val="0A0A0A"/>
         </w:rPr>
         <w:t> Export "Heat Maps" to see where workers spend 80% of their day.</w:t>
       </w:r>
@@ -971,26 +882,23 @@
         <w:spacing w:after="180" w:line="360" w:lineRule="atLeast"/>
         <w:ind w:left="1440" w:hanging="360"/>
         <w:rPr>
-          <w:rFonts w:ascii="Google Sans" w:eastAsia="Times New Roman" w:hAnsi="Google Sans" w:cs="Times New Roman"/>
-          <w:color w:val="0A0A0A"/>
-          <w:lang w:eastAsia="en-GB"/>
-        </w:rPr>
-      </w:pPr>
-      <w:r>
-        <w:rPr>
-          <w:rFonts w:ascii="Google Sans" w:eastAsia="Times New Roman" w:hAnsi="Google Sans" w:cs="Times New Roman"/>
-          <w:b/>
-          <w:bCs/>
-          <w:color w:val="0A0A0A"/>
-          <w:lang w:eastAsia="en-GB"/>
+          <w:rFonts w:ascii="Google Sans" w:hAnsi="Google Sans"/>
+          <w:color w:val="0A0A0A"/>
+        </w:rPr>
+      </w:pPr>
+      <w:r>
+        <w:rPr>
+          <w:rFonts w:ascii="Google Sans" w:hAnsi="Google Sans"/>
+          <w:b/>
+          <w:bCs/>
+          <w:color w:val="0A0A0A"/>
         </w:rPr>
         <w:t>Asset Management:</w:t>
       </w:r>
       <w:r>
         <w:rPr>
-          <w:rFonts w:ascii="Google Sans" w:eastAsia="Times New Roman" w:hAnsi="Google Sans" w:cs="Times New Roman"/>
-          <w:color w:val="0A0A0A"/>
-          <w:lang w:eastAsia="en-GB"/>
+          <w:rFonts w:ascii="Google Sans" w:hAnsi="Google Sans"/>
+          <w:color w:val="0A0A0A"/>
         </w:rPr>
         <w:t> Auto-generate an "End of Day" report showing which assets are still on-site vs. which left.</w:t>
       </w:r>
@@ -1000,24 +908,22 @@
         <w:shd w:val="clear" w:color="auto" w:fill="FFFFFF"/>
         <w:spacing w:line="420" w:lineRule="atLeast"/>
         <w:rPr>
-          <w:rFonts w:ascii="Google Sans" w:eastAsia="Times New Roman" w:hAnsi="Google Sans" w:cs="Times New Roman"/>
+          <w:rFonts w:ascii="Google Sans" w:hAnsi="Google Sans"/>
           <w:b/>
           <w:bCs/>
           <w:color w:val="0A0A0A"/>
           <w:sz w:val="30"/>
           <w:szCs w:val="30"/>
-          <w:lang w:eastAsia="en-GB"/>
-        </w:rPr>
-      </w:pPr>
-      <w:r>
-        <w:rPr>
-          <w:rFonts w:ascii="Google Sans" w:eastAsia="Times New Roman" w:hAnsi="Google Sans" w:cs="Times New Roman"/>
+        </w:rPr>
+      </w:pPr>
+      <w:r>
+        <w:rPr>
+          <w:rFonts w:ascii="Google Sans" w:hAnsi="Google Sans"/>
           <w:b/>
           <w:bCs/>
           <w:color w:val="0A0A0A"/>
           <w:sz w:val="30"/>
           <w:szCs w:val="30"/>
-          <w:lang w:eastAsia="en-GB"/>
         </w:rPr>
         <w:t>Pro-Tip: The Hybrid "Camera Overlay"</w:t>
       </w:r>
@@ -1027,52 +933,46 @@
         <w:shd w:val="clear" w:color="auto" w:fill="FFFFFF"/>
         <w:spacing w:line="360" w:lineRule="atLeast"/>
         <w:rPr>
-          <w:rFonts w:ascii="Google Sans" w:eastAsia="Times New Roman" w:hAnsi="Google Sans" w:cs="Times New Roman"/>
-          <w:color w:val="0A0A0A"/>
-          <w:lang w:eastAsia="en-GB"/>
-        </w:rPr>
-      </w:pPr>
-      <w:r>
-        <w:rPr>
-          <w:rFonts w:ascii="Google Sans" w:eastAsia="Times New Roman" w:hAnsi="Google Sans" w:cs="Times New Roman"/>
-          <w:color w:val="0A0A0A"/>
-          <w:lang w:eastAsia="en-GB"/>
+          <w:rFonts w:ascii="Google Sans" w:hAnsi="Google Sans"/>
+          <w:color w:val="0A0A0A"/>
+        </w:rPr>
+      </w:pPr>
+      <w:r>
+        <w:rPr>
+          <w:rFonts w:ascii="Google Sans" w:hAnsi="Google Sans"/>
+          <w:color w:val="0A0A0A"/>
         </w:rPr>
         <w:t>Since you originally wanted to see names on cameras, you can now link your </w:t>
       </w:r>
       <w:r>
         <w:rPr>
-          <w:rFonts w:ascii="Google Sans" w:eastAsia="Times New Roman" w:hAnsi="Google Sans" w:cs="Times New Roman"/>
-          <w:b/>
-          <w:bCs/>
-          <w:color w:val="0A0A0A"/>
-          <w:lang w:eastAsia="en-GB"/>
+          <w:rFonts w:ascii="Google Sans" w:hAnsi="Google Sans"/>
+          <w:b/>
+          <w:bCs/>
+          <w:color w:val="0A0A0A"/>
         </w:rPr>
         <w:t>BLE coordinates</w:t>
       </w:r>
       <w:r>
         <w:rPr>
-          <w:rFonts w:ascii="Google Sans" w:eastAsia="Times New Roman" w:hAnsi="Google Sans" w:cs="Times New Roman"/>
-          <w:color w:val="0A0A0A"/>
-          <w:lang w:eastAsia="en-GB"/>
+          <w:rFonts w:ascii="Google Sans" w:hAnsi="Google Sans"/>
+          <w:color w:val="0A0A0A"/>
         </w:rPr>
         <w:t> to your </w:t>
       </w:r>
       <w:r>
         <w:rPr>
-          <w:rFonts w:ascii="Google Sans" w:eastAsia="Times New Roman" w:hAnsi="Google Sans" w:cs="Times New Roman"/>
-          <w:b/>
-          <w:bCs/>
-          <w:color w:val="0A0A0A"/>
-          <w:lang w:eastAsia="en-GB"/>
+          <w:rFonts w:ascii="Google Sans" w:hAnsi="Google Sans"/>
+          <w:b/>
+          <w:bCs/>
+          <w:color w:val="0A0A0A"/>
         </w:rPr>
         <w:t>CCTV timestamps</w:t>
       </w:r>
       <w:r>
         <w:rPr>
-          <w:rFonts w:ascii="Google Sans" w:eastAsia="Times New Roman" w:hAnsi="Google Sans" w:cs="Times New Roman"/>
-          <w:color w:val="0A0A0A"/>
-          <w:lang w:eastAsia="en-GB"/>
+          <w:rFonts w:ascii="Google Sans" w:hAnsi="Google Sans"/>
+          <w:color w:val="0A0A0A"/>
         </w:rPr>
         <w:t>. When you play back video of "Zone A," the software looks at who the BLE system says was in "Zone A" at that exact second and overlays their name.</w:t>
       </w:r>
@@ -1082,9 +982,8 @@
         <w:shd w:val="clear" w:color="auto" w:fill="FFFFFF"/>
         <w:spacing w:line="360" w:lineRule="atLeast"/>
         <w:rPr>
-          <w:rFonts w:ascii="Google Sans" w:eastAsia="Times New Roman" w:hAnsi="Google Sans" w:cs="Times New Roman"/>
-          <w:color w:val="0A0A0A"/>
-          <w:lang w:eastAsia="en-GB"/>
+          <w:rFonts w:ascii="Google Sans" w:hAnsi="Google Sans"/>
+          <w:color w:val="0A0A0A"/>
         </w:rPr>
       </w:pPr>
     </w:p>
@@ -1093,9 +992,8 @@
         <w:shd w:val="clear" w:color="auto" w:fill="FFFFFF"/>
         <w:spacing w:line="360" w:lineRule="atLeast"/>
         <w:rPr>
-          <w:rFonts w:ascii="Google Sans" w:eastAsia="Times New Roman" w:hAnsi="Google Sans" w:cs="Times New Roman"/>
-          <w:color w:val="0A0A0A"/>
-          <w:lang w:eastAsia="en-GB"/>
+          <w:rFonts w:ascii="Google Sans" w:hAnsi="Google Sans"/>
+          <w:color w:val="0A0A0A"/>
         </w:rPr>
       </w:pPr>
     </w:p>
@@ -1104,9 +1002,8 @@
         <w:shd w:val="clear" w:color="auto" w:fill="FFFFFF"/>
         <w:spacing w:line="360" w:lineRule="atLeast"/>
         <w:rPr>
-          <w:rFonts w:ascii="Google Sans" w:eastAsia="Times New Roman" w:hAnsi="Google Sans" w:cs="Times New Roman"/>
-          <w:color w:val="0A0A0A"/>
-          <w:lang w:eastAsia="en-GB"/>
+          <w:rFonts w:ascii="Google Sans" w:hAnsi="Google Sans"/>
+          <w:color w:val="0A0A0A"/>
         </w:rPr>
       </w:pPr>
     </w:p>
@@ -1115,9 +1012,8 @@
         <w:shd w:val="clear" w:color="auto" w:fill="FFFFFF"/>
         <w:spacing w:line="360" w:lineRule="atLeast"/>
         <w:rPr>
-          <w:rFonts w:ascii="Google Sans" w:eastAsia="Times New Roman" w:hAnsi="Google Sans" w:cs="Times New Roman"/>
-          <w:color w:val="0A0A0A"/>
-          <w:lang w:eastAsia="en-GB"/>
+          <w:rFonts w:ascii="Google Sans" w:hAnsi="Google Sans"/>
+          <w:color w:val="0A0A0A"/>
         </w:rPr>
       </w:pPr>
     </w:p>
@@ -1126,9 +1022,8 @@
         <w:shd w:val="clear" w:color="auto" w:fill="FFFFFF"/>
         <w:spacing w:line="360" w:lineRule="atLeast"/>
         <w:rPr>
-          <w:rFonts w:ascii="Google Sans" w:eastAsia="Times New Roman" w:hAnsi="Google Sans" w:cs="Times New Roman"/>
-          <w:color w:val="0A0A0A"/>
-          <w:lang w:eastAsia="en-GB"/>
+          <w:rFonts w:ascii="Google Sans" w:hAnsi="Google Sans"/>
+          <w:color w:val="0A0A0A"/>
         </w:rPr>
       </w:pPr>
     </w:p>
@@ -1136,11 +1031,10 @@
       <w:pPr>
         <w:shd w:val="clear" w:color="auto" w:fill="FFFFFF"/>
         <w:rPr>
-          <w:rFonts w:ascii="Google Sans" w:eastAsia="Times New Roman" w:hAnsi="Google Sans" w:cs="Times New Roman"/>
+          <w:rFonts w:ascii="Google Sans" w:hAnsi="Google Sans"/>
           <w:color w:val="0A0A0A"/>
           <w:sz w:val="21"/>
           <w:szCs w:val="21"/>
-          <w:lang w:eastAsia="en-GB"/>
         </w:rPr>
       </w:pPr>
       <w:r>
@@ -1202,18 +1096,16 @@
       <w:pPr>
         <w:shd w:val="clear" w:color="auto" w:fill="F0F2F5"/>
         <w:rPr>
-          <w:rFonts w:ascii="Google Sans" w:eastAsia="Times New Roman" w:hAnsi="Google Sans" w:cs="Times New Roman"/>
+          <w:rFonts w:ascii="Google Sans" w:hAnsi="Google Sans"/>
           <w:color w:val="0A0A0A"/>
           <w:sz w:val="21"/>
           <w:szCs w:val="21"/>
-          <w:lang w:eastAsia="en-GB"/>
-        </w:rPr>
-      </w:pPr>
-      <w:r>
-        <w:rPr>
-          <w:rFonts w:ascii="Google Sans" w:eastAsia="Times New Roman" w:hAnsi="Google Sans" w:cs="Times New Roman"/>
-          <w:color w:val="0A0A0A"/>
-          <w:lang w:eastAsia="en-GB"/>
+        </w:rPr>
+      </w:pPr>
+      <w:r>
+        <w:rPr>
+          <w:rFonts w:ascii="Google Sans" w:hAnsi="Google Sans"/>
+          <w:color w:val="0A0A0A"/>
         </w:rPr>
         <w:t>Okay here is the site I'm working on ...with a size of about 200 by 150 meters</w:t>
       </w:r>
@@ -1223,16 +1115,14 @@
         <w:shd w:val="clear" w:color="auto" w:fill="FFFFFF"/>
         <w:spacing w:line="360" w:lineRule="atLeast"/>
         <w:rPr>
-          <w:rFonts w:ascii="Google Sans" w:eastAsia="Times New Roman" w:hAnsi="Google Sans" w:cs="Times New Roman"/>
-          <w:color w:val="0A0A0A"/>
-          <w:lang w:eastAsia="en-GB"/>
-        </w:rPr>
-      </w:pPr>
-      <w:r>
-        <w:rPr>
-          <w:rFonts w:ascii="Google Sans" w:eastAsia="Times New Roman" w:hAnsi="Google Sans" w:cs="Times New Roman"/>
-          <w:color w:val="0A0A0A"/>
-          <w:lang w:eastAsia="en-GB"/>
+          <w:rFonts w:ascii="Google Sans" w:hAnsi="Google Sans"/>
+          <w:color w:val="0A0A0A"/>
+        </w:rPr>
+      </w:pPr>
+      <w:r>
+        <w:rPr>
+          <w:rFonts w:ascii="Google Sans" w:hAnsi="Google Sans"/>
+          <w:color w:val="0A0A0A"/>
         </w:rPr>
         <w:t>That’s a perfect "blank canvas" for this tech. Since it's a wide-open 200m x 150m (approx. 7.5 acres) dirt site with minimal physical obstructions, your signals will travel much further than they would in a finished building.</w:t>
       </w:r>
@@ -1242,34 +1132,30 @@
         <w:shd w:val="clear" w:color="auto" w:fill="FFFFFF"/>
         <w:spacing w:line="360" w:lineRule="atLeast"/>
         <w:rPr>
-          <w:rFonts w:ascii="Google Sans" w:eastAsia="Times New Roman" w:hAnsi="Google Sans" w:cs="Times New Roman"/>
-          <w:color w:val="0A0A0A"/>
-          <w:lang w:eastAsia="en-GB"/>
-        </w:rPr>
-      </w:pPr>
-      <w:r>
-        <w:rPr>
-          <w:rFonts w:ascii="Google Sans" w:eastAsia="Times New Roman" w:hAnsi="Google Sans" w:cs="Times New Roman"/>
-          <w:color w:val="0A0A0A"/>
-          <w:lang w:eastAsia="en-GB"/>
+          <w:rFonts w:ascii="Google Sans" w:hAnsi="Google Sans"/>
+          <w:color w:val="0A0A0A"/>
+        </w:rPr>
+      </w:pPr>
+      <w:r>
+        <w:rPr>
+          <w:rFonts w:ascii="Google Sans" w:hAnsi="Google Sans"/>
+          <w:color w:val="0A0A0A"/>
         </w:rPr>
         <w:t>Here is how you specifically implement the BLE and RFID systems on </w:t>
       </w:r>
       <w:r>
         <w:rPr>
-          <w:rFonts w:ascii="Google Sans" w:eastAsia="Times New Roman" w:hAnsi="Google Sans" w:cs="Times New Roman"/>
+          <w:rFonts w:ascii="Google Sans" w:hAnsi="Google Sans"/>
           <w:i/>
           <w:iCs/>
           <w:color w:val="0A0A0A"/>
-          <w:lang w:eastAsia="en-GB"/>
         </w:rPr>
         <w:t>this</w:t>
       </w:r>
       <w:r>
         <w:rPr>
-          <w:rFonts w:ascii="Google Sans" w:eastAsia="Times New Roman" w:hAnsi="Google Sans" w:cs="Times New Roman"/>
-          <w:color w:val="0A0A0A"/>
-          <w:lang w:eastAsia="en-GB"/>
+          <w:rFonts w:ascii="Google Sans" w:hAnsi="Google Sans"/>
+          <w:color w:val="0A0A0A"/>
         </w:rPr>
         <w:t> site:</w:t>
       </w:r>
@@ -1279,20 +1165,18 @@
         <w:shd w:val="clear" w:color="auto" w:fill="FFFFFF"/>
         <w:spacing w:line="360" w:lineRule="atLeast"/>
         <w:rPr>
-          <w:rFonts w:ascii="Google Sans" w:eastAsia="Times New Roman" w:hAnsi="Google Sans" w:cs="Times New Roman"/>
-          <w:b/>
-          <w:bCs/>
-          <w:color w:val="0A0A0A"/>
-          <w:lang w:eastAsia="en-GB"/>
-        </w:rPr>
-      </w:pPr>
-      <w:r>
-        <w:rPr>
-          <w:rFonts w:ascii="Google Sans" w:eastAsia="Times New Roman" w:hAnsi="Google Sans" w:cs="Times New Roman"/>
-          <w:b/>
-          <w:bCs/>
-          <w:color w:val="0A0A0A"/>
-          <w:lang w:eastAsia="en-GB"/>
+          <w:rFonts w:ascii="Google Sans" w:hAnsi="Google Sans"/>
+          <w:b/>
+          <w:bCs/>
+          <w:color w:val="0A0A0A"/>
+        </w:rPr>
+      </w:pPr>
+      <w:r>
+        <w:rPr>
+          <w:rFonts w:ascii="Google Sans" w:hAnsi="Google Sans"/>
+          <w:b/>
+          <w:bCs/>
+          <w:color w:val="0A0A0A"/>
         </w:rPr>
         <w:t>1. BLE Infrastructure (Worker Tracking)</w:t>
       </w:r>
@@ -1302,34 +1186,30 @@
         <w:shd w:val="clear" w:color="auto" w:fill="FFFFFF"/>
         <w:spacing w:line="360" w:lineRule="atLeast"/>
         <w:rPr>
-          <w:rFonts w:ascii="Google Sans" w:eastAsia="Times New Roman" w:hAnsi="Google Sans" w:cs="Times New Roman"/>
-          <w:color w:val="0A0A0A"/>
-          <w:lang w:eastAsia="en-GB"/>
-        </w:rPr>
-      </w:pPr>
-      <w:r>
-        <w:rPr>
-          <w:rFonts w:ascii="Google Sans" w:eastAsia="Times New Roman" w:hAnsi="Google Sans" w:cs="Times New Roman"/>
-          <w:color w:val="0A0A0A"/>
-          <w:lang w:eastAsia="en-GB"/>
+          <w:rFonts w:ascii="Google Sans" w:hAnsi="Google Sans"/>
+          <w:color w:val="0A0A0A"/>
+        </w:rPr>
+      </w:pPr>
+      <w:r>
+        <w:rPr>
+          <w:rFonts w:ascii="Google Sans" w:hAnsi="Google Sans"/>
+          <w:color w:val="0A0A0A"/>
         </w:rPr>
         <w:t>In an open field like this, a high-quality BLE gateway can have a range of </w:t>
       </w:r>
       <w:r>
         <w:rPr>
-          <w:rFonts w:ascii="Google Sans" w:eastAsia="Times New Roman" w:hAnsi="Google Sans" w:cs="Times New Roman"/>
-          <w:b/>
-          <w:bCs/>
-          <w:color w:val="0A0A0A"/>
-          <w:lang w:eastAsia="en-GB"/>
+          <w:rFonts w:ascii="Google Sans" w:hAnsi="Google Sans"/>
+          <w:b/>
+          <w:bCs/>
+          <w:color w:val="0A0A0A"/>
         </w:rPr>
         <w:t>30–50 meters</w:t>
       </w:r>
       <w:r>
         <w:rPr>
-          <w:rFonts w:ascii="Google Sans" w:eastAsia="Times New Roman" w:hAnsi="Google Sans" w:cs="Times New Roman"/>
-          <w:color w:val="0A0A0A"/>
-          <w:lang w:eastAsia="en-GB"/>
+          <w:rFonts w:ascii="Google Sans" w:hAnsi="Google Sans"/>
+          <w:color w:val="0A0A0A"/>
         </w:rPr>
         <w:t>.</w:t>
       </w:r>
@@ -1343,44 +1223,39 @@
         <w:shd w:val="clear" w:color="auto" w:fill="FFFFFF"/>
         <w:spacing w:after="180" w:line="360" w:lineRule="atLeast"/>
         <w:rPr>
-          <w:rFonts w:ascii="Google Sans" w:eastAsia="Times New Roman" w:hAnsi="Google Sans" w:cs="Times New Roman"/>
-          <w:color w:val="0A0A0A"/>
-          <w:lang w:eastAsia="en-GB"/>
-        </w:rPr>
-      </w:pPr>
-      <w:r>
-        <w:rPr>
-          <w:rFonts w:ascii="Google Sans" w:eastAsia="Times New Roman" w:hAnsi="Google Sans" w:cs="Times New Roman"/>
-          <w:b/>
-          <w:bCs/>
-          <w:color w:val="0A0A0A"/>
-          <w:lang w:eastAsia="en-GB"/>
+          <w:rFonts w:ascii="Google Sans" w:hAnsi="Google Sans"/>
+          <w:color w:val="0A0A0A"/>
+        </w:rPr>
+      </w:pPr>
+      <w:r>
+        <w:rPr>
+          <w:rFonts w:ascii="Google Sans" w:hAnsi="Google Sans"/>
+          <w:b/>
+          <w:bCs/>
+          <w:color w:val="0A0A0A"/>
         </w:rPr>
         <w:t>The Grid:</w:t>
       </w:r>
       <w:r>
         <w:rPr>
-          <w:rFonts w:ascii="Google Sans" w:eastAsia="Times New Roman" w:hAnsi="Google Sans" w:cs="Times New Roman"/>
-          <w:color w:val="0A0A0A"/>
-          <w:lang w:eastAsia="en-GB"/>
+          <w:rFonts w:ascii="Google Sans" w:hAnsi="Google Sans"/>
+          <w:color w:val="0A0A0A"/>
         </w:rPr>
         <w:t> To cover 200m x 150m with "Trilateration" (precise X,Y dots), you need a grid of approximately </w:t>
       </w:r>
       <w:r>
         <w:rPr>
-          <w:rFonts w:ascii="Google Sans" w:eastAsia="Times New Roman" w:hAnsi="Google Sans" w:cs="Times New Roman"/>
-          <w:b/>
-          <w:bCs/>
-          <w:color w:val="0A0A0A"/>
-          <w:lang w:eastAsia="en-GB"/>
+          <w:rFonts w:ascii="Google Sans" w:hAnsi="Google Sans"/>
+          <w:b/>
+          <w:bCs/>
+          <w:color w:val="0A0A0A"/>
         </w:rPr>
         <w:t>12 to 15 Gateways</w:t>
       </w:r>
       <w:r>
         <w:rPr>
-          <w:rFonts w:ascii="Google Sans" w:eastAsia="Times New Roman" w:hAnsi="Google Sans" w:cs="Times New Roman"/>
-          <w:color w:val="0A0A0A"/>
-          <w:lang w:eastAsia="en-GB"/>
+          <w:rFonts w:ascii="Google Sans" w:hAnsi="Google Sans"/>
+          <w:color w:val="0A0A0A"/>
         </w:rPr>
         <w:t>.</w:t>
       </w:r>
@@ -1394,44 +1269,39 @@
         <w:shd w:val="clear" w:color="auto" w:fill="FFFFFF"/>
         <w:spacing w:after="180" w:line="360" w:lineRule="atLeast"/>
         <w:rPr>
-          <w:rFonts w:ascii="Google Sans" w:eastAsia="Times New Roman" w:hAnsi="Google Sans" w:cs="Times New Roman"/>
-          <w:color w:val="0A0A0A"/>
-          <w:lang w:eastAsia="en-GB"/>
-        </w:rPr>
-      </w:pPr>
-      <w:r>
-        <w:rPr>
-          <w:rFonts w:ascii="Google Sans" w:eastAsia="Times New Roman" w:hAnsi="Google Sans" w:cs="Times New Roman"/>
-          <w:b/>
-          <w:bCs/>
-          <w:color w:val="0A0A0A"/>
-          <w:lang w:eastAsia="en-GB"/>
+          <w:rFonts w:ascii="Google Sans" w:hAnsi="Google Sans"/>
+          <w:color w:val="0A0A0A"/>
+        </w:rPr>
+      </w:pPr>
+      <w:r>
+        <w:rPr>
+          <w:rFonts w:ascii="Google Sans" w:hAnsi="Google Sans"/>
+          <w:b/>
+          <w:bCs/>
+          <w:color w:val="0A0A0A"/>
         </w:rPr>
         <w:t>Mounting:</w:t>
       </w:r>
       <w:r>
         <w:rPr>
-          <w:rFonts w:ascii="Google Sans" w:eastAsia="Times New Roman" w:hAnsi="Google Sans" w:cs="Times New Roman"/>
-          <w:color w:val="0A0A0A"/>
-          <w:lang w:eastAsia="en-GB"/>
+          <w:rFonts w:ascii="Google Sans" w:hAnsi="Google Sans"/>
+          <w:color w:val="0A0A0A"/>
         </w:rPr>
         <w:t> Use the existing perimeter poles or temporary solar-powered skids. Space them roughly </w:t>
       </w:r>
       <w:r>
         <w:rPr>
-          <w:rFonts w:ascii="Google Sans" w:eastAsia="Times New Roman" w:hAnsi="Google Sans" w:cs="Times New Roman"/>
-          <w:b/>
-          <w:bCs/>
-          <w:color w:val="0A0A0A"/>
-          <w:lang w:eastAsia="en-GB"/>
+          <w:rFonts w:ascii="Google Sans" w:hAnsi="Google Sans"/>
+          <w:b/>
+          <w:bCs/>
+          <w:color w:val="0A0A0A"/>
         </w:rPr>
         <w:t>40 meters apart</w:t>
       </w:r>
       <w:r>
         <w:rPr>
-          <w:rFonts w:ascii="Google Sans" w:eastAsia="Times New Roman" w:hAnsi="Google Sans" w:cs="Times New Roman"/>
-          <w:color w:val="0A0A0A"/>
-          <w:lang w:eastAsia="en-GB"/>
+          <w:rFonts w:ascii="Google Sans" w:hAnsi="Google Sans"/>
+          <w:color w:val="0A0A0A"/>
         </w:rPr>
         <w:t> around the edges and a few on temporary poles in the center as the build progresses.</w:t>
       </w:r>
@@ -1445,26 +1315,23 @@
         <w:shd w:val="clear" w:color="auto" w:fill="FFFFFF"/>
         <w:spacing w:after="180" w:line="360" w:lineRule="atLeast"/>
         <w:rPr>
-          <w:rFonts w:ascii="Google Sans" w:eastAsia="Times New Roman" w:hAnsi="Google Sans" w:cs="Times New Roman"/>
-          <w:color w:val="0A0A0A"/>
-          <w:lang w:eastAsia="en-GB"/>
-        </w:rPr>
-      </w:pPr>
-      <w:r>
-        <w:rPr>
-          <w:rFonts w:ascii="Google Sans" w:eastAsia="Times New Roman" w:hAnsi="Google Sans" w:cs="Times New Roman"/>
-          <w:b/>
-          <w:bCs/>
-          <w:color w:val="0A0A0A"/>
-          <w:lang w:eastAsia="en-GB"/>
+          <w:rFonts w:ascii="Google Sans" w:hAnsi="Google Sans"/>
+          <w:color w:val="0A0A0A"/>
+        </w:rPr>
+      </w:pPr>
+      <w:r>
+        <w:rPr>
+          <w:rFonts w:ascii="Google Sans" w:hAnsi="Google Sans"/>
+          <w:b/>
+          <w:bCs/>
+          <w:color w:val="0A0A0A"/>
         </w:rPr>
         <w:t>Worker Safety:</w:t>
       </w:r>
       <w:r>
         <w:rPr>
-          <w:rFonts w:ascii="Google Sans" w:eastAsia="Times New Roman" w:hAnsi="Google Sans" w:cs="Times New Roman"/>
-          <w:color w:val="0A0A0A"/>
-          <w:lang w:eastAsia="en-GB"/>
+          <w:rFonts w:ascii="Google Sans" w:hAnsi="Google Sans"/>
+          <w:color w:val="0A0A0A"/>
         </w:rPr>
         <w:t> You can "Geofence" that steep red-dirt embankment on the right. If a worker’s BLE tag gets within 2 meters of the edge, you can trigger an automated alert to their phone or a site siren.</w:t>
       </w:r>
@@ -1474,20 +1341,18 @@
         <w:shd w:val="clear" w:color="auto" w:fill="FFFFFF"/>
         <w:spacing w:line="360" w:lineRule="atLeast"/>
         <w:rPr>
-          <w:rFonts w:ascii="Google Sans" w:eastAsia="Times New Roman" w:hAnsi="Google Sans" w:cs="Times New Roman"/>
-          <w:b/>
-          <w:bCs/>
-          <w:color w:val="0A0A0A"/>
-          <w:lang w:eastAsia="en-GB"/>
-        </w:rPr>
-      </w:pPr>
-      <w:r>
-        <w:rPr>
-          <w:rFonts w:ascii="Google Sans" w:eastAsia="Times New Roman" w:hAnsi="Google Sans" w:cs="Times New Roman"/>
-          <w:b/>
-          <w:bCs/>
-          <w:color w:val="0A0A0A"/>
-          <w:lang w:eastAsia="en-GB"/>
+          <w:rFonts w:ascii="Google Sans" w:hAnsi="Google Sans"/>
+          <w:b/>
+          <w:bCs/>
+          <w:color w:val="0A0A0A"/>
+        </w:rPr>
+      </w:pPr>
+      <w:r>
+        <w:rPr>
+          <w:rFonts w:ascii="Google Sans" w:hAnsi="Google Sans"/>
+          <w:b/>
+          <w:bCs/>
+          <w:color w:val="0A0A0A"/>
         </w:rPr>
         <w:t>2. Passive RFID (Asset/Vehicle Geofencing)</w:t>
       </w:r>
@@ -1497,16 +1362,14 @@
         <w:shd w:val="clear" w:color="auto" w:fill="FFFFFF"/>
         <w:spacing w:line="360" w:lineRule="atLeast"/>
         <w:rPr>
-          <w:rFonts w:ascii="Google Sans" w:eastAsia="Times New Roman" w:hAnsi="Google Sans" w:cs="Times New Roman"/>
-          <w:color w:val="0A0A0A"/>
-          <w:lang w:eastAsia="en-GB"/>
-        </w:rPr>
-      </w:pPr>
-      <w:r>
-        <w:rPr>
-          <w:rFonts w:ascii="Google Sans" w:eastAsia="Times New Roman" w:hAnsi="Google Sans" w:cs="Times New Roman"/>
-          <w:color w:val="0A0A0A"/>
-          <w:lang w:eastAsia="en-GB"/>
+          <w:rFonts w:ascii="Google Sans" w:hAnsi="Google Sans"/>
+          <w:color w:val="0A0A0A"/>
+        </w:rPr>
+      </w:pPr>
+      <w:r>
+        <w:rPr>
+          <w:rFonts w:ascii="Google Sans" w:hAnsi="Google Sans"/>
+          <w:color w:val="0A0A0A"/>
         </w:rPr>
         <w:t>Since this is an open site, "theft by driving off" is your biggest risk.</w:t>
       </w:r>
@@ -1520,26 +1383,23 @@
         <w:shd w:val="clear" w:color="auto" w:fill="FFFFFF"/>
         <w:spacing w:after="180" w:line="360" w:lineRule="atLeast"/>
         <w:rPr>
-          <w:rFonts w:ascii="Google Sans" w:eastAsia="Times New Roman" w:hAnsi="Google Sans" w:cs="Times New Roman"/>
-          <w:color w:val="0A0A0A"/>
-          <w:lang w:eastAsia="en-GB"/>
-        </w:rPr>
-      </w:pPr>
-      <w:r>
-        <w:rPr>
-          <w:rFonts w:ascii="Google Sans" w:eastAsia="Times New Roman" w:hAnsi="Google Sans" w:cs="Times New Roman"/>
-          <w:b/>
-          <w:bCs/>
-          <w:color w:val="0A0A0A"/>
-          <w:lang w:eastAsia="en-GB"/>
+          <w:rFonts w:ascii="Google Sans" w:hAnsi="Google Sans"/>
+          <w:color w:val="0A0A0A"/>
+        </w:rPr>
+      </w:pPr>
+      <w:r>
+        <w:rPr>
+          <w:rFonts w:ascii="Google Sans" w:hAnsi="Google Sans"/>
+          <w:b/>
+          <w:bCs/>
+          <w:color w:val="0A0A0A"/>
         </w:rPr>
         <w:t>The Choke Point:</w:t>
       </w:r>
       <w:r>
         <w:rPr>
-          <w:rFonts w:ascii="Google Sans" w:eastAsia="Times New Roman" w:hAnsi="Google Sans" w:cs="Times New Roman"/>
-          <w:color w:val="0A0A0A"/>
-          <w:lang w:eastAsia="en-GB"/>
+          <w:rFonts w:ascii="Google Sans" w:hAnsi="Google Sans"/>
+          <w:color w:val="0A0A0A"/>
         </w:rPr>
         <w:t> Identify the main entry/exit road (likely where the trucks are parked in the background).</w:t>
       </w:r>
@@ -1553,26 +1413,23 @@
         <w:shd w:val="clear" w:color="auto" w:fill="FFFFFF"/>
         <w:spacing w:after="180" w:line="360" w:lineRule="atLeast"/>
         <w:rPr>
-          <w:rFonts w:ascii="Google Sans" w:eastAsia="Times New Roman" w:hAnsi="Google Sans" w:cs="Times New Roman"/>
-          <w:color w:val="0A0A0A"/>
-          <w:lang w:eastAsia="en-GB"/>
-        </w:rPr>
-      </w:pPr>
-      <w:r>
-        <w:rPr>
-          <w:rFonts w:ascii="Google Sans" w:eastAsia="Times New Roman" w:hAnsi="Google Sans" w:cs="Times New Roman"/>
-          <w:b/>
-          <w:bCs/>
-          <w:color w:val="0A0A0A"/>
-          <w:lang w:eastAsia="en-GB"/>
+          <w:rFonts w:ascii="Google Sans" w:hAnsi="Google Sans"/>
+          <w:color w:val="0A0A0A"/>
+        </w:rPr>
+      </w:pPr>
+      <w:r>
+        <w:rPr>
+          <w:rFonts w:ascii="Google Sans" w:hAnsi="Google Sans"/>
+          <w:b/>
+          <w:bCs/>
+          <w:color w:val="0A0A0A"/>
         </w:rPr>
         <w:t>The "Portal":</w:t>
       </w:r>
       <w:r>
         <w:rPr>
-          <w:rFonts w:ascii="Google Sans" w:eastAsia="Times New Roman" w:hAnsi="Google Sans" w:cs="Times New Roman"/>
-          <w:color w:val="0A0A0A"/>
-          <w:lang w:eastAsia="en-GB"/>
+          <w:rFonts w:ascii="Google Sans" w:hAnsi="Google Sans"/>
+          <w:color w:val="0A0A0A"/>
         </w:rPr>
         <w:t> Install two high-gain RFID antennas on either side of that main gate.</w:t>
       </w:r>
@@ -1586,44 +1443,39 @@
         <w:shd w:val="clear" w:color="auto" w:fill="FFFFFF"/>
         <w:spacing w:after="180" w:line="360" w:lineRule="atLeast"/>
         <w:rPr>
-          <w:rFonts w:ascii="Google Sans" w:eastAsia="Times New Roman" w:hAnsi="Google Sans" w:cs="Times New Roman"/>
-          <w:color w:val="0A0A0A"/>
-          <w:lang w:eastAsia="en-GB"/>
-        </w:rPr>
-      </w:pPr>
-      <w:r>
-        <w:rPr>
-          <w:rFonts w:ascii="Google Sans" w:eastAsia="Times New Roman" w:hAnsi="Google Sans" w:cs="Times New Roman"/>
-          <w:b/>
-          <w:bCs/>
-          <w:color w:val="0A0A0A"/>
-          <w:lang w:eastAsia="en-GB"/>
+          <w:rFonts w:ascii="Google Sans" w:hAnsi="Google Sans"/>
+          <w:color w:val="0A0A0A"/>
+        </w:rPr>
+      </w:pPr>
+      <w:r>
+        <w:rPr>
+          <w:rFonts w:ascii="Google Sans" w:hAnsi="Google Sans"/>
+          <w:b/>
+          <w:bCs/>
+          <w:color w:val="0A0A0A"/>
         </w:rPr>
         <w:t>The Logic:</w:t>
       </w:r>
       <w:r>
         <w:rPr>
-          <w:rFonts w:ascii="Google Sans" w:eastAsia="Times New Roman" w:hAnsi="Google Sans" w:cs="Times New Roman"/>
-          <w:color w:val="0A0A0A"/>
-          <w:lang w:eastAsia="en-GB"/>
+          <w:rFonts w:ascii="Google Sans" w:hAnsi="Google Sans"/>
+          <w:color w:val="0A0A0A"/>
         </w:rPr>
         <w:t> Every piece of heavy machinery (like the yellow excavators visible) gets a rugged </w:t>
       </w:r>
       <w:r>
         <w:rPr>
-          <w:rFonts w:ascii="Google Sans" w:eastAsia="Times New Roman" w:hAnsi="Google Sans" w:cs="Times New Roman"/>
-          <w:b/>
-          <w:bCs/>
-          <w:color w:val="0A0A0A"/>
-          <w:lang w:eastAsia="en-GB"/>
+          <w:rFonts w:ascii="Google Sans" w:hAnsi="Google Sans"/>
+          <w:b/>
+          <w:bCs/>
+          <w:color w:val="0A0A0A"/>
         </w:rPr>
         <w:t>Metal-Mount RFID Tag</w:t>
       </w:r>
       <w:r>
         <w:rPr>
-          <w:rFonts w:ascii="Google Sans" w:eastAsia="Times New Roman" w:hAnsi="Google Sans" w:cs="Times New Roman"/>
-          <w:color w:val="0A0A0A"/>
-          <w:lang w:eastAsia="en-GB"/>
+          <w:rFonts w:ascii="Google Sans" w:hAnsi="Google Sans"/>
+          <w:color w:val="0A0A0A"/>
         </w:rPr>
         <w:t>. When they pass that gate, the system logs it. If a machine leaves at 2:00 AM (outside of work hours), the system treats it as a geofence breach and alerts security.</w:t>
       </w:r>
@@ -1633,20 +1485,18 @@
         <w:shd w:val="clear" w:color="auto" w:fill="FFFFFF"/>
         <w:spacing w:line="360" w:lineRule="atLeast"/>
         <w:rPr>
-          <w:rFonts w:ascii="Google Sans" w:eastAsia="Times New Roman" w:hAnsi="Google Sans" w:cs="Times New Roman"/>
-          <w:b/>
-          <w:bCs/>
-          <w:color w:val="0A0A0A"/>
-          <w:lang w:eastAsia="en-GB"/>
-        </w:rPr>
-      </w:pPr>
-      <w:r>
-        <w:rPr>
-          <w:rFonts w:ascii="Google Sans" w:eastAsia="Times New Roman" w:hAnsi="Google Sans" w:cs="Times New Roman"/>
-          <w:b/>
-          <w:bCs/>
-          <w:color w:val="0A0A0A"/>
-          <w:lang w:eastAsia="en-GB"/>
+          <w:rFonts w:ascii="Google Sans" w:hAnsi="Google Sans"/>
+          <w:b/>
+          <w:bCs/>
+          <w:color w:val="0A0A0A"/>
+        </w:rPr>
+      </w:pPr>
+      <w:r>
+        <w:rPr>
+          <w:rFonts w:ascii="Google Sans" w:hAnsi="Google Sans"/>
+          <w:b/>
+          <w:bCs/>
+          <w:color w:val="0A0A0A"/>
         </w:rPr>
         <w:t>3. The Connectivity Challenge</w:t>
       </w:r>
@@ -1656,16 +1506,14 @@
         <w:shd w:val="clear" w:color="auto" w:fill="FFFFFF"/>
         <w:spacing w:line="360" w:lineRule="atLeast"/>
         <w:rPr>
-          <w:rFonts w:ascii="Google Sans" w:eastAsia="Times New Roman" w:hAnsi="Google Sans" w:cs="Times New Roman"/>
-          <w:color w:val="0A0A0A"/>
-          <w:lang w:eastAsia="en-GB"/>
-        </w:rPr>
-      </w:pPr>
-      <w:r>
-        <w:rPr>
-          <w:rFonts w:ascii="Google Sans" w:eastAsia="Times New Roman" w:hAnsi="Google Sans" w:cs="Times New Roman"/>
-          <w:color w:val="0A0A0A"/>
-          <w:lang w:eastAsia="en-GB"/>
+          <w:rFonts w:ascii="Google Sans" w:hAnsi="Google Sans"/>
+          <w:color w:val="0A0A0A"/>
+        </w:rPr>
+      </w:pPr>
+      <w:r>
+        <w:rPr>
+          <w:rFonts w:ascii="Google Sans" w:hAnsi="Google Sans"/>
+          <w:color w:val="0A0A0A"/>
         </w:rPr>
         <w:t>Looking at the image, you likely don't have high-speed fiber internet yet.</w:t>
       </w:r>
@@ -1679,45 +1527,40 @@
         <w:shd w:val="clear" w:color="auto" w:fill="FFFFFF"/>
         <w:spacing w:after="180" w:line="360" w:lineRule="atLeast"/>
         <w:rPr>
-          <w:rFonts w:ascii="Google Sans" w:eastAsia="Times New Roman" w:hAnsi="Google Sans" w:cs="Times New Roman"/>
-          <w:color w:val="0A0A0A"/>
-          <w:lang w:eastAsia="en-GB"/>
-        </w:rPr>
-      </w:pPr>
-      <w:r>
-        <w:rPr>
-          <w:rFonts w:ascii="Google Sans" w:eastAsia="Times New Roman" w:hAnsi="Google Sans" w:cs="Times New Roman"/>
-          <w:b/>
-          <w:bCs/>
-          <w:color w:val="0A0A0A"/>
-          <w:lang w:eastAsia="en-GB"/>
+          <w:rFonts w:ascii="Google Sans" w:hAnsi="Google Sans"/>
+          <w:color w:val="0A0A0A"/>
+        </w:rPr>
+      </w:pPr>
+      <w:r>
+        <w:rPr>
+          <w:rFonts w:ascii="Google Sans" w:hAnsi="Google Sans"/>
+          <w:b/>
+          <w:bCs/>
+          <w:color w:val="0A0A0A"/>
         </w:rPr>
         <w:lastRenderedPageBreak/>
         <w:t>Solution:</w:t>
       </w:r>
       <w:r>
         <w:rPr>
-          <w:rFonts w:ascii="Google Sans" w:eastAsia="Times New Roman" w:hAnsi="Google Sans" w:cs="Times New Roman"/>
-          <w:color w:val="0A0A0A"/>
-          <w:lang w:eastAsia="en-GB"/>
+          <w:rFonts w:ascii="Google Sans" w:hAnsi="Google Sans"/>
+          <w:color w:val="0A0A0A"/>
         </w:rPr>
         <w:t> Use an </w:t>
       </w:r>
       <w:r>
         <w:rPr>
-          <w:rFonts w:ascii="Google Sans" w:eastAsia="Times New Roman" w:hAnsi="Google Sans" w:cs="Times New Roman"/>
-          <w:b/>
-          <w:bCs/>
-          <w:color w:val="0A0A0A"/>
-          <w:lang w:eastAsia="en-GB"/>
+          <w:rFonts w:ascii="Google Sans" w:hAnsi="Google Sans"/>
+          <w:b/>
+          <w:bCs/>
+          <w:color w:val="0A0A0A"/>
         </w:rPr>
         <w:t>Industrial 4G/5G Router</w:t>
       </w:r>
       <w:r>
         <w:rPr>
-          <w:rFonts w:ascii="Google Sans" w:eastAsia="Times New Roman" w:hAnsi="Google Sans" w:cs="Times New Roman"/>
-          <w:color w:val="0A0A0A"/>
-          <w:lang w:eastAsia="en-GB"/>
+          <w:rFonts w:ascii="Google Sans" w:hAnsi="Google Sans"/>
+          <w:color w:val="0A0A0A"/>
         </w:rPr>
         <w:t> housed in a weatherproof box at a central point.</w:t>
       </w:r>
@@ -1731,44 +1574,39 @@
         <w:shd w:val="clear" w:color="auto" w:fill="FFFFFF"/>
         <w:spacing w:after="180" w:line="360" w:lineRule="atLeast"/>
         <w:rPr>
-          <w:rFonts w:ascii="Google Sans" w:eastAsia="Times New Roman" w:hAnsi="Google Sans" w:cs="Times New Roman"/>
-          <w:color w:val="0A0A0A"/>
-          <w:lang w:eastAsia="en-GB"/>
-        </w:rPr>
-      </w:pPr>
-      <w:r>
-        <w:rPr>
-          <w:rFonts w:ascii="Google Sans" w:eastAsia="Times New Roman" w:hAnsi="Google Sans" w:cs="Times New Roman"/>
-          <w:b/>
-          <w:bCs/>
-          <w:color w:val="0A0A0A"/>
-          <w:lang w:eastAsia="en-GB"/>
+          <w:rFonts w:ascii="Google Sans" w:hAnsi="Google Sans"/>
+          <w:color w:val="0A0A0A"/>
+        </w:rPr>
+      </w:pPr>
+      <w:r>
+        <w:rPr>
+          <w:rFonts w:ascii="Google Sans" w:hAnsi="Google Sans"/>
+          <w:b/>
+          <w:bCs/>
+          <w:color w:val="0A0A0A"/>
         </w:rPr>
         <w:t>Mesh Networking:</w:t>
       </w:r>
       <w:r>
         <w:rPr>
-          <w:rFonts w:ascii="Google Sans" w:eastAsia="Times New Roman" w:hAnsi="Google Sans" w:cs="Times New Roman"/>
-          <w:color w:val="0A0A0A"/>
-          <w:lang w:eastAsia="en-GB"/>
+          <w:rFonts w:ascii="Google Sans" w:hAnsi="Google Sans"/>
+          <w:color w:val="0A0A0A"/>
         </w:rPr>
         <w:t> Since wiring 15 gateways across 200 meters of dirt is impractical, use </w:t>
       </w:r>
       <w:r>
         <w:rPr>
-          <w:rFonts w:ascii="Google Sans" w:eastAsia="Times New Roman" w:hAnsi="Google Sans" w:cs="Times New Roman"/>
-          <w:b/>
-          <w:bCs/>
-          <w:color w:val="0A0A0A"/>
-          <w:lang w:eastAsia="en-GB"/>
+          <w:rFonts w:ascii="Google Sans" w:hAnsi="Google Sans"/>
+          <w:b/>
+          <w:bCs/>
+          <w:color w:val="0A0A0A"/>
         </w:rPr>
         <w:t>BLE Mesh</w:t>
       </w:r>
       <w:r>
         <w:rPr>
-          <w:rFonts w:ascii="Google Sans" w:eastAsia="Times New Roman" w:hAnsi="Google Sans" w:cs="Times New Roman"/>
-          <w:color w:val="0A0A0A"/>
-          <w:lang w:eastAsia="en-GB"/>
+          <w:rFonts w:ascii="Google Sans" w:hAnsi="Google Sans"/>
+          <w:color w:val="0A0A0A"/>
         </w:rPr>
         <w:t> gateways. Only one needs to be plugged into the internet; the others "talk" to each other wirelessly to pass data back to the main router.</w:t>
       </w:r>
@@ -1778,20 +1616,18 @@
         <w:shd w:val="clear" w:color="auto" w:fill="FFFFFF"/>
         <w:spacing w:line="360" w:lineRule="atLeast"/>
         <w:rPr>
-          <w:rFonts w:ascii="Google Sans" w:eastAsia="Times New Roman" w:hAnsi="Google Sans" w:cs="Times New Roman"/>
-          <w:b/>
-          <w:bCs/>
-          <w:color w:val="0A0A0A"/>
-          <w:lang w:eastAsia="en-GB"/>
-        </w:rPr>
-      </w:pPr>
-      <w:r>
-        <w:rPr>
-          <w:rFonts w:ascii="Google Sans" w:eastAsia="Times New Roman" w:hAnsi="Google Sans" w:cs="Times New Roman"/>
-          <w:b/>
-          <w:bCs/>
-          <w:color w:val="0A0A0A"/>
-          <w:lang w:eastAsia="en-GB"/>
+          <w:rFonts w:ascii="Google Sans" w:hAnsi="Google Sans"/>
+          <w:b/>
+          <w:bCs/>
+          <w:color w:val="0A0A0A"/>
+        </w:rPr>
+      </w:pPr>
+      <w:r>
+        <w:rPr>
+          <w:rFonts w:ascii="Google Sans" w:hAnsi="Google Sans"/>
+          <w:b/>
+          <w:bCs/>
+          <w:color w:val="0A0A0A"/>
         </w:rPr>
         <w:t>4. Productivity Reporting for This Site</w:t>
       </w:r>
@@ -1801,16 +1637,14 @@
         <w:shd w:val="clear" w:color="auto" w:fill="FFFFFF"/>
         <w:spacing w:line="360" w:lineRule="atLeast"/>
         <w:rPr>
-          <w:rFonts w:ascii="Google Sans" w:eastAsia="Times New Roman" w:hAnsi="Google Sans" w:cs="Times New Roman"/>
-          <w:color w:val="0A0A0A"/>
-          <w:lang w:eastAsia="en-GB"/>
-        </w:rPr>
-      </w:pPr>
-      <w:r>
-        <w:rPr>
-          <w:rFonts w:ascii="Google Sans" w:eastAsia="Times New Roman" w:hAnsi="Google Sans" w:cs="Times New Roman"/>
-          <w:color w:val="0A0A0A"/>
-          <w:lang w:eastAsia="en-GB"/>
+          <w:rFonts w:ascii="Google Sans" w:hAnsi="Google Sans"/>
+          <w:color w:val="0A0A0A"/>
+        </w:rPr>
+      </w:pPr>
+      <w:r>
+        <w:rPr>
+          <w:rFonts w:ascii="Google Sans" w:hAnsi="Google Sans"/>
+          <w:color w:val="0A0A0A"/>
         </w:rPr>
         <w:t>With this layout, you can generate:</w:t>
       </w:r>
@@ -1824,26 +1658,23 @@
         <w:shd w:val="clear" w:color="auto" w:fill="FFFFFF"/>
         <w:spacing w:after="180" w:line="360" w:lineRule="atLeast"/>
         <w:rPr>
-          <w:rFonts w:ascii="Google Sans" w:eastAsia="Times New Roman" w:hAnsi="Google Sans" w:cs="Times New Roman"/>
-          <w:color w:val="0A0A0A"/>
-          <w:lang w:eastAsia="en-GB"/>
-        </w:rPr>
-      </w:pPr>
-      <w:r>
-        <w:rPr>
-          <w:rFonts w:ascii="Google Sans" w:eastAsia="Times New Roman" w:hAnsi="Google Sans" w:cs="Times New Roman"/>
-          <w:b/>
-          <w:bCs/>
-          <w:color w:val="0A0A0A"/>
-          <w:lang w:eastAsia="en-GB"/>
+          <w:rFonts w:ascii="Google Sans" w:hAnsi="Google Sans"/>
+          <w:color w:val="0A0A0A"/>
+        </w:rPr>
+      </w:pPr>
+      <w:r>
+        <w:rPr>
+          <w:rFonts w:ascii="Google Sans" w:hAnsi="Google Sans"/>
+          <w:b/>
+          <w:bCs/>
+          <w:color w:val="0A0A0A"/>
         </w:rPr>
         <w:t>Site Heatmaps:</w:t>
       </w:r>
       <w:r>
         <w:rPr>
-          <w:rFonts w:ascii="Google Sans" w:eastAsia="Times New Roman" w:hAnsi="Google Sans" w:cs="Times New Roman"/>
-          <w:color w:val="0A0A0A"/>
-          <w:lang w:eastAsia="en-GB"/>
+          <w:rFonts w:ascii="Google Sans" w:hAnsi="Google Sans"/>
+          <w:color w:val="0A0A0A"/>
         </w:rPr>
         <w:t> See which area of the 200m field is getting the most "man-hours." If the far left corner is stagnant while the center is crowded, you have a bottleneck.</w:t>
       </w:r>
@@ -1857,26 +1688,23 @@
         <w:shd w:val="clear" w:color="auto" w:fill="FFFFFF"/>
         <w:spacing w:after="180" w:line="360" w:lineRule="atLeast"/>
         <w:rPr>
-          <w:rFonts w:ascii="Google Sans" w:eastAsia="Times New Roman" w:hAnsi="Google Sans" w:cs="Times New Roman"/>
-          <w:color w:val="0A0A0A"/>
-          <w:lang w:eastAsia="en-GB"/>
-        </w:rPr>
-      </w:pPr>
-      <w:r>
-        <w:rPr>
-          <w:rFonts w:ascii="Google Sans" w:eastAsia="Times New Roman" w:hAnsi="Google Sans" w:cs="Times New Roman"/>
-          <w:b/>
-          <w:bCs/>
-          <w:color w:val="0A0A0A"/>
-          <w:lang w:eastAsia="en-GB"/>
+          <w:rFonts w:ascii="Google Sans" w:hAnsi="Google Sans"/>
+          <w:color w:val="0A0A0A"/>
+        </w:rPr>
+      </w:pPr>
+      <w:r>
+        <w:rPr>
+          <w:rFonts w:ascii="Google Sans" w:hAnsi="Google Sans"/>
+          <w:b/>
+          <w:bCs/>
+          <w:color w:val="0A0A0A"/>
         </w:rPr>
         <w:t>Automated Timesheets:</w:t>
       </w:r>
       <w:r>
         <w:rPr>
-          <w:rFonts w:ascii="Google Sans" w:eastAsia="Times New Roman" w:hAnsi="Google Sans" w:cs="Times New Roman"/>
-          <w:color w:val="0A0A0A"/>
-          <w:lang w:eastAsia="en-GB"/>
+          <w:rFonts w:ascii="Google Sans" w:hAnsi="Google Sans"/>
+          <w:color w:val="0A0A0A"/>
         </w:rPr>
         <w:t> Instead of manual check-ins, the moment a worker's BLE tag is detected on this field, their "work day" starts in your software.</w:t>
       </w:r>
@@ -1886,34 +1714,30 @@
         <w:shd w:val="clear" w:color="auto" w:fill="FFFFFF"/>
         <w:spacing w:after="180" w:line="360" w:lineRule="atLeast"/>
         <w:rPr>
-          <w:rFonts w:ascii="Google Sans" w:eastAsia="Times New Roman" w:hAnsi="Google Sans" w:cs="Times New Roman"/>
-          <w:color w:val="0A0A0A"/>
-          <w:lang w:eastAsia="en-GB"/>
-        </w:rPr>
-      </w:pPr>
-      <w:r>
-        <w:rPr>
-          <w:rFonts w:ascii="Google Sans" w:eastAsia="Times New Roman" w:hAnsi="Google Sans" w:cs="Times New Roman"/>
-          <w:color w:val="0A0A0A"/>
-          <w:lang w:eastAsia="en-GB"/>
+          <w:rFonts w:ascii="Google Sans" w:hAnsi="Google Sans"/>
+          <w:color w:val="0A0A0A"/>
+        </w:rPr>
+      </w:pPr>
+      <w:r>
+        <w:rPr>
+          <w:rFonts w:ascii="Google Sans" w:hAnsi="Google Sans"/>
+          <w:color w:val="0A0A0A"/>
         </w:rPr>
         <w:t xml:space="preserve"> While </w:t>
       </w:r>
       <w:r>
         <w:rPr>
-          <w:rFonts w:ascii="Google Sans" w:eastAsia="Times New Roman" w:hAnsi="Google Sans" w:cs="Times New Roman"/>
-          <w:b/>
-          <w:bCs/>
-          <w:color w:val="0A0A0A"/>
-          <w:lang w:eastAsia="en-GB"/>
+          <w:rFonts w:ascii="Google Sans" w:hAnsi="Google Sans"/>
+          <w:b/>
+          <w:bCs/>
+          <w:color w:val="0A0A0A"/>
         </w:rPr>
         <w:t>telematics</w:t>
       </w:r>
       <w:r>
         <w:rPr>
-          <w:rFonts w:ascii="Google Sans" w:eastAsia="Times New Roman" w:hAnsi="Google Sans" w:cs="Times New Roman"/>
-          <w:color w:val="0A0A0A"/>
-          <w:lang w:eastAsia="en-GB"/>
+          <w:rFonts w:ascii="Google Sans" w:hAnsi="Google Sans"/>
+          <w:color w:val="0A0A0A"/>
         </w:rPr>
         <w:t> can replace RFID for heavy machinery, they serve different operational roles.</w:t>
       </w:r>
@@ -1923,20 +1747,18 @@
         <w:shd w:val="clear" w:color="auto" w:fill="FFFFFF"/>
         <w:spacing w:line="360" w:lineRule="atLeast"/>
         <w:rPr>
-          <w:rFonts w:ascii="Google Sans" w:eastAsia="Times New Roman" w:hAnsi="Google Sans" w:cs="Times New Roman"/>
-          <w:b/>
-          <w:bCs/>
-          <w:color w:val="0A0A0A"/>
-          <w:lang w:eastAsia="en-GB"/>
-        </w:rPr>
-      </w:pPr>
-      <w:r>
-        <w:rPr>
-          <w:rFonts w:ascii="Google Sans" w:eastAsia="Times New Roman" w:hAnsi="Google Sans" w:cs="Times New Roman"/>
-          <w:b/>
-          <w:bCs/>
-          <w:color w:val="0A0A0A"/>
-          <w:lang w:eastAsia="en-GB"/>
+          <w:rFonts w:ascii="Google Sans" w:hAnsi="Google Sans"/>
+          <w:b/>
+          <w:bCs/>
+          <w:color w:val="0A0A0A"/>
+        </w:rPr>
+      </w:pPr>
+      <w:r>
+        <w:rPr>
+          <w:rFonts w:ascii="Google Sans" w:hAnsi="Google Sans"/>
+          <w:b/>
+          <w:bCs/>
+          <w:color w:val="0A0A0A"/>
         </w:rPr>
         <w:t>1. Telematics vs. RFID: Can one replace the other?</w:t>
       </w:r>
@@ -1945,26 +1767,20 @@
       <w:pPr>
         <w:shd w:val="clear" w:color="auto" w:fill="FFFFFF"/>
         <w:spacing w:line="360" w:lineRule="atLeast"/>
-        <w:rPr>
-          <w:rFonts w:ascii="Times New Roman" w:eastAsia="Times New Roman" w:hAnsi="Times New Roman" w:cs="Times New Roman"/>
-          <w:lang w:eastAsia="en-GB"/>
-        </w:rPr>
-      </w:pPr>
-      <w:r>
-        <w:rPr>
-          <w:rFonts w:ascii="Google Sans" w:eastAsia="Times New Roman" w:hAnsi="Google Sans" w:cs="Times New Roman"/>
-          <w:b/>
-          <w:bCs/>
-          <w:color w:val="0A0A0A"/>
-          <w:lang w:eastAsia="en-GB"/>
+      </w:pPr>
+      <w:r>
+        <w:rPr>
+          <w:rFonts w:ascii="Google Sans" w:hAnsi="Google Sans"/>
+          <w:b/>
+          <w:bCs/>
+          <w:color w:val="0A0A0A"/>
         </w:rPr>
         <w:t>Yes, for your heavy machinery.</w:t>
       </w:r>
       <w:r>
         <w:rPr>
-          <w:rFonts w:ascii="Google Sans" w:eastAsia="Times New Roman" w:hAnsi="Google Sans" w:cs="Times New Roman"/>
-          <w:color w:val="0A0A0A"/>
-          <w:lang w:eastAsia="en-GB"/>
+          <w:rFonts w:ascii="Google Sans" w:hAnsi="Google Sans"/>
+          <w:color w:val="0A0A0A"/>
         </w:rPr>
         <w:t> Telematics (GPS-based) already tracks the real-time location, engine hours, and diagnostics of graders and excavators. </w:t>
       </w:r>
@@ -1978,26 +1794,23 @@
         <w:shd w:val="clear" w:color="auto" w:fill="FFFFFF"/>
         <w:spacing w:after="180" w:line="360" w:lineRule="atLeast"/>
         <w:rPr>
-          <w:rFonts w:ascii="Google Sans" w:eastAsia="Times New Roman" w:hAnsi="Google Sans" w:cs="Times New Roman"/>
-          <w:color w:val="0A0A0A"/>
-          <w:lang w:eastAsia="en-GB"/>
-        </w:rPr>
-      </w:pPr>
-      <w:r>
-        <w:rPr>
-          <w:rFonts w:ascii="Google Sans" w:eastAsia="Times New Roman" w:hAnsi="Google Sans" w:cs="Times New Roman"/>
-          <w:b/>
-          <w:bCs/>
-          <w:color w:val="0A0A0A"/>
-          <w:lang w:eastAsia="en-GB"/>
+          <w:rFonts w:ascii="Google Sans" w:hAnsi="Google Sans"/>
+          <w:color w:val="0A0A0A"/>
+        </w:rPr>
+      </w:pPr>
+      <w:r>
+        <w:rPr>
+          <w:rFonts w:ascii="Google Sans" w:hAnsi="Google Sans"/>
+          <w:b/>
+          <w:bCs/>
+          <w:color w:val="0A0A0A"/>
         </w:rPr>
         <w:t>Why use Telematics?</w:t>
       </w:r>
       <w:r>
         <w:rPr>
-          <w:rFonts w:ascii="Google Sans" w:eastAsia="Times New Roman" w:hAnsi="Google Sans" w:cs="Times New Roman"/>
-          <w:color w:val="0A0A0A"/>
-          <w:lang w:eastAsia="en-GB"/>
+          <w:rFonts w:ascii="Google Sans" w:hAnsi="Google Sans"/>
+          <w:color w:val="0A0A0A"/>
         </w:rPr>
         <w:t> It gives you deep productivity data (fuel use, idle time, machine position) without needing any on-site readers.</w:t>
       </w:r>
@@ -2010,44 +1823,36 @@
         </w:numPr>
         <w:shd w:val="clear" w:color="auto" w:fill="FFFFFF"/>
         <w:spacing w:after="180" w:line="360" w:lineRule="atLeast"/>
-        <w:rPr>
-          <w:rFonts w:ascii="Times New Roman" w:eastAsia="Times New Roman" w:hAnsi="Times New Roman" w:cs="Times New Roman"/>
-          <w:lang w:eastAsia="en-GB"/>
-        </w:rPr>
-      </w:pPr>
-      <w:r>
-        <w:rPr>
-          <w:rFonts w:ascii="Google Sans" w:eastAsia="Times New Roman" w:hAnsi="Google Sans" w:cs="Times New Roman"/>
-          <w:b/>
-          <w:bCs/>
-          <w:color w:val="0A0A0A"/>
-          <w:lang w:eastAsia="en-GB"/>
+      </w:pPr>
+      <w:r>
+        <w:rPr>
+          <w:rFonts w:ascii="Google Sans" w:hAnsi="Google Sans"/>
+          <w:b/>
+          <w:bCs/>
+          <w:color w:val="0A0A0A"/>
         </w:rPr>
         <w:t>Why you might still keep some RFID:</w:t>
       </w:r>
       <w:r>
         <w:rPr>
-          <w:rFonts w:ascii="Google Sans" w:eastAsia="Times New Roman" w:hAnsi="Google Sans" w:cs="Times New Roman"/>
-          <w:color w:val="0A0A0A"/>
-          <w:lang w:eastAsia="en-GB"/>
+          <w:rFonts w:ascii="Google Sans" w:hAnsi="Google Sans"/>
+          <w:color w:val="0A0A0A"/>
         </w:rPr>
         <w:t> Telematics is expensive per unit and requires a power source. You would still use </w:t>
       </w:r>
       <w:r>
         <w:rPr>
-          <w:rFonts w:ascii="Google Sans" w:eastAsia="Times New Roman" w:hAnsi="Google Sans" w:cs="Times New Roman"/>
-          <w:b/>
-          <w:bCs/>
-          <w:color w:val="0A0A0A"/>
-          <w:lang w:eastAsia="en-GB"/>
+          <w:rFonts w:ascii="Google Sans" w:hAnsi="Google Sans"/>
+          <w:b/>
+          <w:bCs/>
+          <w:color w:val="0A0A0A"/>
         </w:rPr>
         <w:t>Passive RFID</w:t>
       </w:r>
       <w:r>
         <w:rPr>
-          <w:rFonts w:ascii="Google Sans" w:eastAsia="Times New Roman" w:hAnsi="Google Sans" w:cs="Times New Roman"/>
-          <w:color w:val="0A0A0A"/>
-          <w:lang w:eastAsia="en-GB"/>
+          <w:rFonts w:ascii="Google Sans" w:hAnsi="Google Sans"/>
+          <w:color w:val="0A0A0A"/>
         </w:rPr>
         <w:t> for non-powered assets like fuel tanks, tool boxes, or smaller generators that don't have their own batteries. </w:t>
       </w:r>
@@ -2056,11 +1861,10 @@
       <w:pPr>
         <w:shd w:val="clear" w:color="auto" w:fill="FFFFFF"/>
         <w:rPr>
-          <w:rFonts w:ascii="Google Sans" w:eastAsia="Times New Roman" w:hAnsi="Google Sans" w:cs="Times New Roman"/>
+          <w:rFonts w:ascii="Google Sans" w:hAnsi="Google Sans"/>
           <w:color w:val="0A0A0A"/>
           <w:sz w:val="21"/>
           <w:szCs w:val="21"/>
-          <w:lang w:eastAsia="en-GB"/>
         </w:rPr>
       </w:pPr>
     </w:p>
@@ -2069,20 +1873,18 @@
         <w:shd w:val="clear" w:color="auto" w:fill="FFFFFF"/>
         <w:spacing w:line="360" w:lineRule="atLeast"/>
         <w:rPr>
-          <w:rFonts w:ascii="Google Sans" w:eastAsia="Times New Roman" w:hAnsi="Google Sans" w:cs="Times New Roman"/>
-          <w:b/>
-          <w:bCs/>
-          <w:color w:val="0A0A0A"/>
-          <w:lang w:eastAsia="en-GB"/>
-        </w:rPr>
-      </w:pPr>
-      <w:r>
-        <w:rPr>
-          <w:rFonts w:ascii="Google Sans" w:eastAsia="Times New Roman" w:hAnsi="Google Sans" w:cs="Times New Roman"/>
-          <w:b/>
-          <w:bCs/>
-          <w:color w:val="0A0A0A"/>
-          <w:lang w:eastAsia="en-GB"/>
+          <w:rFonts w:ascii="Google Sans" w:hAnsi="Google Sans"/>
+          <w:b/>
+          <w:bCs/>
+          <w:color w:val="0A0A0A"/>
+        </w:rPr>
+      </w:pPr>
+      <w:r>
+        <w:rPr>
+          <w:rFonts w:ascii="Google Sans" w:hAnsi="Google Sans"/>
+          <w:b/>
+          <w:bCs/>
+          <w:color w:val="0A0A0A"/>
         </w:rPr>
         <w:t>2. Estimated Equipment &amp; Cost (200m x 150m Site)</w:t>
       </w:r>
@@ -2092,16 +1894,14 @@
         <w:shd w:val="clear" w:color="auto" w:fill="FFFFFF"/>
         <w:spacing w:line="360" w:lineRule="atLeast"/>
         <w:rPr>
-          <w:rFonts w:ascii="Google Sans" w:eastAsia="Times New Roman" w:hAnsi="Google Sans" w:cs="Times New Roman"/>
-          <w:color w:val="0A0A0A"/>
-          <w:lang w:eastAsia="en-GB"/>
-        </w:rPr>
-      </w:pPr>
-      <w:r>
-        <w:rPr>
-          <w:rFonts w:ascii="Google Sans" w:eastAsia="Times New Roman" w:hAnsi="Google Sans" w:cs="Times New Roman"/>
-          <w:color w:val="0A0A0A"/>
-          <w:lang w:eastAsia="en-GB"/>
+          <w:rFonts w:ascii="Google Sans" w:hAnsi="Google Sans"/>
+          <w:color w:val="0A0A0A"/>
+        </w:rPr>
+      </w:pPr>
+      <w:r>
+        <w:rPr>
+          <w:rFonts w:ascii="Google Sans" w:hAnsi="Google Sans"/>
+          <w:color w:val="0A0A0A"/>
         </w:rPr>
         <w:t>For a site this size, you need a robust "backbone" and enough endpoints (tags/beacons). Prices are estimated based on 2026 market rates in Kenya Shillings (KES) and USD. </w:t>
       </w:r>
@@ -2111,9 +1911,8 @@
         <w:shd w:val="clear" w:color="auto" w:fill="FFFFFF"/>
         <w:spacing w:line="360" w:lineRule="atLeast"/>
         <w:rPr>
-          <w:rFonts w:ascii="Google Sans" w:eastAsia="Times New Roman" w:hAnsi="Google Sans" w:cs="Times New Roman"/>
-          <w:color w:val="0A0A0A"/>
-          <w:lang w:eastAsia="en-GB"/>
+          <w:rFonts w:ascii="Google Sans" w:hAnsi="Google Sans"/>
+          <w:color w:val="0A0A0A"/>
         </w:rPr>
       </w:pPr>
     </w:p>
@@ -2122,9 +1921,8 @@
         <w:shd w:val="clear" w:color="auto" w:fill="FFFFFF"/>
         <w:spacing w:line="360" w:lineRule="atLeast"/>
         <w:rPr>
-          <w:rFonts w:ascii="Google Sans" w:eastAsia="Times New Roman" w:hAnsi="Google Sans" w:cs="Times New Roman"/>
-          <w:color w:val="0A0A0A"/>
-          <w:lang w:eastAsia="en-GB"/>
+          <w:rFonts w:ascii="Google Sans" w:hAnsi="Google Sans"/>
+          <w:color w:val="0A0A0A"/>
         </w:rPr>
       </w:pPr>
     </w:p>
@@ -2133,9 +1931,8 @@
         <w:shd w:val="clear" w:color="auto" w:fill="FFFFFF"/>
         <w:spacing w:line="360" w:lineRule="atLeast"/>
         <w:rPr>
-          <w:rFonts w:ascii="Google Sans" w:eastAsia="Times New Roman" w:hAnsi="Google Sans" w:cs="Times New Roman"/>
-          <w:color w:val="0A0A0A"/>
-          <w:lang w:eastAsia="en-GB"/>
+          <w:rFonts w:ascii="Google Sans" w:hAnsi="Google Sans"/>
+          <w:color w:val="0A0A0A"/>
         </w:rPr>
       </w:pPr>
     </w:p>
@@ -2144,9 +1941,8 @@
         <w:shd w:val="clear" w:color="auto" w:fill="FFFFFF"/>
         <w:spacing w:line="360" w:lineRule="atLeast"/>
         <w:rPr>
-          <w:rFonts w:ascii="Google Sans" w:eastAsia="Times New Roman" w:hAnsi="Google Sans" w:cs="Times New Roman"/>
-          <w:color w:val="0A0A0A"/>
-          <w:lang w:eastAsia="en-GB"/>
+          <w:rFonts w:ascii="Google Sans" w:hAnsi="Google Sans"/>
+          <w:color w:val="0A0A0A"/>
         </w:rPr>
       </w:pPr>
     </w:p>
@@ -2154,20 +1950,12 @@
       <w:pPr>
         <w:shd w:val="clear" w:color="auto" w:fill="FFFFFF"/>
         <w:spacing w:line="360" w:lineRule="atLeast"/>
-        <w:rPr>
-          <w:rFonts w:ascii="Times New Roman" w:eastAsia="Times New Roman" w:hAnsi="Times New Roman" w:cs="Times New Roman"/>
-          <w:lang w:eastAsia="en-GB"/>
-        </w:rPr>
       </w:pPr>
     </w:p>
     <w:p>
       <w:pPr>
         <w:shd w:val="clear" w:color="auto" w:fill="FFFFFF"/>
         <w:spacing w:line="360" w:lineRule="atLeast"/>
-        <w:rPr>
-          <w:rFonts w:ascii="Times New Roman" w:eastAsia="Times New Roman" w:hAnsi="Times New Roman" w:cs="Times New Roman"/>
-          <w:lang w:eastAsia="en-GB"/>
-        </w:rPr>
       </w:pPr>
     </w:p>
     <w:tbl>
@@ -2207,22 +1995,20 @@
             <w:pPr>
               <w:spacing w:line="330" w:lineRule="atLeast"/>
               <w:rPr>
-                <w:rFonts w:ascii="Google Sans" w:eastAsia="Times New Roman" w:hAnsi="Google Sans" w:cs="Times New Roman"/>
+                <w:rFonts w:ascii="Google Sans" w:hAnsi="Google Sans"/>
                 <w:b/>
                 <w:bCs/>
                 <w:sz w:val="21"/>
                 <w:szCs w:val="21"/>
-                <w:lang w:eastAsia="en-GB"/>
               </w:rPr>
             </w:pPr>
             <w:r>
               <w:rPr>
-                <w:rFonts w:ascii="Google Sans" w:eastAsia="Times New Roman" w:hAnsi="Google Sans" w:cs="Times New Roman"/>
+                <w:rFonts w:ascii="Google Sans" w:hAnsi="Google Sans"/>
                 <w:b/>
                 <w:bCs/>
                 <w:sz w:val="21"/>
                 <w:szCs w:val="21"/>
-                <w:lang w:eastAsia="en-GB"/>
               </w:rPr>
               <w:lastRenderedPageBreak/>
               <w:t>Category</w:t>
@@ -2247,22 +2033,20 @@
             <w:pPr>
               <w:spacing w:line="330" w:lineRule="atLeast"/>
               <w:rPr>
-                <w:rFonts w:ascii="Google Sans" w:eastAsia="Times New Roman" w:hAnsi="Google Sans" w:cs="Times New Roman"/>
+                <w:rFonts w:ascii="Google Sans" w:hAnsi="Google Sans"/>
                 <w:b/>
                 <w:bCs/>
                 <w:sz w:val="21"/>
                 <w:szCs w:val="21"/>
-                <w:lang w:eastAsia="en-GB"/>
               </w:rPr>
             </w:pPr>
             <w:r>
               <w:rPr>
-                <w:rFonts w:ascii="Google Sans" w:eastAsia="Times New Roman" w:hAnsi="Google Sans" w:cs="Times New Roman"/>
+                <w:rFonts w:ascii="Google Sans" w:hAnsi="Google Sans"/>
                 <w:b/>
                 <w:bCs/>
                 <w:sz w:val="21"/>
                 <w:szCs w:val="21"/>
-                <w:lang w:eastAsia="en-GB"/>
               </w:rPr>
               <w:t>Item</w:t>
             </w:r>
@@ -2286,22 +2070,20 @@
             <w:pPr>
               <w:spacing w:line="330" w:lineRule="atLeast"/>
               <w:rPr>
-                <w:rFonts w:ascii="Google Sans" w:eastAsia="Times New Roman" w:hAnsi="Google Sans" w:cs="Times New Roman"/>
+                <w:rFonts w:ascii="Google Sans" w:hAnsi="Google Sans"/>
                 <w:b/>
                 <w:bCs/>
                 <w:sz w:val="21"/>
                 <w:szCs w:val="21"/>
-                <w:lang w:eastAsia="en-GB"/>
               </w:rPr>
             </w:pPr>
             <w:r>
               <w:rPr>
-                <w:rFonts w:ascii="Google Sans" w:eastAsia="Times New Roman" w:hAnsi="Google Sans" w:cs="Times New Roman"/>
+                <w:rFonts w:ascii="Google Sans" w:hAnsi="Google Sans"/>
                 <w:b/>
                 <w:bCs/>
                 <w:sz w:val="21"/>
                 <w:szCs w:val="21"/>
-                <w:lang w:eastAsia="en-GB"/>
               </w:rPr>
               <w:t>Qty</w:t>
             </w:r>
@@ -2325,22 +2107,20 @@
             <w:pPr>
               <w:spacing w:line="330" w:lineRule="atLeast"/>
               <w:rPr>
-                <w:rFonts w:ascii="Google Sans" w:eastAsia="Times New Roman" w:hAnsi="Google Sans" w:cs="Times New Roman"/>
+                <w:rFonts w:ascii="Google Sans" w:hAnsi="Google Sans"/>
                 <w:b/>
                 <w:bCs/>
                 <w:sz w:val="21"/>
                 <w:szCs w:val="21"/>
-                <w:lang w:eastAsia="en-GB"/>
               </w:rPr>
             </w:pPr>
             <w:r>
               <w:rPr>
-                <w:rFonts w:ascii="Google Sans" w:eastAsia="Times New Roman" w:hAnsi="Google Sans" w:cs="Times New Roman"/>
+                <w:rFonts w:ascii="Google Sans" w:hAnsi="Google Sans"/>
                 <w:b/>
                 <w:bCs/>
                 <w:sz w:val="21"/>
                 <w:szCs w:val="21"/>
-                <w:lang w:eastAsia="en-GB"/>
               </w:rPr>
               <w:t>Est. Unit Cost</w:t>
             </w:r>
@@ -2364,22 +2144,20 @@
             <w:pPr>
               <w:spacing w:line="330" w:lineRule="atLeast"/>
               <w:rPr>
-                <w:rFonts w:ascii="Google Sans" w:eastAsia="Times New Roman" w:hAnsi="Google Sans" w:cs="Times New Roman"/>
+                <w:rFonts w:ascii="Google Sans" w:hAnsi="Google Sans"/>
                 <w:b/>
                 <w:bCs/>
                 <w:sz w:val="21"/>
                 <w:szCs w:val="21"/>
-                <w:lang w:eastAsia="en-GB"/>
               </w:rPr>
             </w:pPr>
             <w:r>
               <w:rPr>
-                <w:rFonts w:ascii="Google Sans" w:eastAsia="Times New Roman" w:hAnsi="Google Sans" w:cs="Times New Roman"/>
+                <w:rFonts w:ascii="Google Sans" w:hAnsi="Google Sans"/>
                 <w:b/>
                 <w:bCs/>
                 <w:sz w:val="21"/>
                 <w:szCs w:val="21"/>
-                <w:lang w:eastAsia="en-GB"/>
               </w:rPr>
               <w:t>Total Est. Cost</w:t>
             </w:r>
@@ -2405,22 +2183,20 @@
             <w:pPr>
               <w:spacing w:line="330" w:lineRule="atLeast"/>
               <w:rPr>
-                <w:rFonts w:ascii="Google Sans" w:eastAsia="Times New Roman" w:hAnsi="Google Sans" w:cs="Times New Roman"/>
+                <w:rFonts w:ascii="Google Sans" w:hAnsi="Google Sans"/>
                 <w:color w:val="0A0A0A"/>
                 <w:sz w:val="21"/>
                 <w:szCs w:val="21"/>
-                <w:lang w:eastAsia="en-GB"/>
               </w:rPr>
             </w:pPr>
             <w:r>
               <w:rPr>
-                <w:rFonts w:ascii="Google Sans" w:eastAsia="Times New Roman" w:hAnsi="Google Sans" w:cs="Times New Roman"/>
+                <w:rFonts w:ascii="Google Sans" w:hAnsi="Google Sans"/>
                 <w:b/>
                 <w:bCs/>
                 <w:color w:val="0A0A0A"/>
                 <w:sz w:val="21"/>
                 <w:szCs w:val="21"/>
-                <w:lang w:eastAsia="en-GB"/>
               </w:rPr>
               <w:t>Backbone</w:t>
             </w:r>
@@ -2444,32 +2220,29 @@
             <w:pPr>
               <w:spacing w:line="330" w:lineRule="atLeast"/>
               <w:rPr>
-                <w:rFonts w:ascii="Google Sans" w:eastAsia="Times New Roman" w:hAnsi="Google Sans" w:cs="Times New Roman"/>
+                <w:rFonts w:ascii="Google Sans" w:hAnsi="Google Sans"/>
                 <w:color w:val="0A0A0A"/>
                 <w:sz w:val="21"/>
                 <w:szCs w:val="21"/>
-                <w:lang w:eastAsia="en-GB"/>
               </w:rPr>
             </w:pPr>
             <w:r>
               <w:rPr>
-                <w:rFonts w:ascii="Google Sans" w:eastAsia="Times New Roman" w:hAnsi="Google Sans" w:cs="Times New Roman"/>
+                <w:rFonts w:ascii="Google Sans" w:hAnsi="Google Sans"/>
                 <w:b/>
                 <w:bCs/>
                 <w:color w:val="0A0A0A"/>
                 <w:sz w:val="21"/>
                 <w:szCs w:val="21"/>
-                <w:lang w:eastAsia="en-GB"/>
               </w:rPr>
               <w:t>Industrial 4G/5G Router</w:t>
             </w:r>
             <w:r>
               <w:rPr>
-                <w:rFonts w:ascii="Google Sans" w:eastAsia="Times New Roman" w:hAnsi="Google Sans" w:cs="Times New Roman"/>
+                <w:rFonts w:ascii="Google Sans" w:hAnsi="Google Sans"/>
                 <w:color w:val="0A0A0A"/>
                 <w:sz w:val="21"/>
                 <w:szCs w:val="21"/>
-                <w:lang w:eastAsia="en-GB"/>
               </w:rPr>
               <w:t> (e.g., Teltonika RUTX14)</w:t>
             </w:r>
@@ -2493,20 +2266,18 @@
             <w:pPr>
               <w:spacing w:line="330" w:lineRule="atLeast"/>
               <w:rPr>
-                <w:rFonts w:ascii="Google Sans" w:eastAsia="Times New Roman" w:hAnsi="Google Sans" w:cs="Times New Roman"/>
+                <w:rFonts w:ascii="Google Sans" w:hAnsi="Google Sans"/>
                 <w:color w:val="0A0A0A"/>
                 <w:sz w:val="21"/>
                 <w:szCs w:val="21"/>
-                <w:lang w:eastAsia="en-GB"/>
               </w:rPr>
             </w:pPr>
             <w:r>
               <w:rPr>
-                <w:rFonts w:ascii="Google Sans" w:eastAsia="Times New Roman" w:hAnsi="Google Sans" w:cs="Times New Roman"/>
+                <w:rFonts w:ascii="Google Sans" w:hAnsi="Google Sans"/>
                 <w:color w:val="0A0A0A"/>
                 <w:sz w:val="21"/>
                 <w:szCs w:val="21"/>
-                <w:lang w:eastAsia="en-GB"/>
               </w:rPr>
               <w:t>1</w:t>
             </w:r>
@@ -2530,20 +2301,18 @@
             <w:pPr>
               <w:spacing w:line="330" w:lineRule="atLeast"/>
               <w:rPr>
-                <w:rFonts w:ascii="Google Sans" w:eastAsia="Times New Roman" w:hAnsi="Google Sans" w:cs="Times New Roman"/>
+                <w:rFonts w:ascii="Google Sans" w:hAnsi="Google Sans"/>
                 <w:color w:val="0A0A0A"/>
                 <w:sz w:val="21"/>
                 <w:szCs w:val="21"/>
-                <w:lang w:eastAsia="en-GB"/>
               </w:rPr>
             </w:pPr>
             <w:r>
               <w:rPr>
-                <w:rFonts w:ascii="Google Sans" w:eastAsia="Times New Roman" w:hAnsi="Google Sans" w:cs="Times New Roman"/>
+                <w:rFonts w:ascii="Google Sans" w:hAnsi="Google Sans"/>
                 <w:color w:val="0A0A0A"/>
                 <w:sz w:val="21"/>
                 <w:szCs w:val="21"/>
-                <w:lang w:eastAsia="en-GB"/>
               </w:rPr>
               <w:t>KES 75,000 ($580)</w:t>
             </w:r>
@@ -2567,22 +2336,20 @@
             <w:pPr>
               <w:spacing w:line="330" w:lineRule="atLeast"/>
               <w:rPr>
-                <w:rFonts w:ascii="Google Sans" w:eastAsia="Times New Roman" w:hAnsi="Google Sans" w:cs="Times New Roman"/>
+                <w:rFonts w:ascii="Google Sans" w:hAnsi="Google Sans"/>
                 <w:color w:val="0A0A0A"/>
                 <w:sz w:val="21"/>
                 <w:szCs w:val="21"/>
-                <w:lang w:eastAsia="en-GB"/>
               </w:rPr>
             </w:pPr>
             <w:r>
               <w:rPr>
-                <w:rFonts w:ascii="Google Sans" w:eastAsia="Times New Roman" w:hAnsi="Google Sans" w:cs="Times New Roman"/>
+                <w:rFonts w:ascii="Google Sans" w:hAnsi="Google Sans"/>
                 <w:b/>
                 <w:bCs/>
                 <w:color w:val="0A0A0A"/>
                 <w:sz w:val="21"/>
                 <w:szCs w:val="21"/>
-                <w:lang w:eastAsia="en-GB"/>
               </w:rPr>
               <w:t>KES 75,000</w:t>
             </w:r>
@@ -2608,22 +2375,20 @@
             <w:pPr>
               <w:spacing w:line="330" w:lineRule="atLeast"/>
               <w:rPr>
-                <w:rFonts w:ascii="Google Sans" w:eastAsia="Times New Roman" w:hAnsi="Google Sans" w:cs="Times New Roman"/>
+                <w:rFonts w:ascii="Google Sans" w:hAnsi="Google Sans"/>
                 <w:color w:val="0A0A0A"/>
                 <w:sz w:val="21"/>
                 <w:szCs w:val="21"/>
-                <w:lang w:eastAsia="en-GB"/>
               </w:rPr>
             </w:pPr>
             <w:r>
               <w:rPr>
-                <w:rFonts w:ascii="Google Sans" w:eastAsia="Times New Roman" w:hAnsi="Google Sans" w:cs="Times New Roman"/>
+                <w:rFonts w:ascii="Google Sans" w:hAnsi="Google Sans"/>
                 <w:b/>
                 <w:bCs/>
                 <w:color w:val="0A0A0A"/>
                 <w:sz w:val="21"/>
                 <w:szCs w:val="21"/>
-                <w:lang w:eastAsia="en-GB"/>
               </w:rPr>
               <w:t>BLE (Workers)</w:t>
             </w:r>
@@ -2647,32 +2412,29 @@
             <w:pPr>
               <w:spacing w:line="330" w:lineRule="atLeast"/>
               <w:rPr>
-                <w:rFonts w:ascii="Google Sans" w:eastAsia="Times New Roman" w:hAnsi="Google Sans" w:cs="Times New Roman"/>
+                <w:rFonts w:ascii="Google Sans" w:hAnsi="Google Sans"/>
                 <w:color w:val="0A0A0A"/>
                 <w:sz w:val="21"/>
                 <w:szCs w:val="21"/>
-                <w:lang w:eastAsia="en-GB"/>
               </w:rPr>
             </w:pPr>
             <w:r>
               <w:rPr>
-                <w:rFonts w:ascii="Google Sans" w:eastAsia="Times New Roman" w:hAnsi="Google Sans" w:cs="Times New Roman"/>
+                <w:rFonts w:ascii="Google Sans" w:hAnsi="Google Sans"/>
                 <w:b/>
                 <w:bCs/>
                 <w:color w:val="0A0A0A"/>
                 <w:sz w:val="21"/>
                 <w:szCs w:val="21"/>
-                <w:lang w:eastAsia="en-GB"/>
               </w:rPr>
               <w:t>Outdoor BLE Gateways</w:t>
             </w:r>
             <w:r>
               <w:rPr>
-                <w:rFonts w:ascii="Google Sans" w:eastAsia="Times New Roman" w:hAnsi="Google Sans" w:cs="Times New Roman"/>
+                <w:rFonts w:ascii="Google Sans" w:hAnsi="Google Sans"/>
                 <w:color w:val="0A0A0A"/>
                 <w:sz w:val="21"/>
                 <w:szCs w:val="21"/>
-                <w:lang w:eastAsia="en-GB"/>
               </w:rPr>
               <w:t> (IP67 Rated)</w:t>
             </w:r>
@@ -2696,20 +2458,18 @@
             <w:pPr>
               <w:spacing w:line="330" w:lineRule="atLeast"/>
               <w:rPr>
-                <w:rFonts w:ascii="Google Sans" w:eastAsia="Times New Roman" w:hAnsi="Google Sans" w:cs="Times New Roman"/>
+                <w:rFonts w:ascii="Google Sans" w:hAnsi="Google Sans"/>
                 <w:color w:val="0A0A0A"/>
                 <w:sz w:val="21"/>
                 <w:szCs w:val="21"/>
-                <w:lang w:eastAsia="en-GB"/>
               </w:rPr>
             </w:pPr>
             <w:r>
               <w:rPr>
-                <w:rFonts w:ascii="Google Sans" w:eastAsia="Times New Roman" w:hAnsi="Google Sans" w:cs="Times New Roman"/>
+                <w:rFonts w:ascii="Google Sans" w:hAnsi="Google Sans"/>
                 <w:color w:val="0A0A0A"/>
                 <w:sz w:val="21"/>
                 <w:szCs w:val="21"/>
-                <w:lang w:eastAsia="en-GB"/>
               </w:rPr>
               <w:t>12</w:t>
             </w:r>
@@ -2733,20 +2493,18 @@
             <w:pPr>
               <w:spacing w:line="330" w:lineRule="atLeast"/>
               <w:rPr>
-                <w:rFonts w:ascii="Google Sans" w:eastAsia="Times New Roman" w:hAnsi="Google Sans" w:cs="Times New Roman"/>
+                <w:rFonts w:ascii="Google Sans" w:hAnsi="Google Sans"/>
                 <w:color w:val="0A0A0A"/>
                 <w:sz w:val="21"/>
                 <w:szCs w:val="21"/>
-                <w:lang w:eastAsia="en-GB"/>
               </w:rPr>
             </w:pPr>
             <w:r>
               <w:rPr>
-                <w:rFonts w:ascii="Google Sans" w:eastAsia="Times New Roman" w:hAnsi="Google Sans" w:cs="Times New Roman"/>
+                <w:rFonts w:ascii="Google Sans" w:hAnsi="Google Sans"/>
                 <w:color w:val="0A0A0A"/>
                 <w:sz w:val="21"/>
                 <w:szCs w:val="21"/>
-                <w:lang w:eastAsia="en-GB"/>
               </w:rPr>
               <w:t>KES 22,000 ($170)</w:t>
             </w:r>
@@ -2770,22 +2528,20 @@
             <w:pPr>
               <w:spacing w:line="330" w:lineRule="atLeast"/>
               <w:rPr>
-                <w:rFonts w:ascii="Google Sans" w:eastAsia="Times New Roman" w:hAnsi="Google Sans" w:cs="Times New Roman"/>
+                <w:rFonts w:ascii="Google Sans" w:hAnsi="Google Sans"/>
                 <w:color w:val="0A0A0A"/>
                 <w:sz w:val="21"/>
                 <w:szCs w:val="21"/>
-                <w:lang w:eastAsia="en-GB"/>
               </w:rPr>
             </w:pPr>
             <w:r>
               <w:rPr>
-                <w:rFonts w:ascii="Google Sans" w:eastAsia="Times New Roman" w:hAnsi="Google Sans" w:cs="Times New Roman"/>
+                <w:rFonts w:ascii="Google Sans" w:hAnsi="Google Sans"/>
                 <w:b/>
                 <w:bCs/>
                 <w:color w:val="0A0A0A"/>
                 <w:sz w:val="21"/>
                 <w:szCs w:val="21"/>
-                <w:lang w:eastAsia="en-GB"/>
               </w:rPr>
               <w:t>KES 264,000</w:t>
             </w:r>
@@ -2811,11 +2567,10 @@
             <w:pPr>
               <w:spacing w:line="330" w:lineRule="atLeast"/>
               <w:rPr>
-                <w:rFonts w:ascii="Google Sans" w:eastAsia="Times New Roman" w:hAnsi="Google Sans" w:cs="Times New Roman"/>
+                <w:rFonts w:ascii="Google Sans" w:hAnsi="Google Sans"/>
                 <w:color w:val="0A0A0A"/>
                 <w:sz w:val="21"/>
                 <w:szCs w:val="21"/>
-                <w:lang w:eastAsia="en-GB"/>
               </w:rPr>
             </w:pPr>
           </w:p>
@@ -2838,32 +2593,29 @@
             <w:pPr>
               <w:spacing w:line="330" w:lineRule="atLeast"/>
               <w:rPr>
-                <w:rFonts w:ascii="Google Sans" w:eastAsia="Times New Roman" w:hAnsi="Google Sans" w:cs="Times New Roman"/>
+                <w:rFonts w:ascii="Google Sans" w:hAnsi="Google Sans"/>
                 <w:color w:val="0A0A0A"/>
                 <w:sz w:val="21"/>
                 <w:szCs w:val="21"/>
-                <w:lang w:eastAsia="en-GB"/>
               </w:rPr>
             </w:pPr>
             <w:r>
               <w:rPr>
-                <w:rFonts w:ascii="Google Sans" w:eastAsia="Times New Roman" w:hAnsi="Google Sans" w:cs="Times New Roman"/>
+                <w:rFonts w:ascii="Google Sans" w:hAnsi="Google Sans"/>
                 <w:b/>
                 <w:bCs/>
                 <w:color w:val="0A0A0A"/>
                 <w:sz w:val="21"/>
                 <w:szCs w:val="21"/>
-                <w:lang w:eastAsia="en-GB"/>
               </w:rPr>
               <w:t>BLE ID Badges/Beacons</w:t>
             </w:r>
             <w:r>
               <w:rPr>
-                <w:rFonts w:ascii="Google Sans" w:eastAsia="Times New Roman" w:hAnsi="Google Sans" w:cs="Times New Roman"/>
+                <w:rFonts w:ascii="Google Sans" w:hAnsi="Google Sans"/>
                 <w:color w:val="0A0A0A"/>
                 <w:sz w:val="21"/>
                 <w:szCs w:val="21"/>
-                <w:lang w:eastAsia="en-GB"/>
               </w:rPr>
               <w:t> for Workers</w:t>
             </w:r>
@@ -2887,20 +2639,18 @@
             <w:pPr>
               <w:spacing w:line="330" w:lineRule="atLeast"/>
               <w:rPr>
-                <w:rFonts w:ascii="Google Sans" w:eastAsia="Times New Roman" w:hAnsi="Google Sans" w:cs="Times New Roman"/>
+                <w:rFonts w:ascii="Google Sans" w:hAnsi="Google Sans"/>
                 <w:color w:val="0A0A0A"/>
                 <w:sz w:val="21"/>
                 <w:szCs w:val="21"/>
-                <w:lang w:eastAsia="en-GB"/>
               </w:rPr>
             </w:pPr>
             <w:r>
               <w:rPr>
-                <w:rFonts w:ascii="Google Sans" w:eastAsia="Times New Roman" w:hAnsi="Google Sans" w:cs="Times New Roman"/>
+                <w:rFonts w:ascii="Google Sans" w:hAnsi="Google Sans"/>
                 <w:color w:val="0A0A0A"/>
                 <w:sz w:val="21"/>
                 <w:szCs w:val="21"/>
-                <w:lang w:eastAsia="en-GB"/>
               </w:rPr>
               <w:t>50</w:t>
             </w:r>
@@ -2924,20 +2674,18 @@
             <w:pPr>
               <w:spacing w:line="330" w:lineRule="atLeast"/>
               <w:rPr>
-                <w:rFonts w:ascii="Google Sans" w:eastAsia="Times New Roman" w:hAnsi="Google Sans" w:cs="Times New Roman"/>
+                <w:rFonts w:ascii="Google Sans" w:hAnsi="Google Sans"/>
                 <w:color w:val="0A0A0A"/>
                 <w:sz w:val="21"/>
                 <w:szCs w:val="21"/>
-                <w:lang w:eastAsia="en-GB"/>
               </w:rPr>
             </w:pPr>
             <w:r>
               <w:rPr>
-                <w:rFonts w:ascii="Google Sans" w:eastAsia="Times New Roman" w:hAnsi="Google Sans" w:cs="Times New Roman"/>
+                <w:rFonts w:ascii="Google Sans" w:hAnsi="Google Sans"/>
                 <w:color w:val="0A0A0A"/>
                 <w:sz w:val="21"/>
                 <w:szCs w:val="21"/>
-                <w:lang w:eastAsia="en-GB"/>
               </w:rPr>
               <w:t>KES 3,200 ($25)</w:t>
             </w:r>
@@ -2961,22 +2709,20 @@
             <w:pPr>
               <w:spacing w:line="330" w:lineRule="atLeast"/>
               <w:rPr>
-                <w:rFonts w:ascii="Google Sans" w:eastAsia="Times New Roman" w:hAnsi="Google Sans" w:cs="Times New Roman"/>
+                <w:rFonts w:ascii="Google Sans" w:hAnsi="Google Sans"/>
                 <w:color w:val="0A0A0A"/>
                 <w:sz w:val="21"/>
                 <w:szCs w:val="21"/>
-                <w:lang w:eastAsia="en-GB"/>
               </w:rPr>
             </w:pPr>
             <w:r>
               <w:rPr>
-                <w:rFonts w:ascii="Google Sans" w:eastAsia="Times New Roman" w:hAnsi="Google Sans" w:cs="Times New Roman"/>
+                <w:rFonts w:ascii="Google Sans" w:hAnsi="Google Sans"/>
                 <w:b/>
                 <w:bCs/>
                 <w:color w:val="0A0A0A"/>
                 <w:sz w:val="21"/>
                 <w:szCs w:val="21"/>
-                <w:lang w:eastAsia="en-GB"/>
               </w:rPr>
               <w:t>KES 160,000</w:t>
             </w:r>
@@ -3002,22 +2748,20 @@
             <w:pPr>
               <w:spacing w:line="330" w:lineRule="atLeast"/>
               <w:rPr>
-                <w:rFonts w:ascii="Google Sans" w:eastAsia="Times New Roman" w:hAnsi="Google Sans" w:cs="Times New Roman"/>
+                <w:rFonts w:ascii="Google Sans" w:hAnsi="Google Sans"/>
                 <w:color w:val="0A0A0A"/>
                 <w:sz w:val="21"/>
                 <w:szCs w:val="21"/>
-                <w:lang w:eastAsia="en-GB"/>
               </w:rPr>
             </w:pPr>
             <w:r>
               <w:rPr>
-                <w:rFonts w:ascii="Google Sans" w:eastAsia="Times New Roman" w:hAnsi="Google Sans" w:cs="Times New Roman"/>
+                <w:rFonts w:ascii="Google Sans" w:hAnsi="Google Sans"/>
                 <w:b/>
                 <w:bCs/>
                 <w:color w:val="0A0A0A"/>
                 <w:sz w:val="21"/>
                 <w:szCs w:val="21"/>
-                <w:lang w:eastAsia="en-GB"/>
               </w:rPr>
               <w:t>RFID (Assets)</w:t>
             </w:r>
@@ -3041,32 +2785,29 @@
             <w:pPr>
               <w:spacing w:line="330" w:lineRule="atLeast"/>
               <w:rPr>
-                <w:rFonts w:ascii="Google Sans" w:eastAsia="Times New Roman" w:hAnsi="Google Sans" w:cs="Times New Roman"/>
+                <w:rFonts w:ascii="Google Sans" w:hAnsi="Google Sans"/>
                 <w:color w:val="0A0A0A"/>
                 <w:sz w:val="21"/>
                 <w:szCs w:val="21"/>
-                <w:lang w:eastAsia="en-GB"/>
               </w:rPr>
             </w:pPr>
             <w:r>
               <w:rPr>
-                <w:rFonts w:ascii="Google Sans" w:eastAsia="Times New Roman" w:hAnsi="Google Sans" w:cs="Times New Roman"/>
+                <w:rFonts w:ascii="Google Sans" w:hAnsi="Google Sans"/>
                 <w:b/>
                 <w:bCs/>
                 <w:color w:val="0A0A0A"/>
                 <w:sz w:val="21"/>
                 <w:szCs w:val="21"/>
-                <w:lang w:eastAsia="en-GB"/>
               </w:rPr>
               <w:t>Fixed Industrial RFID Reader</w:t>
             </w:r>
             <w:r>
               <w:rPr>
-                <w:rFonts w:ascii="Google Sans" w:eastAsia="Times New Roman" w:hAnsi="Google Sans" w:cs="Times New Roman"/>
+                <w:rFonts w:ascii="Google Sans" w:hAnsi="Google Sans"/>
                 <w:color w:val="0A0A0A"/>
                 <w:sz w:val="21"/>
                 <w:szCs w:val="21"/>
-                <w:lang w:eastAsia="en-GB"/>
               </w:rPr>
               <w:t> (for Gate)</w:t>
             </w:r>
@@ -3090,20 +2831,18 @@
             <w:pPr>
               <w:spacing w:line="330" w:lineRule="atLeast"/>
               <w:rPr>
-                <w:rFonts w:ascii="Google Sans" w:eastAsia="Times New Roman" w:hAnsi="Google Sans" w:cs="Times New Roman"/>
+                <w:rFonts w:ascii="Google Sans" w:hAnsi="Google Sans"/>
                 <w:color w:val="0A0A0A"/>
                 <w:sz w:val="21"/>
                 <w:szCs w:val="21"/>
-                <w:lang w:eastAsia="en-GB"/>
               </w:rPr>
             </w:pPr>
             <w:r>
               <w:rPr>
-                <w:rFonts w:ascii="Google Sans" w:eastAsia="Times New Roman" w:hAnsi="Google Sans" w:cs="Times New Roman"/>
+                <w:rFonts w:ascii="Google Sans" w:hAnsi="Google Sans"/>
                 <w:color w:val="0A0A0A"/>
                 <w:sz w:val="21"/>
                 <w:szCs w:val="21"/>
-                <w:lang w:eastAsia="en-GB"/>
               </w:rPr>
               <w:t>1</w:t>
             </w:r>
@@ -3127,20 +2866,18 @@
             <w:pPr>
               <w:spacing w:line="330" w:lineRule="atLeast"/>
               <w:rPr>
-                <w:rFonts w:ascii="Google Sans" w:eastAsia="Times New Roman" w:hAnsi="Google Sans" w:cs="Times New Roman"/>
+                <w:rFonts w:ascii="Google Sans" w:hAnsi="Google Sans"/>
                 <w:color w:val="0A0A0A"/>
                 <w:sz w:val="21"/>
                 <w:szCs w:val="21"/>
-                <w:lang w:eastAsia="en-GB"/>
               </w:rPr>
             </w:pPr>
             <w:r>
               <w:rPr>
-                <w:rFonts w:ascii="Google Sans" w:eastAsia="Times New Roman" w:hAnsi="Google Sans" w:cs="Times New Roman"/>
+                <w:rFonts w:ascii="Google Sans" w:hAnsi="Google Sans"/>
                 <w:color w:val="0A0A0A"/>
                 <w:sz w:val="21"/>
                 <w:szCs w:val="21"/>
-                <w:lang w:eastAsia="en-GB"/>
               </w:rPr>
               <w:t>KES 100,000 ($770)</w:t>
             </w:r>
@@ -3164,22 +2901,20 @@
             <w:pPr>
               <w:spacing w:line="330" w:lineRule="atLeast"/>
               <w:rPr>
-                <w:rFonts w:ascii="Google Sans" w:eastAsia="Times New Roman" w:hAnsi="Google Sans" w:cs="Times New Roman"/>
+                <w:rFonts w:ascii="Google Sans" w:hAnsi="Google Sans"/>
                 <w:color w:val="0A0A0A"/>
                 <w:sz w:val="21"/>
                 <w:szCs w:val="21"/>
-                <w:lang w:eastAsia="en-GB"/>
               </w:rPr>
             </w:pPr>
             <w:r>
               <w:rPr>
-                <w:rFonts w:ascii="Google Sans" w:eastAsia="Times New Roman" w:hAnsi="Google Sans" w:cs="Times New Roman"/>
+                <w:rFonts w:ascii="Google Sans" w:hAnsi="Google Sans"/>
                 <w:b/>
                 <w:bCs/>
                 <w:color w:val="0A0A0A"/>
                 <w:sz w:val="21"/>
                 <w:szCs w:val="21"/>
-                <w:lang w:eastAsia="en-GB"/>
               </w:rPr>
               <w:t>KES 100,000</w:t>
             </w:r>
@@ -3205,11 +2940,10 @@
             <w:pPr>
               <w:spacing w:line="330" w:lineRule="atLeast"/>
               <w:rPr>
-                <w:rFonts w:ascii="Google Sans" w:eastAsia="Times New Roman" w:hAnsi="Google Sans" w:cs="Times New Roman"/>
+                <w:rFonts w:ascii="Google Sans" w:hAnsi="Google Sans"/>
                 <w:color w:val="0A0A0A"/>
                 <w:sz w:val="21"/>
                 <w:szCs w:val="21"/>
-                <w:lang w:eastAsia="en-GB"/>
               </w:rPr>
             </w:pPr>
           </w:p>
@@ -3232,22 +2966,20 @@
             <w:pPr>
               <w:spacing w:line="330" w:lineRule="atLeast"/>
               <w:rPr>
-                <w:rFonts w:ascii="Google Sans" w:eastAsia="Times New Roman" w:hAnsi="Google Sans" w:cs="Times New Roman"/>
+                <w:rFonts w:ascii="Google Sans" w:hAnsi="Google Sans"/>
                 <w:color w:val="0A0A0A"/>
                 <w:sz w:val="21"/>
                 <w:szCs w:val="21"/>
-                <w:lang w:eastAsia="en-GB"/>
               </w:rPr>
             </w:pPr>
             <w:r>
               <w:rPr>
-                <w:rFonts w:ascii="Google Sans" w:eastAsia="Times New Roman" w:hAnsi="Google Sans" w:cs="Times New Roman"/>
+                <w:rFonts w:ascii="Google Sans" w:hAnsi="Google Sans"/>
                 <w:b/>
                 <w:bCs/>
                 <w:color w:val="0A0A0A"/>
                 <w:sz w:val="21"/>
                 <w:szCs w:val="21"/>
-                <w:lang w:eastAsia="en-GB"/>
               </w:rPr>
               <w:t>Rugged Metal-Mount Passive Tags</w:t>
             </w:r>
@@ -3271,20 +3003,18 @@
             <w:pPr>
               <w:spacing w:line="330" w:lineRule="atLeast"/>
               <w:rPr>
-                <w:rFonts w:ascii="Google Sans" w:eastAsia="Times New Roman" w:hAnsi="Google Sans" w:cs="Times New Roman"/>
+                <w:rFonts w:ascii="Google Sans" w:hAnsi="Google Sans"/>
                 <w:color w:val="0A0A0A"/>
                 <w:sz w:val="21"/>
                 <w:szCs w:val="21"/>
-                <w:lang w:eastAsia="en-GB"/>
               </w:rPr>
             </w:pPr>
             <w:r>
               <w:rPr>
-                <w:rFonts w:ascii="Google Sans" w:eastAsia="Times New Roman" w:hAnsi="Google Sans" w:cs="Times New Roman"/>
+                <w:rFonts w:ascii="Google Sans" w:hAnsi="Google Sans"/>
                 <w:color w:val="0A0A0A"/>
                 <w:sz w:val="21"/>
                 <w:szCs w:val="21"/>
-                <w:lang w:eastAsia="en-GB"/>
               </w:rPr>
               <w:t>100</w:t>
             </w:r>
@@ -3308,20 +3038,18 @@
             <w:pPr>
               <w:spacing w:line="330" w:lineRule="atLeast"/>
               <w:rPr>
-                <w:rFonts w:ascii="Google Sans" w:eastAsia="Times New Roman" w:hAnsi="Google Sans" w:cs="Times New Roman"/>
+                <w:rFonts w:ascii="Google Sans" w:hAnsi="Google Sans"/>
                 <w:color w:val="0A0A0A"/>
                 <w:sz w:val="21"/>
                 <w:szCs w:val="21"/>
-                <w:lang w:eastAsia="en-GB"/>
               </w:rPr>
             </w:pPr>
             <w:r>
               <w:rPr>
-                <w:rFonts w:ascii="Google Sans" w:eastAsia="Times New Roman" w:hAnsi="Google Sans" w:cs="Times New Roman"/>
+                <w:rFonts w:ascii="Google Sans" w:hAnsi="Google Sans"/>
                 <w:color w:val="0A0A0A"/>
                 <w:sz w:val="21"/>
                 <w:szCs w:val="21"/>
-                <w:lang w:eastAsia="en-GB"/>
               </w:rPr>
               <w:t>KES 650 ($5)</w:t>
             </w:r>
@@ -3345,22 +3073,20 @@
             <w:pPr>
               <w:spacing w:line="330" w:lineRule="atLeast"/>
               <w:rPr>
-                <w:rFonts w:ascii="Google Sans" w:eastAsia="Times New Roman" w:hAnsi="Google Sans" w:cs="Times New Roman"/>
+                <w:rFonts w:ascii="Google Sans" w:hAnsi="Google Sans"/>
                 <w:color w:val="0A0A0A"/>
                 <w:sz w:val="21"/>
                 <w:szCs w:val="21"/>
-                <w:lang w:eastAsia="en-GB"/>
               </w:rPr>
             </w:pPr>
             <w:r>
               <w:rPr>
-                <w:rFonts w:ascii="Google Sans" w:eastAsia="Times New Roman" w:hAnsi="Google Sans" w:cs="Times New Roman"/>
+                <w:rFonts w:ascii="Google Sans" w:hAnsi="Google Sans"/>
                 <w:b/>
                 <w:bCs/>
                 <w:color w:val="0A0A0A"/>
                 <w:sz w:val="21"/>
                 <w:szCs w:val="21"/>
-                <w:lang w:eastAsia="en-GB"/>
               </w:rPr>
               <w:t>KES 65,000</w:t>
             </w:r>
@@ -3386,22 +3112,20 @@
             <w:pPr>
               <w:spacing w:line="330" w:lineRule="atLeast"/>
               <w:rPr>
-                <w:rFonts w:ascii="Google Sans" w:eastAsia="Times New Roman" w:hAnsi="Google Sans" w:cs="Times New Roman"/>
+                <w:rFonts w:ascii="Google Sans" w:hAnsi="Google Sans"/>
                 <w:color w:val="0A0A0A"/>
                 <w:sz w:val="21"/>
                 <w:szCs w:val="21"/>
-                <w:lang w:eastAsia="en-GB"/>
               </w:rPr>
             </w:pPr>
             <w:r>
               <w:rPr>
-                <w:rFonts w:ascii="Google Sans" w:eastAsia="Times New Roman" w:hAnsi="Google Sans" w:cs="Times New Roman"/>
+                <w:rFonts w:ascii="Google Sans" w:hAnsi="Google Sans"/>
                 <w:b/>
                 <w:bCs/>
                 <w:color w:val="0A0A0A"/>
                 <w:sz w:val="21"/>
                 <w:szCs w:val="21"/>
-                <w:lang w:eastAsia="en-GB"/>
               </w:rPr>
               <w:t>Telematics</w:t>
             </w:r>
@@ -3425,22 +3149,20 @@
             <w:pPr>
               <w:spacing w:line="330" w:lineRule="atLeast"/>
               <w:rPr>
-                <w:rFonts w:ascii="Google Sans" w:eastAsia="Times New Roman" w:hAnsi="Google Sans" w:cs="Times New Roman"/>
+                <w:rFonts w:ascii="Google Sans" w:hAnsi="Google Sans"/>
                 <w:color w:val="0A0A0A"/>
                 <w:sz w:val="21"/>
                 <w:szCs w:val="21"/>
-                <w:lang w:eastAsia="en-GB"/>
               </w:rPr>
             </w:pPr>
             <w:r>
               <w:rPr>
-                <w:rFonts w:ascii="Google Sans" w:eastAsia="Times New Roman" w:hAnsi="Google Sans" w:cs="Times New Roman"/>
+                <w:rFonts w:ascii="Google Sans" w:hAnsi="Google Sans"/>
                 <w:b/>
                 <w:bCs/>
                 <w:color w:val="0A0A0A"/>
                 <w:sz w:val="21"/>
                 <w:szCs w:val="21"/>
-                <w:lang w:eastAsia="en-GB"/>
               </w:rPr>
               <w:t>Heavy Equipment Telematics Units</w:t>
             </w:r>
@@ -3464,20 +3186,18 @@
             <w:pPr>
               <w:spacing w:line="330" w:lineRule="atLeast"/>
               <w:rPr>
-                <w:rFonts w:ascii="Google Sans" w:eastAsia="Times New Roman" w:hAnsi="Google Sans" w:cs="Times New Roman"/>
+                <w:rFonts w:ascii="Google Sans" w:hAnsi="Google Sans"/>
                 <w:color w:val="0A0A0A"/>
                 <w:sz w:val="21"/>
                 <w:szCs w:val="21"/>
-                <w:lang w:eastAsia="en-GB"/>
               </w:rPr>
             </w:pPr>
             <w:r>
               <w:rPr>
-                <w:rFonts w:ascii="Google Sans" w:eastAsia="Times New Roman" w:hAnsi="Google Sans" w:cs="Times New Roman"/>
+                <w:rFonts w:ascii="Google Sans" w:hAnsi="Google Sans"/>
                 <w:color w:val="0A0A0A"/>
                 <w:sz w:val="21"/>
                 <w:szCs w:val="21"/>
-                <w:lang w:eastAsia="en-GB"/>
               </w:rPr>
               <w:t>5</w:t>
             </w:r>
@@ -3501,20 +3221,18 @@
             <w:pPr>
               <w:spacing w:line="330" w:lineRule="atLeast"/>
               <w:rPr>
-                <w:rFonts w:ascii="Google Sans" w:eastAsia="Times New Roman" w:hAnsi="Google Sans" w:cs="Times New Roman"/>
+                <w:rFonts w:ascii="Google Sans" w:hAnsi="Google Sans"/>
                 <w:color w:val="0A0A0A"/>
                 <w:sz w:val="21"/>
                 <w:szCs w:val="21"/>
-                <w:lang w:eastAsia="en-GB"/>
               </w:rPr>
             </w:pPr>
             <w:r>
               <w:rPr>
-                <w:rFonts w:ascii="Google Sans" w:eastAsia="Times New Roman" w:hAnsi="Google Sans" w:cs="Times New Roman"/>
+                <w:rFonts w:ascii="Google Sans" w:hAnsi="Google Sans"/>
                 <w:color w:val="0A0A0A"/>
                 <w:sz w:val="21"/>
                 <w:szCs w:val="21"/>
-                <w:lang w:eastAsia="en-GB"/>
               </w:rPr>
               <w:t>KES 45,000 ($350)</w:t>
             </w:r>
@@ -3538,22 +3256,20 @@
             <w:pPr>
               <w:spacing w:line="330" w:lineRule="atLeast"/>
               <w:rPr>
-                <w:rFonts w:ascii="Google Sans" w:eastAsia="Times New Roman" w:hAnsi="Google Sans" w:cs="Times New Roman"/>
+                <w:rFonts w:ascii="Google Sans" w:hAnsi="Google Sans"/>
                 <w:color w:val="0A0A0A"/>
                 <w:sz w:val="21"/>
                 <w:szCs w:val="21"/>
-                <w:lang w:eastAsia="en-GB"/>
               </w:rPr>
             </w:pPr>
             <w:r>
               <w:rPr>
-                <w:rFonts w:ascii="Google Sans" w:eastAsia="Times New Roman" w:hAnsi="Google Sans" w:cs="Times New Roman"/>
+                <w:rFonts w:ascii="Google Sans" w:hAnsi="Google Sans"/>
                 <w:b/>
                 <w:bCs/>
                 <w:color w:val="0A0A0A"/>
                 <w:sz w:val="21"/>
                 <w:szCs w:val="21"/>
-                <w:lang w:eastAsia="en-GB"/>
               </w:rPr>
               <w:t>KES 225,000</w:t>
             </w:r>
@@ -3579,22 +3295,20 @@
             <w:pPr>
               <w:spacing w:line="330" w:lineRule="atLeast"/>
               <w:rPr>
-                <w:rFonts w:ascii="Google Sans" w:eastAsia="Times New Roman" w:hAnsi="Google Sans" w:cs="Times New Roman"/>
+                <w:rFonts w:ascii="Google Sans" w:hAnsi="Google Sans"/>
                 <w:color w:val="0A0A0A"/>
                 <w:sz w:val="21"/>
                 <w:szCs w:val="21"/>
-                <w:lang w:eastAsia="en-GB"/>
               </w:rPr>
             </w:pPr>
             <w:r>
               <w:rPr>
-                <w:rFonts w:ascii="Google Sans" w:eastAsia="Times New Roman" w:hAnsi="Google Sans" w:cs="Times New Roman"/>
+                <w:rFonts w:ascii="Google Sans" w:hAnsi="Google Sans"/>
                 <w:b/>
                 <w:bCs/>
                 <w:color w:val="0A0A0A"/>
                 <w:sz w:val="21"/>
                 <w:szCs w:val="21"/>
-                <w:lang w:eastAsia="en-GB"/>
               </w:rPr>
               <w:t>TOTAL</w:t>
             </w:r>
@@ -3618,11 +3332,10 @@
             <w:pPr>
               <w:spacing w:line="330" w:lineRule="atLeast"/>
               <w:rPr>
-                <w:rFonts w:ascii="Google Sans" w:eastAsia="Times New Roman" w:hAnsi="Google Sans" w:cs="Times New Roman"/>
+                <w:rFonts w:ascii="Google Sans" w:hAnsi="Google Sans"/>
                 <w:color w:val="0A0A0A"/>
                 <w:sz w:val="21"/>
                 <w:szCs w:val="21"/>
-                <w:lang w:eastAsia="en-GB"/>
               </w:rPr>
             </w:pPr>
           </w:p>
@@ -3645,10 +3358,8 @@
             <w:pPr>
               <w:spacing w:line="330" w:lineRule="atLeast"/>
               <w:rPr>
-                <w:rFonts w:ascii="Times New Roman" w:eastAsia="Times New Roman" w:hAnsi="Times New Roman" w:cs="Times New Roman"/>
                 <w:sz w:val="20"/>
                 <w:szCs w:val="20"/>
-                <w:lang w:eastAsia="en-GB"/>
               </w:rPr>
             </w:pPr>
           </w:p>
@@ -3671,10 +3382,8 @@
             <w:pPr>
               <w:spacing w:line="330" w:lineRule="atLeast"/>
               <w:rPr>
-                <w:rFonts w:ascii="Times New Roman" w:eastAsia="Times New Roman" w:hAnsi="Times New Roman" w:cs="Times New Roman"/>
                 <w:sz w:val="20"/>
                 <w:szCs w:val="20"/>
-                <w:lang w:eastAsia="en-GB"/>
               </w:rPr>
             </w:pPr>
           </w:p>
@@ -3697,22 +3406,20 @@
             <w:pPr>
               <w:spacing w:line="330" w:lineRule="atLeast"/>
               <w:rPr>
-                <w:rFonts w:ascii="Google Sans" w:eastAsia="Times New Roman" w:hAnsi="Google Sans" w:cs="Times New Roman"/>
+                <w:rFonts w:ascii="Google Sans" w:hAnsi="Google Sans"/>
                 <w:color w:val="0A0A0A"/>
                 <w:sz w:val="21"/>
                 <w:szCs w:val="21"/>
-                <w:lang w:eastAsia="en-GB"/>
               </w:rPr>
             </w:pPr>
             <w:r>
               <w:rPr>
-                <w:rFonts w:ascii="Google Sans" w:eastAsia="Times New Roman" w:hAnsi="Google Sans" w:cs="Times New Roman"/>
+                <w:rFonts w:ascii="Google Sans" w:hAnsi="Google Sans"/>
                 <w:b/>
                 <w:bCs/>
                 <w:color w:val="0A0A0A"/>
                 <w:sz w:val="21"/>
                 <w:szCs w:val="21"/>
-                <w:lang w:eastAsia="en-GB"/>
               </w:rPr>
               <w:t>~ KES 889,000 ($6,850)</w:t>
             </w:r>
@@ -3724,11 +3431,10 @@
       <w:pPr>
         <w:shd w:val="clear" w:color="auto" w:fill="FFFFFF"/>
         <w:rPr>
-          <w:rFonts w:ascii="Google Sans" w:eastAsia="Times New Roman" w:hAnsi="Google Sans" w:cs="Times New Roman"/>
+          <w:rFonts w:ascii="Google Sans" w:hAnsi="Google Sans"/>
           <w:color w:val="0A0A0A"/>
           <w:sz w:val="21"/>
           <w:szCs w:val="21"/>
-          <w:lang w:eastAsia="en-GB"/>
         </w:rPr>
       </w:pPr>
     </w:p>
@@ -3737,20 +3443,18 @@
         <w:shd w:val="clear" w:color="auto" w:fill="FFFFFF"/>
         <w:spacing w:line="360" w:lineRule="atLeast"/>
         <w:rPr>
-          <w:rFonts w:ascii="Google Sans" w:eastAsia="Times New Roman" w:hAnsi="Google Sans" w:cs="Times New Roman"/>
-          <w:b/>
-          <w:bCs/>
-          <w:color w:val="0A0A0A"/>
-          <w:lang w:eastAsia="en-GB"/>
-        </w:rPr>
-      </w:pPr>
-      <w:r>
-        <w:rPr>
-          <w:rFonts w:ascii="Google Sans" w:eastAsia="Times New Roman" w:hAnsi="Google Sans" w:cs="Times New Roman"/>
-          <w:b/>
-          <w:bCs/>
-          <w:color w:val="0A0A0A"/>
-          <w:lang w:eastAsia="en-GB"/>
+          <w:rFonts w:ascii="Google Sans" w:hAnsi="Google Sans"/>
+          <w:b/>
+          <w:bCs/>
+          <w:color w:val="0A0A0A"/>
+        </w:rPr>
+      </w:pPr>
+      <w:r>
+        <w:rPr>
+          <w:rFonts w:ascii="Google Sans" w:hAnsi="Google Sans"/>
+          <w:b/>
+          <w:bCs/>
+          <w:color w:val="0A0A0A"/>
         </w:rPr>
         <w:t>3. Implementation &amp; Geofencing Advice</w:t>
       </w:r>
@@ -3760,20 +3464,18 @@
         <w:shd w:val="clear" w:color="auto" w:fill="FFFFFF"/>
         <w:spacing w:line="360" w:lineRule="atLeast"/>
         <w:rPr>
-          <w:rFonts w:ascii="Google Sans" w:eastAsia="Times New Roman" w:hAnsi="Google Sans" w:cs="Times New Roman"/>
-          <w:b/>
-          <w:bCs/>
-          <w:color w:val="0A0A0A"/>
-          <w:lang w:eastAsia="en-GB"/>
-        </w:rPr>
-      </w:pPr>
-      <w:r>
-        <w:rPr>
-          <w:rFonts w:ascii="Google Sans" w:eastAsia="Times New Roman" w:hAnsi="Google Sans" w:cs="Times New Roman"/>
-          <w:b/>
-          <w:bCs/>
-          <w:color w:val="0A0A0A"/>
-          <w:lang w:eastAsia="en-GB"/>
+          <w:rFonts w:ascii="Google Sans" w:hAnsi="Google Sans"/>
+          <w:b/>
+          <w:bCs/>
+          <w:color w:val="0A0A0A"/>
+        </w:rPr>
+      </w:pPr>
+      <w:r>
+        <w:rPr>
+          <w:rFonts w:ascii="Google Sans" w:hAnsi="Google Sans"/>
+          <w:b/>
+          <w:bCs/>
+          <w:color w:val="0A0A0A"/>
         </w:rPr>
         <w:t>BLE Geofencing for Workers</w:t>
       </w:r>
@@ -3783,16 +3485,14 @@
         <w:shd w:val="clear" w:color="auto" w:fill="FFFFFF"/>
         <w:spacing w:line="360" w:lineRule="atLeast"/>
         <w:rPr>
-          <w:rFonts w:ascii="Google Sans" w:eastAsia="Times New Roman" w:hAnsi="Google Sans" w:cs="Times New Roman"/>
-          <w:color w:val="0A0A0A"/>
-          <w:lang w:eastAsia="en-GB"/>
-        </w:rPr>
-      </w:pPr>
-      <w:r>
-        <w:rPr>
-          <w:rFonts w:ascii="Google Sans" w:eastAsia="Times New Roman" w:hAnsi="Google Sans" w:cs="Times New Roman"/>
-          <w:color w:val="0A0A0A"/>
-          <w:lang w:eastAsia="en-GB"/>
+          <w:rFonts w:ascii="Google Sans" w:hAnsi="Google Sans"/>
+          <w:color w:val="0A0A0A"/>
+        </w:rPr>
+      </w:pPr>
+      <w:r>
+        <w:rPr>
+          <w:rFonts w:ascii="Google Sans" w:hAnsi="Google Sans"/>
+          <w:color w:val="0A0A0A"/>
         </w:rPr>
         <w:t>Since your site is 30,000 sqm, the 12 gateways will provide overlapping coverage. </w:t>
       </w:r>
@@ -3806,26 +3506,23 @@
         <w:shd w:val="clear" w:color="auto" w:fill="FFFFFF"/>
         <w:spacing w:after="180" w:line="360" w:lineRule="atLeast"/>
         <w:rPr>
-          <w:rFonts w:ascii="Google Sans" w:eastAsia="Times New Roman" w:hAnsi="Google Sans" w:cs="Times New Roman"/>
-          <w:color w:val="0A0A0A"/>
-          <w:lang w:eastAsia="en-GB"/>
-        </w:rPr>
-      </w:pPr>
-      <w:r>
-        <w:rPr>
-          <w:rFonts w:ascii="Google Sans" w:eastAsia="Times New Roman" w:hAnsi="Google Sans" w:cs="Times New Roman"/>
-          <w:b/>
-          <w:bCs/>
-          <w:color w:val="0A0A0A"/>
-          <w:lang w:eastAsia="en-GB"/>
+          <w:rFonts w:ascii="Google Sans" w:hAnsi="Google Sans"/>
+          <w:color w:val="0A0A0A"/>
+        </w:rPr>
+      </w:pPr>
+      <w:r>
+        <w:rPr>
+          <w:rFonts w:ascii="Google Sans" w:hAnsi="Google Sans"/>
+          <w:b/>
+          <w:bCs/>
+          <w:color w:val="0A0A0A"/>
         </w:rPr>
         <w:t>Implementation:</w:t>
       </w:r>
       <w:r>
         <w:rPr>
-          <w:rFonts w:ascii="Google Sans" w:eastAsia="Times New Roman" w:hAnsi="Google Sans" w:cs="Times New Roman"/>
-          <w:color w:val="0A0A0A"/>
-          <w:lang w:eastAsia="en-GB"/>
+          <w:rFonts w:ascii="Google Sans" w:hAnsi="Google Sans"/>
+          <w:color w:val="0A0A0A"/>
         </w:rPr>
         <w:t> Mount gateways on perimeter fencing or temporary light poles.</w:t>
       </w:r>
@@ -3839,44 +3536,39 @@
         <w:shd w:val="clear" w:color="auto" w:fill="FFFFFF"/>
         <w:spacing w:after="180" w:line="360" w:lineRule="atLeast"/>
         <w:rPr>
-          <w:rFonts w:ascii="Google Sans" w:eastAsia="Times New Roman" w:hAnsi="Google Sans" w:cs="Times New Roman"/>
-          <w:color w:val="0A0A0A"/>
-          <w:lang w:eastAsia="en-GB"/>
-        </w:rPr>
-      </w:pPr>
-      <w:r>
-        <w:rPr>
-          <w:rFonts w:ascii="Google Sans" w:eastAsia="Times New Roman" w:hAnsi="Google Sans" w:cs="Times New Roman"/>
-          <w:b/>
-          <w:bCs/>
-          <w:color w:val="0A0A0A"/>
-          <w:lang w:eastAsia="en-GB"/>
+          <w:rFonts w:ascii="Google Sans" w:hAnsi="Google Sans"/>
+          <w:color w:val="0A0A0A"/>
+        </w:rPr>
+      </w:pPr>
+      <w:r>
+        <w:rPr>
+          <w:rFonts w:ascii="Google Sans" w:hAnsi="Google Sans"/>
+          <w:b/>
+          <w:bCs/>
+          <w:color w:val="0A0A0A"/>
         </w:rPr>
         <w:t>Geofence Logic:</w:t>
       </w:r>
       <w:r>
         <w:rPr>
-          <w:rFonts w:ascii="Google Sans" w:eastAsia="Times New Roman" w:hAnsi="Google Sans" w:cs="Times New Roman"/>
-          <w:color w:val="0A0A0A"/>
-          <w:lang w:eastAsia="en-GB"/>
+          <w:rFonts w:ascii="Google Sans" w:hAnsi="Google Sans"/>
+          <w:color w:val="0A0A0A"/>
         </w:rPr>
         <w:t> In your software, you draw "polygons" over the site map. For workers, set the </w:t>
       </w:r>
       <w:r>
         <w:rPr>
-          <w:rFonts w:ascii="Google Sans" w:eastAsia="Times New Roman" w:hAnsi="Google Sans" w:cs="Times New Roman"/>
-          <w:b/>
-          <w:bCs/>
-          <w:color w:val="0A0A0A"/>
-          <w:lang w:eastAsia="en-GB"/>
+          <w:rFonts w:ascii="Google Sans" w:hAnsi="Google Sans"/>
+          <w:b/>
+          <w:bCs/>
+          <w:color w:val="0A0A0A"/>
         </w:rPr>
         <w:t>"ping" interval to 1–2 seconds</w:t>
       </w:r>
       <w:r>
         <w:rPr>
-          <w:rFonts w:ascii="Google Sans" w:eastAsia="Times New Roman" w:hAnsi="Google Sans" w:cs="Times New Roman"/>
-          <w:color w:val="0A0A0A"/>
-          <w:lang w:eastAsia="en-GB"/>
+          <w:rFonts w:ascii="Google Sans" w:hAnsi="Google Sans"/>
+          <w:color w:val="0A0A0A"/>
         </w:rPr>
         <w:t>. This ensures that if they step into a high-risk zone (like the excavation pit), the system detects it within 1-2 meters of movement.</w:t>
       </w:r>
@@ -3889,26 +3581,20 @@
         </w:numPr>
         <w:shd w:val="clear" w:color="auto" w:fill="FFFFFF"/>
         <w:spacing w:after="180" w:line="360" w:lineRule="atLeast"/>
-        <w:rPr>
-          <w:rFonts w:ascii="Times New Roman" w:eastAsia="Times New Roman" w:hAnsi="Times New Roman" w:cs="Times New Roman"/>
-          <w:lang w:eastAsia="en-GB"/>
-        </w:rPr>
-      </w:pPr>
-      <w:r>
-        <w:rPr>
-          <w:rFonts w:ascii="Google Sans" w:eastAsia="Times New Roman" w:hAnsi="Google Sans" w:cs="Times New Roman"/>
-          <w:b/>
-          <w:bCs/>
-          <w:color w:val="0A0A0A"/>
-          <w:lang w:eastAsia="en-GB"/>
+      </w:pPr>
+      <w:r>
+        <w:rPr>
+          <w:rFonts w:ascii="Google Sans" w:hAnsi="Google Sans"/>
+          <w:b/>
+          <w:bCs/>
+          <w:color w:val="0A0A0A"/>
         </w:rPr>
         <w:t>Reporting:</w:t>
       </w:r>
       <w:r>
         <w:rPr>
-          <w:rFonts w:ascii="Google Sans" w:eastAsia="Times New Roman" w:hAnsi="Google Sans" w:cs="Times New Roman"/>
-          <w:color w:val="0A0A0A"/>
-          <w:lang w:eastAsia="en-GB"/>
+          <w:rFonts w:ascii="Google Sans" w:hAnsi="Google Sans"/>
+          <w:color w:val="0A0A0A"/>
         </w:rPr>
         <w:t> Use this data to generate "Time-on-Task" reports, automatically calculating how many hours were spent in specific work zones. </w:t>
       </w:r>
@@ -3918,20 +3604,18 @@
         <w:shd w:val="clear" w:color="auto" w:fill="FFFFFF"/>
         <w:spacing w:line="360" w:lineRule="atLeast"/>
         <w:rPr>
-          <w:rFonts w:ascii="Google Sans" w:eastAsia="Times New Roman" w:hAnsi="Google Sans" w:cs="Times New Roman"/>
-          <w:b/>
-          <w:bCs/>
-          <w:color w:val="0A0A0A"/>
-          <w:lang w:eastAsia="en-GB"/>
-        </w:rPr>
-      </w:pPr>
-      <w:r>
-        <w:rPr>
-          <w:rFonts w:ascii="Google Sans" w:eastAsia="Times New Roman" w:hAnsi="Google Sans" w:cs="Times New Roman"/>
-          <w:b/>
-          <w:bCs/>
-          <w:color w:val="0A0A0A"/>
-          <w:lang w:eastAsia="en-GB"/>
+          <w:rFonts w:ascii="Google Sans" w:hAnsi="Google Sans"/>
+          <w:b/>
+          <w:bCs/>
+          <w:color w:val="0A0A0A"/>
+        </w:rPr>
+      </w:pPr>
+      <w:r>
+        <w:rPr>
+          <w:rFonts w:ascii="Google Sans" w:hAnsi="Google Sans"/>
+          <w:b/>
+          <w:bCs/>
+          <w:color w:val="0A0A0A"/>
         </w:rPr>
         <w:t>Passive RFID Geofencing for Assets</w:t>
       </w:r>
@@ -3941,16 +3625,14 @@
         <w:shd w:val="clear" w:color="auto" w:fill="FFFFFF"/>
         <w:spacing w:line="360" w:lineRule="atLeast"/>
         <w:rPr>
-          <w:rFonts w:ascii="Google Sans" w:eastAsia="Times New Roman" w:hAnsi="Google Sans" w:cs="Times New Roman"/>
-          <w:color w:val="0A0A0A"/>
-          <w:lang w:eastAsia="en-GB"/>
-        </w:rPr>
-      </w:pPr>
-      <w:r>
-        <w:rPr>
-          <w:rFonts w:ascii="Google Sans" w:eastAsia="Times New Roman" w:hAnsi="Google Sans" w:cs="Times New Roman"/>
-          <w:color w:val="0A0A0A"/>
-          <w:lang w:eastAsia="en-GB"/>
+          <w:rFonts w:ascii="Google Sans" w:hAnsi="Google Sans"/>
+          <w:color w:val="0A0A0A"/>
+        </w:rPr>
+      </w:pPr>
+      <w:r>
+        <w:rPr>
+          <w:rFonts w:ascii="Google Sans" w:hAnsi="Google Sans"/>
+          <w:color w:val="0A0A0A"/>
         </w:rPr>
         <w:t>This acts as a "Digital Gate". </w:t>
       </w:r>
@@ -3964,26 +3646,23 @@
         <w:shd w:val="clear" w:color="auto" w:fill="FFFFFF"/>
         <w:spacing w:after="180" w:line="360" w:lineRule="atLeast"/>
         <w:rPr>
-          <w:rFonts w:ascii="Google Sans" w:eastAsia="Times New Roman" w:hAnsi="Google Sans" w:cs="Times New Roman"/>
-          <w:color w:val="0A0A0A"/>
-          <w:lang w:eastAsia="en-GB"/>
-        </w:rPr>
-      </w:pPr>
-      <w:r>
-        <w:rPr>
-          <w:rFonts w:ascii="Google Sans" w:eastAsia="Times New Roman" w:hAnsi="Google Sans" w:cs="Times New Roman"/>
-          <w:b/>
-          <w:bCs/>
-          <w:color w:val="0A0A0A"/>
-          <w:lang w:eastAsia="en-GB"/>
+          <w:rFonts w:ascii="Google Sans" w:hAnsi="Google Sans"/>
+          <w:color w:val="0A0A0A"/>
+        </w:rPr>
+      </w:pPr>
+      <w:r>
+        <w:rPr>
+          <w:rFonts w:ascii="Google Sans" w:hAnsi="Google Sans"/>
+          <w:b/>
+          <w:bCs/>
+          <w:color w:val="0A0A0A"/>
         </w:rPr>
         <w:t>Implementation:</w:t>
       </w:r>
       <w:r>
         <w:rPr>
-          <w:rFonts w:ascii="Google Sans" w:eastAsia="Times New Roman" w:hAnsi="Google Sans" w:cs="Times New Roman"/>
-          <w:color w:val="0A0A0A"/>
-          <w:lang w:eastAsia="en-GB"/>
+          <w:rFonts w:ascii="Google Sans" w:hAnsi="Google Sans"/>
+          <w:color w:val="0A0A0A"/>
         </w:rPr>
         <w:t> Place your single high-power RFID reader at the main site exit.</w:t>
       </w:r>
@@ -3997,27 +3676,24 @@
         <w:shd w:val="clear" w:color="auto" w:fill="FFFFFF"/>
         <w:spacing w:after="180" w:line="360" w:lineRule="atLeast"/>
         <w:rPr>
-          <w:rFonts w:ascii="Google Sans" w:eastAsia="Times New Roman" w:hAnsi="Google Sans" w:cs="Times New Roman"/>
-          <w:color w:val="0A0A0A"/>
-          <w:lang w:eastAsia="en-GB"/>
-        </w:rPr>
-      </w:pPr>
-      <w:r>
-        <w:rPr>
-          <w:rFonts w:ascii="Google Sans" w:eastAsia="Times New Roman" w:hAnsi="Google Sans" w:cs="Times New Roman"/>
-          <w:b/>
-          <w:bCs/>
-          <w:color w:val="0A0A0A"/>
-          <w:lang w:eastAsia="en-GB"/>
+          <w:rFonts w:ascii="Google Sans" w:hAnsi="Google Sans"/>
+          <w:color w:val="0A0A0A"/>
+        </w:rPr>
+      </w:pPr>
+      <w:r>
+        <w:rPr>
+          <w:rFonts w:ascii="Google Sans" w:hAnsi="Google Sans"/>
+          <w:b/>
+          <w:bCs/>
+          <w:color w:val="0A0A0A"/>
         </w:rPr>
         <w:lastRenderedPageBreak/>
         <w:t>Geofence Logic:</w:t>
       </w:r>
       <w:r>
         <w:rPr>
-          <w:rFonts w:ascii="Google Sans" w:eastAsia="Times New Roman" w:hAnsi="Google Sans" w:cs="Times New Roman"/>
-          <w:color w:val="0A0A0A"/>
-          <w:lang w:eastAsia="en-GB"/>
+          <w:rFonts w:ascii="Google Sans" w:hAnsi="Google Sans"/>
+          <w:color w:val="0A0A0A"/>
         </w:rPr>
         <w:t> The "fence" is the 10-meter radius of the gate antenna. Any tagged asset (non-telematics) that passes this point without a pre-authorized "Gate Pass" triggers an immediate security alert to the supervisor's phone.</w:t>
       </w:r>
@@ -4027,9 +3703,8 @@
         <w:shd w:val="clear" w:color="auto" w:fill="FFFFFF"/>
         <w:spacing w:after="180" w:line="360" w:lineRule="atLeast"/>
         <w:rPr>
-          <w:rFonts w:ascii="Google Sans" w:eastAsia="Times New Roman" w:hAnsi="Google Sans" w:cs="Times New Roman"/>
-          <w:color w:val="0A0A0A"/>
-          <w:lang w:eastAsia="en-GB"/>
+          <w:rFonts w:ascii="Google Sans" w:hAnsi="Google Sans"/>
+          <w:color w:val="0A0A0A"/>
         </w:rPr>
       </w:pPr>
     </w:p>
@@ -4038,34 +3713,30 @@
         <w:shd w:val="clear" w:color="auto" w:fill="FFFFFF"/>
         <w:spacing w:line="360" w:lineRule="atLeast"/>
         <w:rPr>
-          <w:rFonts w:ascii="Google Sans" w:eastAsia="Times New Roman" w:hAnsi="Google Sans" w:cs="Times New Roman"/>
-          <w:color w:val="0A0A0A"/>
-          <w:lang w:eastAsia="en-GB"/>
-        </w:rPr>
-      </w:pPr>
-      <w:r>
-        <w:rPr>
-          <w:rFonts w:ascii="Google Sans" w:eastAsia="Times New Roman" w:hAnsi="Google Sans" w:cs="Times New Roman"/>
-          <w:color w:val="0A0A0A"/>
-          <w:lang w:eastAsia="en-GB"/>
+          <w:rFonts w:ascii="Google Sans" w:hAnsi="Google Sans"/>
+          <w:color w:val="0A0A0A"/>
+        </w:rPr>
+      </w:pPr>
+      <w:r>
+        <w:rPr>
+          <w:rFonts w:ascii="Google Sans" w:hAnsi="Google Sans"/>
+          <w:color w:val="0A0A0A"/>
         </w:rPr>
         <w:t>Yes, you can absolutely customize BLE (Bluetooth Low Energy) beacons to identify specific people and their roles. However, because beacon data packets are very small, this is typically done using </w:t>
       </w:r>
       <w:r>
         <w:rPr>
-          <w:rFonts w:ascii="Google Sans" w:eastAsia="Times New Roman" w:hAnsi="Google Sans" w:cs="Times New Roman"/>
-          <w:b/>
-          <w:bCs/>
-          <w:color w:val="0A0A0A"/>
-          <w:lang w:eastAsia="en-GB"/>
+          <w:rFonts w:ascii="Google Sans" w:hAnsi="Google Sans"/>
+          <w:b/>
+          <w:bCs/>
+          <w:color w:val="0A0A0A"/>
         </w:rPr>
         <w:t>ID mapping</w:t>
       </w:r>
       <w:r>
         <w:rPr>
-          <w:rFonts w:ascii="Google Sans" w:eastAsia="Times New Roman" w:hAnsi="Google Sans" w:cs="Times New Roman"/>
-          <w:color w:val="0A0A0A"/>
-          <w:lang w:eastAsia="en-GB"/>
+          <w:rFonts w:ascii="Google Sans" w:hAnsi="Google Sans"/>
+          <w:color w:val="0A0A0A"/>
         </w:rPr>
         <w:t> rather than typing full names directly into the beacon. </w:t>
       </w:r>
@@ -4075,24 +3746,22 @@
         <w:shd w:val="clear" w:color="auto" w:fill="FFFFFF"/>
         <w:spacing w:line="420" w:lineRule="atLeast"/>
         <w:rPr>
-          <w:rFonts w:ascii="Google Sans" w:eastAsia="Times New Roman" w:hAnsi="Google Sans" w:cs="Times New Roman"/>
+          <w:rFonts w:ascii="Google Sans" w:hAnsi="Google Sans"/>
           <w:b/>
           <w:bCs/>
           <w:color w:val="0A0A0A"/>
           <w:sz w:val="30"/>
           <w:szCs w:val="30"/>
-          <w:lang w:eastAsia="en-GB"/>
-        </w:rPr>
-      </w:pPr>
-      <w:r>
-        <w:rPr>
-          <w:rFonts w:ascii="Google Sans" w:eastAsia="Times New Roman" w:hAnsi="Google Sans" w:cs="Times New Roman"/>
+        </w:rPr>
+      </w:pPr>
+      <w:r>
+        <w:rPr>
+          <w:rFonts w:ascii="Google Sans" w:hAnsi="Google Sans"/>
           <w:b/>
           <w:bCs/>
           <w:color w:val="0A0A0A"/>
           <w:sz w:val="30"/>
           <w:szCs w:val="30"/>
-          <w:lang w:eastAsia="en-GB"/>
         </w:rPr>
         <w:t>How it works: The "ID Mapping" Method</w:t>
       </w:r>
@@ -4101,70 +3770,59 @@
       <w:pPr>
         <w:shd w:val="clear" w:color="auto" w:fill="FFFFFF"/>
         <w:spacing w:line="360" w:lineRule="atLeast"/>
-        <w:rPr>
-          <w:rFonts w:ascii="Times New Roman" w:eastAsia="Times New Roman" w:hAnsi="Times New Roman" w:cs="Times New Roman"/>
-          <w:lang w:eastAsia="en-GB"/>
-        </w:rPr>
-      </w:pPr>
-      <w:r>
-        <w:rPr>
-          <w:rFonts w:ascii="Google Sans" w:eastAsia="Times New Roman" w:hAnsi="Google Sans" w:cs="Times New Roman"/>
-          <w:color w:val="0A0A0A"/>
-          <w:lang w:eastAsia="en-GB"/>
+      </w:pPr>
+      <w:r>
+        <w:rPr>
+          <w:rFonts w:ascii="Google Sans" w:hAnsi="Google Sans"/>
+          <w:color w:val="0A0A0A"/>
         </w:rPr>
         <w:t>A standard BLE beacon continuously broadcasts a small packet of data, usually containing a </w:t>
       </w:r>
       <w:r>
         <w:rPr>
-          <w:rFonts w:ascii="Google Sans" w:eastAsia="Times New Roman" w:hAnsi="Google Sans" w:cs="Times New Roman"/>
-          <w:b/>
-          <w:bCs/>
-          <w:color w:val="0A0A0A"/>
-          <w:lang w:eastAsia="en-GB"/>
+          <w:rFonts w:ascii="Google Sans" w:hAnsi="Google Sans"/>
+          <w:b/>
+          <w:bCs/>
+          <w:color w:val="0A0A0A"/>
         </w:rPr>
         <w:t>UUID</w:t>
       </w:r>
       <w:r>
         <w:rPr>
-          <w:rFonts w:ascii="Google Sans" w:eastAsia="Times New Roman" w:hAnsi="Google Sans" w:cs="Times New Roman"/>
-          <w:color w:val="0A0A0A"/>
-          <w:lang w:eastAsia="en-GB"/>
+          <w:rFonts w:ascii="Google Sans" w:hAnsi="Google Sans"/>
+          <w:color w:val="0A0A0A"/>
         </w:rPr>
         <w:t> (a long unique string) and two numbers called </w:t>
       </w:r>
       <w:r>
         <w:rPr>
-          <w:rFonts w:ascii="Google Sans" w:eastAsia="Times New Roman" w:hAnsi="Google Sans" w:cs="Times New Roman"/>
-          <w:b/>
-          <w:bCs/>
-          <w:color w:val="0A0A0A"/>
-          <w:lang w:eastAsia="en-GB"/>
+          <w:rFonts w:ascii="Google Sans" w:hAnsi="Google Sans"/>
+          <w:b/>
+          <w:bCs/>
+          <w:color w:val="0A0A0A"/>
         </w:rPr>
         <w:t>Major</w:t>
       </w:r>
       <w:r>
         <w:rPr>
-          <w:rFonts w:ascii="Google Sans" w:eastAsia="Times New Roman" w:hAnsi="Google Sans" w:cs="Times New Roman"/>
-          <w:color w:val="0A0A0A"/>
-          <w:lang w:eastAsia="en-GB"/>
+          <w:rFonts w:ascii="Google Sans" w:hAnsi="Google Sans"/>
+          <w:color w:val="0A0A0A"/>
         </w:rPr>
         <w:t> and </w:t>
       </w:r>
       <w:r>
         <w:rPr>
-          <w:rFonts w:ascii="Google Sans" w:eastAsia="Times New Roman" w:hAnsi="Google Sans" w:cs="Times New Roman"/>
-          <w:b/>
-          <w:bCs/>
-          <w:color w:val="0A0A0A"/>
-          <w:lang w:eastAsia="en-GB"/>
+          <w:rFonts w:ascii="Google Sans" w:hAnsi="Google Sans"/>
+          <w:b/>
+          <w:bCs/>
+          <w:color w:val="0A0A0A"/>
         </w:rPr>
         <w:t>Minor</w:t>
       </w:r>
       <w:r>
         <w:rPr>
-          <w:rFonts w:ascii="Google Sans" w:eastAsia="Times New Roman" w:hAnsi="Google Sans" w:cs="Times New Roman"/>
-          <w:color w:val="0A0A0A"/>
-          <w:lang w:eastAsia="en-GB"/>
+          <w:rFonts w:ascii="Google Sans" w:hAnsi="Google Sans"/>
+          <w:color w:val="0A0A0A"/>
         </w:rPr>
         <w:t>. </w:t>
       </w:r>
@@ -4178,26 +3836,23 @@
         <w:shd w:val="clear" w:color="auto" w:fill="FFFFFF"/>
         <w:spacing w:after="180" w:line="360" w:lineRule="atLeast"/>
         <w:rPr>
-          <w:rFonts w:ascii="Google Sans" w:eastAsia="Times New Roman" w:hAnsi="Google Sans" w:cs="Times New Roman"/>
-          <w:color w:val="0A0A0A"/>
-          <w:lang w:eastAsia="en-GB"/>
-        </w:rPr>
-      </w:pPr>
-      <w:r>
-        <w:rPr>
-          <w:rFonts w:ascii="Google Sans" w:eastAsia="Times New Roman" w:hAnsi="Google Sans" w:cs="Times New Roman"/>
-          <w:b/>
-          <w:bCs/>
-          <w:color w:val="0A0A0A"/>
-          <w:lang w:eastAsia="en-GB"/>
+          <w:rFonts w:ascii="Google Sans" w:hAnsi="Google Sans"/>
+          <w:color w:val="0A0A0A"/>
+        </w:rPr>
+      </w:pPr>
+      <w:r>
+        <w:rPr>
+          <w:rFonts w:ascii="Google Sans" w:hAnsi="Google Sans"/>
+          <w:b/>
+          <w:bCs/>
+          <w:color w:val="0A0A0A"/>
         </w:rPr>
         <w:t>Assign the Beacon</w:t>
       </w:r>
       <w:r>
         <w:rPr>
-          <w:rFonts w:ascii="Google Sans" w:eastAsia="Times New Roman" w:hAnsi="Google Sans" w:cs="Times New Roman"/>
-          <w:color w:val="0A0A0A"/>
-          <w:lang w:eastAsia="en-GB"/>
+          <w:rFonts w:ascii="Google Sans" w:hAnsi="Google Sans"/>
+          <w:color w:val="0A0A0A"/>
         </w:rPr>
         <w:t>: You give a specific physical beacon to an employee (e.g., John Doe).</w:t>
       </w:r>
@@ -4211,44 +3866,39 @@
         <w:shd w:val="clear" w:color="auto" w:fill="FFFFFF"/>
         <w:spacing w:after="180" w:line="360" w:lineRule="atLeast"/>
         <w:rPr>
-          <w:rFonts w:ascii="Google Sans" w:eastAsia="Times New Roman" w:hAnsi="Google Sans" w:cs="Times New Roman"/>
-          <w:color w:val="0A0A0A"/>
-          <w:lang w:eastAsia="en-GB"/>
-        </w:rPr>
-      </w:pPr>
-      <w:r>
-        <w:rPr>
-          <w:rFonts w:ascii="Google Sans" w:eastAsia="Times New Roman" w:hAnsi="Google Sans" w:cs="Times New Roman"/>
-          <w:b/>
-          <w:bCs/>
-          <w:color w:val="0A0A0A"/>
-          <w:lang w:eastAsia="en-GB"/>
+          <w:rFonts w:ascii="Google Sans" w:hAnsi="Google Sans"/>
+          <w:color w:val="0A0A0A"/>
+        </w:rPr>
+      </w:pPr>
+      <w:r>
+        <w:rPr>
+          <w:rFonts w:ascii="Google Sans" w:hAnsi="Google Sans"/>
+          <w:b/>
+          <w:bCs/>
+          <w:color w:val="0A0A0A"/>
         </w:rPr>
         <w:t>Database Link</w:t>
       </w:r>
       <w:r>
         <w:rPr>
-          <w:rFonts w:ascii="Google Sans" w:eastAsia="Times New Roman" w:hAnsi="Google Sans" w:cs="Times New Roman"/>
-          <w:color w:val="0A0A0A"/>
-          <w:lang w:eastAsia="en-GB"/>
+          <w:rFonts w:ascii="Google Sans" w:hAnsi="Google Sans"/>
+          <w:color w:val="0A0A0A"/>
         </w:rPr>
         <w:t>: In your tracking software or app, you link that beacon’s ID (e.g., </w:t>
       </w:r>
       <w:r>
         <w:rPr>
-          <w:rFonts w:ascii="Google Sans" w:eastAsia="Times New Roman" w:hAnsi="Google Sans" w:cs="Times New Roman"/>
+          <w:rFonts w:ascii="Google Sans" w:hAnsi="Google Sans"/>
           <w:i/>
           <w:iCs/>
           <w:color w:val="0A0A0A"/>
-          <w:lang w:eastAsia="en-GB"/>
         </w:rPr>
         <w:t>Major: 10, Minor: 501</w:t>
       </w:r>
       <w:r>
         <w:rPr>
-          <w:rFonts w:ascii="Google Sans" w:eastAsia="Times New Roman" w:hAnsi="Google Sans" w:cs="Times New Roman"/>
-          <w:color w:val="0A0A0A"/>
-          <w:lang w:eastAsia="en-GB"/>
+          <w:rFonts w:ascii="Google Sans" w:hAnsi="Google Sans"/>
+          <w:color w:val="0A0A0A"/>
         </w:rPr>
         <w:t>) to the employee's details: "John Doe, Carpenter".</w:t>
       </w:r>
@@ -4261,62 +3911,52 @@
         </w:numPr>
         <w:shd w:val="clear" w:color="auto" w:fill="FFFFFF"/>
         <w:spacing w:after="180" w:line="360" w:lineRule="atLeast"/>
-        <w:rPr>
-          <w:rFonts w:ascii="Times New Roman" w:eastAsia="Times New Roman" w:hAnsi="Times New Roman" w:cs="Times New Roman"/>
-          <w:lang w:eastAsia="en-GB"/>
-        </w:rPr>
-      </w:pPr>
-      <w:r>
-        <w:rPr>
-          <w:rFonts w:ascii="Google Sans" w:eastAsia="Times New Roman" w:hAnsi="Google Sans" w:cs="Times New Roman"/>
-          <w:b/>
-          <w:bCs/>
-          <w:color w:val="0A0A0A"/>
-          <w:lang w:eastAsia="en-GB"/>
+      </w:pPr>
+      <w:r>
+        <w:rPr>
+          <w:rFonts w:ascii="Google Sans" w:hAnsi="Google Sans"/>
+          <w:b/>
+          <w:bCs/>
+          <w:color w:val="0A0A0A"/>
         </w:rPr>
         <w:t>Real-Time Detection</w:t>
       </w:r>
       <w:r>
         <w:rPr>
-          <w:rFonts w:ascii="Google Sans" w:eastAsia="Times New Roman" w:hAnsi="Google Sans" w:cs="Times New Roman"/>
-          <w:color w:val="0A0A0A"/>
-          <w:lang w:eastAsia="en-GB"/>
+          <w:rFonts w:ascii="Google Sans" w:hAnsi="Google Sans"/>
+          <w:color w:val="0A0A0A"/>
         </w:rPr>
         <w:t>: When the site gateway or a supervisor's phone "hears" the signal from </w:t>
       </w:r>
       <w:r>
         <w:rPr>
-          <w:rFonts w:ascii="Google Sans" w:eastAsia="Times New Roman" w:hAnsi="Google Sans" w:cs="Times New Roman"/>
+          <w:rFonts w:ascii="Google Sans" w:hAnsi="Google Sans"/>
           <w:i/>
           <w:iCs/>
           <w:color w:val="0A0A0A"/>
-          <w:lang w:eastAsia="en-GB"/>
         </w:rPr>
         <w:t>10 / 501</w:t>
       </w:r>
       <w:r>
         <w:rPr>
-          <w:rFonts w:ascii="Google Sans" w:eastAsia="Times New Roman" w:hAnsi="Google Sans" w:cs="Times New Roman"/>
-          <w:color w:val="0A0A0A"/>
-          <w:lang w:eastAsia="en-GB"/>
+          <w:rFonts w:ascii="Google Sans" w:hAnsi="Google Sans"/>
+          <w:color w:val="0A0A0A"/>
         </w:rPr>
         <w:t>, it instantly looks up the database and displays: </w:t>
       </w:r>
       <w:r>
         <w:rPr>
-          <w:rFonts w:ascii="Google Sans" w:eastAsia="Times New Roman" w:hAnsi="Google Sans" w:cs="Times New Roman"/>
-          <w:b/>
-          <w:bCs/>
-          <w:color w:val="0A0A0A"/>
-          <w:lang w:eastAsia="en-GB"/>
+          <w:rFonts w:ascii="Google Sans" w:hAnsi="Google Sans"/>
+          <w:b/>
+          <w:bCs/>
+          <w:color w:val="0A0A0A"/>
         </w:rPr>
         <w:t>"John Doe (Carpenter) is on Site B"</w:t>
       </w:r>
       <w:r>
         <w:rPr>
-          <w:rFonts w:ascii="Google Sans" w:eastAsia="Times New Roman" w:hAnsi="Google Sans" w:cs="Times New Roman"/>
-          <w:color w:val="0A0A0A"/>
-          <w:lang w:eastAsia="en-GB"/>
+          <w:rFonts w:ascii="Google Sans" w:hAnsi="Google Sans"/>
+          <w:color w:val="0A0A0A"/>
         </w:rPr>
         <w:t>. </w:t>
       </w:r>
@@ -4326,24 +3966,22 @@
         <w:shd w:val="clear" w:color="auto" w:fill="FFFFFF"/>
         <w:spacing w:line="420" w:lineRule="atLeast"/>
         <w:rPr>
-          <w:rFonts w:ascii="Google Sans" w:eastAsia="Times New Roman" w:hAnsi="Google Sans" w:cs="Times New Roman"/>
+          <w:rFonts w:ascii="Google Sans" w:hAnsi="Google Sans"/>
           <w:b/>
           <w:bCs/>
           <w:color w:val="0A0A0A"/>
           <w:sz w:val="30"/>
           <w:szCs w:val="30"/>
-          <w:lang w:eastAsia="en-GB"/>
-        </w:rPr>
-      </w:pPr>
-      <w:r>
-        <w:rPr>
-          <w:rFonts w:ascii="Google Sans" w:eastAsia="Times New Roman" w:hAnsi="Google Sans" w:cs="Times New Roman"/>
+        </w:rPr>
+      </w:pPr>
+      <w:r>
+        <w:rPr>
+          <w:rFonts w:ascii="Google Sans" w:hAnsi="Google Sans"/>
           <w:b/>
           <w:bCs/>
           <w:color w:val="0A0A0A"/>
           <w:sz w:val="30"/>
           <w:szCs w:val="30"/>
-          <w:lang w:eastAsia="en-GB"/>
         </w:rPr>
         <w:t>Why use IDs instead of full names?</w:t>
       </w:r>
@@ -4357,44 +3995,39 @@
         <w:shd w:val="clear" w:color="auto" w:fill="FFFFFF"/>
         <w:spacing w:after="180" w:line="360" w:lineRule="atLeast"/>
         <w:rPr>
-          <w:rFonts w:ascii="Google Sans" w:eastAsia="Times New Roman" w:hAnsi="Google Sans" w:cs="Times New Roman"/>
-          <w:color w:val="0A0A0A"/>
-          <w:lang w:eastAsia="en-GB"/>
-        </w:rPr>
-      </w:pPr>
-      <w:r>
-        <w:rPr>
-          <w:rFonts w:ascii="Google Sans" w:eastAsia="Times New Roman" w:hAnsi="Google Sans" w:cs="Times New Roman"/>
-          <w:b/>
-          <w:bCs/>
-          <w:color w:val="0A0A0A"/>
-          <w:lang w:eastAsia="en-GB"/>
+          <w:rFonts w:ascii="Google Sans" w:hAnsi="Google Sans"/>
+          <w:color w:val="0A0A0A"/>
+        </w:rPr>
+      </w:pPr>
+      <w:r>
+        <w:rPr>
+          <w:rFonts w:ascii="Google Sans" w:hAnsi="Google Sans"/>
+          <w:b/>
+          <w:bCs/>
+          <w:color w:val="0A0A0A"/>
         </w:rPr>
         <w:t>Packet Size</w:t>
       </w:r>
       <w:r>
         <w:rPr>
-          <w:rFonts w:ascii="Google Sans" w:eastAsia="Times New Roman" w:hAnsi="Google Sans" w:cs="Times New Roman"/>
-          <w:color w:val="0A0A0A"/>
-          <w:lang w:eastAsia="en-GB"/>
+          <w:rFonts w:ascii="Google Sans" w:hAnsi="Google Sans"/>
+          <w:color w:val="0A0A0A"/>
         </w:rPr>
         <w:t>: Standard beacon packets (like iBeacon) only have about </w:t>
       </w:r>
       <w:r>
         <w:rPr>
-          <w:rFonts w:ascii="Google Sans" w:eastAsia="Times New Roman" w:hAnsi="Google Sans" w:cs="Times New Roman"/>
-          <w:b/>
-          <w:bCs/>
-          <w:color w:val="0A0A0A"/>
-          <w:lang w:eastAsia="en-GB"/>
+          <w:rFonts w:ascii="Google Sans" w:hAnsi="Google Sans"/>
+          <w:b/>
+          <w:bCs/>
+          <w:color w:val="0A0A0A"/>
         </w:rPr>
         <w:t>31 bytes</w:t>
       </w:r>
       <w:r>
         <w:rPr>
-          <w:rFonts w:ascii="Google Sans" w:eastAsia="Times New Roman" w:hAnsi="Google Sans" w:cs="Times New Roman"/>
-          <w:color w:val="0A0A0A"/>
-          <w:lang w:eastAsia="en-GB"/>
+          <w:rFonts w:ascii="Google Sans" w:hAnsi="Google Sans"/>
+          <w:color w:val="0A0A0A"/>
         </w:rPr>
         <w:t> of space. A long name and job title might not fit or would take up all the room needed for other data like battery level.</w:t>
       </w:r>
@@ -4408,26 +4041,23 @@
         <w:shd w:val="clear" w:color="auto" w:fill="FFFFFF"/>
         <w:spacing w:after="180" w:line="360" w:lineRule="atLeast"/>
         <w:rPr>
-          <w:rFonts w:ascii="Google Sans" w:eastAsia="Times New Roman" w:hAnsi="Google Sans" w:cs="Times New Roman"/>
-          <w:color w:val="0A0A0A"/>
-          <w:lang w:eastAsia="en-GB"/>
-        </w:rPr>
-      </w:pPr>
-      <w:r>
-        <w:rPr>
-          <w:rFonts w:ascii="Google Sans" w:eastAsia="Times New Roman" w:hAnsi="Google Sans" w:cs="Times New Roman"/>
-          <w:b/>
-          <w:bCs/>
-          <w:color w:val="0A0A0A"/>
-          <w:lang w:eastAsia="en-GB"/>
+          <w:rFonts w:ascii="Google Sans" w:hAnsi="Google Sans"/>
+          <w:color w:val="0A0A0A"/>
+        </w:rPr>
+      </w:pPr>
+      <w:r>
+        <w:rPr>
+          <w:rFonts w:ascii="Google Sans" w:hAnsi="Google Sans"/>
+          <w:b/>
+          <w:bCs/>
+          <w:color w:val="0A0A0A"/>
         </w:rPr>
         <w:t>Privacy</w:t>
       </w:r>
       <w:r>
         <w:rPr>
-          <w:rFonts w:ascii="Google Sans" w:eastAsia="Times New Roman" w:hAnsi="Google Sans" w:cs="Times New Roman"/>
-          <w:color w:val="0A0A0A"/>
-          <w:lang w:eastAsia="en-GB"/>
+          <w:rFonts w:ascii="Google Sans" w:hAnsi="Google Sans"/>
+          <w:color w:val="0A0A0A"/>
         </w:rPr>
         <w:t>: If you broadcast "John Doe - Carpenter" in plain text, anyone with a generic Bluetooth scanner app could see his name. Using a numeric ID keeps the information private to your specific system.</w:t>
       </w:r>
@@ -4440,26 +4070,20 @@
         </w:numPr>
         <w:shd w:val="clear" w:color="auto" w:fill="FFFFFF"/>
         <w:spacing w:after="180" w:line="360" w:lineRule="atLeast"/>
-        <w:rPr>
-          <w:rFonts w:ascii="Times New Roman" w:eastAsia="Times New Roman" w:hAnsi="Times New Roman" w:cs="Times New Roman"/>
-          <w:lang w:eastAsia="en-GB"/>
-        </w:rPr>
-      </w:pPr>
-      <w:r>
-        <w:rPr>
-          <w:rFonts w:ascii="Google Sans" w:eastAsia="Times New Roman" w:hAnsi="Google Sans" w:cs="Times New Roman"/>
-          <w:b/>
-          <w:bCs/>
-          <w:color w:val="0A0A0A"/>
-          <w:lang w:eastAsia="en-GB"/>
+      </w:pPr>
+      <w:r>
+        <w:rPr>
+          <w:rFonts w:ascii="Google Sans" w:hAnsi="Google Sans"/>
+          <w:b/>
+          <w:bCs/>
+          <w:color w:val="0A0A0A"/>
         </w:rPr>
         <w:t>Ease of Reassignment</w:t>
       </w:r>
       <w:r>
         <w:rPr>
-          <w:rFonts w:ascii="Google Sans" w:eastAsia="Times New Roman" w:hAnsi="Google Sans" w:cs="Times New Roman"/>
-          <w:color w:val="0A0A0A"/>
-          <w:lang w:eastAsia="en-GB"/>
+          <w:rFonts w:ascii="Google Sans" w:hAnsi="Google Sans"/>
+          <w:color w:val="0A0A0A"/>
         </w:rPr>
         <w:t>: If John Doe leaves and a new engineer joins, you don't have to reprogram the hardware. You just update the name and role in your software dashboard. </w:t>
       </w:r>
@@ -4469,24 +4093,22 @@
         <w:shd w:val="clear" w:color="auto" w:fill="FFFFFF"/>
         <w:spacing w:line="420" w:lineRule="atLeast"/>
         <w:rPr>
-          <w:rFonts w:ascii="Google Sans" w:eastAsia="Times New Roman" w:hAnsi="Google Sans" w:cs="Times New Roman"/>
+          <w:rFonts w:ascii="Google Sans" w:hAnsi="Google Sans"/>
           <w:b/>
           <w:bCs/>
           <w:color w:val="0A0A0A"/>
           <w:sz w:val="30"/>
           <w:szCs w:val="30"/>
-          <w:lang w:eastAsia="en-GB"/>
-        </w:rPr>
-      </w:pPr>
-      <w:r>
-        <w:rPr>
-          <w:rFonts w:ascii="Google Sans" w:eastAsia="Times New Roman" w:hAnsi="Google Sans" w:cs="Times New Roman"/>
+        </w:rPr>
+      </w:pPr>
+      <w:r>
+        <w:rPr>
+          <w:rFonts w:ascii="Google Sans" w:hAnsi="Google Sans"/>
           <w:b/>
           <w:bCs/>
           <w:color w:val="0A0A0A"/>
           <w:sz w:val="30"/>
           <w:szCs w:val="30"/>
-          <w:lang w:eastAsia="en-GB"/>
         </w:rPr>
         <w:t>Advanced "Custom Data" Options</w:t>
       </w:r>
@@ -4495,52 +4117,43 @@
       <w:pPr>
         <w:shd w:val="clear" w:color="auto" w:fill="FFFFFF"/>
         <w:spacing w:line="360" w:lineRule="atLeast"/>
-        <w:rPr>
-          <w:rFonts w:ascii="Times New Roman" w:eastAsia="Times New Roman" w:hAnsi="Times New Roman" w:cs="Times New Roman"/>
-          <w:lang w:eastAsia="en-GB"/>
-        </w:rPr>
-      </w:pPr>
-      <w:r>
-        <w:rPr>
-          <w:rFonts w:ascii="Google Sans" w:eastAsia="Times New Roman" w:hAnsi="Google Sans" w:cs="Times New Roman"/>
-          <w:color w:val="0A0A0A"/>
-          <w:lang w:eastAsia="en-GB"/>
+      </w:pPr>
+      <w:r>
+        <w:rPr>
+          <w:rFonts w:ascii="Google Sans" w:hAnsi="Google Sans"/>
+          <w:color w:val="0A0A0A"/>
         </w:rPr>
         <w:t>If you are building a custom solution, you </w:t>
       </w:r>
       <w:r>
         <w:rPr>
-          <w:rFonts w:ascii="Google Sans" w:eastAsia="Times New Roman" w:hAnsi="Google Sans" w:cs="Times New Roman"/>
+          <w:rFonts w:ascii="Google Sans" w:hAnsi="Google Sans"/>
           <w:i/>
           <w:iCs/>
           <w:color w:val="0A0A0A"/>
-          <w:lang w:eastAsia="en-GB"/>
         </w:rPr>
         <w:t>can</w:t>
       </w:r>
       <w:r>
         <w:rPr>
-          <w:rFonts w:ascii="Google Sans" w:eastAsia="Times New Roman" w:hAnsi="Google Sans" w:cs="Times New Roman"/>
-          <w:color w:val="0A0A0A"/>
-          <w:lang w:eastAsia="en-GB"/>
+          <w:rFonts w:ascii="Google Sans" w:hAnsi="Google Sans"/>
+          <w:color w:val="0A0A0A"/>
         </w:rPr>
         <w:t> technically engrain specific data into the </w:t>
       </w:r>
       <w:r>
         <w:rPr>
-          <w:rFonts w:ascii="Google Sans" w:eastAsia="Times New Roman" w:hAnsi="Google Sans" w:cs="Times New Roman"/>
-          <w:b/>
-          <w:bCs/>
-          <w:color w:val="0A0A0A"/>
-          <w:lang w:eastAsia="en-GB"/>
+          <w:rFonts w:ascii="Google Sans" w:hAnsi="Google Sans"/>
+          <w:b/>
+          <w:bCs/>
+          <w:color w:val="0A0A0A"/>
         </w:rPr>
         <w:t>Manufacturer Specific Data</w:t>
       </w:r>
       <w:r>
         <w:rPr>
-          <w:rFonts w:ascii="Google Sans" w:eastAsia="Times New Roman" w:hAnsi="Google Sans" w:cs="Times New Roman"/>
-          <w:color w:val="0A0A0A"/>
-          <w:lang w:eastAsia="en-GB"/>
+          <w:rFonts w:ascii="Google Sans" w:hAnsi="Google Sans"/>
+          <w:color w:val="0A0A0A"/>
         </w:rPr>
         <w:t> field of the packet: </w:t>
       </w:r>
@@ -4554,44 +4167,39 @@
         <w:shd w:val="clear" w:color="auto" w:fill="FFFFFF"/>
         <w:spacing w:after="180" w:line="360" w:lineRule="atLeast"/>
         <w:rPr>
-          <w:rFonts w:ascii="Google Sans" w:eastAsia="Times New Roman" w:hAnsi="Google Sans" w:cs="Times New Roman"/>
-          <w:color w:val="0A0A0A"/>
-          <w:lang w:eastAsia="en-GB"/>
-        </w:rPr>
-      </w:pPr>
-      <w:r>
-        <w:rPr>
-          <w:rFonts w:ascii="Google Sans" w:eastAsia="Times New Roman" w:hAnsi="Google Sans" w:cs="Times New Roman"/>
-          <w:b/>
-          <w:bCs/>
-          <w:color w:val="0A0A0A"/>
-          <w:lang w:eastAsia="en-GB"/>
+          <w:rFonts w:ascii="Google Sans" w:hAnsi="Google Sans"/>
+          <w:color w:val="0A0A0A"/>
+        </w:rPr>
+      </w:pPr>
+      <w:r>
+        <w:rPr>
+          <w:rFonts w:ascii="Google Sans" w:hAnsi="Google Sans"/>
+          <w:b/>
+          <w:bCs/>
+          <w:color w:val="0A0A0A"/>
         </w:rPr>
         <w:t>AltBeacon Format</w:t>
       </w:r>
       <w:r>
         <w:rPr>
-          <w:rFonts w:ascii="Google Sans" w:eastAsia="Times New Roman" w:hAnsi="Google Sans" w:cs="Times New Roman"/>
-          <w:color w:val="0A0A0A"/>
-          <w:lang w:eastAsia="en-GB"/>
+          <w:rFonts w:ascii="Google Sans" w:hAnsi="Google Sans"/>
+          <w:color w:val="0A0A0A"/>
         </w:rPr>
         <w:t>: This open-source format allows up to </w:t>
       </w:r>
       <w:r>
         <w:rPr>
-          <w:rFonts w:ascii="Google Sans" w:eastAsia="Times New Roman" w:hAnsi="Google Sans" w:cs="Times New Roman"/>
-          <w:b/>
-          <w:bCs/>
-          <w:color w:val="0A0A0A"/>
-          <w:lang w:eastAsia="en-GB"/>
+          <w:rFonts w:ascii="Google Sans" w:hAnsi="Google Sans"/>
+          <w:b/>
+          <w:bCs/>
+          <w:color w:val="0A0A0A"/>
         </w:rPr>
         <w:t>20–26 bytes</w:t>
       </w:r>
       <w:r>
         <w:rPr>
-          <w:rFonts w:ascii="Google Sans" w:eastAsia="Times New Roman" w:hAnsi="Google Sans" w:cs="Times New Roman"/>
-          <w:color w:val="0A0A0A"/>
-          <w:lang w:eastAsia="en-GB"/>
+          <w:rFonts w:ascii="Google Sans" w:hAnsi="Google Sans"/>
+          <w:color w:val="0A0A0A"/>
         </w:rPr>
         <w:t> of user-defined data.</w:t>
       </w:r>
@@ -4604,67 +4212,57 @@
         </w:numPr>
         <w:shd w:val="clear" w:color="auto" w:fill="FFFFFF"/>
         <w:spacing w:after="180" w:line="360" w:lineRule="atLeast"/>
-        <w:rPr>
-          <w:rFonts w:ascii="Times New Roman" w:eastAsia="Times New Roman" w:hAnsi="Times New Roman" w:cs="Times New Roman"/>
-          <w:lang w:eastAsia="en-GB"/>
-        </w:rPr>
-      </w:pPr>
-      <w:r>
-        <w:rPr>
-          <w:rFonts w:ascii="Google Sans" w:eastAsia="Times New Roman" w:hAnsi="Google Sans" w:cs="Times New Roman"/>
-          <w:b/>
-          <w:bCs/>
-          <w:color w:val="0A0A0A"/>
-          <w:lang w:eastAsia="en-GB"/>
+      </w:pPr>
+      <w:r>
+        <w:rPr>
+          <w:rFonts w:ascii="Google Sans" w:hAnsi="Google Sans"/>
+          <w:b/>
+          <w:bCs/>
+          <w:color w:val="0A0A0A"/>
         </w:rPr>
         <w:lastRenderedPageBreak/>
         <w:t>Encoded Roles</w:t>
       </w:r>
       <w:r>
         <w:rPr>
-          <w:rFonts w:ascii="Google Sans" w:eastAsia="Times New Roman" w:hAnsi="Google Sans" w:cs="Times New Roman"/>
-          <w:color w:val="0A0A0A"/>
-          <w:lang w:eastAsia="en-GB"/>
+          <w:rFonts w:ascii="Google Sans" w:hAnsi="Google Sans"/>
+          <w:color w:val="0A0A0A"/>
         </w:rPr>
         <w:t>: Instead of the word "Engineer," you could use a single byte code (e.g., </w:t>
       </w:r>
       <w:r>
         <w:rPr>
-          <w:rFonts w:ascii="Courier New" w:eastAsia="Times New Roman" w:hAnsi="Courier New" w:cs="Courier New"/>
+          <w:rFonts w:ascii="Courier New" w:hAnsi="Courier New" w:cs="Courier New"/>
           <w:color w:val="0A0A0A"/>
           <w:sz w:val="21"/>
           <w:szCs w:val="21"/>
           <w:bdr w:val="single" w:sz="6" w:space="2" w:color="F0F2F5" w:frame="1"/>
           <w:shd w:val="clear" w:color="auto" w:fill="F0F2F5"/>
-          <w:lang w:eastAsia="en-GB"/>
         </w:rPr>
         <w:t>01</w:t>
       </w:r>
       <w:r>
         <w:rPr>
-          <w:rFonts w:ascii="Google Sans" w:eastAsia="Times New Roman" w:hAnsi="Google Sans" w:cs="Times New Roman"/>
-          <w:color w:val="0A0A0A"/>
-          <w:lang w:eastAsia="en-GB"/>
+          <w:rFonts w:ascii="Google Sans" w:hAnsi="Google Sans"/>
+          <w:color w:val="0A0A0A"/>
         </w:rPr>
         <w:t> for Carpenter, </w:t>
       </w:r>
       <w:r>
         <w:rPr>
-          <w:rFonts w:ascii="Courier New" w:eastAsia="Times New Roman" w:hAnsi="Courier New" w:cs="Courier New"/>
+          <w:rFonts w:ascii="Courier New" w:hAnsi="Courier New" w:cs="Courier New"/>
           <w:color w:val="0A0A0A"/>
           <w:sz w:val="21"/>
           <w:szCs w:val="21"/>
           <w:bdr w:val="single" w:sz="6" w:space="2" w:color="F0F2F5" w:frame="1"/>
           <w:shd w:val="clear" w:color="auto" w:fill="F0F2F5"/>
-          <w:lang w:eastAsia="en-GB"/>
         </w:rPr>
         <w:t>02</w:t>
       </w:r>
       <w:r>
         <w:rPr>
-          <w:rFonts w:ascii="Google Sans" w:eastAsia="Times New Roman" w:hAnsi="Google Sans" w:cs="Times New Roman"/>
-          <w:color w:val="0A0A0A"/>
-          <w:lang w:eastAsia="en-GB"/>
+          <w:rFonts w:ascii="Google Sans" w:hAnsi="Google Sans"/>
+          <w:color w:val="0A0A0A"/>
         </w:rPr>
         <w:t> for Engineer) to save space and allow the camera or gateway to identify roles even without a database connection. </w:t>
       </w:r>
@@ -4673,10 +4271,2499 @@
       <w:pPr>
         <w:shd w:val="clear" w:color="auto" w:fill="FFFFFF"/>
         <w:spacing w:after="180" w:line="360" w:lineRule="atLeast"/>
-        <w:rPr>
-          <w:rFonts w:ascii="Google Sans" w:eastAsia="Times New Roman" w:hAnsi="Google Sans" w:cs="Times New Roman"/>
-          <w:color w:val="0A0A0A"/>
-          <w:lang w:eastAsia="en-GB"/>
+      </w:pPr>
+    </w:p>
+    <w:p>
+      <w:pPr>
+        <w:shd w:val="clear" w:color="auto" w:fill="FFFFFF"/>
+        <w:spacing w:after="180" w:line="360" w:lineRule="atLeast"/>
+        <w:jc w:val="center"/>
+        <w:rPr>
+          <w:lang w:val="en-US"/>
+        </w:rPr>
+      </w:pPr>
+      <w:r>
+        <w:rPr>
+          <w:lang w:val="en-US"/>
+        </w:rPr>
+        <w:t>LIVE MAPPING and DAILY LOCATION REPORTING</w:t>
+      </w:r>
+    </w:p>
+    <w:p>
+      <w:pPr>
+        <w:spacing w:before="100" w:beforeAutospacing="1" w:after="100" w:afterAutospacing="1"/>
+      </w:pPr>
+      <w:r>
+        <w:t xml:space="preserve">To implement a live site map with historical playback for a stadium-scale project, you are essentially building a </w:t>
+      </w:r>
+      <w:r>
+        <w:rPr>
+          <w:b/>
+          <w:bCs/>
+        </w:rPr>
+        <w:t>Real-Time Location System (RTLS)</w:t>
+      </w:r>
+      <w:r>
+        <w:t xml:space="preserve"> dashboard. Since you have the Mac Mini on-site, it will act as the "Calculation Engine" that converts raw radio signals into moving dots on your React frontend.</w:t>
+      </w:r>
+    </w:p>
+    <w:p>
+      <w:r>
+        <w:rPr>
+          <w:noProof/>
+        </w:rPr>
+        <w:pict w14:anchorId="25517175">
+          <v:rect id="_x0000_i1032" alt="" style="width:451.3pt;height:.05pt;mso-width-percent:0;mso-height-percent:0;mso-width-percent:0;mso-height-percent:0" o:hralign="center" o:hrstd="t" o:hr="t" fillcolor="#a0a0a0" stroked="f"/>
+        </w:pict>
+      </w:r>
+    </w:p>
+    <w:p>
+      <w:pPr>
+        <w:spacing w:before="100" w:beforeAutospacing="1" w:after="100" w:afterAutospacing="1"/>
+        <w:outlineLvl w:val="2"/>
+        <w:rPr>
+          <w:b/>
+          <w:bCs/>
+          <w:sz w:val="27"/>
+          <w:szCs w:val="27"/>
+        </w:rPr>
+      </w:pPr>
+      <w:r>
+        <w:rPr>
+          <w:b/>
+          <w:bCs/>
+          <w:sz w:val="27"/>
+          <w:szCs w:val="27"/>
+        </w:rPr>
+        <w:t>1. The Frontend "Map" (The Canvas)</w:t>
+      </w:r>
+    </w:p>
+    <w:p>
+      <w:pPr>
+        <w:spacing w:before="100" w:beforeAutospacing="1" w:after="100" w:afterAutospacing="1"/>
+      </w:pPr>
+      <w:r>
+        <w:t>For a stadium, a simple image won't work because you need to zoom in from the whole site down to a specific pillar. You have two professional options:</w:t>
+      </w:r>
+    </w:p>
+    <w:p>
+      <w:pPr>
+        <w:numPr>
+          <w:ilvl w:val="0"/>
+          <w:numId w:val="15"/>
+        </w:numPr>
+        <w:spacing w:before="100" w:beforeAutospacing="1" w:after="100" w:afterAutospacing="1"/>
+      </w:pPr>
+      <w:r>
+        <w:rPr>
+          <w:b/>
+          <w:bCs/>
+        </w:rPr>
+        <w:t>Option A: The 2D Map (Leaflet.js / React-Leaflet):</w:t>
+      </w:r>
+      <w:r>
+        <w:t xml:space="preserve"> You treat your stadium floor plan like a "miniature Google Map." You can use the stadium's blueprint as a custom tile layer.</w:t>
+      </w:r>
+    </w:p>
+    <w:p>
+      <w:pPr>
+        <w:numPr>
+          <w:ilvl w:val="0"/>
+          <w:numId w:val="15"/>
+        </w:numPr>
+        <w:spacing w:before="100" w:beforeAutospacing="1" w:after="100" w:afterAutospacing="1"/>
+      </w:pPr>
+      <w:r>
+        <w:rPr>
+          <w:b/>
+          <w:bCs/>
+        </w:rPr>
+        <w:t>Option B: The 3D Digital Twin (IFC.js / Three.js):</w:t>
+      </w:r>
+      <w:r>
+        <w:t xml:space="preserve"> Since you’re already integrating BIM, the "map" is actually the floor of your 3D model. You place the worker dots directly on the 3D surface.</w:t>
+      </w:r>
+    </w:p>
+    <w:p>
+      <w:r>
+        <w:rPr>
+          <w:noProof/>
+        </w:rPr>
+        <w:pict w14:anchorId="407A6275">
+          <v:rect id="_x0000_i1031" alt="" style="width:451.3pt;height:.05pt;mso-width-percent:0;mso-height-percent:0;mso-width-percent:0;mso-height-percent:0" o:hralign="center" o:hrstd="t" o:hr="t" fillcolor="#a0a0a0" stroked="f"/>
+        </w:pict>
+      </w:r>
+    </w:p>
+    <w:p>
+      <w:pPr>
+        <w:spacing w:before="100" w:beforeAutospacing="1" w:after="100" w:afterAutospacing="1"/>
+        <w:outlineLvl w:val="2"/>
+        <w:rPr>
+          <w:b/>
+          <w:bCs/>
+          <w:sz w:val="27"/>
+          <w:szCs w:val="27"/>
+        </w:rPr>
+      </w:pPr>
+      <w:r>
+        <w:rPr>
+          <w:b/>
+          <w:bCs/>
+          <w:sz w:val="27"/>
+          <w:szCs w:val="27"/>
+        </w:rPr>
+        <w:t>2. The Real-Time Data Flow</w:t>
+      </w:r>
+    </w:p>
+    <w:p>
+      <w:pPr>
+        <w:spacing w:before="100" w:beforeAutospacing="1" w:after="100" w:afterAutospacing="1"/>
+      </w:pPr>
+      <w:r>
+        <w:t>To show movement, you need a "push" system. You shouldn't make React "ask" for locations; the server should "tell" React when a worker moves.</w:t>
+      </w:r>
+    </w:p>
+    <w:p>
+      <w:pPr>
+        <w:numPr>
+          <w:ilvl w:val="0"/>
+          <w:numId w:val="16"/>
+        </w:numPr>
+        <w:spacing w:before="100" w:beforeAutospacing="1" w:after="100" w:afterAutospacing="1"/>
+      </w:pPr>
+      <w:r>
+        <w:rPr>
+          <w:b/>
+          <w:bCs/>
+        </w:rPr>
+        <w:t>Gateways:</w:t>
+      </w:r>
+      <w:r>
+        <w:t xml:space="preserve"> ESP32 or industrial BLE Gateways pick up a worker's MAC address and RSSI (signal strength).</w:t>
+      </w:r>
+    </w:p>
+    <w:p>
+      <w:pPr>
+        <w:numPr>
+          <w:ilvl w:val="0"/>
+          <w:numId w:val="16"/>
+        </w:numPr>
+        <w:spacing w:before="100" w:beforeAutospacing="1" w:after="100" w:afterAutospacing="1"/>
+      </w:pPr>
+      <w:r>
+        <w:rPr>
+          <w:b/>
+          <w:bCs/>
+        </w:rPr>
+        <w:t>FastAPI (Backend):</w:t>
+      </w:r>
+      <w:r>
+        <w:t xml:space="preserve"> Receives the RSSI data and runs the </w:t>
+      </w:r>
+      <w:r>
+        <w:rPr>
+          <w:b/>
+          <w:bCs/>
+        </w:rPr>
+        <w:t>Trilateration Algorithm</w:t>
+      </w:r>
+      <w:r>
+        <w:t xml:space="preserve"> to get (x,y).</w:t>
+      </w:r>
+    </w:p>
+    <w:p>
+      <w:pPr>
+        <w:numPr>
+          <w:ilvl w:val="0"/>
+          <w:numId w:val="16"/>
+        </w:numPr>
+        <w:spacing w:before="100" w:beforeAutospacing="1" w:after="100" w:afterAutospacing="1"/>
+      </w:pPr>
+      <w:r>
+        <w:rPr>
+          <w:b/>
+          <w:bCs/>
+        </w:rPr>
+        <w:t>WebSockets:</w:t>
+      </w:r>
+      <w:r>
+        <w:t xml:space="preserve"> FastAPI "pushes" the new coordinate to the React frontend instantly.</w:t>
+      </w:r>
+    </w:p>
+    <w:p>
+      <w:pPr>
+        <w:numPr>
+          <w:ilvl w:val="0"/>
+          <w:numId w:val="16"/>
+        </w:numPr>
+        <w:spacing w:before="100" w:beforeAutospacing="1" w:after="100" w:afterAutospacing="1"/>
+      </w:pPr>
+      <w:r>
+        <w:rPr>
+          <w:b/>
+          <w:bCs/>
+        </w:rPr>
+        <w:t>React (Frontend):</w:t>
+      </w:r>
+      <w:r>
+        <w:t xml:space="preserve"> Updates the position of the </w:t>
+      </w:r>
+      <w:r>
+        <w:rPr>
+          <w:rFonts w:ascii="Courier New" w:hAnsi="Courier New" w:cs="Courier New"/>
+          <w:sz w:val="20"/>
+          <w:szCs w:val="20"/>
+        </w:rPr>
+        <w:t>WorkerMarker</w:t>
+      </w:r>
+      <w:r>
+        <w:t xml:space="preserve"> component.</w:t>
+      </w:r>
+    </w:p>
+    <w:p>
+      <w:r>
+        <w:rPr>
+          <w:noProof/>
+        </w:rPr>
+        <w:pict w14:anchorId="321FEAE3">
+          <v:rect id="_x0000_i1030" alt="" style="width:451.3pt;height:.05pt;mso-width-percent:0;mso-height-percent:0;mso-width-percent:0;mso-height-percent:0" o:hralign="center" o:hrstd="t" o:hr="t" fillcolor="#a0a0a0" stroked="f"/>
+        </w:pict>
+      </w:r>
+    </w:p>
+    <w:p>
+      <w:pPr>
+        <w:spacing w:before="100" w:beforeAutospacing="1" w:after="100" w:afterAutospacing="1"/>
+        <w:outlineLvl w:val="2"/>
+        <w:rPr>
+          <w:b/>
+          <w:bCs/>
+          <w:sz w:val="27"/>
+          <w:szCs w:val="27"/>
+        </w:rPr>
+      </w:pPr>
+      <w:r>
+        <w:rPr>
+          <w:b/>
+          <w:bCs/>
+          <w:sz w:val="27"/>
+          <w:szCs w:val="27"/>
+        </w:rPr>
+        <w:t>3. Implementing the "Morning to Evening" Playback</w:t>
+      </w:r>
+    </w:p>
+    <w:p>
+      <w:pPr>
+        <w:spacing w:before="100" w:beforeAutospacing="1" w:after="100" w:afterAutospacing="1"/>
+      </w:pPr>
+      <w:r>
+        <w:t>This is where the "Site Management" value lies. You want to see "Heatmaps" of where people spent their time or a "Trace" of where a specific worker walked.</w:t>
+      </w:r>
+    </w:p>
+    <w:p>
+      <w:pPr>
+        <w:spacing w:before="100" w:beforeAutospacing="1" w:after="100" w:afterAutospacing="1"/>
+        <w:outlineLvl w:val="3"/>
+        <w:rPr>
+          <w:b/>
+          <w:bCs/>
+        </w:rPr>
+      </w:pPr>
+      <w:r>
+        <w:rPr>
+          <w:b/>
+          <w:bCs/>
+        </w:rPr>
+        <w:t>A. The "Breadcrumb" Strategy</w:t>
+      </w:r>
+    </w:p>
+    <w:p>
+      <w:pPr>
+        <w:spacing w:before="100" w:beforeAutospacing="1" w:after="100" w:afterAutospacing="1"/>
+      </w:pPr>
+      <w:r>
+        <w:lastRenderedPageBreak/>
+        <w:t xml:space="preserve">In your database (PostgreSQL + PostGIS is best for this), you don't just store the "current" location. You store a "Time-Series" log: </w:t>
+      </w:r>
+      <w:r>
+        <w:rPr>
+          <w:rFonts w:ascii="Courier New" w:hAnsi="Courier New" w:cs="Courier New"/>
+          <w:sz w:val="20"/>
+          <w:szCs w:val="20"/>
+        </w:rPr>
+        <w:t>[WorkerID, Timestamp, X, Y, ZoneID]</w:t>
+      </w:r>
+    </w:p>
+    <w:p>
+      <w:pPr>
+        <w:spacing w:before="100" w:beforeAutospacing="1" w:after="100" w:afterAutospacing="1"/>
+        <w:outlineLvl w:val="3"/>
+        <w:rPr>
+          <w:b/>
+          <w:bCs/>
+        </w:rPr>
+      </w:pPr>
+      <w:r>
+        <w:rPr>
+          <w:b/>
+          <w:bCs/>
+        </w:rPr>
+        <w:t>B. React Playback Interface</w:t>
+      </w:r>
+    </w:p>
+    <w:p>
+      <w:pPr>
+        <w:numPr>
+          <w:ilvl w:val="0"/>
+          <w:numId w:val="17"/>
+        </w:numPr>
+        <w:spacing w:before="100" w:beforeAutospacing="1" w:after="100" w:afterAutospacing="1"/>
+      </w:pPr>
+      <w:r>
+        <w:rPr>
+          <w:b/>
+          <w:bCs/>
+        </w:rPr>
+        <w:t>The Slider:</w:t>
+      </w:r>
+      <w:r>
+        <w:t xml:space="preserve"> Just like your video playback tab, you have a time-slider.</w:t>
+      </w:r>
+    </w:p>
+    <w:p>
+      <w:pPr>
+        <w:numPr>
+          <w:ilvl w:val="0"/>
+          <w:numId w:val="17"/>
+        </w:numPr>
+        <w:spacing w:before="100" w:beforeAutospacing="1" w:after="100" w:afterAutospacing="1"/>
+      </w:pPr>
+      <w:r>
+        <w:rPr>
+          <w:b/>
+          <w:bCs/>
+        </w:rPr>
+        <w:t>The "Tail" Effect:</w:t>
+      </w:r>
+      <w:r>
+        <w:t xml:space="preserve"> As you move the slider, React draws a line (Polyline) connecting the worker's (x,y) dots for that time range. This shows the path they took.</w:t>
+      </w:r>
+    </w:p>
+    <w:p>
+      <w:pPr>
+        <w:numPr>
+          <w:ilvl w:val="0"/>
+          <w:numId w:val="17"/>
+        </w:numPr>
+        <w:spacing w:before="100" w:beforeAutospacing="1" w:after="100" w:afterAutospacing="1"/>
+      </w:pPr>
+      <w:r>
+        <w:rPr>
+          <w:b/>
+          <w:bCs/>
+        </w:rPr>
+        <w:t>Performance Tip:</w:t>
+      </w:r>
+      <w:r>
+        <w:t xml:space="preserve"> Don't draw 10,000 dots at once. Use </w:t>
+      </w:r>
+      <w:r>
+        <w:rPr>
+          <w:b/>
+          <w:bCs/>
+        </w:rPr>
+        <w:t>Canvas Rendering</w:t>
+      </w:r>
+      <w:r>
+        <w:t xml:space="preserve"> instead of standard HTML elements if you have more than 50 workers, or the browser will lag.</w:t>
+      </w:r>
+    </w:p>
+    <w:p>
+      <w:r>
+        <w:rPr>
+          <w:noProof/>
+        </w:rPr>
+        <w:pict w14:anchorId="0D82CBC7">
+          <v:rect id="_x0000_i1029" alt="" style="width:451.3pt;height:.05pt;mso-width-percent:0;mso-height-percent:0;mso-width-percent:0;mso-height-percent:0" o:hralign="center" o:hrstd="t" o:hr="t" fillcolor="#a0a0a0" stroked="f"/>
+        </w:pict>
+      </w:r>
+    </w:p>
+    <w:p>
+      <w:pPr>
+        <w:spacing w:before="100" w:beforeAutospacing="1" w:after="100" w:afterAutospacing="1"/>
+        <w:outlineLvl w:val="2"/>
+        <w:rPr>
+          <w:b/>
+          <w:bCs/>
+          <w:sz w:val="27"/>
+          <w:szCs w:val="27"/>
+        </w:rPr>
+      </w:pPr>
+      <w:r>
+        <w:rPr>
+          <w:b/>
+          <w:bCs/>
+          <w:sz w:val="27"/>
+          <w:szCs w:val="27"/>
+        </w:rPr>
+        <w:t>4. Logic: Geofencing &amp; Safety Alerts</w:t>
+      </w:r>
+    </w:p>
+    <w:p>
+      <w:pPr>
+        <w:spacing w:before="100" w:beforeAutospacing="1" w:after="100" w:afterAutospacing="1"/>
+      </w:pPr>
+      <w:r>
+        <w:t>In your frontend map, you define "Polygons" that match your BIM zones.</w:t>
+      </w:r>
+    </w:p>
+    <w:p>
+      <w:pPr>
+        <w:numPr>
+          <w:ilvl w:val="0"/>
+          <w:numId w:val="18"/>
+        </w:numPr>
+        <w:spacing w:before="100" w:beforeAutospacing="1" w:after="100" w:afterAutospacing="1"/>
+      </w:pPr>
+      <w:r>
+        <w:rPr>
+          <w:b/>
+          <w:bCs/>
+        </w:rPr>
+        <w:t>Static Geofences:</w:t>
+      </w:r>
+      <w:r>
+        <w:t xml:space="preserve"> "Danger Zone - No Entry."</w:t>
+      </w:r>
+    </w:p>
+    <w:p>
+      <w:pPr>
+        <w:numPr>
+          <w:ilvl w:val="0"/>
+          <w:numId w:val="18"/>
+        </w:numPr>
+        <w:spacing w:before="100" w:beforeAutospacing="1" w:after="100" w:afterAutospacing="1"/>
+      </w:pPr>
+      <w:r>
+        <w:rPr>
+          <w:b/>
+          <w:bCs/>
+        </w:rPr>
+        <w:t>Dynamic Geofences:</w:t>
+      </w:r>
+      <w:r>
+        <w:t xml:space="preserve"> A 5-meter "Safety Bubble" around the </w:t>
+      </w:r>
+      <w:r>
+        <w:rPr>
+          <w:b/>
+          <w:bCs/>
+        </w:rPr>
+        <w:t>Cranes</w:t>
+      </w:r>
+      <w:r>
+        <w:t xml:space="preserve"> or </w:t>
+      </w:r>
+      <w:r>
+        <w:rPr>
+          <w:b/>
+          <w:bCs/>
+        </w:rPr>
+        <w:t>Excavators</w:t>
+      </w:r>
+      <w:r>
+        <w:t xml:space="preserve"> (which are also tracked via BLE or YOLO).</w:t>
+      </w:r>
+    </w:p>
+    <w:p>
+      <w:pPr>
+        <w:numPr>
+          <w:ilvl w:val="0"/>
+          <w:numId w:val="18"/>
+        </w:numPr>
+        <w:spacing w:before="100" w:beforeAutospacing="1" w:after="100" w:afterAutospacing="1"/>
+      </w:pPr>
+      <w:r>
+        <w:rPr>
+          <w:b/>
+          <w:bCs/>
+        </w:rPr>
+        <w:t>The Alert:</w:t>
+      </w:r>
+      <w:r>
+        <w:t xml:space="preserve"> If a Worker (x,y) is inside a Polygon (x,y), the dot on your React map turns </w:t>
+      </w:r>
+      <w:r>
+        <w:rPr>
+          <w:b/>
+          <w:bCs/>
+        </w:rPr>
+        <w:t>Red</w:t>
+      </w:r>
+      <w:r>
+        <w:t>, and the Mac Mini sends a notification to the supervisor.</w:t>
+      </w:r>
+    </w:p>
+    <w:p>
+      <w:r>
+        <w:rPr>
+          <w:noProof/>
+        </w:rPr>
+        <w:pict w14:anchorId="6DD04571">
+          <v:rect id="_x0000_i1028" alt="" style="width:451.3pt;height:.05pt;mso-width-percent:0;mso-height-percent:0;mso-width-percent:0;mso-height-percent:0" o:hralign="center" o:hrstd="t" o:hr="t" fillcolor="#a0a0a0" stroked="f"/>
+        </w:pict>
+      </w:r>
+    </w:p>
+    <w:p>
+      <w:pPr>
+        <w:spacing w:before="100" w:beforeAutospacing="1" w:after="100" w:afterAutospacing="1"/>
+        <w:outlineLvl w:val="2"/>
+        <w:rPr>
+          <w:b/>
+          <w:bCs/>
+          <w:sz w:val="27"/>
+          <w:szCs w:val="27"/>
+        </w:rPr>
+      </w:pPr>
+      <w:r>
+        <w:rPr>
+          <w:b/>
+          <w:bCs/>
+          <w:sz w:val="27"/>
+          <w:szCs w:val="27"/>
+        </w:rPr>
+        <w:t>5. Technical Implementation (React Snippet)</w:t>
+      </w:r>
+    </w:p>
+    <w:p>
+      <w:pPr>
+        <w:spacing w:before="100" w:beforeAutospacing="1" w:after="100" w:afterAutospacing="1"/>
+      </w:pPr>
+      <w:r>
+        <w:t>Here is how you would handle the "Live Move" in React using a simple SVG overlay for your stadium map:</w:t>
+      </w:r>
+    </w:p>
+    <w:p>
+      <w:r>
+        <w:t>JavaScript</w:t>
+      </w:r>
+    </w:p>
+    <w:p>
+      <w:pPr>
+        <w:tabs>
+          <w:tab w:val="left" w:pos="916"/>
+          <w:tab w:val="left" w:pos="1832"/>
+          <w:tab w:val="left" w:pos="2748"/>
+          <w:tab w:val="left" w:pos="3664"/>
+          <w:tab w:val="left" w:pos="4580"/>
+          <w:tab w:val="left" w:pos="5496"/>
+          <w:tab w:val="left" w:pos="6412"/>
+          <w:tab w:val="left" w:pos="7328"/>
+          <w:tab w:val="left" w:pos="8244"/>
+          <w:tab w:val="left" w:pos="9160"/>
+          <w:tab w:val="left" w:pos="10076"/>
+          <w:tab w:val="left" w:pos="10992"/>
+          <w:tab w:val="left" w:pos="11908"/>
+          <w:tab w:val="left" w:pos="12824"/>
+          <w:tab w:val="left" w:pos="13740"/>
+          <w:tab w:val="left" w:pos="14656"/>
+        </w:tabs>
+        <w:rPr>
+          <w:rFonts w:ascii="Courier New" w:hAnsi="Courier New" w:cs="Courier New"/>
+          <w:sz w:val="20"/>
+          <w:szCs w:val="20"/>
+        </w:rPr>
+      </w:pPr>
+      <w:r>
+        <w:rPr>
+          <w:rFonts w:ascii="Courier New" w:hAnsi="Courier New" w:cs="Courier New"/>
+          <w:sz w:val="20"/>
+          <w:szCs w:val="20"/>
+        </w:rPr>
+        <w:t>import React, { useEffect, useState } from 'react';</w:t>
+      </w:r>
+    </w:p>
+    <w:p>
+      <w:pPr>
+        <w:tabs>
+          <w:tab w:val="left" w:pos="916"/>
+          <w:tab w:val="left" w:pos="1832"/>
+          <w:tab w:val="left" w:pos="2748"/>
+          <w:tab w:val="left" w:pos="3664"/>
+          <w:tab w:val="left" w:pos="4580"/>
+          <w:tab w:val="left" w:pos="5496"/>
+          <w:tab w:val="left" w:pos="6412"/>
+          <w:tab w:val="left" w:pos="7328"/>
+          <w:tab w:val="left" w:pos="8244"/>
+          <w:tab w:val="left" w:pos="9160"/>
+          <w:tab w:val="left" w:pos="10076"/>
+          <w:tab w:val="left" w:pos="10992"/>
+          <w:tab w:val="left" w:pos="11908"/>
+          <w:tab w:val="left" w:pos="12824"/>
+          <w:tab w:val="left" w:pos="13740"/>
+          <w:tab w:val="left" w:pos="14656"/>
+        </w:tabs>
+        <w:rPr>
+          <w:rFonts w:ascii="Courier New" w:hAnsi="Courier New" w:cs="Courier New"/>
+          <w:sz w:val="20"/>
+          <w:szCs w:val="20"/>
+        </w:rPr>
+      </w:pPr>
+    </w:p>
+    <w:p>
+      <w:pPr>
+        <w:tabs>
+          <w:tab w:val="left" w:pos="916"/>
+          <w:tab w:val="left" w:pos="1832"/>
+          <w:tab w:val="left" w:pos="2748"/>
+          <w:tab w:val="left" w:pos="3664"/>
+          <w:tab w:val="left" w:pos="4580"/>
+          <w:tab w:val="left" w:pos="5496"/>
+          <w:tab w:val="left" w:pos="6412"/>
+          <w:tab w:val="left" w:pos="7328"/>
+          <w:tab w:val="left" w:pos="8244"/>
+          <w:tab w:val="left" w:pos="9160"/>
+          <w:tab w:val="left" w:pos="10076"/>
+          <w:tab w:val="left" w:pos="10992"/>
+          <w:tab w:val="left" w:pos="11908"/>
+          <w:tab w:val="left" w:pos="12824"/>
+          <w:tab w:val="left" w:pos="13740"/>
+          <w:tab w:val="left" w:pos="14656"/>
+        </w:tabs>
+        <w:rPr>
+          <w:rFonts w:ascii="Courier New" w:hAnsi="Courier New" w:cs="Courier New"/>
+          <w:sz w:val="20"/>
+          <w:szCs w:val="20"/>
+        </w:rPr>
+      </w:pPr>
+      <w:r>
+        <w:rPr>
+          <w:rFonts w:ascii="Courier New" w:hAnsi="Courier New" w:cs="Courier New"/>
+          <w:sz w:val="20"/>
+          <w:szCs w:val="20"/>
+        </w:rPr>
+        <w:t>const SiteMap = ({ workers }) =&gt; {</w:t>
+      </w:r>
+    </w:p>
+    <w:p>
+      <w:pPr>
+        <w:tabs>
+          <w:tab w:val="left" w:pos="916"/>
+          <w:tab w:val="left" w:pos="1832"/>
+          <w:tab w:val="left" w:pos="2748"/>
+          <w:tab w:val="left" w:pos="3664"/>
+          <w:tab w:val="left" w:pos="4580"/>
+          <w:tab w:val="left" w:pos="5496"/>
+          <w:tab w:val="left" w:pos="6412"/>
+          <w:tab w:val="left" w:pos="7328"/>
+          <w:tab w:val="left" w:pos="8244"/>
+          <w:tab w:val="left" w:pos="9160"/>
+          <w:tab w:val="left" w:pos="10076"/>
+          <w:tab w:val="left" w:pos="10992"/>
+          <w:tab w:val="left" w:pos="11908"/>
+          <w:tab w:val="left" w:pos="12824"/>
+          <w:tab w:val="left" w:pos="13740"/>
+          <w:tab w:val="left" w:pos="14656"/>
+        </w:tabs>
+        <w:rPr>
+          <w:rFonts w:ascii="Courier New" w:hAnsi="Courier New" w:cs="Courier New"/>
+          <w:sz w:val="20"/>
+          <w:szCs w:val="20"/>
+        </w:rPr>
+      </w:pPr>
+      <w:r>
+        <w:rPr>
+          <w:rFonts w:ascii="Courier New" w:hAnsi="Courier New" w:cs="Courier New"/>
+          <w:sz w:val="20"/>
+          <w:szCs w:val="20"/>
+        </w:rPr>
+        <w:t xml:space="preserve">  // 'workers' is an array of { id: 1, x: 150, y: 300, name: "Peter" }</w:t>
+      </w:r>
+    </w:p>
+    <w:p>
+      <w:pPr>
+        <w:tabs>
+          <w:tab w:val="left" w:pos="916"/>
+          <w:tab w:val="left" w:pos="1832"/>
+          <w:tab w:val="left" w:pos="2748"/>
+          <w:tab w:val="left" w:pos="3664"/>
+          <w:tab w:val="left" w:pos="4580"/>
+          <w:tab w:val="left" w:pos="5496"/>
+          <w:tab w:val="left" w:pos="6412"/>
+          <w:tab w:val="left" w:pos="7328"/>
+          <w:tab w:val="left" w:pos="8244"/>
+          <w:tab w:val="left" w:pos="9160"/>
+          <w:tab w:val="left" w:pos="10076"/>
+          <w:tab w:val="left" w:pos="10992"/>
+          <w:tab w:val="left" w:pos="11908"/>
+          <w:tab w:val="left" w:pos="12824"/>
+          <w:tab w:val="left" w:pos="13740"/>
+          <w:tab w:val="left" w:pos="14656"/>
+        </w:tabs>
+        <w:rPr>
+          <w:rFonts w:ascii="Courier New" w:hAnsi="Courier New" w:cs="Courier New"/>
+          <w:sz w:val="20"/>
+          <w:szCs w:val="20"/>
+        </w:rPr>
+      </w:pPr>
+      <w:r>
+        <w:rPr>
+          <w:rFonts w:ascii="Courier New" w:hAnsi="Courier New" w:cs="Courier New"/>
+          <w:sz w:val="20"/>
+          <w:szCs w:val="20"/>
+        </w:rPr>
+        <w:t xml:space="preserve">  // pushed from FastAPI via WebSockets</w:t>
+      </w:r>
+    </w:p>
+    <w:p>
+      <w:pPr>
+        <w:tabs>
+          <w:tab w:val="left" w:pos="916"/>
+          <w:tab w:val="left" w:pos="1832"/>
+          <w:tab w:val="left" w:pos="2748"/>
+          <w:tab w:val="left" w:pos="3664"/>
+          <w:tab w:val="left" w:pos="4580"/>
+          <w:tab w:val="left" w:pos="5496"/>
+          <w:tab w:val="left" w:pos="6412"/>
+          <w:tab w:val="left" w:pos="7328"/>
+          <w:tab w:val="left" w:pos="8244"/>
+          <w:tab w:val="left" w:pos="9160"/>
+          <w:tab w:val="left" w:pos="10076"/>
+          <w:tab w:val="left" w:pos="10992"/>
+          <w:tab w:val="left" w:pos="11908"/>
+          <w:tab w:val="left" w:pos="12824"/>
+          <w:tab w:val="left" w:pos="13740"/>
+          <w:tab w:val="left" w:pos="14656"/>
+        </w:tabs>
+        <w:rPr>
+          <w:rFonts w:ascii="Courier New" w:hAnsi="Courier New" w:cs="Courier New"/>
+          <w:sz w:val="20"/>
+          <w:szCs w:val="20"/>
+        </w:rPr>
+      </w:pPr>
+      <w:r>
+        <w:rPr>
+          <w:rFonts w:ascii="Courier New" w:hAnsi="Courier New" w:cs="Courier New"/>
+          <w:sz w:val="20"/>
+          <w:szCs w:val="20"/>
+        </w:rPr>
+        <w:t xml:space="preserve">  </w:t>
+      </w:r>
+    </w:p>
+    <w:p>
+      <w:pPr>
+        <w:tabs>
+          <w:tab w:val="left" w:pos="916"/>
+          <w:tab w:val="left" w:pos="1832"/>
+          <w:tab w:val="left" w:pos="2748"/>
+          <w:tab w:val="left" w:pos="3664"/>
+          <w:tab w:val="left" w:pos="4580"/>
+          <w:tab w:val="left" w:pos="5496"/>
+          <w:tab w:val="left" w:pos="6412"/>
+          <w:tab w:val="left" w:pos="7328"/>
+          <w:tab w:val="left" w:pos="8244"/>
+          <w:tab w:val="left" w:pos="9160"/>
+          <w:tab w:val="left" w:pos="10076"/>
+          <w:tab w:val="left" w:pos="10992"/>
+          <w:tab w:val="left" w:pos="11908"/>
+          <w:tab w:val="left" w:pos="12824"/>
+          <w:tab w:val="left" w:pos="13740"/>
+          <w:tab w:val="left" w:pos="14656"/>
+        </w:tabs>
+        <w:rPr>
+          <w:rFonts w:ascii="Courier New" w:hAnsi="Courier New" w:cs="Courier New"/>
+          <w:sz w:val="20"/>
+          <w:szCs w:val="20"/>
+        </w:rPr>
+      </w:pPr>
+      <w:r>
+        <w:rPr>
+          <w:rFonts w:ascii="Courier New" w:hAnsi="Courier New" w:cs="Courier New"/>
+          <w:sz w:val="20"/>
+          <w:szCs w:val="20"/>
+        </w:rPr>
+        <w:t xml:space="preserve">  return (</w:t>
+      </w:r>
+    </w:p>
+    <w:p>
+      <w:pPr>
+        <w:tabs>
+          <w:tab w:val="left" w:pos="916"/>
+          <w:tab w:val="left" w:pos="1832"/>
+          <w:tab w:val="left" w:pos="2748"/>
+          <w:tab w:val="left" w:pos="3664"/>
+          <w:tab w:val="left" w:pos="4580"/>
+          <w:tab w:val="left" w:pos="5496"/>
+          <w:tab w:val="left" w:pos="6412"/>
+          <w:tab w:val="left" w:pos="7328"/>
+          <w:tab w:val="left" w:pos="8244"/>
+          <w:tab w:val="left" w:pos="9160"/>
+          <w:tab w:val="left" w:pos="10076"/>
+          <w:tab w:val="left" w:pos="10992"/>
+          <w:tab w:val="left" w:pos="11908"/>
+          <w:tab w:val="left" w:pos="12824"/>
+          <w:tab w:val="left" w:pos="13740"/>
+          <w:tab w:val="left" w:pos="14656"/>
+        </w:tabs>
+        <w:rPr>
+          <w:rFonts w:ascii="Courier New" w:hAnsi="Courier New" w:cs="Courier New"/>
+          <w:sz w:val="20"/>
+          <w:szCs w:val="20"/>
+        </w:rPr>
+      </w:pPr>
+      <w:r>
+        <w:rPr>
+          <w:rFonts w:ascii="Courier New" w:hAnsi="Courier New" w:cs="Courier New"/>
+          <w:sz w:val="20"/>
+          <w:szCs w:val="20"/>
+        </w:rPr>
+        <w:t xml:space="preserve">    &lt;div className="map-container" style={{ position: 'relative', width: '1000px' }}&gt;</w:t>
+      </w:r>
+    </w:p>
+    <w:p>
+      <w:pPr>
+        <w:tabs>
+          <w:tab w:val="left" w:pos="916"/>
+          <w:tab w:val="left" w:pos="1832"/>
+          <w:tab w:val="left" w:pos="2748"/>
+          <w:tab w:val="left" w:pos="3664"/>
+          <w:tab w:val="left" w:pos="4580"/>
+          <w:tab w:val="left" w:pos="5496"/>
+          <w:tab w:val="left" w:pos="6412"/>
+          <w:tab w:val="left" w:pos="7328"/>
+          <w:tab w:val="left" w:pos="8244"/>
+          <w:tab w:val="left" w:pos="9160"/>
+          <w:tab w:val="left" w:pos="10076"/>
+          <w:tab w:val="left" w:pos="10992"/>
+          <w:tab w:val="left" w:pos="11908"/>
+          <w:tab w:val="left" w:pos="12824"/>
+          <w:tab w:val="left" w:pos="13740"/>
+          <w:tab w:val="left" w:pos="14656"/>
+        </w:tabs>
+        <w:rPr>
+          <w:rFonts w:ascii="Courier New" w:hAnsi="Courier New" w:cs="Courier New"/>
+          <w:sz w:val="20"/>
+          <w:szCs w:val="20"/>
+        </w:rPr>
+      </w:pPr>
+      <w:r>
+        <w:rPr>
+          <w:rFonts w:ascii="Courier New" w:hAnsi="Courier New" w:cs="Courier New"/>
+          <w:sz w:val="20"/>
+          <w:szCs w:val="20"/>
+        </w:rPr>
+        <w:t xml:space="preserve">      &lt;img src="/stadium-blueprint.png" width="100%" alt="Stadium Floor Plan" /&gt;</w:t>
+      </w:r>
+    </w:p>
+    <w:p>
+      <w:pPr>
+        <w:tabs>
+          <w:tab w:val="left" w:pos="916"/>
+          <w:tab w:val="left" w:pos="1832"/>
+          <w:tab w:val="left" w:pos="2748"/>
+          <w:tab w:val="left" w:pos="3664"/>
+          <w:tab w:val="left" w:pos="4580"/>
+          <w:tab w:val="left" w:pos="5496"/>
+          <w:tab w:val="left" w:pos="6412"/>
+          <w:tab w:val="left" w:pos="7328"/>
+          <w:tab w:val="left" w:pos="8244"/>
+          <w:tab w:val="left" w:pos="9160"/>
+          <w:tab w:val="left" w:pos="10076"/>
+          <w:tab w:val="left" w:pos="10992"/>
+          <w:tab w:val="left" w:pos="11908"/>
+          <w:tab w:val="left" w:pos="12824"/>
+          <w:tab w:val="left" w:pos="13740"/>
+          <w:tab w:val="left" w:pos="14656"/>
+        </w:tabs>
+        <w:rPr>
+          <w:rFonts w:ascii="Courier New" w:hAnsi="Courier New" w:cs="Courier New"/>
+          <w:sz w:val="20"/>
+          <w:szCs w:val="20"/>
+        </w:rPr>
+      </w:pPr>
+      <w:r>
+        <w:rPr>
+          <w:rFonts w:ascii="Courier New" w:hAnsi="Courier New" w:cs="Courier New"/>
+          <w:sz w:val="20"/>
+          <w:szCs w:val="20"/>
+        </w:rPr>
+        <w:t xml:space="preserve">      </w:t>
+      </w:r>
+    </w:p>
+    <w:p>
+      <w:pPr>
+        <w:tabs>
+          <w:tab w:val="left" w:pos="916"/>
+          <w:tab w:val="left" w:pos="1832"/>
+          <w:tab w:val="left" w:pos="2748"/>
+          <w:tab w:val="left" w:pos="3664"/>
+          <w:tab w:val="left" w:pos="4580"/>
+          <w:tab w:val="left" w:pos="5496"/>
+          <w:tab w:val="left" w:pos="6412"/>
+          <w:tab w:val="left" w:pos="7328"/>
+          <w:tab w:val="left" w:pos="8244"/>
+          <w:tab w:val="left" w:pos="9160"/>
+          <w:tab w:val="left" w:pos="10076"/>
+          <w:tab w:val="left" w:pos="10992"/>
+          <w:tab w:val="left" w:pos="11908"/>
+          <w:tab w:val="left" w:pos="12824"/>
+          <w:tab w:val="left" w:pos="13740"/>
+          <w:tab w:val="left" w:pos="14656"/>
+        </w:tabs>
+        <w:rPr>
+          <w:rFonts w:ascii="Courier New" w:hAnsi="Courier New" w:cs="Courier New"/>
+          <w:sz w:val="20"/>
+          <w:szCs w:val="20"/>
+        </w:rPr>
+      </w:pPr>
+      <w:r>
+        <w:rPr>
+          <w:rFonts w:ascii="Courier New" w:hAnsi="Courier New" w:cs="Courier New"/>
+          <w:sz w:val="20"/>
+          <w:szCs w:val="20"/>
+        </w:rPr>
+        <w:t xml:space="preserve">      &lt;svg style={{ position: 'absolute', top: 0, left: 0, width: '100%', height: '100%' }}&gt;</w:t>
+      </w:r>
+    </w:p>
+    <w:p>
+      <w:pPr>
+        <w:tabs>
+          <w:tab w:val="left" w:pos="916"/>
+          <w:tab w:val="left" w:pos="1832"/>
+          <w:tab w:val="left" w:pos="2748"/>
+          <w:tab w:val="left" w:pos="3664"/>
+          <w:tab w:val="left" w:pos="4580"/>
+          <w:tab w:val="left" w:pos="5496"/>
+          <w:tab w:val="left" w:pos="6412"/>
+          <w:tab w:val="left" w:pos="7328"/>
+          <w:tab w:val="left" w:pos="8244"/>
+          <w:tab w:val="left" w:pos="9160"/>
+          <w:tab w:val="left" w:pos="10076"/>
+          <w:tab w:val="left" w:pos="10992"/>
+          <w:tab w:val="left" w:pos="11908"/>
+          <w:tab w:val="left" w:pos="12824"/>
+          <w:tab w:val="left" w:pos="13740"/>
+          <w:tab w:val="left" w:pos="14656"/>
+        </w:tabs>
+        <w:rPr>
+          <w:rFonts w:ascii="Courier New" w:hAnsi="Courier New" w:cs="Courier New"/>
+          <w:sz w:val="20"/>
+          <w:szCs w:val="20"/>
+        </w:rPr>
+      </w:pPr>
+      <w:r>
+        <w:rPr>
+          <w:rFonts w:ascii="Courier New" w:hAnsi="Courier New" w:cs="Courier New"/>
+          <w:sz w:val="20"/>
+          <w:szCs w:val="20"/>
+        </w:rPr>
+        <w:t xml:space="preserve">        {workers.map(worker =&gt; (</w:t>
+      </w:r>
+    </w:p>
+    <w:p>
+      <w:pPr>
+        <w:tabs>
+          <w:tab w:val="left" w:pos="916"/>
+          <w:tab w:val="left" w:pos="1832"/>
+          <w:tab w:val="left" w:pos="2748"/>
+          <w:tab w:val="left" w:pos="3664"/>
+          <w:tab w:val="left" w:pos="4580"/>
+          <w:tab w:val="left" w:pos="5496"/>
+          <w:tab w:val="left" w:pos="6412"/>
+          <w:tab w:val="left" w:pos="7328"/>
+          <w:tab w:val="left" w:pos="8244"/>
+          <w:tab w:val="left" w:pos="9160"/>
+          <w:tab w:val="left" w:pos="10076"/>
+          <w:tab w:val="left" w:pos="10992"/>
+          <w:tab w:val="left" w:pos="11908"/>
+          <w:tab w:val="left" w:pos="12824"/>
+          <w:tab w:val="left" w:pos="13740"/>
+          <w:tab w:val="left" w:pos="14656"/>
+        </w:tabs>
+        <w:rPr>
+          <w:rFonts w:ascii="Courier New" w:hAnsi="Courier New" w:cs="Courier New"/>
+          <w:sz w:val="20"/>
+          <w:szCs w:val="20"/>
+        </w:rPr>
+      </w:pPr>
+      <w:r>
+        <w:rPr>
+          <w:rFonts w:ascii="Courier New" w:hAnsi="Courier New" w:cs="Courier New"/>
+          <w:sz w:val="20"/>
+          <w:szCs w:val="20"/>
+        </w:rPr>
+        <w:t xml:space="preserve">          &lt;g key={worker.id}&gt;</w:t>
+      </w:r>
+    </w:p>
+    <w:p>
+      <w:pPr>
+        <w:tabs>
+          <w:tab w:val="left" w:pos="916"/>
+          <w:tab w:val="left" w:pos="1832"/>
+          <w:tab w:val="left" w:pos="2748"/>
+          <w:tab w:val="left" w:pos="3664"/>
+          <w:tab w:val="left" w:pos="4580"/>
+          <w:tab w:val="left" w:pos="5496"/>
+          <w:tab w:val="left" w:pos="6412"/>
+          <w:tab w:val="left" w:pos="7328"/>
+          <w:tab w:val="left" w:pos="8244"/>
+          <w:tab w:val="left" w:pos="9160"/>
+          <w:tab w:val="left" w:pos="10076"/>
+          <w:tab w:val="left" w:pos="10992"/>
+          <w:tab w:val="left" w:pos="11908"/>
+          <w:tab w:val="left" w:pos="12824"/>
+          <w:tab w:val="left" w:pos="13740"/>
+          <w:tab w:val="left" w:pos="14656"/>
+        </w:tabs>
+        <w:rPr>
+          <w:rFonts w:ascii="Courier New" w:hAnsi="Courier New" w:cs="Courier New"/>
+          <w:sz w:val="20"/>
+          <w:szCs w:val="20"/>
+        </w:rPr>
+      </w:pPr>
+      <w:r>
+        <w:rPr>
+          <w:rFonts w:ascii="Courier New" w:hAnsi="Courier New" w:cs="Courier New"/>
+          <w:sz w:val="20"/>
+          <w:szCs w:val="20"/>
+        </w:rPr>
+        <w:t xml:space="preserve">            {/* The Worker Dot */}</w:t>
+      </w:r>
+    </w:p>
+    <w:p>
+      <w:pPr>
+        <w:tabs>
+          <w:tab w:val="left" w:pos="916"/>
+          <w:tab w:val="left" w:pos="1832"/>
+          <w:tab w:val="left" w:pos="2748"/>
+          <w:tab w:val="left" w:pos="3664"/>
+          <w:tab w:val="left" w:pos="4580"/>
+          <w:tab w:val="left" w:pos="5496"/>
+          <w:tab w:val="left" w:pos="6412"/>
+          <w:tab w:val="left" w:pos="7328"/>
+          <w:tab w:val="left" w:pos="8244"/>
+          <w:tab w:val="left" w:pos="9160"/>
+          <w:tab w:val="left" w:pos="10076"/>
+          <w:tab w:val="left" w:pos="10992"/>
+          <w:tab w:val="left" w:pos="11908"/>
+          <w:tab w:val="left" w:pos="12824"/>
+          <w:tab w:val="left" w:pos="13740"/>
+          <w:tab w:val="left" w:pos="14656"/>
+        </w:tabs>
+        <w:rPr>
+          <w:rFonts w:ascii="Courier New" w:hAnsi="Courier New" w:cs="Courier New"/>
+          <w:sz w:val="20"/>
+          <w:szCs w:val="20"/>
+        </w:rPr>
+      </w:pPr>
+      <w:r>
+        <w:rPr>
+          <w:rFonts w:ascii="Courier New" w:hAnsi="Courier New" w:cs="Courier New"/>
+          <w:sz w:val="20"/>
+          <w:szCs w:val="20"/>
+        </w:rPr>
+        <w:t xml:space="preserve">            &lt;circle cx={worker.x} cy={worker.y} r="5" fill="blue" /&gt;</w:t>
+      </w:r>
+    </w:p>
+    <w:p>
+      <w:pPr>
+        <w:tabs>
+          <w:tab w:val="left" w:pos="916"/>
+          <w:tab w:val="left" w:pos="1832"/>
+          <w:tab w:val="left" w:pos="2748"/>
+          <w:tab w:val="left" w:pos="3664"/>
+          <w:tab w:val="left" w:pos="4580"/>
+          <w:tab w:val="left" w:pos="5496"/>
+          <w:tab w:val="left" w:pos="6412"/>
+          <w:tab w:val="left" w:pos="7328"/>
+          <w:tab w:val="left" w:pos="8244"/>
+          <w:tab w:val="left" w:pos="9160"/>
+          <w:tab w:val="left" w:pos="10076"/>
+          <w:tab w:val="left" w:pos="10992"/>
+          <w:tab w:val="left" w:pos="11908"/>
+          <w:tab w:val="left" w:pos="12824"/>
+          <w:tab w:val="left" w:pos="13740"/>
+          <w:tab w:val="left" w:pos="14656"/>
+        </w:tabs>
+        <w:rPr>
+          <w:rFonts w:ascii="Courier New" w:hAnsi="Courier New" w:cs="Courier New"/>
+          <w:sz w:val="20"/>
+          <w:szCs w:val="20"/>
+        </w:rPr>
+      </w:pPr>
+      <w:r>
+        <w:rPr>
+          <w:rFonts w:ascii="Courier New" w:hAnsi="Courier New" w:cs="Courier New"/>
+          <w:sz w:val="20"/>
+          <w:szCs w:val="20"/>
+        </w:rPr>
+        <w:t xml:space="preserve">            {/* The Worker Label */}</w:t>
+      </w:r>
+    </w:p>
+    <w:p>
+      <w:pPr>
+        <w:tabs>
+          <w:tab w:val="left" w:pos="916"/>
+          <w:tab w:val="left" w:pos="1832"/>
+          <w:tab w:val="left" w:pos="2748"/>
+          <w:tab w:val="left" w:pos="3664"/>
+          <w:tab w:val="left" w:pos="4580"/>
+          <w:tab w:val="left" w:pos="5496"/>
+          <w:tab w:val="left" w:pos="6412"/>
+          <w:tab w:val="left" w:pos="7328"/>
+          <w:tab w:val="left" w:pos="8244"/>
+          <w:tab w:val="left" w:pos="9160"/>
+          <w:tab w:val="left" w:pos="10076"/>
+          <w:tab w:val="left" w:pos="10992"/>
+          <w:tab w:val="left" w:pos="11908"/>
+          <w:tab w:val="left" w:pos="12824"/>
+          <w:tab w:val="left" w:pos="13740"/>
+          <w:tab w:val="left" w:pos="14656"/>
+        </w:tabs>
+        <w:rPr>
+          <w:rFonts w:ascii="Courier New" w:hAnsi="Courier New" w:cs="Courier New"/>
+          <w:sz w:val="20"/>
+          <w:szCs w:val="20"/>
+        </w:rPr>
+      </w:pPr>
+      <w:r>
+        <w:rPr>
+          <w:rFonts w:ascii="Courier New" w:hAnsi="Courier New" w:cs="Courier New"/>
+          <w:sz w:val="20"/>
+          <w:szCs w:val="20"/>
+        </w:rPr>
+        <w:t xml:space="preserve">            &lt;text x={worker.x + 8} y={worker.y} fontSize="12" fill="black"&gt;</w:t>
+      </w:r>
+    </w:p>
+    <w:p>
+      <w:pPr>
+        <w:tabs>
+          <w:tab w:val="left" w:pos="916"/>
+          <w:tab w:val="left" w:pos="1832"/>
+          <w:tab w:val="left" w:pos="2748"/>
+          <w:tab w:val="left" w:pos="3664"/>
+          <w:tab w:val="left" w:pos="4580"/>
+          <w:tab w:val="left" w:pos="5496"/>
+          <w:tab w:val="left" w:pos="6412"/>
+          <w:tab w:val="left" w:pos="7328"/>
+          <w:tab w:val="left" w:pos="8244"/>
+          <w:tab w:val="left" w:pos="9160"/>
+          <w:tab w:val="left" w:pos="10076"/>
+          <w:tab w:val="left" w:pos="10992"/>
+          <w:tab w:val="left" w:pos="11908"/>
+          <w:tab w:val="left" w:pos="12824"/>
+          <w:tab w:val="left" w:pos="13740"/>
+          <w:tab w:val="left" w:pos="14656"/>
+        </w:tabs>
+        <w:rPr>
+          <w:rFonts w:ascii="Courier New" w:hAnsi="Courier New" w:cs="Courier New"/>
+          <w:sz w:val="20"/>
+          <w:szCs w:val="20"/>
+        </w:rPr>
+      </w:pPr>
+      <w:r>
+        <w:rPr>
+          <w:rFonts w:ascii="Courier New" w:hAnsi="Courier New" w:cs="Courier New"/>
+          <w:sz w:val="20"/>
+          <w:szCs w:val="20"/>
+        </w:rPr>
+        <w:t xml:space="preserve">              {worker.name}</w:t>
+      </w:r>
+    </w:p>
+    <w:p>
+      <w:pPr>
+        <w:tabs>
+          <w:tab w:val="left" w:pos="916"/>
+          <w:tab w:val="left" w:pos="1832"/>
+          <w:tab w:val="left" w:pos="2748"/>
+          <w:tab w:val="left" w:pos="3664"/>
+          <w:tab w:val="left" w:pos="4580"/>
+          <w:tab w:val="left" w:pos="5496"/>
+          <w:tab w:val="left" w:pos="6412"/>
+          <w:tab w:val="left" w:pos="7328"/>
+          <w:tab w:val="left" w:pos="8244"/>
+          <w:tab w:val="left" w:pos="9160"/>
+          <w:tab w:val="left" w:pos="10076"/>
+          <w:tab w:val="left" w:pos="10992"/>
+          <w:tab w:val="left" w:pos="11908"/>
+          <w:tab w:val="left" w:pos="12824"/>
+          <w:tab w:val="left" w:pos="13740"/>
+          <w:tab w:val="left" w:pos="14656"/>
+        </w:tabs>
+        <w:rPr>
+          <w:rFonts w:ascii="Courier New" w:hAnsi="Courier New" w:cs="Courier New"/>
+          <w:sz w:val="20"/>
+          <w:szCs w:val="20"/>
+        </w:rPr>
+      </w:pPr>
+      <w:r>
+        <w:rPr>
+          <w:rFonts w:ascii="Courier New" w:hAnsi="Courier New" w:cs="Courier New"/>
+          <w:sz w:val="20"/>
+          <w:szCs w:val="20"/>
+        </w:rPr>
+        <w:t xml:space="preserve">            &lt;/text&gt;</w:t>
+      </w:r>
+    </w:p>
+    <w:p>
+      <w:pPr>
+        <w:tabs>
+          <w:tab w:val="left" w:pos="916"/>
+          <w:tab w:val="left" w:pos="1832"/>
+          <w:tab w:val="left" w:pos="2748"/>
+          <w:tab w:val="left" w:pos="3664"/>
+          <w:tab w:val="left" w:pos="4580"/>
+          <w:tab w:val="left" w:pos="5496"/>
+          <w:tab w:val="left" w:pos="6412"/>
+          <w:tab w:val="left" w:pos="7328"/>
+          <w:tab w:val="left" w:pos="8244"/>
+          <w:tab w:val="left" w:pos="9160"/>
+          <w:tab w:val="left" w:pos="10076"/>
+          <w:tab w:val="left" w:pos="10992"/>
+          <w:tab w:val="left" w:pos="11908"/>
+          <w:tab w:val="left" w:pos="12824"/>
+          <w:tab w:val="left" w:pos="13740"/>
+          <w:tab w:val="left" w:pos="14656"/>
+        </w:tabs>
+        <w:rPr>
+          <w:rFonts w:ascii="Courier New" w:hAnsi="Courier New" w:cs="Courier New"/>
+          <w:sz w:val="20"/>
+          <w:szCs w:val="20"/>
+        </w:rPr>
+      </w:pPr>
+      <w:r>
+        <w:rPr>
+          <w:rFonts w:ascii="Courier New" w:hAnsi="Courier New" w:cs="Courier New"/>
+          <w:sz w:val="20"/>
+          <w:szCs w:val="20"/>
+        </w:rPr>
+        <w:lastRenderedPageBreak/>
+        <w:t xml:space="preserve">          &lt;/g&gt;</w:t>
+      </w:r>
+    </w:p>
+    <w:p>
+      <w:pPr>
+        <w:tabs>
+          <w:tab w:val="left" w:pos="916"/>
+          <w:tab w:val="left" w:pos="1832"/>
+          <w:tab w:val="left" w:pos="2748"/>
+          <w:tab w:val="left" w:pos="3664"/>
+          <w:tab w:val="left" w:pos="4580"/>
+          <w:tab w:val="left" w:pos="5496"/>
+          <w:tab w:val="left" w:pos="6412"/>
+          <w:tab w:val="left" w:pos="7328"/>
+          <w:tab w:val="left" w:pos="8244"/>
+          <w:tab w:val="left" w:pos="9160"/>
+          <w:tab w:val="left" w:pos="10076"/>
+          <w:tab w:val="left" w:pos="10992"/>
+          <w:tab w:val="left" w:pos="11908"/>
+          <w:tab w:val="left" w:pos="12824"/>
+          <w:tab w:val="left" w:pos="13740"/>
+          <w:tab w:val="left" w:pos="14656"/>
+        </w:tabs>
+        <w:rPr>
+          <w:rFonts w:ascii="Courier New" w:hAnsi="Courier New" w:cs="Courier New"/>
+          <w:sz w:val="20"/>
+          <w:szCs w:val="20"/>
+        </w:rPr>
+      </w:pPr>
+      <w:r>
+        <w:rPr>
+          <w:rFonts w:ascii="Courier New" w:hAnsi="Courier New" w:cs="Courier New"/>
+          <w:sz w:val="20"/>
+          <w:szCs w:val="20"/>
+        </w:rPr>
+        <w:t xml:space="preserve">        ))}</w:t>
+      </w:r>
+    </w:p>
+    <w:p>
+      <w:pPr>
+        <w:tabs>
+          <w:tab w:val="left" w:pos="916"/>
+          <w:tab w:val="left" w:pos="1832"/>
+          <w:tab w:val="left" w:pos="2748"/>
+          <w:tab w:val="left" w:pos="3664"/>
+          <w:tab w:val="left" w:pos="4580"/>
+          <w:tab w:val="left" w:pos="5496"/>
+          <w:tab w:val="left" w:pos="6412"/>
+          <w:tab w:val="left" w:pos="7328"/>
+          <w:tab w:val="left" w:pos="8244"/>
+          <w:tab w:val="left" w:pos="9160"/>
+          <w:tab w:val="left" w:pos="10076"/>
+          <w:tab w:val="left" w:pos="10992"/>
+          <w:tab w:val="left" w:pos="11908"/>
+          <w:tab w:val="left" w:pos="12824"/>
+          <w:tab w:val="left" w:pos="13740"/>
+          <w:tab w:val="left" w:pos="14656"/>
+        </w:tabs>
+        <w:rPr>
+          <w:rFonts w:ascii="Courier New" w:hAnsi="Courier New" w:cs="Courier New"/>
+          <w:sz w:val="20"/>
+          <w:szCs w:val="20"/>
+        </w:rPr>
+      </w:pPr>
+      <w:r>
+        <w:rPr>
+          <w:rFonts w:ascii="Courier New" w:hAnsi="Courier New" w:cs="Courier New"/>
+          <w:sz w:val="20"/>
+          <w:szCs w:val="20"/>
+        </w:rPr>
+        <w:t xml:space="preserve">      &lt;/svg&gt;</w:t>
+      </w:r>
+    </w:p>
+    <w:p>
+      <w:pPr>
+        <w:tabs>
+          <w:tab w:val="left" w:pos="916"/>
+          <w:tab w:val="left" w:pos="1832"/>
+          <w:tab w:val="left" w:pos="2748"/>
+          <w:tab w:val="left" w:pos="3664"/>
+          <w:tab w:val="left" w:pos="4580"/>
+          <w:tab w:val="left" w:pos="5496"/>
+          <w:tab w:val="left" w:pos="6412"/>
+          <w:tab w:val="left" w:pos="7328"/>
+          <w:tab w:val="left" w:pos="8244"/>
+          <w:tab w:val="left" w:pos="9160"/>
+          <w:tab w:val="left" w:pos="10076"/>
+          <w:tab w:val="left" w:pos="10992"/>
+          <w:tab w:val="left" w:pos="11908"/>
+          <w:tab w:val="left" w:pos="12824"/>
+          <w:tab w:val="left" w:pos="13740"/>
+          <w:tab w:val="left" w:pos="14656"/>
+        </w:tabs>
+        <w:rPr>
+          <w:rFonts w:ascii="Courier New" w:hAnsi="Courier New" w:cs="Courier New"/>
+          <w:sz w:val="20"/>
+          <w:szCs w:val="20"/>
+        </w:rPr>
+      </w:pPr>
+      <w:r>
+        <w:rPr>
+          <w:rFonts w:ascii="Courier New" w:hAnsi="Courier New" w:cs="Courier New"/>
+          <w:sz w:val="20"/>
+          <w:szCs w:val="20"/>
+        </w:rPr>
+        <w:t xml:space="preserve">    &lt;/div&gt;</w:t>
+      </w:r>
+    </w:p>
+    <w:p>
+      <w:pPr>
+        <w:tabs>
+          <w:tab w:val="left" w:pos="916"/>
+          <w:tab w:val="left" w:pos="1832"/>
+          <w:tab w:val="left" w:pos="2748"/>
+          <w:tab w:val="left" w:pos="3664"/>
+          <w:tab w:val="left" w:pos="4580"/>
+          <w:tab w:val="left" w:pos="5496"/>
+          <w:tab w:val="left" w:pos="6412"/>
+          <w:tab w:val="left" w:pos="7328"/>
+          <w:tab w:val="left" w:pos="8244"/>
+          <w:tab w:val="left" w:pos="9160"/>
+          <w:tab w:val="left" w:pos="10076"/>
+          <w:tab w:val="left" w:pos="10992"/>
+          <w:tab w:val="left" w:pos="11908"/>
+          <w:tab w:val="left" w:pos="12824"/>
+          <w:tab w:val="left" w:pos="13740"/>
+          <w:tab w:val="left" w:pos="14656"/>
+        </w:tabs>
+        <w:rPr>
+          <w:rFonts w:ascii="Courier New" w:hAnsi="Courier New" w:cs="Courier New"/>
+          <w:sz w:val="20"/>
+          <w:szCs w:val="20"/>
+        </w:rPr>
+      </w:pPr>
+      <w:r>
+        <w:rPr>
+          <w:rFonts w:ascii="Courier New" w:hAnsi="Courier New" w:cs="Courier New"/>
+          <w:sz w:val="20"/>
+          <w:szCs w:val="20"/>
+        </w:rPr>
+        <w:t xml:space="preserve">  );</w:t>
+      </w:r>
+    </w:p>
+    <w:p>
+      <w:pPr>
+        <w:tabs>
+          <w:tab w:val="left" w:pos="916"/>
+          <w:tab w:val="left" w:pos="1832"/>
+          <w:tab w:val="left" w:pos="2748"/>
+          <w:tab w:val="left" w:pos="3664"/>
+          <w:tab w:val="left" w:pos="4580"/>
+          <w:tab w:val="left" w:pos="5496"/>
+          <w:tab w:val="left" w:pos="6412"/>
+          <w:tab w:val="left" w:pos="7328"/>
+          <w:tab w:val="left" w:pos="8244"/>
+          <w:tab w:val="left" w:pos="9160"/>
+          <w:tab w:val="left" w:pos="10076"/>
+          <w:tab w:val="left" w:pos="10992"/>
+          <w:tab w:val="left" w:pos="11908"/>
+          <w:tab w:val="left" w:pos="12824"/>
+          <w:tab w:val="left" w:pos="13740"/>
+          <w:tab w:val="left" w:pos="14656"/>
+        </w:tabs>
+        <w:rPr>
+          <w:rFonts w:ascii="Courier New" w:hAnsi="Courier New" w:cs="Courier New"/>
+          <w:sz w:val="20"/>
+          <w:szCs w:val="20"/>
+        </w:rPr>
+      </w:pPr>
+      <w:r>
+        <w:rPr>
+          <w:rFonts w:ascii="Courier New" w:hAnsi="Courier New" w:cs="Courier New"/>
+          <w:sz w:val="20"/>
+          <w:szCs w:val="20"/>
+        </w:rPr>
+        <w:t>};</w:t>
+      </w:r>
+    </w:p>
+    <w:p>
+      <w:pPr>
+        <w:spacing w:before="100" w:beforeAutospacing="1" w:after="100" w:afterAutospacing="1"/>
+        <w:outlineLvl w:val="2"/>
+        <w:rPr>
+          <w:b/>
+          <w:bCs/>
+          <w:sz w:val="27"/>
+          <w:szCs w:val="27"/>
+        </w:rPr>
+      </w:pPr>
+      <w:r>
+        <w:rPr>
+          <w:b/>
+          <w:bCs/>
+          <w:sz w:val="27"/>
+          <w:szCs w:val="27"/>
+        </w:rPr>
+        <w:t>Why this is powerful for your Stadium Project:</w:t>
+      </w:r>
+    </w:p>
+    <w:p>
+      <w:pPr>
+        <w:numPr>
+          <w:ilvl w:val="0"/>
+          <w:numId w:val="19"/>
+        </w:numPr>
+        <w:spacing w:before="100" w:beforeAutospacing="1" w:after="100" w:afterAutospacing="1"/>
+      </w:pPr>
+      <w:r>
+        <w:rPr>
+          <w:b/>
+          <w:bCs/>
+        </w:rPr>
+        <w:t>Subcontractor Billing:</w:t>
+      </w:r>
+      <w:r>
+        <w:t xml:space="preserve"> You can prove exactly how many hours a specific plumbing crew spent in "Sector B."</w:t>
+      </w:r>
+    </w:p>
+    <w:p>
+      <w:pPr>
+        <w:numPr>
+          <w:ilvl w:val="0"/>
+          <w:numId w:val="19"/>
+        </w:numPr>
+        <w:spacing w:before="100" w:beforeAutospacing="1" w:after="100" w:afterAutospacing="1"/>
+      </w:pPr>
+      <w:r>
+        <w:rPr>
+          <w:b/>
+          <w:bCs/>
+        </w:rPr>
+        <w:t>Emergency Evacuation:</w:t>
+      </w:r>
+      <w:r>
+        <w:t xml:space="preserve"> In an emergency, your dashboard shows exactly how many people are still inside the stadium and which zone they are in.</w:t>
+      </w:r>
+    </w:p>
+    <w:p>
+      <w:pPr>
+        <w:numPr>
+          <w:ilvl w:val="0"/>
+          <w:numId w:val="19"/>
+        </w:numPr>
+        <w:spacing w:before="100" w:beforeAutospacing="1" w:after="100" w:afterAutospacing="1"/>
+      </w:pPr>
+      <w:r>
+        <w:rPr>
+          <w:b/>
+          <w:bCs/>
+        </w:rPr>
+        <w:t>Productivity:</w:t>
+      </w:r>
+      <w:r>
+        <w:t xml:space="preserve"> You can see "bottlenecks"—for example, if 20 workers are standing around the tool store for 2 hours, the site manager can intervene.</w:t>
+      </w:r>
+    </w:p>
+    <w:p>
+      <w:pPr>
+        <w:pStyle w:val="NormalWeb"/>
+      </w:pPr>
+    </w:p>
+    <w:p>
+      <w:pPr>
+        <w:pStyle w:val="NormalWeb"/>
+      </w:pPr>
+      <w:r>
+        <w:t xml:space="preserve">To create a clean, professional "end-day" path map, you should use </w:t>
+      </w:r>
+      <w:r>
+        <w:rPr>
+          <w:b/>
+          <w:bCs/>
+        </w:rPr>
+        <w:t>Data Throttling</w:t>
+      </w:r>
+      <w:r>
+        <w:t xml:space="preserve"> and </w:t>
+      </w:r>
+      <w:r>
+        <w:rPr>
+          <w:b/>
+          <w:bCs/>
+        </w:rPr>
+        <w:t>Movement-Based Filtering</w:t>
+      </w:r>
+      <w:r>
+        <w:t>.</w:t>
+      </w:r>
+    </w:p>
+    <w:p/>
+    <w:p>
+      <w:pPr>
+        <w:pStyle w:val="Heading3"/>
+      </w:pPr>
+      <w:r>
+        <w:t>1. The "Golden Rule" of Construction Tracking</w:t>
+      </w:r>
+    </w:p>
+    <w:p>
+      <w:pPr>
+        <w:pStyle w:val="NormalWeb"/>
+      </w:pPr>
+      <w:r>
+        <w:t xml:space="preserve">For a worker walking at a normal pace on a stadium site, you only need a coordinate every </w:t>
+      </w:r>
+      <w:r>
+        <w:rPr>
+          <w:b/>
+          <w:bCs/>
+        </w:rPr>
+        <w:t>10 to 15 seconds</w:t>
+      </w:r>
+      <w:r>
+        <w:t xml:space="preserve"> to show a perfectly clear path.</w:t>
+      </w:r>
+    </w:p>
+    <w:p>
+      <w:pPr>
+        <w:pStyle w:val="NormalWeb"/>
+        <w:numPr>
+          <w:ilvl w:val="0"/>
+          <w:numId w:val="20"/>
+        </w:numPr>
+      </w:pPr>
+      <w:r>
+        <w:rPr>
+          <w:b/>
+          <w:bCs/>
+        </w:rPr>
+        <w:t>2-3 second pings:</w:t>
+      </w:r>
+      <w:r>
+        <w:t xml:space="preserve"> Keep these for </w:t>
+      </w:r>
+      <w:r>
+        <w:rPr>
+          <w:b/>
+          <w:bCs/>
+        </w:rPr>
+        <w:t>Live Tracking</w:t>
+      </w:r>
+      <w:r>
+        <w:t xml:space="preserve"> (so the dot on the map feels "smooth" in real-time).</w:t>
+      </w:r>
+    </w:p>
+    <w:p>
+      <w:pPr>
+        <w:pStyle w:val="NormalWeb"/>
+        <w:numPr>
+          <w:ilvl w:val="0"/>
+          <w:numId w:val="20"/>
+        </w:numPr>
+      </w:pPr>
+      <w:r>
+        <w:rPr>
+          <w:b/>
+          <w:bCs/>
+        </w:rPr>
+        <w:t>15-second pings:</w:t>
+      </w:r>
+      <w:r>
+        <w:t xml:space="preserve"> Use these for the </w:t>
+      </w:r>
+      <w:r>
+        <w:rPr>
+          <w:b/>
+          <w:bCs/>
+        </w:rPr>
+        <w:t>Historical Playback</w:t>
+      </w:r>
+      <w:r>
+        <w:t xml:space="preserve"> and "End-Day" map.</w:t>
+      </w:r>
+    </w:p>
+    <w:p>
+      <w:pPr>
+        <w:pStyle w:val="NormalWeb"/>
+      </w:pPr>
+      <w:r>
+        <w:t xml:space="preserve">By switching to a 15-second interval for storage, you drop from 1,200 points per hour to just </w:t>
+      </w:r>
+      <w:r>
+        <w:rPr>
+          <w:b/>
+          <w:bCs/>
+        </w:rPr>
+        <w:t>240 points per hour</w:t>
+      </w:r>
+      <w:r>
+        <w:t xml:space="preserve"> per worker. That’s a 5x reduction in data without losing any project management value.</w:t>
+      </w:r>
+    </w:p>
+    <w:p/>
+    <w:p>
+      <w:pPr>
+        <w:pStyle w:val="Heading3"/>
+      </w:pPr>
+      <w:r>
+        <w:t>2. Implementation: The "Distance Threshold" Filter</w:t>
+      </w:r>
+    </w:p>
+    <w:p>
+      <w:pPr>
+        <w:pStyle w:val="NormalWeb"/>
+      </w:pPr>
+      <w:r>
+        <w:t xml:space="preserve">Instead of just relying on time, use your </w:t>
+      </w:r>
+      <w:r>
+        <w:rPr>
+          <w:b/>
+          <w:bCs/>
+        </w:rPr>
+        <w:t>Mac Mini</w:t>
+      </w:r>
+      <w:r>
+        <w:t xml:space="preserve"> to filter data based on movement. This is how professional GPS trackers work.</w:t>
+      </w:r>
+    </w:p>
+    <w:p>
+      <w:pPr>
+        <w:pStyle w:val="NormalWeb"/>
+      </w:pPr>
+      <w:r>
+        <w:rPr>
+          <w:b/>
+          <w:bCs/>
+        </w:rPr>
+        <w:t>The Logic:</w:t>
+      </w:r>
+      <w:r>
+        <w:t xml:space="preserve"> Only save a new </w:t>
+      </w:r>
+      <w:r>
+        <w:rPr>
+          <w:rStyle w:val="mopen"/>
+        </w:rPr>
+        <w:t>(</w:t>
+      </w:r>
+      <w:r>
+        <w:rPr>
+          <w:rStyle w:val="mord"/>
+        </w:rPr>
+        <w:t>x</w:t>
+      </w:r>
+      <w:r>
+        <w:rPr>
+          <w:rStyle w:val="mpunct"/>
+        </w:rPr>
+        <w:t>,</w:t>
+      </w:r>
+      <w:r>
+        <w:rPr>
+          <w:rStyle w:val="mord"/>
+        </w:rPr>
+        <w:t>y</w:t>
+      </w:r>
+      <w:r>
+        <w:rPr>
+          <w:rStyle w:val="mclose"/>
+        </w:rPr>
+        <w:t>)</w:t>
+      </w:r>
+      <w:r>
+        <w:t xml:space="preserve"> coordinate to the database if:</w:t>
+      </w:r>
+    </w:p>
+    <w:p>
+      <w:pPr>
+        <w:pStyle w:val="NormalWeb"/>
+        <w:numPr>
+          <w:ilvl w:val="0"/>
+          <w:numId w:val="21"/>
+        </w:numPr>
+      </w:pPr>
+      <w:r>
+        <w:t xml:space="preserve">The worker has moved more than </w:t>
+      </w:r>
+      <w:r>
+        <w:rPr>
+          <w:b/>
+          <w:bCs/>
+        </w:rPr>
+        <w:t>2 meters</w:t>
+      </w:r>
+      <w:r>
+        <w:t xml:space="preserve"> from their last saved position.</w:t>
+      </w:r>
+    </w:p>
+    <w:p>
+      <w:pPr>
+        <w:pStyle w:val="NormalWeb"/>
+        <w:numPr>
+          <w:ilvl w:val="0"/>
+          <w:numId w:val="21"/>
+        </w:numPr>
+      </w:pPr>
+      <w:r>
+        <w:rPr>
+          <w:b/>
+          <w:bCs/>
+        </w:rPr>
+        <w:t>OR</w:t>
+      </w:r>
+      <w:r>
+        <w:t xml:space="preserve"> if </w:t>
+      </w:r>
+      <w:r>
+        <w:rPr>
+          <w:b/>
+          <w:bCs/>
+        </w:rPr>
+        <w:t>60 seconds</w:t>
+      </w:r>
+      <w:r>
+        <w:t xml:space="preserve"> have passed (to confirm they are still in that same spot).</w:t>
+      </w:r>
+    </w:p>
+    <w:p>
+      <w:pPr>
+        <w:pStyle w:val="NormalWeb"/>
+      </w:pPr>
+      <w:r>
+        <w:rPr>
+          <w:b/>
+          <w:bCs/>
+        </w:rPr>
+        <w:t>Why this is better:</w:t>
+      </w:r>
+      <w:r>
+        <w:t xml:space="preserve"> If a worker is tying rebar in one spot for 2 hours, you save </w:t>
+      </w:r>
+      <w:r>
+        <w:rPr>
+          <w:b/>
+          <w:bCs/>
+        </w:rPr>
+        <w:t>1 point</w:t>
+      </w:r>
+      <w:r>
+        <w:t xml:space="preserve"> instead of </w:t>
+      </w:r>
+      <w:r>
+        <w:rPr>
+          <w:b/>
+          <w:bCs/>
+        </w:rPr>
+        <w:t>480 points</w:t>
+      </w:r>
+      <w:r>
+        <w:t>. Your "End-Day" map will look much cleaner because it won't have a giant "messy ball" of dots in one location.</w:t>
+      </w:r>
+    </w:p>
+    <w:p>
+      <w:r>
+        <w:rPr>
+          <w:noProof/>
+        </w:rPr>
+        <w:lastRenderedPageBreak/>
+        <w:pict w14:anchorId="7B389B72">
+          <v:rect id="_x0000_i1027" alt="" style="width:451.3pt;height:.05pt;mso-width-percent:0;mso-height-percent:0;mso-width-percent:0;mso-height-percent:0" o:hralign="center" o:hrstd="t" o:hr="t" fillcolor="#a0a0a0" stroked="f"/>
+        </w:pict>
+      </w:r>
+    </w:p>
+    <w:p>
+      <w:pPr>
+        <w:pStyle w:val="Heading3"/>
+      </w:pPr>
+      <w:r>
+        <w:t>3. The "Path Smoothing" Strategy (Ramer-Douglas-Peucker)</w:t>
+      </w:r>
+    </w:p>
+    <w:p>
+      <w:pPr>
+        <w:pStyle w:val="NormalWeb"/>
+      </w:pPr>
+      <w:r>
+        <w:t xml:space="preserve">When you render the path in React, you should use a simplified version of the line. There is a famous algorithm called </w:t>
+      </w:r>
+      <w:r>
+        <w:rPr>
+          <w:b/>
+          <w:bCs/>
+        </w:rPr>
+        <w:t>Ramer-Douglas-Peucker (RDP)</w:t>
+      </w:r>
+      <w:r>
+        <w:t xml:space="preserve"> that takes a wiggly line of 1,000 points and turns it into a clean line of 50 points that looks exactly the same.</w:t>
+      </w:r>
+    </w:p>
+    <w:p>
+      <w:pPr>
+        <w:pStyle w:val="NormalWeb"/>
+        <w:numPr>
+          <w:ilvl w:val="0"/>
+          <w:numId w:val="22"/>
+        </w:numPr>
+      </w:pPr>
+      <w:r>
+        <w:rPr>
+          <w:b/>
+          <w:bCs/>
+        </w:rPr>
+        <w:t>Raw Data:</w:t>
+      </w:r>
+      <w:r>
+        <w:t xml:space="preserve"> 216,000 points (Jittery, heavy).</w:t>
+      </w:r>
+    </w:p>
+    <w:p>
+      <w:pPr>
+        <w:pStyle w:val="NormalWeb"/>
+        <w:numPr>
+          <w:ilvl w:val="0"/>
+          <w:numId w:val="22"/>
+        </w:numPr>
+      </w:pPr>
+      <w:r>
+        <w:rPr>
+          <w:b/>
+          <w:bCs/>
+        </w:rPr>
+        <w:t>Throttled Data:</w:t>
+      </w:r>
+      <w:r>
+        <w:t xml:space="preserve"> 240 points/hour (Managed).</w:t>
+      </w:r>
+    </w:p>
+    <w:p>
+      <w:pPr>
+        <w:pStyle w:val="NormalWeb"/>
+        <w:numPr>
+          <w:ilvl w:val="0"/>
+          <w:numId w:val="22"/>
+        </w:numPr>
+      </w:pPr>
+      <w:r>
+        <w:rPr>
+          <w:b/>
+          <w:bCs/>
+        </w:rPr>
+        <w:t>React Render (RDP):</w:t>
+      </w:r>
+      <w:r>
+        <w:t xml:space="preserve"> ~40 points/hour (Clean, professional, and fast).</w:t>
+      </w:r>
+    </w:p>
+    <w:p>
+      <w:r>
+        <w:rPr>
+          <w:noProof/>
+        </w:rPr>
+        <w:pict w14:anchorId="45B06C09">
+          <v:rect id="_x0000_i1026" alt="" style="width:451.3pt;height:.05pt;mso-width-percent:0;mso-height-percent:0;mso-width-percent:0;mso-height-percent:0" o:hralign="center" o:hrstd="t" o:hr="t" fillcolor="#a0a0a0" stroked="f"/>
+        </w:pict>
+      </w:r>
+    </w:p>
+    <w:p>
+      <w:pPr>
+        <w:pStyle w:val="Heading3"/>
+      </w:pPr>
+      <w:r>
+        <w:t>4. Comparison Table: Ping Intervals</w:t>
+      </w:r>
+    </w:p>
+    <w:tbl>
+      <w:tblPr>
+        <w:tblW w:w="0" w:type="auto"/>
+        <w:tblCellSpacing w:w="15" w:type="dxa"/>
+        <w:tblCellMar>
+          <w:top w:w="15" w:type="dxa"/>
+          <w:left w:w="15" w:type="dxa"/>
+          <w:bottom w:w="15" w:type="dxa"/>
+          <w:right w:w="15" w:type="dxa"/>
+        </w:tblCellMar>
+        <w:tblLook w:val="04A0" w:firstRow="1" w:lastRow="0" w:firstColumn="1" w:lastColumn="0" w:noHBand="0" w:noVBand="1"/>
+      </w:tblPr>
+      <w:tblGrid>
+        <w:gridCol w:w="1137"/>
+        <w:gridCol w:w="1744"/>
+        <w:gridCol w:w="2005"/>
+        <w:gridCol w:w="4140"/>
+      </w:tblGrid>
+      <w:tr>
+        <w:trPr>
+          <w:tblHeader/>
+          <w:tblCellSpacing w:w="15" w:type="dxa"/>
+        </w:trPr>
+        <w:tc>
+          <w:tcPr>
+            <w:tcW w:w="0" w:type="auto"/>
+            <w:vAlign w:val="center"/>
+            <w:hideMark/>
+          </w:tcPr>
+          <w:p>
+            <w:pPr>
+              <w:jc w:val="center"/>
+              <w:rPr>
+                <w:b/>
+                <w:bCs/>
+              </w:rPr>
+            </w:pPr>
+            <w:r>
+              <w:rPr>
+                <w:b/>
+                <w:bCs/>
+              </w:rPr>
+              <w:t>Interval</w:t>
+            </w:r>
+          </w:p>
+        </w:tc>
+        <w:tc>
+          <w:tcPr>
+            <w:tcW w:w="0" w:type="auto"/>
+            <w:vAlign w:val="center"/>
+            <w:hideMark/>
+          </w:tcPr>
+          <w:p>
+            <w:pPr>
+              <w:jc w:val="center"/>
+              <w:rPr>
+                <w:b/>
+                <w:bCs/>
+              </w:rPr>
+            </w:pPr>
+            <w:r>
+              <w:rPr>
+                <w:b/>
+                <w:bCs/>
+              </w:rPr>
+              <w:t>Use Case</w:t>
+            </w:r>
+          </w:p>
+        </w:tc>
+        <w:tc>
+          <w:tcPr>
+            <w:tcW w:w="0" w:type="auto"/>
+            <w:vAlign w:val="center"/>
+            <w:hideMark/>
+          </w:tcPr>
+          <w:p>
+            <w:pPr>
+              <w:jc w:val="center"/>
+              <w:rPr>
+                <w:b/>
+                <w:bCs/>
+              </w:rPr>
+            </w:pPr>
+            <w:r>
+              <w:rPr>
+                <w:b/>
+                <w:bCs/>
+              </w:rPr>
+              <w:t>Data Points (8hr Shift)</w:t>
+            </w:r>
+          </w:p>
+        </w:tc>
+        <w:tc>
+          <w:tcPr>
+            <w:tcW w:w="0" w:type="auto"/>
+            <w:vAlign w:val="center"/>
+            <w:hideMark/>
+          </w:tcPr>
+          <w:p>
+            <w:pPr>
+              <w:jc w:val="center"/>
+              <w:rPr>
+                <w:b/>
+                <w:bCs/>
+              </w:rPr>
+            </w:pPr>
+            <w:r>
+              <w:rPr>
+                <w:b/>
+                <w:bCs/>
+              </w:rPr>
+              <w:t>Visual Result</w:t>
+            </w:r>
+          </w:p>
+        </w:tc>
+      </w:tr>
+      <w:tr>
+        <w:trPr>
+          <w:tblCellSpacing w:w="15" w:type="dxa"/>
+        </w:trPr>
+        <w:tc>
+          <w:tcPr>
+            <w:tcW w:w="0" w:type="auto"/>
+            <w:vAlign w:val="center"/>
+            <w:hideMark/>
+          </w:tcPr>
+          <w:p>
+            <w:r>
+              <w:rPr>
+                <w:b/>
+                <w:bCs/>
+              </w:rPr>
+              <w:t>2 Seconds</w:t>
+            </w:r>
+          </w:p>
+        </w:tc>
+        <w:tc>
+          <w:tcPr>
+            <w:tcW w:w="0" w:type="auto"/>
+            <w:vAlign w:val="center"/>
+            <w:hideMark/>
+          </w:tcPr>
+          <w:p>
+            <w:r>
+              <w:t>Live Monitoring</w:t>
+            </w:r>
+          </w:p>
+        </w:tc>
+        <w:tc>
+          <w:tcPr>
+            <w:tcW w:w="0" w:type="auto"/>
+            <w:vAlign w:val="center"/>
+            <w:hideMark/>
+          </w:tcPr>
+          <w:p>
+            <w:r>
+              <w:t>14,400</w:t>
+            </w:r>
+          </w:p>
+        </w:tc>
+        <w:tc>
+          <w:tcPr>
+            <w:tcW w:w="0" w:type="auto"/>
+            <w:vAlign w:val="center"/>
+            <w:hideMark/>
+          </w:tcPr>
+          <w:p>
+            <w:r>
+              <w:t>Perfect for real-time; too noisy for history.</w:t>
+            </w:r>
+          </w:p>
+        </w:tc>
+      </w:tr>
+      <w:tr>
+        <w:trPr>
+          <w:tblCellSpacing w:w="15" w:type="dxa"/>
+        </w:trPr>
+        <w:tc>
+          <w:tcPr>
+            <w:tcW w:w="0" w:type="auto"/>
+            <w:vAlign w:val="center"/>
+            <w:hideMark/>
+          </w:tcPr>
+          <w:p>
+            <w:r>
+              <w:rPr>
+                <w:b/>
+                <w:bCs/>
+              </w:rPr>
+              <w:t>15 Seconds</w:t>
+            </w:r>
+          </w:p>
+        </w:tc>
+        <w:tc>
+          <w:tcPr>
+            <w:tcW w:w="0" w:type="auto"/>
+            <w:vAlign w:val="center"/>
+            <w:hideMark/>
+          </w:tcPr>
+          <w:p>
+            <w:r>
+              <w:rPr>
+                <w:b/>
+                <w:bCs/>
+              </w:rPr>
+              <w:t>The Sweet Spot</w:t>
+            </w:r>
+          </w:p>
+        </w:tc>
+        <w:tc>
+          <w:tcPr>
+            <w:tcW w:w="0" w:type="auto"/>
+            <w:vAlign w:val="center"/>
+            <w:hideMark/>
+          </w:tcPr>
+          <w:p>
+            <w:r>
+              <w:rPr>
+                <w:b/>
+                <w:bCs/>
+              </w:rPr>
+              <w:t>1,920</w:t>
+            </w:r>
+          </w:p>
+        </w:tc>
+        <w:tc>
+          <w:tcPr>
+            <w:tcW w:w="0" w:type="auto"/>
+            <w:vAlign w:val="center"/>
+            <w:hideMark/>
+          </w:tcPr>
+          <w:p>
+            <w:r>
+              <w:rPr>
+                <w:b/>
+                <w:bCs/>
+              </w:rPr>
+              <w:t>Best for path mapping and heatmaps.</w:t>
+            </w:r>
+          </w:p>
+        </w:tc>
+      </w:tr>
+      <w:tr>
+        <w:trPr>
+          <w:tblCellSpacing w:w="15" w:type="dxa"/>
+        </w:trPr>
+        <w:tc>
+          <w:tcPr>
+            <w:tcW w:w="0" w:type="auto"/>
+            <w:vAlign w:val="center"/>
+            <w:hideMark/>
+          </w:tcPr>
+          <w:p>
+            <w:r>
+              <w:rPr>
+                <w:b/>
+                <w:bCs/>
+              </w:rPr>
+              <w:t>1 Minute</w:t>
+            </w:r>
+          </w:p>
+        </w:tc>
+        <w:tc>
+          <w:tcPr>
+            <w:tcW w:w="0" w:type="auto"/>
+            <w:vAlign w:val="center"/>
+            <w:hideMark/>
+          </w:tcPr>
+          <w:p>
+            <w:r>
+              <w:t>Long-term Archive</w:t>
+            </w:r>
+          </w:p>
+        </w:tc>
+        <w:tc>
+          <w:tcPr>
+            <w:tcW w:w="0" w:type="auto"/>
+            <w:vAlign w:val="center"/>
+            <w:hideMark/>
+          </w:tcPr>
+          <w:p>
+            <w:r>
+              <w:t>480</w:t>
+            </w:r>
+          </w:p>
+        </w:tc>
+        <w:tc>
+          <w:tcPr>
+            <w:tcW w:w="0" w:type="auto"/>
+            <w:vAlign w:val="center"/>
+            <w:hideMark/>
+          </w:tcPr>
+          <w:p>
+            <w:r>
+              <w:t>Good for "Who was in this sector today?"</w:t>
+            </w:r>
+          </w:p>
+        </w:tc>
+      </w:tr>
+      <w:tr>
+        <w:trPr>
+          <w:tblCellSpacing w:w="15" w:type="dxa"/>
+        </w:trPr>
+        <w:tc>
+          <w:tcPr>
+            <w:tcW w:w="0" w:type="auto"/>
+            <w:vAlign w:val="center"/>
+            <w:hideMark/>
+          </w:tcPr>
+          <w:p>
+            <w:r>
+              <w:rPr>
+                <w:b/>
+                <w:bCs/>
+              </w:rPr>
+              <w:t>5 Minutes</w:t>
+            </w:r>
+          </w:p>
+        </w:tc>
+        <w:tc>
+          <w:tcPr>
+            <w:tcW w:w="0" w:type="auto"/>
+            <w:vAlign w:val="center"/>
+            <w:hideMark/>
+          </w:tcPr>
+          <w:p>
+            <w:r>
+              <w:t>Battery Saver</w:t>
+            </w:r>
+          </w:p>
+        </w:tc>
+        <w:tc>
+          <w:tcPr>
+            <w:tcW w:w="0" w:type="auto"/>
+            <w:vAlign w:val="center"/>
+            <w:hideMark/>
+          </w:tcPr>
+          <w:p>
+            <w:r>
+              <w:t>96</w:t>
+            </w:r>
+          </w:p>
+        </w:tc>
+        <w:tc>
+          <w:tcPr>
+            <w:tcW w:w="0" w:type="auto"/>
+            <w:vAlign w:val="center"/>
+            <w:hideMark/>
+          </w:tcPr>
+          <w:p>
+            <w:r>
+              <w:t>Too choppy; looks like the worker is "teleporting."</w:t>
+            </w:r>
+          </w:p>
+        </w:tc>
+      </w:tr>
+    </w:tbl>
+    <w:p>
+      <w:r>
+        <w:rPr>
+          <w:rStyle w:val="export-sheets-button"/>
+        </w:rPr>
+        <w:t>Export to Sheets</w:t>
+      </w:r>
+    </w:p>
+    <w:p>
+      <w:r>
+        <w:rPr>
+          <w:noProof/>
+        </w:rPr>
+        <w:pict w14:anchorId="1C2D666B">
+          <v:rect id="_x0000_i1025" alt="" style="width:451.3pt;height:.05pt;mso-width-percent:0;mso-height-percent:0;mso-width-percent:0;mso-height-percent:0" o:hralign="center" o:hrstd="t" o:hr="t" fillcolor="#a0a0a0" stroked="f"/>
+        </w:pict>
+      </w:r>
+    </w:p>
+    <w:p>
+      <w:pPr>
+        <w:pStyle w:val="Heading3"/>
+      </w:pPr>
+      <w:r>
+        <w:t>5. Final Architecture Recommendation</w:t>
+      </w:r>
+    </w:p>
+    <w:p>
+      <w:pPr>
+        <w:pStyle w:val="NormalWeb"/>
+        <w:numPr>
+          <w:ilvl w:val="0"/>
+          <w:numId w:val="23"/>
+        </w:numPr>
+      </w:pPr>
+      <w:r>
+        <w:rPr>
+          <w:b/>
+          <w:bCs/>
+        </w:rPr>
+        <w:t>Ingest (Mac Mini):</w:t>
+      </w:r>
+      <w:r>
+        <w:t xml:space="preserve"> Receives the 2-second pings via WebSockets for the </w:t>
+      </w:r>
+      <w:r>
+        <w:rPr>
+          <w:b/>
+          <w:bCs/>
+        </w:rPr>
+        <w:t>Live Dashboard</w:t>
+      </w:r>
+      <w:r>
+        <w:t>.</w:t>
+      </w:r>
+    </w:p>
+    <w:p>
+      <w:pPr>
+        <w:pStyle w:val="NormalWeb"/>
+        <w:numPr>
+          <w:ilvl w:val="0"/>
+          <w:numId w:val="23"/>
+        </w:numPr>
+      </w:pPr>
+      <w:r>
+        <w:rPr>
+          <w:b/>
+          <w:bCs/>
+        </w:rPr>
+        <w:t>Buffer (Mac Mini):</w:t>
+      </w:r>
+      <w:r>
+        <w:t xml:space="preserve"> Every 15 seconds, it takes the </w:t>
+      </w:r>
+      <w:r>
+        <w:rPr>
+          <w:i/>
+          <w:iCs/>
+        </w:rPr>
+        <w:t>average</w:t>
+      </w:r>
+      <w:r>
+        <w:t xml:space="preserve"> of the last 7 pings (to remove signal noise/jitter) and saves that </w:t>
+      </w:r>
+      <w:r>
+        <w:rPr>
+          <w:b/>
+          <w:bCs/>
+        </w:rPr>
+        <w:t>single average point</w:t>
+      </w:r>
+      <w:r>
+        <w:t xml:space="preserve"> to PostgreSQL.</w:t>
+      </w:r>
+    </w:p>
+    <w:p>
+      <w:pPr>
+        <w:pStyle w:val="NormalWeb"/>
+        <w:numPr>
+          <w:ilvl w:val="0"/>
+          <w:numId w:val="23"/>
+        </w:numPr>
+      </w:pPr>
+      <w:r>
+        <w:rPr>
+          <w:b/>
+          <w:bCs/>
+        </w:rPr>
+        <w:t>Frontend (React):</w:t>
+      </w:r>
+      <w:r>
+        <w:t xml:space="preserve"> When the "End-Day" map is requested, React fetches the 15-second points and draws a simple </w:t>
+      </w:r>
+      <w:r>
+        <w:rPr>
+          <w:b/>
+          <w:bCs/>
+        </w:rPr>
+        <w:t>Polyline</w:t>
+      </w:r>
+      <w:r>
+        <w:t>.</w:t>
+      </w:r>
+    </w:p>
+    <w:p>
+      <w:pPr>
+        <w:pStyle w:val="Heading3"/>
+      </w:pPr>
+      <w:r>
+        <w:t>The "Manager's View"</w:t>
+      </w:r>
+    </w:p>
+    <w:p>
+      <w:pPr>
+        <w:pStyle w:val="NormalWeb"/>
+      </w:pPr>
+      <w:r>
+        <w:t>In your React dashboard, give the manager a "Path Precision" slider:</w:t>
+      </w:r>
+    </w:p>
+    <w:p>
+      <w:pPr>
+        <w:pStyle w:val="NormalWeb"/>
+        <w:numPr>
+          <w:ilvl w:val="0"/>
+          <w:numId w:val="24"/>
+        </w:numPr>
+      </w:pPr>
+      <w:r>
+        <w:rPr>
+          <w:b/>
+          <w:bCs/>
+        </w:rPr>
+        <w:t>Low:</w:t>
+      </w:r>
+      <w:r>
+        <w:t xml:space="preserve"> Shows a very smooth, simplified line (fast loading).</w:t>
+      </w:r>
+    </w:p>
+    <w:p>
+      <w:pPr>
+        <w:pStyle w:val="NormalWeb"/>
+        <w:numPr>
+          <w:ilvl w:val="0"/>
+          <w:numId w:val="24"/>
+        </w:numPr>
+      </w:pPr>
+      <w:r>
+        <w:rPr>
+          <w:b/>
+          <w:bCs/>
+        </w:rPr>
+        <w:t>High:</w:t>
+      </w:r>
+      <w:r>
+        <w:t xml:space="preserve"> Shows the raw 15-second interval (detailed investigation).</w:t>
+      </w:r>
+    </w:p>
+    <w:p>
+      <w:pPr>
+        <w:pStyle w:val="NormalWeb"/>
+      </w:pPr>
+      <w:r>
+        <w:rPr>
+          <w:b/>
+          <w:bCs/>
+        </w:rPr>
+        <w:t>Would you like me to help you write the Python logic for the "Distance Threshold" filter that decides whether to save a ping to the database or discard it?</w:t>
+      </w:r>
+    </w:p>
+    <w:p>
+      <w:pPr>
+        <w:shd w:val="clear" w:color="auto" w:fill="FFFFFF"/>
+        <w:spacing w:after="180" w:line="360" w:lineRule="atLeast"/>
+        <w:rPr>
+          <w:lang w:val="en-US"/>
+        </w:rPr>
+      </w:pPr>
+    </w:p>
+    <w:p>
+      <w:pPr>
+        <w:shd w:val="clear" w:color="auto" w:fill="FFFFFF"/>
+        <w:spacing w:after="180" w:line="360" w:lineRule="atLeast"/>
+        <w:rPr>
+          <w:rFonts w:ascii="Google Sans" w:hAnsi="Google Sans"/>
+          <w:color w:val="0A0A0A"/>
         </w:rPr>
       </w:pPr>
     </w:p>
@@ -4843,6 +6930,155 @@
     </w:lvl>
   </w:abstractNum>
   <w:abstractNum w:abstractNumId="1" w15:restartNumberingAfterBreak="0">
+    <w:nsid w:val="069D69E1"/>
+    <w:multiLevelType w:val="multilevel"/>
+    <w:tmpl w:val="4D80975C"/>
+    <w:lvl w:ilvl="0">
+      <w:start w:val="1"/>
+      <w:numFmt w:val="bullet"/>
+      <w:lvlText w:val=""/>
+      <w:lvlJc w:val="left"/>
+      <w:pPr>
+        <w:tabs>
+          <w:tab w:val="num" w:pos="720"/>
+        </w:tabs>
+        <w:ind w:left="720" w:hanging="360"/>
+      </w:pPr>
+      <w:rPr>
+        <w:rFonts w:ascii="Symbol" w:hAnsi="Symbol" w:hint="default"/>
+        <w:sz w:val="20"/>
+      </w:rPr>
+    </w:lvl>
+    <w:lvl w:ilvl="1" w:tentative="1">
+      <w:start w:val="1"/>
+      <w:numFmt w:val="bullet"/>
+      <w:lvlText w:val="o"/>
+      <w:lvlJc w:val="left"/>
+      <w:pPr>
+        <w:tabs>
+          <w:tab w:val="num" w:pos="1440"/>
+        </w:tabs>
+        <w:ind w:left="1440" w:hanging="360"/>
+      </w:pPr>
+      <w:rPr>
+        <w:rFonts w:ascii="Courier New" w:hAnsi="Courier New" w:hint="default"/>
+        <w:sz w:val="20"/>
+      </w:rPr>
+    </w:lvl>
+    <w:lvl w:ilvl="2" w:tentative="1">
+      <w:start w:val="1"/>
+      <w:numFmt w:val="bullet"/>
+      <w:lvlText w:val=""/>
+      <w:lvlJc w:val="left"/>
+      <w:pPr>
+        <w:tabs>
+          <w:tab w:val="num" w:pos="2160"/>
+        </w:tabs>
+        <w:ind w:left="2160" w:hanging="360"/>
+      </w:pPr>
+      <w:rPr>
+        <w:rFonts w:ascii="Wingdings" w:hAnsi="Wingdings" w:hint="default"/>
+        <w:sz w:val="20"/>
+      </w:rPr>
+    </w:lvl>
+    <w:lvl w:ilvl="3" w:tentative="1">
+      <w:start w:val="1"/>
+      <w:numFmt w:val="bullet"/>
+      <w:lvlText w:val=""/>
+      <w:lvlJc w:val="left"/>
+      <w:pPr>
+        <w:tabs>
+          <w:tab w:val="num" w:pos="2880"/>
+        </w:tabs>
+        <w:ind w:left="2880" w:hanging="360"/>
+      </w:pPr>
+      <w:rPr>
+        <w:rFonts w:ascii="Wingdings" w:hAnsi="Wingdings" w:hint="default"/>
+        <w:sz w:val="20"/>
+      </w:rPr>
+    </w:lvl>
+    <w:lvl w:ilvl="4" w:tentative="1">
+      <w:start w:val="1"/>
+      <w:numFmt w:val="bullet"/>
+      <w:lvlText w:val=""/>
+      <w:lvlJc w:val="left"/>
+      <w:pPr>
+        <w:tabs>
+          <w:tab w:val="num" w:pos="3600"/>
+        </w:tabs>
+        <w:ind w:left="3600" w:hanging="360"/>
+      </w:pPr>
+      <w:rPr>
+        <w:rFonts w:ascii="Wingdings" w:hAnsi="Wingdings" w:hint="default"/>
+        <w:sz w:val="20"/>
+      </w:rPr>
+    </w:lvl>
+    <w:lvl w:ilvl="5" w:tentative="1">
+      <w:start w:val="1"/>
+      <w:numFmt w:val="bullet"/>
+      <w:lvlText w:val=""/>
+      <w:lvlJc w:val="left"/>
+      <w:pPr>
+        <w:tabs>
+          <w:tab w:val="num" w:pos="4320"/>
+        </w:tabs>
+        <w:ind w:left="4320" w:hanging="360"/>
+      </w:pPr>
+      <w:rPr>
+        <w:rFonts w:ascii="Wingdings" w:hAnsi="Wingdings" w:hint="default"/>
+        <w:sz w:val="20"/>
+      </w:rPr>
+    </w:lvl>
+    <w:lvl w:ilvl="6" w:tentative="1">
+      <w:start w:val="1"/>
+      <w:numFmt w:val="bullet"/>
+      <w:lvlText w:val=""/>
+      <w:lvlJc w:val="left"/>
+      <w:pPr>
+        <w:tabs>
+          <w:tab w:val="num" w:pos="5040"/>
+        </w:tabs>
+        <w:ind w:left="5040" w:hanging="360"/>
+      </w:pPr>
+      <w:rPr>
+        <w:rFonts w:ascii="Wingdings" w:hAnsi="Wingdings" w:hint="default"/>
+        <w:sz w:val="20"/>
+      </w:rPr>
+    </w:lvl>
+    <w:lvl w:ilvl="7" w:tentative="1">
+      <w:start w:val="1"/>
+      <w:numFmt w:val="bullet"/>
+      <w:lvlText w:val=""/>
+      <w:lvlJc w:val="left"/>
+      <w:pPr>
+        <w:tabs>
+          <w:tab w:val="num" w:pos="5760"/>
+        </w:tabs>
+        <w:ind w:left="5760" w:hanging="360"/>
+      </w:pPr>
+      <w:rPr>
+        <w:rFonts w:ascii="Wingdings" w:hAnsi="Wingdings" w:hint="default"/>
+        <w:sz w:val="20"/>
+      </w:rPr>
+    </w:lvl>
+    <w:lvl w:ilvl="8" w:tentative="1">
+      <w:start w:val="1"/>
+      <w:numFmt w:val="bullet"/>
+      <w:lvlText w:val=""/>
+      <w:lvlJc w:val="left"/>
+      <w:pPr>
+        <w:tabs>
+          <w:tab w:val="num" w:pos="6480"/>
+        </w:tabs>
+        <w:ind w:left="6480" w:hanging="360"/>
+      </w:pPr>
+      <w:rPr>
+        <w:rFonts w:ascii="Wingdings" w:hAnsi="Wingdings" w:hint="default"/>
+        <w:sz w:val="20"/>
+      </w:rPr>
+    </w:lvl>
+  </w:abstractNum>
+  <w:abstractNum w:abstractNumId="2" w15:restartNumberingAfterBreak="0">
     <w:nsid w:val="07A904BC"/>
     <w:multiLevelType w:val="multilevel"/>
     <w:tmpl w:val="86668414"/>
@@ -4991,7 +7227,7 @@
       </w:rPr>
     </w:lvl>
   </w:abstractNum>
-  <w:abstractNum w:abstractNumId="2" w15:restartNumberingAfterBreak="0">
+  <w:abstractNum w:abstractNumId="3" w15:restartNumberingAfterBreak="0">
     <w:nsid w:val="09D55953"/>
     <w:multiLevelType w:val="multilevel"/>
     <w:tmpl w:val="3836F672"/>
@@ -5140,7 +7376,269 @@
       </w:rPr>
     </w:lvl>
   </w:abstractNum>
-  <w:abstractNum w:abstractNumId="3" w15:restartNumberingAfterBreak="0">
+  <w:abstractNum w:abstractNumId="4" w15:restartNumberingAfterBreak="0">
+    <w:nsid w:val="0F9747AF"/>
+    <w:multiLevelType w:val="multilevel"/>
+    <w:tmpl w:val="A7DC3A8C"/>
+    <w:lvl w:ilvl="0">
+      <w:start w:val="1"/>
+      <w:numFmt w:val="decimal"/>
+      <w:lvlText w:val="%1."/>
+      <w:lvlJc w:val="left"/>
+      <w:pPr>
+        <w:tabs>
+          <w:tab w:val="num" w:pos="720"/>
+        </w:tabs>
+        <w:ind w:left="720" w:hanging="360"/>
+      </w:pPr>
+    </w:lvl>
+    <w:lvl w:ilvl="1" w:tentative="1">
+      <w:start w:val="1"/>
+      <w:numFmt w:val="decimal"/>
+      <w:lvlText w:val="%2."/>
+      <w:lvlJc w:val="left"/>
+      <w:pPr>
+        <w:tabs>
+          <w:tab w:val="num" w:pos="1440"/>
+        </w:tabs>
+        <w:ind w:left="1440" w:hanging="360"/>
+      </w:pPr>
+    </w:lvl>
+    <w:lvl w:ilvl="2" w:tentative="1">
+      <w:start w:val="1"/>
+      <w:numFmt w:val="decimal"/>
+      <w:lvlText w:val="%3."/>
+      <w:lvlJc w:val="left"/>
+      <w:pPr>
+        <w:tabs>
+          <w:tab w:val="num" w:pos="2160"/>
+        </w:tabs>
+        <w:ind w:left="2160" w:hanging="360"/>
+      </w:pPr>
+    </w:lvl>
+    <w:lvl w:ilvl="3" w:tentative="1">
+      <w:start w:val="1"/>
+      <w:numFmt w:val="decimal"/>
+      <w:lvlText w:val="%4."/>
+      <w:lvlJc w:val="left"/>
+      <w:pPr>
+        <w:tabs>
+          <w:tab w:val="num" w:pos="2880"/>
+        </w:tabs>
+        <w:ind w:left="2880" w:hanging="360"/>
+      </w:pPr>
+    </w:lvl>
+    <w:lvl w:ilvl="4" w:tentative="1">
+      <w:start w:val="1"/>
+      <w:numFmt w:val="decimal"/>
+      <w:lvlText w:val="%5."/>
+      <w:lvlJc w:val="left"/>
+      <w:pPr>
+        <w:tabs>
+          <w:tab w:val="num" w:pos="3600"/>
+        </w:tabs>
+        <w:ind w:left="3600" w:hanging="360"/>
+      </w:pPr>
+    </w:lvl>
+    <w:lvl w:ilvl="5" w:tentative="1">
+      <w:start w:val="1"/>
+      <w:numFmt w:val="decimal"/>
+      <w:lvlText w:val="%6."/>
+      <w:lvlJc w:val="left"/>
+      <w:pPr>
+        <w:tabs>
+          <w:tab w:val="num" w:pos="4320"/>
+        </w:tabs>
+        <w:ind w:left="4320" w:hanging="360"/>
+      </w:pPr>
+    </w:lvl>
+    <w:lvl w:ilvl="6" w:tentative="1">
+      <w:start w:val="1"/>
+      <w:numFmt w:val="decimal"/>
+      <w:lvlText w:val="%7."/>
+      <w:lvlJc w:val="left"/>
+      <w:pPr>
+        <w:tabs>
+          <w:tab w:val="num" w:pos="5040"/>
+        </w:tabs>
+        <w:ind w:left="5040" w:hanging="360"/>
+      </w:pPr>
+    </w:lvl>
+    <w:lvl w:ilvl="7" w:tentative="1">
+      <w:start w:val="1"/>
+      <w:numFmt w:val="decimal"/>
+      <w:lvlText w:val="%8."/>
+      <w:lvlJc w:val="left"/>
+      <w:pPr>
+        <w:tabs>
+          <w:tab w:val="num" w:pos="5760"/>
+        </w:tabs>
+        <w:ind w:left="5760" w:hanging="360"/>
+      </w:pPr>
+    </w:lvl>
+    <w:lvl w:ilvl="8" w:tentative="1">
+      <w:start w:val="1"/>
+      <w:numFmt w:val="decimal"/>
+      <w:lvlText w:val="%9."/>
+      <w:lvlJc w:val="left"/>
+      <w:pPr>
+        <w:tabs>
+          <w:tab w:val="num" w:pos="6480"/>
+        </w:tabs>
+        <w:ind w:left="6480" w:hanging="360"/>
+      </w:pPr>
+    </w:lvl>
+  </w:abstractNum>
+  <w:abstractNum w:abstractNumId="5" w15:restartNumberingAfterBreak="0">
+    <w:nsid w:val="11745538"/>
+    <w:multiLevelType w:val="multilevel"/>
+    <w:tmpl w:val="3DB0E2B0"/>
+    <w:lvl w:ilvl="0">
+      <w:start w:val="1"/>
+      <w:numFmt w:val="bullet"/>
+      <w:lvlText w:val=""/>
+      <w:lvlJc w:val="left"/>
+      <w:pPr>
+        <w:tabs>
+          <w:tab w:val="num" w:pos="720"/>
+        </w:tabs>
+        <w:ind w:left="720" w:hanging="360"/>
+      </w:pPr>
+      <w:rPr>
+        <w:rFonts w:ascii="Symbol" w:hAnsi="Symbol" w:hint="default"/>
+        <w:sz w:val="20"/>
+      </w:rPr>
+    </w:lvl>
+    <w:lvl w:ilvl="1" w:tentative="1">
+      <w:start w:val="1"/>
+      <w:numFmt w:val="bullet"/>
+      <w:lvlText w:val="o"/>
+      <w:lvlJc w:val="left"/>
+      <w:pPr>
+        <w:tabs>
+          <w:tab w:val="num" w:pos="1440"/>
+        </w:tabs>
+        <w:ind w:left="1440" w:hanging="360"/>
+      </w:pPr>
+      <w:rPr>
+        <w:rFonts w:ascii="Courier New" w:hAnsi="Courier New" w:hint="default"/>
+        <w:sz w:val="20"/>
+      </w:rPr>
+    </w:lvl>
+    <w:lvl w:ilvl="2" w:tentative="1">
+      <w:start w:val="1"/>
+      <w:numFmt w:val="bullet"/>
+      <w:lvlText w:val=""/>
+      <w:lvlJc w:val="left"/>
+      <w:pPr>
+        <w:tabs>
+          <w:tab w:val="num" w:pos="2160"/>
+        </w:tabs>
+        <w:ind w:left="2160" w:hanging="360"/>
+      </w:pPr>
+      <w:rPr>
+        <w:rFonts w:ascii="Wingdings" w:hAnsi="Wingdings" w:hint="default"/>
+        <w:sz w:val="20"/>
+      </w:rPr>
+    </w:lvl>
+    <w:lvl w:ilvl="3" w:tentative="1">
+      <w:start w:val="1"/>
+      <w:numFmt w:val="bullet"/>
+      <w:lvlText w:val=""/>
+      <w:lvlJc w:val="left"/>
+      <w:pPr>
+        <w:tabs>
+          <w:tab w:val="num" w:pos="2880"/>
+        </w:tabs>
+        <w:ind w:left="2880" w:hanging="360"/>
+      </w:pPr>
+      <w:rPr>
+        <w:rFonts w:ascii="Wingdings" w:hAnsi="Wingdings" w:hint="default"/>
+        <w:sz w:val="20"/>
+      </w:rPr>
+    </w:lvl>
+    <w:lvl w:ilvl="4" w:tentative="1">
+      <w:start w:val="1"/>
+      <w:numFmt w:val="bullet"/>
+      <w:lvlText w:val=""/>
+      <w:lvlJc w:val="left"/>
+      <w:pPr>
+        <w:tabs>
+          <w:tab w:val="num" w:pos="3600"/>
+        </w:tabs>
+        <w:ind w:left="3600" w:hanging="360"/>
+      </w:pPr>
+      <w:rPr>
+        <w:rFonts w:ascii="Wingdings" w:hAnsi="Wingdings" w:hint="default"/>
+        <w:sz w:val="20"/>
+      </w:rPr>
+    </w:lvl>
+    <w:lvl w:ilvl="5" w:tentative="1">
+      <w:start w:val="1"/>
+      <w:numFmt w:val="bullet"/>
+      <w:lvlText w:val=""/>
+      <w:lvlJc w:val="left"/>
+      <w:pPr>
+        <w:tabs>
+          <w:tab w:val="num" w:pos="4320"/>
+        </w:tabs>
+        <w:ind w:left="4320" w:hanging="360"/>
+      </w:pPr>
+      <w:rPr>
+        <w:rFonts w:ascii="Wingdings" w:hAnsi="Wingdings" w:hint="default"/>
+        <w:sz w:val="20"/>
+      </w:rPr>
+    </w:lvl>
+    <w:lvl w:ilvl="6" w:tentative="1">
+      <w:start w:val="1"/>
+      <w:numFmt w:val="bullet"/>
+      <w:lvlText w:val=""/>
+      <w:lvlJc w:val="left"/>
+      <w:pPr>
+        <w:tabs>
+          <w:tab w:val="num" w:pos="5040"/>
+        </w:tabs>
+        <w:ind w:left="5040" w:hanging="360"/>
+      </w:pPr>
+      <w:rPr>
+        <w:rFonts w:ascii="Wingdings" w:hAnsi="Wingdings" w:hint="default"/>
+        <w:sz w:val="20"/>
+      </w:rPr>
+    </w:lvl>
+    <w:lvl w:ilvl="7" w:tentative="1">
+      <w:start w:val="1"/>
+      <w:numFmt w:val="bullet"/>
+      <w:lvlText w:val=""/>
+      <w:lvlJc w:val="left"/>
+      <w:pPr>
+        <w:tabs>
+          <w:tab w:val="num" w:pos="5760"/>
+        </w:tabs>
+        <w:ind w:left="5760" w:hanging="360"/>
+      </w:pPr>
+      <w:rPr>
+        <w:rFonts w:ascii="Wingdings" w:hAnsi="Wingdings" w:hint="default"/>
+        <w:sz w:val="20"/>
+      </w:rPr>
+    </w:lvl>
+    <w:lvl w:ilvl="8" w:tentative="1">
+      <w:start w:val="1"/>
+      <w:numFmt w:val="bullet"/>
+      <w:lvlText w:val=""/>
+      <w:lvlJc w:val="left"/>
+      <w:pPr>
+        <w:tabs>
+          <w:tab w:val="num" w:pos="6480"/>
+        </w:tabs>
+        <w:ind w:left="6480" w:hanging="360"/>
+      </w:pPr>
+      <w:rPr>
+        <w:rFonts w:ascii="Wingdings" w:hAnsi="Wingdings" w:hint="default"/>
+        <w:sz w:val="20"/>
+      </w:rPr>
+    </w:lvl>
+  </w:abstractNum>
+  <w:abstractNum w:abstractNumId="6" w15:restartNumberingAfterBreak="0">
     <w:nsid w:val="12882A4A"/>
     <w:multiLevelType w:val="multilevel"/>
     <w:tmpl w:val="4666216C"/>
@@ -5253,7 +7751,156 @@
       </w:pPr>
     </w:lvl>
   </w:abstractNum>
-  <w:abstractNum w:abstractNumId="4" w15:restartNumberingAfterBreak="0">
+  <w:abstractNum w:abstractNumId="7" w15:restartNumberingAfterBreak="0">
+    <w:nsid w:val="12B25D5F"/>
+    <w:multiLevelType w:val="multilevel"/>
+    <w:tmpl w:val="A00C776C"/>
+    <w:lvl w:ilvl="0">
+      <w:start w:val="1"/>
+      <w:numFmt w:val="bullet"/>
+      <w:lvlText w:val=""/>
+      <w:lvlJc w:val="left"/>
+      <w:pPr>
+        <w:tabs>
+          <w:tab w:val="num" w:pos="720"/>
+        </w:tabs>
+        <w:ind w:left="720" w:hanging="360"/>
+      </w:pPr>
+      <w:rPr>
+        <w:rFonts w:ascii="Symbol" w:hAnsi="Symbol" w:hint="default"/>
+        <w:sz w:val="20"/>
+      </w:rPr>
+    </w:lvl>
+    <w:lvl w:ilvl="1" w:tentative="1">
+      <w:start w:val="1"/>
+      <w:numFmt w:val="bullet"/>
+      <w:lvlText w:val="o"/>
+      <w:lvlJc w:val="left"/>
+      <w:pPr>
+        <w:tabs>
+          <w:tab w:val="num" w:pos="1440"/>
+        </w:tabs>
+        <w:ind w:left="1440" w:hanging="360"/>
+      </w:pPr>
+      <w:rPr>
+        <w:rFonts w:ascii="Courier New" w:hAnsi="Courier New" w:hint="default"/>
+        <w:sz w:val="20"/>
+      </w:rPr>
+    </w:lvl>
+    <w:lvl w:ilvl="2" w:tentative="1">
+      <w:start w:val="1"/>
+      <w:numFmt w:val="bullet"/>
+      <w:lvlText w:val=""/>
+      <w:lvlJc w:val="left"/>
+      <w:pPr>
+        <w:tabs>
+          <w:tab w:val="num" w:pos="2160"/>
+        </w:tabs>
+        <w:ind w:left="2160" w:hanging="360"/>
+      </w:pPr>
+      <w:rPr>
+        <w:rFonts w:ascii="Wingdings" w:hAnsi="Wingdings" w:hint="default"/>
+        <w:sz w:val="20"/>
+      </w:rPr>
+    </w:lvl>
+    <w:lvl w:ilvl="3" w:tentative="1">
+      <w:start w:val="1"/>
+      <w:numFmt w:val="bullet"/>
+      <w:lvlText w:val=""/>
+      <w:lvlJc w:val="left"/>
+      <w:pPr>
+        <w:tabs>
+          <w:tab w:val="num" w:pos="2880"/>
+        </w:tabs>
+        <w:ind w:left="2880" w:hanging="360"/>
+      </w:pPr>
+      <w:rPr>
+        <w:rFonts w:ascii="Wingdings" w:hAnsi="Wingdings" w:hint="default"/>
+        <w:sz w:val="20"/>
+      </w:rPr>
+    </w:lvl>
+    <w:lvl w:ilvl="4" w:tentative="1">
+      <w:start w:val="1"/>
+      <w:numFmt w:val="bullet"/>
+      <w:lvlText w:val=""/>
+      <w:lvlJc w:val="left"/>
+      <w:pPr>
+        <w:tabs>
+          <w:tab w:val="num" w:pos="3600"/>
+        </w:tabs>
+        <w:ind w:left="3600" w:hanging="360"/>
+      </w:pPr>
+      <w:rPr>
+        <w:rFonts w:ascii="Wingdings" w:hAnsi="Wingdings" w:hint="default"/>
+        <w:sz w:val="20"/>
+      </w:rPr>
+    </w:lvl>
+    <w:lvl w:ilvl="5" w:tentative="1">
+      <w:start w:val="1"/>
+      <w:numFmt w:val="bullet"/>
+      <w:lvlText w:val=""/>
+      <w:lvlJc w:val="left"/>
+      <w:pPr>
+        <w:tabs>
+          <w:tab w:val="num" w:pos="4320"/>
+        </w:tabs>
+        <w:ind w:left="4320" w:hanging="360"/>
+      </w:pPr>
+      <w:rPr>
+        <w:rFonts w:ascii="Wingdings" w:hAnsi="Wingdings" w:hint="default"/>
+        <w:sz w:val="20"/>
+      </w:rPr>
+    </w:lvl>
+    <w:lvl w:ilvl="6" w:tentative="1">
+      <w:start w:val="1"/>
+      <w:numFmt w:val="bullet"/>
+      <w:lvlText w:val=""/>
+      <w:lvlJc w:val="left"/>
+      <w:pPr>
+        <w:tabs>
+          <w:tab w:val="num" w:pos="5040"/>
+        </w:tabs>
+        <w:ind w:left="5040" w:hanging="360"/>
+      </w:pPr>
+      <w:rPr>
+        <w:rFonts w:ascii="Wingdings" w:hAnsi="Wingdings" w:hint="default"/>
+        <w:sz w:val="20"/>
+      </w:rPr>
+    </w:lvl>
+    <w:lvl w:ilvl="7" w:tentative="1">
+      <w:start w:val="1"/>
+      <w:numFmt w:val="bullet"/>
+      <w:lvlText w:val=""/>
+      <w:lvlJc w:val="left"/>
+      <w:pPr>
+        <w:tabs>
+          <w:tab w:val="num" w:pos="5760"/>
+        </w:tabs>
+        <w:ind w:left="5760" w:hanging="360"/>
+      </w:pPr>
+      <w:rPr>
+        <w:rFonts w:ascii="Wingdings" w:hAnsi="Wingdings" w:hint="default"/>
+        <w:sz w:val="20"/>
+      </w:rPr>
+    </w:lvl>
+    <w:lvl w:ilvl="8" w:tentative="1">
+      <w:start w:val="1"/>
+      <w:numFmt w:val="bullet"/>
+      <w:lvlText w:val=""/>
+      <w:lvlJc w:val="left"/>
+      <w:pPr>
+        <w:tabs>
+          <w:tab w:val="num" w:pos="6480"/>
+        </w:tabs>
+        <w:ind w:left="6480" w:hanging="360"/>
+      </w:pPr>
+      <w:rPr>
+        <w:rFonts w:ascii="Wingdings" w:hAnsi="Wingdings" w:hint="default"/>
+        <w:sz w:val="20"/>
+      </w:rPr>
+    </w:lvl>
+  </w:abstractNum>
+  <w:abstractNum w:abstractNumId="8" w15:restartNumberingAfterBreak="0">
     <w:nsid w:val="182A4022"/>
     <w:multiLevelType w:val="multilevel"/>
     <w:tmpl w:val="3ED6068A"/>
@@ -5402,7 +8049,7 @@
       </w:rPr>
     </w:lvl>
   </w:abstractNum>
-  <w:abstractNum w:abstractNumId="5" w15:restartNumberingAfterBreak="0">
+  <w:abstractNum w:abstractNumId="9" w15:restartNumberingAfterBreak="0">
     <w:nsid w:val="1E875EC8"/>
     <w:multiLevelType w:val="multilevel"/>
     <w:tmpl w:val="E6FAC4FC"/>
@@ -5551,7 +8198,7 @@
       </w:rPr>
     </w:lvl>
   </w:abstractNum>
-  <w:abstractNum w:abstractNumId="6" w15:restartNumberingAfterBreak="0">
+  <w:abstractNum w:abstractNumId="10" w15:restartNumberingAfterBreak="0">
     <w:nsid w:val="1F327161"/>
     <w:multiLevelType w:val="multilevel"/>
     <w:tmpl w:val="C5C82E1E"/>
@@ -5700,7 +8347,156 @@
       </w:rPr>
     </w:lvl>
   </w:abstractNum>
-  <w:abstractNum w:abstractNumId="7" w15:restartNumberingAfterBreak="0">
+  <w:abstractNum w:abstractNumId="11" w15:restartNumberingAfterBreak="0">
+    <w:nsid w:val="20A33EE0"/>
+    <w:multiLevelType w:val="multilevel"/>
+    <w:tmpl w:val="D376F0BE"/>
+    <w:lvl w:ilvl="0">
+      <w:start w:val="1"/>
+      <w:numFmt w:val="bullet"/>
+      <w:lvlText w:val=""/>
+      <w:lvlJc w:val="left"/>
+      <w:pPr>
+        <w:tabs>
+          <w:tab w:val="num" w:pos="720"/>
+        </w:tabs>
+        <w:ind w:left="720" w:hanging="360"/>
+      </w:pPr>
+      <w:rPr>
+        <w:rFonts w:ascii="Symbol" w:hAnsi="Symbol" w:hint="default"/>
+        <w:sz w:val="20"/>
+      </w:rPr>
+    </w:lvl>
+    <w:lvl w:ilvl="1" w:tentative="1">
+      <w:start w:val="1"/>
+      <w:numFmt w:val="bullet"/>
+      <w:lvlText w:val="o"/>
+      <w:lvlJc w:val="left"/>
+      <w:pPr>
+        <w:tabs>
+          <w:tab w:val="num" w:pos="1440"/>
+        </w:tabs>
+        <w:ind w:left="1440" w:hanging="360"/>
+      </w:pPr>
+      <w:rPr>
+        <w:rFonts w:ascii="Courier New" w:hAnsi="Courier New" w:hint="default"/>
+        <w:sz w:val="20"/>
+      </w:rPr>
+    </w:lvl>
+    <w:lvl w:ilvl="2" w:tentative="1">
+      <w:start w:val="1"/>
+      <w:numFmt w:val="bullet"/>
+      <w:lvlText w:val=""/>
+      <w:lvlJc w:val="left"/>
+      <w:pPr>
+        <w:tabs>
+          <w:tab w:val="num" w:pos="2160"/>
+        </w:tabs>
+        <w:ind w:left="2160" w:hanging="360"/>
+      </w:pPr>
+      <w:rPr>
+        <w:rFonts w:ascii="Wingdings" w:hAnsi="Wingdings" w:hint="default"/>
+        <w:sz w:val="20"/>
+      </w:rPr>
+    </w:lvl>
+    <w:lvl w:ilvl="3" w:tentative="1">
+      <w:start w:val="1"/>
+      <w:numFmt w:val="bullet"/>
+      <w:lvlText w:val=""/>
+      <w:lvlJc w:val="left"/>
+      <w:pPr>
+        <w:tabs>
+          <w:tab w:val="num" w:pos="2880"/>
+        </w:tabs>
+        <w:ind w:left="2880" w:hanging="360"/>
+      </w:pPr>
+      <w:rPr>
+        <w:rFonts w:ascii="Wingdings" w:hAnsi="Wingdings" w:hint="default"/>
+        <w:sz w:val="20"/>
+      </w:rPr>
+    </w:lvl>
+    <w:lvl w:ilvl="4" w:tentative="1">
+      <w:start w:val="1"/>
+      <w:numFmt w:val="bullet"/>
+      <w:lvlText w:val=""/>
+      <w:lvlJc w:val="left"/>
+      <w:pPr>
+        <w:tabs>
+          <w:tab w:val="num" w:pos="3600"/>
+        </w:tabs>
+        <w:ind w:left="3600" w:hanging="360"/>
+      </w:pPr>
+      <w:rPr>
+        <w:rFonts w:ascii="Wingdings" w:hAnsi="Wingdings" w:hint="default"/>
+        <w:sz w:val="20"/>
+      </w:rPr>
+    </w:lvl>
+    <w:lvl w:ilvl="5" w:tentative="1">
+      <w:start w:val="1"/>
+      <w:numFmt w:val="bullet"/>
+      <w:lvlText w:val=""/>
+      <w:lvlJc w:val="left"/>
+      <w:pPr>
+        <w:tabs>
+          <w:tab w:val="num" w:pos="4320"/>
+        </w:tabs>
+        <w:ind w:left="4320" w:hanging="360"/>
+      </w:pPr>
+      <w:rPr>
+        <w:rFonts w:ascii="Wingdings" w:hAnsi="Wingdings" w:hint="default"/>
+        <w:sz w:val="20"/>
+      </w:rPr>
+    </w:lvl>
+    <w:lvl w:ilvl="6" w:tentative="1">
+      <w:start w:val="1"/>
+      <w:numFmt w:val="bullet"/>
+      <w:lvlText w:val=""/>
+      <w:lvlJc w:val="left"/>
+      <w:pPr>
+        <w:tabs>
+          <w:tab w:val="num" w:pos="5040"/>
+        </w:tabs>
+        <w:ind w:left="5040" w:hanging="360"/>
+      </w:pPr>
+      <w:rPr>
+        <w:rFonts w:ascii="Wingdings" w:hAnsi="Wingdings" w:hint="default"/>
+        <w:sz w:val="20"/>
+      </w:rPr>
+    </w:lvl>
+    <w:lvl w:ilvl="7" w:tentative="1">
+      <w:start w:val="1"/>
+      <w:numFmt w:val="bullet"/>
+      <w:lvlText w:val=""/>
+      <w:lvlJc w:val="left"/>
+      <w:pPr>
+        <w:tabs>
+          <w:tab w:val="num" w:pos="5760"/>
+        </w:tabs>
+        <w:ind w:left="5760" w:hanging="360"/>
+      </w:pPr>
+      <w:rPr>
+        <w:rFonts w:ascii="Wingdings" w:hAnsi="Wingdings" w:hint="default"/>
+        <w:sz w:val="20"/>
+      </w:rPr>
+    </w:lvl>
+    <w:lvl w:ilvl="8" w:tentative="1">
+      <w:start w:val="1"/>
+      <w:numFmt w:val="bullet"/>
+      <w:lvlText w:val=""/>
+      <w:lvlJc w:val="left"/>
+      <w:pPr>
+        <w:tabs>
+          <w:tab w:val="num" w:pos="6480"/>
+        </w:tabs>
+        <w:ind w:left="6480" w:hanging="360"/>
+      </w:pPr>
+      <w:rPr>
+        <w:rFonts w:ascii="Wingdings" w:hAnsi="Wingdings" w:hint="default"/>
+        <w:sz w:val="20"/>
+      </w:rPr>
+    </w:lvl>
+  </w:abstractNum>
+  <w:abstractNum w:abstractNumId="12" w15:restartNumberingAfterBreak="0">
     <w:nsid w:val="25B24425"/>
     <w:multiLevelType w:val="multilevel"/>
     <w:tmpl w:val="05C828A4"/>
@@ -5849,7 +8645,120 @@
       </w:rPr>
     </w:lvl>
   </w:abstractNum>
-  <w:abstractNum w:abstractNumId="8" w15:restartNumberingAfterBreak="0">
+  <w:abstractNum w:abstractNumId="13" w15:restartNumberingAfterBreak="0">
+    <w:nsid w:val="2C226046"/>
+    <w:multiLevelType w:val="multilevel"/>
+    <w:tmpl w:val="2AFA3274"/>
+    <w:lvl w:ilvl="0">
+      <w:start w:val="1"/>
+      <w:numFmt w:val="decimal"/>
+      <w:lvlText w:val="%1."/>
+      <w:lvlJc w:val="left"/>
+      <w:pPr>
+        <w:tabs>
+          <w:tab w:val="num" w:pos="720"/>
+        </w:tabs>
+        <w:ind w:left="720" w:hanging="360"/>
+      </w:pPr>
+    </w:lvl>
+    <w:lvl w:ilvl="1" w:tentative="1">
+      <w:start w:val="1"/>
+      <w:numFmt w:val="decimal"/>
+      <w:lvlText w:val="%2."/>
+      <w:lvlJc w:val="left"/>
+      <w:pPr>
+        <w:tabs>
+          <w:tab w:val="num" w:pos="1440"/>
+        </w:tabs>
+        <w:ind w:left="1440" w:hanging="360"/>
+      </w:pPr>
+    </w:lvl>
+    <w:lvl w:ilvl="2" w:tentative="1">
+      <w:start w:val="1"/>
+      <w:numFmt w:val="decimal"/>
+      <w:lvlText w:val="%3."/>
+      <w:lvlJc w:val="left"/>
+      <w:pPr>
+        <w:tabs>
+          <w:tab w:val="num" w:pos="2160"/>
+        </w:tabs>
+        <w:ind w:left="2160" w:hanging="360"/>
+      </w:pPr>
+    </w:lvl>
+    <w:lvl w:ilvl="3" w:tentative="1">
+      <w:start w:val="1"/>
+      <w:numFmt w:val="decimal"/>
+      <w:lvlText w:val="%4."/>
+      <w:lvlJc w:val="left"/>
+      <w:pPr>
+        <w:tabs>
+          <w:tab w:val="num" w:pos="2880"/>
+        </w:tabs>
+        <w:ind w:left="2880" w:hanging="360"/>
+      </w:pPr>
+    </w:lvl>
+    <w:lvl w:ilvl="4" w:tentative="1">
+      <w:start w:val="1"/>
+      <w:numFmt w:val="decimal"/>
+      <w:lvlText w:val="%5."/>
+      <w:lvlJc w:val="left"/>
+      <w:pPr>
+        <w:tabs>
+          <w:tab w:val="num" w:pos="3600"/>
+        </w:tabs>
+        <w:ind w:left="3600" w:hanging="360"/>
+      </w:pPr>
+    </w:lvl>
+    <w:lvl w:ilvl="5" w:tentative="1">
+      <w:start w:val="1"/>
+      <w:numFmt w:val="decimal"/>
+      <w:lvlText w:val="%6."/>
+      <w:lvlJc w:val="left"/>
+      <w:pPr>
+        <w:tabs>
+          <w:tab w:val="num" w:pos="4320"/>
+        </w:tabs>
+        <w:ind w:left="4320" w:hanging="360"/>
+      </w:pPr>
+    </w:lvl>
+    <w:lvl w:ilvl="6" w:tentative="1">
+      <w:start w:val="1"/>
+      <w:numFmt w:val="decimal"/>
+      <w:lvlText w:val="%7."/>
+      <w:lvlJc w:val="left"/>
+      <w:pPr>
+        <w:tabs>
+          <w:tab w:val="num" w:pos="5040"/>
+        </w:tabs>
+        <w:ind w:left="5040" w:hanging="360"/>
+      </w:pPr>
+    </w:lvl>
+    <w:lvl w:ilvl="7" w:tentative="1">
+      <w:start w:val="1"/>
+      <w:numFmt w:val="decimal"/>
+      <w:lvlText w:val="%8."/>
+      <w:lvlJc w:val="left"/>
+      <w:pPr>
+        <w:tabs>
+          <w:tab w:val="num" w:pos="5760"/>
+        </w:tabs>
+        <w:ind w:left="5760" w:hanging="360"/>
+      </w:pPr>
+    </w:lvl>
+    <w:lvl w:ilvl="8" w:tentative="1">
+      <w:start w:val="1"/>
+      <w:numFmt w:val="decimal"/>
+      <w:lvlText w:val="%9."/>
+      <w:lvlJc w:val="left"/>
+      <w:pPr>
+        <w:tabs>
+          <w:tab w:val="num" w:pos="6480"/>
+        </w:tabs>
+        <w:ind w:left="6480" w:hanging="360"/>
+      </w:pPr>
+    </w:lvl>
+  </w:abstractNum>
+  <w:abstractNum w:abstractNumId="14" w15:restartNumberingAfterBreak="0">
     <w:nsid w:val="3ACC7648"/>
     <w:multiLevelType w:val="multilevel"/>
     <w:tmpl w:val="1696E62E"/>
@@ -5966,7 +8875,7 @@
       </w:pPr>
     </w:lvl>
   </w:abstractNum>
-  <w:abstractNum w:abstractNumId="9" w15:restartNumberingAfterBreak="0">
+  <w:abstractNum w:abstractNumId="15" w15:restartNumberingAfterBreak="0">
     <w:nsid w:val="3B9E55FE"/>
     <w:multiLevelType w:val="multilevel"/>
     <w:tmpl w:val="4E8EEDFA"/>
@@ -6115,7 +9024,269 @@
       </w:rPr>
     </w:lvl>
   </w:abstractNum>
-  <w:abstractNum w:abstractNumId="10" w15:restartNumberingAfterBreak="0">
+  <w:abstractNum w:abstractNumId="16" w15:restartNumberingAfterBreak="0">
+    <w:nsid w:val="3EFD212B"/>
+    <w:multiLevelType w:val="multilevel"/>
+    <w:tmpl w:val="6CCC5614"/>
+    <w:lvl w:ilvl="0">
+      <w:start w:val="1"/>
+      <w:numFmt w:val="decimal"/>
+      <w:lvlText w:val="%1."/>
+      <w:lvlJc w:val="left"/>
+      <w:pPr>
+        <w:tabs>
+          <w:tab w:val="num" w:pos="720"/>
+        </w:tabs>
+        <w:ind w:left="720" w:hanging="360"/>
+      </w:pPr>
+    </w:lvl>
+    <w:lvl w:ilvl="1" w:tentative="1">
+      <w:start w:val="1"/>
+      <w:numFmt w:val="decimal"/>
+      <w:lvlText w:val="%2."/>
+      <w:lvlJc w:val="left"/>
+      <w:pPr>
+        <w:tabs>
+          <w:tab w:val="num" w:pos="1440"/>
+        </w:tabs>
+        <w:ind w:left="1440" w:hanging="360"/>
+      </w:pPr>
+    </w:lvl>
+    <w:lvl w:ilvl="2" w:tentative="1">
+      <w:start w:val="1"/>
+      <w:numFmt w:val="decimal"/>
+      <w:lvlText w:val="%3."/>
+      <w:lvlJc w:val="left"/>
+      <w:pPr>
+        <w:tabs>
+          <w:tab w:val="num" w:pos="2160"/>
+        </w:tabs>
+        <w:ind w:left="2160" w:hanging="360"/>
+      </w:pPr>
+    </w:lvl>
+    <w:lvl w:ilvl="3" w:tentative="1">
+      <w:start w:val="1"/>
+      <w:numFmt w:val="decimal"/>
+      <w:lvlText w:val="%4."/>
+      <w:lvlJc w:val="left"/>
+      <w:pPr>
+        <w:tabs>
+          <w:tab w:val="num" w:pos="2880"/>
+        </w:tabs>
+        <w:ind w:left="2880" w:hanging="360"/>
+      </w:pPr>
+    </w:lvl>
+    <w:lvl w:ilvl="4" w:tentative="1">
+      <w:start w:val="1"/>
+      <w:numFmt w:val="decimal"/>
+      <w:lvlText w:val="%5."/>
+      <w:lvlJc w:val="left"/>
+      <w:pPr>
+        <w:tabs>
+          <w:tab w:val="num" w:pos="3600"/>
+        </w:tabs>
+        <w:ind w:left="3600" w:hanging="360"/>
+      </w:pPr>
+    </w:lvl>
+    <w:lvl w:ilvl="5" w:tentative="1">
+      <w:start w:val="1"/>
+      <w:numFmt w:val="decimal"/>
+      <w:lvlText w:val="%6."/>
+      <w:lvlJc w:val="left"/>
+      <w:pPr>
+        <w:tabs>
+          <w:tab w:val="num" w:pos="4320"/>
+        </w:tabs>
+        <w:ind w:left="4320" w:hanging="360"/>
+      </w:pPr>
+    </w:lvl>
+    <w:lvl w:ilvl="6" w:tentative="1">
+      <w:start w:val="1"/>
+      <w:numFmt w:val="decimal"/>
+      <w:lvlText w:val="%7."/>
+      <w:lvlJc w:val="left"/>
+      <w:pPr>
+        <w:tabs>
+          <w:tab w:val="num" w:pos="5040"/>
+        </w:tabs>
+        <w:ind w:left="5040" w:hanging="360"/>
+      </w:pPr>
+    </w:lvl>
+    <w:lvl w:ilvl="7" w:tentative="1">
+      <w:start w:val="1"/>
+      <w:numFmt w:val="decimal"/>
+      <w:lvlText w:val="%8."/>
+      <w:lvlJc w:val="left"/>
+      <w:pPr>
+        <w:tabs>
+          <w:tab w:val="num" w:pos="5760"/>
+        </w:tabs>
+        <w:ind w:left="5760" w:hanging="360"/>
+      </w:pPr>
+    </w:lvl>
+    <w:lvl w:ilvl="8" w:tentative="1">
+      <w:start w:val="1"/>
+      <w:numFmt w:val="decimal"/>
+      <w:lvlText w:val="%9."/>
+      <w:lvlJc w:val="left"/>
+      <w:pPr>
+        <w:tabs>
+          <w:tab w:val="num" w:pos="6480"/>
+        </w:tabs>
+        <w:ind w:left="6480" w:hanging="360"/>
+      </w:pPr>
+    </w:lvl>
+  </w:abstractNum>
+  <w:abstractNum w:abstractNumId="17" w15:restartNumberingAfterBreak="0">
+    <w:nsid w:val="468F2101"/>
+    <w:multiLevelType w:val="multilevel"/>
+    <w:tmpl w:val="C5BE80F2"/>
+    <w:lvl w:ilvl="0">
+      <w:start w:val="1"/>
+      <w:numFmt w:val="bullet"/>
+      <w:lvlText w:val=""/>
+      <w:lvlJc w:val="left"/>
+      <w:pPr>
+        <w:tabs>
+          <w:tab w:val="num" w:pos="720"/>
+        </w:tabs>
+        <w:ind w:left="720" w:hanging="360"/>
+      </w:pPr>
+      <w:rPr>
+        <w:rFonts w:ascii="Symbol" w:hAnsi="Symbol" w:hint="default"/>
+        <w:sz w:val="20"/>
+      </w:rPr>
+    </w:lvl>
+    <w:lvl w:ilvl="1" w:tentative="1">
+      <w:start w:val="1"/>
+      <w:numFmt w:val="bullet"/>
+      <w:lvlText w:val="o"/>
+      <w:lvlJc w:val="left"/>
+      <w:pPr>
+        <w:tabs>
+          <w:tab w:val="num" w:pos="1440"/>
+        </w:tabs>
+        <w:ind w:left="1440" w:hanging="360"/>
+      </w:pPr>
+      <w:rPr>
+        <w:rFonts w:ascii="Courier New" w:hAnsi="Courier New" w:hint="default"/>
+        <w:sz w:val="20"/>
+      </w:rPr>
+    </w:lvl>
+    <w:lvl w:ilvl="2" w:tentative="1">
+      <w:start w:val="1"/>
+      <w:numFmt w:val="bullet"/>
+      <w:lvlText w:val=""/>
+      <w:lvlJc w:val="left"/>
+      <w:pPr>
+        <w:tabs>
+          <w:tab w:val="num" w:pos="2160"/>
+        </w:tabs>
+        <w:ind w:left="2160" w:hanging="360"/>
+      </w:pPr>
+      <w:rPr>
+        <w:rFonts w:ascii="Wingdings" w:hAnsi="Wingdings" w:hint="default"/>
+        <w:sz w:val="20"/>
+      </w:rPr>
+    </w:lvl>
+    <w:lvl w:ilvl="3" w:tentative="1">
+      <w:start w:val="1"/>
+      <w:numFmt w:val="bullet"/>
+      <w:lvlText w:val=""/>
+      <w:lvlJc w:val="left"/>
+      <w:pPr>
+        <w:tabs>
+          <w:tab w:val="num" w:pos="2880"/>
+        </w:tabs>
+        <w:ind w:left="2880" w:hanging="360"/>
+      </w:pPr>
+      <w:rPr>
+        <w:rFonts w:ascii="Wingdings" w:hAnsi="Wingdings" w:hint="default"/>
+        <w:sz w:val="20"/>
+      </w:rPr>
+    </w:lvl>
+    <w:lvl w:ilvl="4" w:tentative="1">
+      <w:start w:val="1"/>
+      <w:numFmt w:val="bullet"/>
+      <w:lvlText w:val=""/>
+      <w:lvlJc w:val="left"/>
+      <w:pPr>
+        <w:tabs>
+          <w:tab w:val="num" w:pos="3600"/>
+        </w:tabs>
+        <w:ind w:left="3600" w:hanging="360"/>
+      </w:pPr>
+      <w:rPr>
+        <w:rFonts w:ascii="Wingdings" w:hAnsi="Wingdings" w:hint="default"/>
+        <w:sz w:val="20"/>
+      </w:rPr>
+    </w:lvl>
+    <w:lvl w:ilvl="5" w:tentative="1">
+      <w:start w:val="1"/>
+      <w:numFmt w:val="bullet"/>
+      <w:lvlText w:val=""/>
+      <w:lvlJc w:val="left"/>
+      <w:pPr>
+        <w:tabs>
+          <w:tab w:val="num" w:pos="4320"/>
+        </w:tabs>
+        <w:ind w:left="4320" w:hanging="360"/>
+      </w:pPr>
+      <w:rPr>
+        <w:rFonts w:ascii="Wingdings" w:hAnsi="Wingdings" w:hint="default"/>
+        <w:sz w:val="20"/>
+      </w:rPr>
+    </w:lvl>
+    <w:lvl w:ilvl="6" w:tentative="1">
+      <w:start w:val="1"/>
+      <w:numFmt w:val="bullet"/>
+      <w:lvlText w:val=""/>
+      <w:lvlJc w:val="left"/>
+      <w:pPr>
+        <w:tabs>
+          <w:tab w:val="num" w:pos="5040"/>
+        </w:tabs>
+        <w:ind w:left="5040" w:hanging="360"/>
+      </w:pPr>
+      <w:rPr>
+        <w:rFonts w:ascii="Wingdings" w:hAnsi="Wingdings" w:hint="default"/>
+        <w:sz w:val="20"/>
+      </w:rPr>
+    </w:lvl>
+    <w:lvl w:ilvl="7" w:tentative="1">
+      <w:start w:val="1"/>
+      <w:numFmt w:val="bullet"/>
+      <w:lvlText w:val=""/>
+      <w:lvlJc w:val="left"/>
+      <w:pPr>
+        <w:tabs>
+          <w:tab w:val="num" w:pos="5760"/>
+        </w:tabs>
+        <w:ind w:left="5760" w:hanging="360"/>
+      </w:pPr>
+      <w:rPr>
+        <w:rFonts w:ascii="Wingdings" w:hAnsi="Wingdings" w:hint="default"/>
+        <w:sz w:val="20"/>
+      </w:rPr>
+    </w:lvl>
+    <w:lvl w:ilvl="8" w:tentative="1">
+      <w:start w:val="1"/>
+      <w:numFmt w:val="bullet"/>
+      <w:lvlText w:val=""/>
+      <w:lvlJc w:val="left"/>
+      <w:pPr>
+        <w:tabs>
+          <w:tab w:val="num" w:pos="6480"/>
+        </w:tabs>
+        <w:ind w:left="6480" w:hanging="360"/>
+      </w:pPr>
+      <w:rPr>
+        <w:rFonts w:ascii="Wingdings" w:hAnsi="Wingdings" w:hint="default"/>
+        <w:sz w:val="20"/>
+      </w:rPr>
+    </w:lvl>
+  </w:abstractNum>
+  <w:abstractNum w:abstractNumId="18" w15:restartNumberingAfterBreak="0">
     <w:nsid w:val="4AC76EBE"/>
     <w:multiLevelType w:val="multilevel"/>
     <w:tmpl w:val="8E3878AA"/>
@@ -6264,7 +9435,156 @@
       </w:rPr>
     </w:lvl>
   </w:abstractNum>
-  <w:abstractNum w:abstractNumId="11" w15:restartNumberingAfterBreak="0">
+  <w:abstractNum w:abstractNumId="19" w15:restartNumberingAfterBreak="0">
+    <w:nsid w:val="4CDA1D87"/>
+    <w:multiLevelType w:val="multilevel"/>
+    <w:tmpl w:val="ED1CD5D6"/>
+    <w:lvl w:ilvl="0">
+      <w:start w:val="1"/>
+      <w:numFmt w:val="bullet"/>
+      <w:lvlText w:val=""/>
+      <w:lvlJc w:val="left"/>
+      <w:pPr>
+        <w:tabs>
+          <w:tab w:val="num" w:pos="720"/>
+        </w:tabs>
+        <w:ind w:left="720" w:hanging="360"/>
+      </w:pPr>
+      <w:rPr>
+        <w:rFonts w:ascii="Symbol" w:hAnsi="Symbol" w:hint="default"/>
+        <w:sz w:val="20"/>
+      </w:rPr>
+    </w:lvl>
+    <w:lvl w:ilvl="1" w:tentative="1">
+      <w:start w:val="1"/>
+      <w:numFmt w:val="bullet"/>
+      <w:lvlText w:val="o"/>
+      <w:lvlJc w:val="left"/>
+      <w:pPr>
+        <w:tabs>
+          <w:tab w:val="num" w:pos="1440"/>
+        </w:tabs>
+        <w:ind w:left="1440" w:hanging="360"/>
+      </w:pPr>
+      <w:rPr>
+        <w:rFonts w:ascii="Courier New" w:hAnsi="Courier New" w:hint="default"/>
+        <w:sz w:val="20"/>
+      </w:rPr>
+    </w:lvl>
+    <w:lvl w:ilvl="2" w:tentative="1">
+      <w:start w:val="1"/>
+      <w:numFmt w:val="bullet"/>
+      <w:lvlText w:val=""/>
+      <w:lvlJc w:val="left"/>
+      <w:pPr>
+        <w:tabs>
+          <w:tab w:val="num" w:pos="2160"/>
+        </w:tabs>
+        <w:ind w:left="2160" w:hanging="360"/>
+      </w:pPr>
+      <w:rPr>
+        <w:rFonts w:ascii="Wingdings" w:hAnsi="Wingdings" w:hint="default"/>
+        <w:sz w:val="20"/>
+      </w:rPr>
+    </w:lvl>
+    <w:lvl w:ilvl="3" w:tentative="1">
+      <w:start w:val="1"/>
+      <w:numFmt w:val="bullet"/>
+      <w:lvlText w:val=""/>
+      <w:lvlJc w:val="left"/>
+      <w:pPr>
+        <w:tabs>
+          <w:tab w:val="num" w:pos="2880"/>
+        </w:tabs>
+        <w:ind w:left="2880" w:hanging="360"/>
+      </w:pPr>
+      <w:rPr>
+        <w:rFonts w:ascii="Wingdings" w:hAnsi="Wingdings" w:hint="default"/>
+        <w:sz w:val="20"/>
+      </w:rPr>
+    </w:lvl>
+    <w:lvl w:ilvl="4" w:tentative="1">
+      <w:start w:val="1"/>
+      <w:numFmt w:val="bullet"/>
+      <w:lvlText w:val=""/>
+      <w:lvlJc w:val="left"/>
+      <w:pPr>
+        <w:tabs>
+          <w:tab w:val="num" w:pos="3600"/>
+        </w:tabs>
+        <w:ind w:left="3600" w:hanging="360"/>
+      </w:pPr>
+      <w:rPr>
+        <w:rFonts w:ascii="Wingdings" w:hAnsi="Wingdings" w:hint="default"/>
+        <w:sz w:val="20"/>
+      </w:rPr>
+    </w:lvl>
+    <w:lvl w:ilvl="5" w:tentative="1">
+      <w:start w:val="1"/>
+      <w:numFmt w:val="bullet"/>
+      <w:lvlText w:val=""/>
+      <w:lvlJc w:val="left"/>
+      <w:pPr>
+        <w:tabs>
+          <w:tab w:val="num" w:pos="4320"/>
+        </w:tabs>
+        <w:ind w:left="4320" w:hanging="360"/>
+      </w:pPr>
+      <w:rPr>
+        <w:rFonts w:ascii="Wingdings" w:hAnsi="Wingdings" w:hint="default"/>
+        <w:sz w:val="20"/>
+      </w:rPr>
+    </w:lvl>
+    <w:lvl w:ilvl="6" w:tentative="1">
+      <w:start w:val="1"/>
+      <w:numFmt w:val="bullet"/>
+      <w:lvlText w:val=""/>
+      <w:lvlJc w:val="left"/>
+      <w:pPr>
+        <w:tabs>
+          <w:tab w:val="num" w:pos="5040"/>
+        </w:tabs>
+        <w:ind w:left="5040" w:hanging="360"/>
+      </w:pPr>
+      <w:rPr>
+        <w:rFonts w:ascii="Wingdings" w:hAnsi="Wingdings" w:hint="default"/>
+        <w:sz w:val="20"/>
+      </w:rPr>
+    </w:lvl>
+    <w:lvl w:ilvl="7" w:tentative="1">
+      <w:start w:val="1"/>
+      <w:numFmt w:val="bullet"/>
+      <w:lvlText w:val=""/>
+      <w:lvlJc w:val="left"/>
+      <w:pPr>
+        <w:tabs>
+          <w:tab w:val="num" w:pos="5760"/>
+        </w:tabs>
+        <w:ind w:left="5760" w:hanging="360"/>
+      </w:pPr>
+      <w:rPr>
+        <w:rFonts w:ascii="Wingdings" w:hAnsi="Wingdings" w:hint="default"/>
+        <w:sz w:val="20"/>
+      </w:rPr>
+    </w:lvl>
+    <w:lvl w:ilvl="8" w:tentative="1">
+      <w:start w:val="1"/>
+      <w:numFmt w:val="bullet"/>
+      <w:lvlText w:val=""/>
+      <w:lvlJc w:val="left"/>
+      <w:pPr>
+        <w:tabs>
+          <w:tab w:val="num" w:pos="6480"/>
+        </w:tabs>
+        <w:ind w:left="6480" w:hanging="360"/>
+      </w:pPr>
+      <w:rPr>
+        <w:rFonts w:ascii="Wingdings" w:hAnsi="Wingdings" w:hint="default"/>
+        <w:sz w:val="20"/>
+      </w:rPr>
+    </w:lvl>
+  </w:abstractNum>
+  <w:abstractNum w:abstractNumId="20" w15:restartNumberingAfterBreak="0">
     <w:nsid w:val="4DD82733"/>
     <w:multiLevelType w:val="multilevel"/>
     <w:tmpl w:val="327E6BCE"/>
@@ -6413,7 +9733,7 @@
       </w:rPr>
     </w:lvl>
   </w:abstractNum>
-  <w:abstractNum w:abstractNumId="12" w15:restartNumberingAfterBreak="0">
+  <w:abstractNum w:abstractNumId="21" w15:restartNumberingAfterBreak="0">
     <w:nsid w:val="58197E18"/>
     <w:multiLevelType w:val="multilevel"/>
     <w:tmpl w:val="7D1C2ACA"/>
@@ -6562,17 +9882,166 @@
       </w:rPr>
     </w:lvl>
   </w:abstractNum>
+  <w:abstractNum w:abstractNumId="22" w15:restartNumberingAfterBreak="0">
+    <w:nsid w:val="5C0B5698"/>
+    <w:multiLevelType w:val="multilevel"/>
+    <w:tmpl w:val="9D1CA872"/>
+    <w:lvl w:ilvl="0">
+      <w:start w:val="1"/>
+      <w:numFmt w:val="bullet"/>
+      <w:lvlText w:val=""/>
+      <w:lvlJc w:val="left"/>
+      <w:pPr>
+        <w:tabs>
+          <w:tab w:val="num" w:pos="720"/>
+        </w:tabs>
+        <w:ind w:left="720" w:hanging="360"/>
+      </w:pPr>
+      <w:rPr>
+        <w:rFonts w:ascii="Symbol" w:hAnsi="Symbol" w:hint="default"/>
+        <w:sz w:val="20"/>
+      </w:rPr>
+    </w:lvl>
+    <w:lvl w:ilvl="1" w:tentative="1">
+      <w:start w:val="1"/>
+      <w:numFmt w:val="bullet"/>
+      <w:lvlText w:val="o"/>
+      <w:lvlJc w:val="left"/>
+      <w:pPr>
+        <w:tabs>
+          <w:tab w:val="num" w:pos="1440"/>
+        </w:tabs>
+        <w:ind w:left="1440" w:hanging="360"/>
+      </w:pPr>
+      <w:rPr>
+        <w:rFonts w:ascii="Courier New" w:hAnsi="Courier New" w:hint="default"/>
+        <w:sz w:val="20"/>
+      </w:rPr>
+    </w:lvl>
+    <w:lvl w:ilvl="2" w:tentative="1">
+      <w:start w:val="1"/>
+      <w:numFmt w:val="bullet"/>
+      <w:lvlText w:val=""/>
+      <w:lvlJc w:val="left"/>
+      <w:pPr>
+        <w:tabs>
+          <w:tab w:val="num" w:pos="2160"/>
+        </w:tabs>
+        <w:ind w:left="2160" w:hanging="360"/>
+      </w:pPr>
+      <w:rPr>
+        <w:rFonts w:ascii="Wingdings" w:hAnsi="Wingdings" w:hint="default"/>
+        <w:sz w:val="20"/>
+      </w:rPr>
+    </w:lvl>
+    <w:lvl w:ilvl="3" w:tentative="1">
+      <w:start w:val="1"/>
+      <w:numFmt w:val="bullet"/>
+      <w:lvlText w:val=""/>
+      <w:lvlJc w:val="left"/>
+      <w:pPr>
+        <w:tabs>
+          <w:tab w:val="num" w:pos="2880"/>
+        </w:tabs>
+        <w:ind w:left="2880" w:hanging="360"/>
+      </w:pPr>
+      <w:rPr>
+        <w:rFonts w:ascii="Wingdings" w:hAnsi="Wingdings" w:hint="default"/>
+        <w:sz w:val="20"/>
+      </w:rPr>
+    </w:lvl>
+    <w:lvl w:ilvl="4" w:tentative="1">
+      <w:start w:val="1"/>
+      <w:numFmt w:val="bullet"/>
+      <w:lvlText w:val=""/>
+      <w:lvlJc w:val="left"/>
+      <w:pPr>
+        <w:tabs>
+          <w:tab w:val="num" w:pos="3600"/>
+        </w:tabs>
+        <w:ind w:left="3600" w:hanging="360"/>
+      </w:pPr>
+      <w:rPr>
+        <w:rFonts w:ascii="Wingdings" w:hAnsi="Wingdings" w:hint="default"/>
+        <w:sz w:val="20"/>
+      </w:rPr>
+    </w:lvl>
+    <w:lvl w:ilvl="5" w:tentative="1">
+      <w:start w:val="1"/>
+      <w:numFmt w:val="bullet"/>
+      <w:lvlText w:val=""/>
+      <w:lvlJc w:val="left"/>
+      <w:pPr>
+        <w:tabs>
+          <w:tab w:val="num" w:pos="4320"/>
+        </w:tabs>
+        <w:ind w:left="4320" w:hanging="360"/>
+      </w:pPr>
+      <w:rPr>
+        <w:rFonts w:ascii="Wingdings" w:hAnsi="Wingdings" w:hint="default"/>
+        <w:sz w:val="20"/>
+      </w:rPr>
+    </w:lvl>
+    <w:lvl w:ilvl="6" w:tentative="1">
+      <w:start w:val="1"/>
+      <w:numFmt w:val="bullet"/>
+      <w:lvlText w:val=""/>
+      <w:lvlJc w:val="left"/>
+      <w:pPr>
+        <w:tabs>
+          <w:tab w:val="num" w:pos="5040"/>
+        </w:tabs>
+        <w:ind w:left="5040" w:hanging="360"/>
+      </w:pPr>
+      <w:rPr>
+        <w:rFonts w:ascii="Wingdings" w:hAnsi="Wingdings" w:hint="default"/>
+        <w:sz w:val="20"/>
+      </w:rPr>
+    </w:lvl>
+    <w:lvl w:ilvl="7" w:tentative="1">
+      <w:start w:val="1"/>
+      <w:numFmt w:val="bullet"/>
+      <w:lvlText w:val=""/>
+      <w:lvlJc w:val="left"/>
+      <w:pPr>
+        <w:tabs>
+          <w:tab w:val="num" w:pos="5760"/>
+        </w:tabs>
+        <w:ind w:left="5760" w:hanging="360"/>
+      </w:pPr>
+      <w:rPr>
+        <w:rFonts w:ascii="Wingdings" w:hAnsi="Wingdings" w:hint="default"/>
+        <w:sz w:val="20"/>
+      </w:rPr>
+    </w:lvl>
+    <w:lvl w:ilvl="8" w:tentative="1">
+      <w:start w:val="1"/>
+      <w:numFmt w:val="bullet"/>
+      <w:lvlText w:val=""/>
+      <w:lvlJc w:val="left"/>
+      <w:pPr>
+        <w:tabs>
+          <w:tab w:val="num" w:pos="6480"/>
+        </w:tabs>
+        <w:ind w:left="6480" w:hanging="360"/>
+      </w:pPr>
+      <w:rPr>
+        <w:rFonts w:ascii="Wingdings" w:hAnsi="Wingdings" w:hint="default"/>
+        <w:sz w:val="20"/>
+      </w:rPr>
+    </w:lvl>
+  </w:abstractNum>
   <w:num w:numId="1">
-    <w:abstractNumId w:val="4"/>
+    <w:abstractNumId w:val="8"/>
   </w:num>
   <w:num w:numId="2">
-    <w:abstractNumId w:val="5"/>
+    <w:abstractNumId w:val="9"/>
   </w:num>
   <w:num w:numId="3">
-    <w:abstractNumId w:val="8"/>
+    <w:abstractNumId w:val="14"/>
   </w:num>
   <w:num w:numId="4">
-    <w:abstractNumId w:val="8"/>
+    <w:abstractNumId w:val="14"/>
     <w:lvlOverride w:ilvl="1">
       <w:lvl w:ilvl="1">
         <w:numFmt w:val="decimal"/>
@@ -6582,34 +10051,64 @@
     </w:lvlOverride>
   </w:num>
   <w:num w:numId="5">
-    <w:abstractNumId w:val="1"/>
+    <w:abstractNumId w:val="2"/>
   </w:num>
   <w:num w:numId="6">
-    <w:abstractNumId w:val="7"/>
+    <w:abstractNumId w:val="12"/>
   </w:num>
   <w:num w:numId="7">
+    <w:abstractNumId w:val="18"/>
+  </w:num>
+  <w:num w:numId="8">
+    <w:abstractNumId w:val="3"/>
+  </w:num>
+  <w:num w:numId="9">
     <w:abstractNumId w:val="10"/>
   </w:num>
-  <w:num w:numId="8">
-    <w:abstractNumId w:val="2"/>
-  </w:num>
-  <w:num w:numId="9">
-    <w:abstractNumId w:val="6"/>
-  </w:num>
   <w:num w:numId="10">
-    <w:abstractNumId w:val="11"/>
+    <w:abstractNumId w:val="20"/>
   </w:num>
   <w:num w:numId="11">
-    <w:abstractNumId w:val="9"/>
+    <w:abstractNumId w:val="15"/>
   </w:num>
   <w:num w:numId="12">
-    <w:abstractNumId w:val="3"/>
+    <w:abstractNumId w:val="6"/>
   </w:num>
   <w:num w:numId="13">
     <w:abstractNumId w:val="0"/>
   </w:num>
   <w:num w:numId="14">
-    <w:abstractNumId w:val="12"/>
+    <w:abstractNumId w:val="21"/>
+  </w:num>
+  <w:num w:numId="15">
+    <w:abstractNumId w:val="5"/>
+  </w:num>
+  <w:num w:numId="16">
+    <w:abstractNumId w:val="4"/>
+  </w:num>
+  <w:num w:numId="17">
+    <w:abstractNumId w:val="17"/>
+  </w:num>
+  <w:num w:numId="18">
+    <w:abstractNumId w:val="7"/>
+  </w:num>
+  <w:num w:numId="19">
+    <w:abstractNumId w:val="22"/>
+  </w:num>
+  <w:num w:numId="20">
+    <w:abstractNumId w:val="11"/>
+  </w:num>
+  <w:num w:numId="21">
+    <w:abstractNumId w:val="13"/>
+  </w:num>
+  <w:num w:numId="22">
+    <w:abstractNumId w:val="1"/>
+  </w:num>
+  <w:num w:numId="23">
+    <w:abstractNumId w:val="16"/>
+  </w:num>
+  <w:num w:numId="24">
+    <w:abstractNumId w:val="19"/>
   </w:num>
 </w:numbering>
 </file>
@@ -7008,6 +10507,45 @@
   <w:style w:type="paragraph" w:default="1" w:styleId="Normal">
     <w:name w:val="Normal"/>
     <w:qFormat/>
+    <w:rsid w:val="002C7AE7"/>
+    <w:rPr>
+      <w:rFonts w:ascii="Times New Roman" w:eastAsia="Times New Roman" w:hAnsi="Times New Roman" w:cs="Times New Roman"/>
+      <w:lang w:eastAsia="en-GB"/>
+    </w:rPr>
+  </w:style>
+  <w:style w:type="paragraph" w:styleId="Heading3">
+    <w:name w:val="heading 3"/>
+    <w:basedOn w:val="Normal"/>
+    <w:link w:val="Heading3Char"/>
+    <w:uiPriority w:val="9"/>
+    <w:qFormat/>
+    <w:rsid w:val="002C7AE7"/>
+    <w:pPr>
+      <w:spacing w:before="100" w:beforeAutospacing="1" w:after="100" w:afterAutospacing="1"/>
+      <w:outlineLvl w:val="2"/>
+    </w:pPr>
+    <w:rPr>
+      <w:b/>
+      <w:bCs/>
+      <w:sz w:val="27"/>
+      <w:szCs w:val="27"/>
+    </w:rPr>
+  </w:style>
+  <w:style w:type="paragraph" w:styleId="Heading4">
+    <w:name w:val="heading 4"/>
+    <w:basedOn w:val="Normal"/>
+    <w:link w:val="Heading4Char"/>
+    <w:uiPriority w:val="9"/>
+    <w:qFormat/>
+    <w:rsid w:val="002C7AE7"/>
+    <w:pPr>
+      <w:spacing w:before="100" w:beforeAutospacing="1" w:after="100" w:afterAutospacing="1"/>
+      <w:outlineLvl w:val="3"/>
+    </w:pPr>
+    <w:rPr>
+      <w:b/>
+      <w:bCs/>
+    </w:rPr>
   </w:style>
   <w:style w:type="character" w:default="1" w:styleId="DefaultParagraphFont">
     <w:name w:val="Default Paragraph Font"/>
@@ -7059,10 +10597,6 @@
     <w:pPr>
       <w:spacing w:before="100" w:beforeAutospacing="1" w:after="100" w:afterAutospacing="1"/>
     </w:pPr>
-    <w:rPr>
-      <w:rFonts w:ascii="Times New Roman" w:eastAsia="Times New Roman" w:hAnsi="Times New Roman" w:cs="Times New Roman"/>
-      <w:lang w:eastAsia="en-GB"/>
-    </w:rPr>
   </w:style>
   <w:style w:type="character" w:customStyle="1" w:styleId="t286pc">
     <w:name w:val="t286pc"/>
@@ -7107,6 +10641,168 @@
       <w:sz w:val="20"/>
       <w:szCs w:val="20"/>
     </w:rPr>
+  </w:style>
+  <w:style w:type="character" w:customStyle="1" w:styleId="Heading3Char">
+    <w:name w:val="Heading 3 Char"/>
+    <w:basedOn w:val="DefaultParagraphFont"/>
+    <w:link w:val="Heading3"/>
+    <w:uiPriority w:val="9"/>
+    <w:rsid w:val="002C7AE7"/>
+    <w:rPr>
+      <w:rFonts w:ascii="Times New Roman" w:eastAsia="Times New Roman" w:hAnsi="Times New Roman" w:cs="Times New Roman"/>
+      <w:b/>
+      <w:bCs/>
+      <w:sz w:val="27"/>
+      <w:szCs w:val="27"/>
+      <w:lang w:eastAsia="en-GB"/>
+    </w:rPr>
+  </w:style>
+  <w:style w:type="character" w:customStyle="1" w:styleId="Heading4Char">
+    <w:name w:val="Heading 4 Char"/>
+    <w:basedOn w:val="DefaultParagraphFont"/>
+    <w:link w:val="Heading4"/>
+    <w:uiPriority w:val="9"/>
+    <w:rsid w:val="002C7AE7"/>
+    <w:rPr>
+      <w:rFonts w:ascii="Times New Roman" w:eastAsia="Times New Roman" w:hAnsi="Times New Roman" w:cs="Times New Roman"/>
+      <w:b/>
+      <w:bCs/>
+      <w:lang w:eastAsia="en-GB"/>
+    </w:rPr>
+  </w:style>
+  <w:style w:type="paragraph" w:styleId="NormalWeb">
+    <w:name w:val="Normal (Web)"/>
+    <w:basedOn w:val="Normal"/>
+    <w:uiPriority w:val="99"/>
+    <w:semiHidden/>
+    <w:unhideWhenUsed/>
+    <w:rsid w:val="002C7AE7"/>
+    <w:pPr>
+      <w:spacing w:before="100" w:beforeAutospacing="1" w:after="100" w:afterAutospacing="1"/>
+    </w:pPr>
+  </w:style>
+  <w:style w:type="character" w:customStyle="1" w:styleId="mopen">
+    <w:name w:val="mopen"/>
+    <w:basedOn w:val="DefaultParagraphFont"/>
+    <w:rsid w:val="002C7AE7"/>
+  </w:style>
+  <w:style w:type="character" w:customStyle="1" w:styleId="mord">
+    <w:name w:val="mord"/>
+    <w:basedOn w:val="DefaultParagraphFont"/>
+    <w:rsid w:val="002C7AE7"/>
+  </w:style>
+  <w:style w:type="character" w:customStyle="1" w:styleId="mpunct">
+    <w:name w:val="mpunct"/>
+    <w:basedOn w:val="DefaultParagraphFont"/>
+    <w:rsid w:val="002C7AE7"/>
+  </w:style>
+  <w:style w:type="character" w:customStyle="1" w:styleId="mclose">
+    <w:name w:val="mclose"/>
+    <w:basedOn w:val="DefaultParagraphFont"/>
+    <w:rsid w:val="002C7AE7"/>
+  </w:style>
+  <w:style w:type="character" w:customStyle="1" w:styleId="ng-tns-c2775595771-122">
+    <w:name w:val="ng-tns-c2775595771-122"/>
+    <w:basedOn w:val="DefaultParagraphFont"/>
+    <w:rsid w:val="002C7AE7"/>
+  </w:style>
+  <w:style w:type="paragraph" w:styleId="HTMLPreformatted">
+    <w:name w:val="HTML Preformatted"/>
+    <w:basedOn w:val="Normal"/>
+    <w:link w:val="HTMLPreformattedChar"/>
+    <w:uiPriority w:val="99"/>
+    <w:semiHidden/>
+    <w:unhideWhenUsed/>
+    <w:rsid w:val="002C7AE7"/>
+    <w:pPr>
+      <w:tabs>
+        <w:tab w:val="left" w:pos="916"/>
+        <w:tab w:val="left" w:pos="1832"/>
+        <w:tab w:val="left" w:pos="2748"/>
+        <w:tab w:val="left" w:pos="3664"/>
+        <w:tab w:val="left" w:pos="4580"/>
+        <w:tab w:val="left" w:pos="5496"/>
+        <w:tab w:val="left" w:pos="6412"/>
+        <w:tab w:val="left" w:pos="7328"/>
+        <w:tab w:val="left" w:pos="8244"/>
+        <w:tab w:val="left" w:pos="9160"/>
+        <w:tab w:val="left" w:pos="10076"/>
+        <w:tab w:val="left" w:pos="10992"/>
+        <w:tab w:val="left" w:pos="11908"/>
+        <w:tab w:val="left" w:pos="12824"/>
+        <w:tab w:val="left" w:pos="13740"/>
+        <w:tab w:val="left" w:pos="14656"/>
+      </w:tabs>
+    </w:pPr>
+    <w:rPr>
+      <w:rFonts w:ascii="Courier New" w:hAnsi="Courier New" w:cs="Courier New"/>
+      <w:sz w:val="20"/>
+      <w:szCs w:val="20"/>
+    </w:rPr>
+  </w:style>
+  <w:style w:type="character" w:customStyle="1" w:styleId="HTMLPreformattedChar">
+    <w:name w:val="HTML Preformatted Char"/>
+    <w:basedOn w:val="DefaultParagraphFont"/>
+    <w:link w:val="HTMLPreformatted"/>
+    <w:uiPriority w:val="99"/>
+    <w:semiHidden/>
+    <w:rsid w:val="002C7AE7"/>
+    <w:rPr>
+      <w:rFonts w:ascii="Courier New" w:eastAsia="Times New Roman" w:hAnsi="Courier New" w:cs="Courier New"/>
+      <w:sz w:val="20"/>
+      <w:szCs w:val="20"/>
+      <w:lang w:eastAsia="en-GB"/>
+    </w:rPr>
+  </w:style>
+  <w:style w:type="character" w:customStyle="1" w:styleId="hljs-keyword">
+    <w:name w:val="hljs-keyword"/>
+    <w:basedOn w:val="DefaultParagraphFont"/>
+    <w:rsid w:val="002C7AE7"/>
+  </w:style>
+  <w:style w:type="character" w:customStyle="1" w:styleId="hljs-string">
+    <w:name w:val="hljs-string"/>
+    <w:basedOn w:val="DefaultParagraphFont"/>
+    <w:rsid w:val="002C7AE7"/>
+  </w:style>
+  <w:style w:type="character" w:customStyle="1" w:styleId="hljs-function">
+    <w:name w:val="hljs-function"/>
+    <w:basedOn w:val="DefaultParagraphFont"/>
+    <w:rsid w:val="002C7AE7"/>
+  </w:style>
+  <w:style w:type="character" w:customStyle="1" w:styleId="hljs-params">
+    <w:name w:val="hljs-params"/>
+    <w:basedOn w:val="DefaultParagraphFont"/>
+    <w:rsid w:val="002C7AE7"/>
+  </w:style>
+  <w:style w:type="character" w:customStyle="1" w:styleId="hljs-comment">
+    <w:name w:val="hljs-comment"/>
+    <w:basedOn w:val="DefaultParagraphFont"/>
+    <w:rsid w:val="002C7AE7"/>
+  </w:style>
+  <w:style w:type="character" w:customStyle="1" w:styleId="xml">
+    <w:name w:val="xml"/>
+    <w:basedOn w:val="DefaultParagraphFont"/>
+    <w:rsid w:val="002C7AE7"/>
+  </w:style>
+  <w:style w:type="character" w:customStyle="1" w:styleId="hljs-tag">
+    <w:name w:val="hljs-tag"/>
+    <w:basedOn w:val="DefaultParagraphFont"/>
+    <w:rsid w:val="002C7AE7"/>
+  </w:style>
+  <w:style w:type="character" w:customStyle="1" w:styleId="hljs-name">
+    <w:name w:val="hljs-name"/>
+    <w:basedOn w:val="DefaultParagraphFont"/>
+    <w:rsid w:val="002C7AE7"/>
+  </w:style>
+  <w:style w:type="character" w:customStyle="1" w:styleId="hljs-attr">
+    <w:name w:val="hljs-attr"/>
+    <w:basedOn w:val="DefaultParagraphFont"/>
+    <w:rsid w:val="002C7AE7"/>
+  </w:style>
+  <w:style w:type="character" w:customStyle="1" w:styleId="export-sheets-button">
+    <w:name w:val="export-sheets-button"/>
+    <w:basedOn w:val="DefaultParagraphFont"/>
+    <w:rsid w:val="002C7AE7"/>
   </w:style>
 </w:styles>
 </file>
